--- a/新泰週報20260621[2625]B4F.docx
+++ b/新泰週報20260621[2625]B4F.docx
@@ -1,6 +1,6 @@
 
 <file path=word/document.xml><?xml version="1.0" encoding="utf-8"?>
-<w:document xmlns:wpc="http://schemas.microsoft.com/office/word/2010/wordprocessingCanvas" xmlns:mc="http://schemas.openxmlformats.org/markup-compatibility/2006" xmlns:o="urn:schemas-microsoft-com:office:office" xmlns:r="http://schemas.openxmlformats.org/officeDocument/2006/relationships" xmlns:m="http://schemas.openxmlformats.org/officeDocument/2006/math" xmlns:v="urn:schemas-microsoft-com:vml" xmlns:wp14="http://schemas.microsoft.com/office/word/2010/wordprocessingDrawing" xmlns:wp="http://schemas.openxmlformats.org/drawingml/2006/wordprocessingDrawing" xmlns:w10="urn:schemas-microsoft-com:office:word" xmlns:w="http://schemas.openxmlformats.org/wordprocessingml/2006/main" xmlns:w14="http://schemas.microsoft.com/office/word/2010/wordml" xmlns:w15="http://schemas.microsoft.com/office/word/2012/wordml" xmlns:wpg="http://schemas.microsoft.com/office/word/2010/wordprocessingGroup" xmlns:wpi="http://schemas.microsoft.com/office/word/2010/wordprocessingInk" xmlns:wne="http://schemas.microsoft.com/office/word/2006/wordml" xmlns:wps="http://schemas.microsoft.com/office/word/2010/wordprocessingShape" mc:Ignorable="w14 w15 wp14">
+<w:document xmlns:wpc="http://schemas.microsoft.com/office/word/2010/wordprocessingCanvas" xmlns:cx="http://schemas.microsoft.com/office/drawing/2014/chartex" xmlns:cx1="http://schemas.microsoft.com/office/drawing/2015/9/8/chartex" xmlns:cx2="http://schemas.microsoft.com/office/drawing/2015/10/21/chartex" xmlns:cx3="http://schemas.microsoft.com/office/drawing/2016/5/9/chartex" xmlns:cx4="http://schemas.microsoft.com/office/drawing/2016/5/10/chartex" xmlns:cx5="http://schemas.microsoft.com/office/drawing/2016/5/11/chartex" xmlns:cx6="http://schemas.microsoft.com/office/drawing/2016/5/12/chartex" xmlns:cx7="http://schemas.microsoft.com/office/drawing/2016/5/13/chartex" xmlns:cx8="http://schemas.microsoft.com/office/drawing/2016/5/14/chartex" xmlns:mc="http://schemas.openxmlformats.org/markup-compatibility/2006" xmlns:aink="http://schemas.microsoft.com/office/drawing/2016/ink" xmlns:am3d="http://schemas.microsoft.com/office/drawing/2017/model3d" xmlns:o="urn:schemas-microsoft-com:office:office" xmlns:oel="http://schemas.microsoft.com/office/2019/extlst" xmlns:r="http://schemas.openxmlformats.org/officeDocument/2006/relationships" xmlns:m="http://schemas.openxmlformats.org/officeDocument/2006/math" xmlns:v="urn:schemas-microsoft-com:vml" xmlns:wp14="http://schemas.microsoft.com/office/word/2010/wordprocessingDrawing" xmlns:wp="http://schemas.openxmlformats.org/drawingml/2006/wordprocessingDrawing" xmlns:w10="urn:schemas-microsoft-com:office:word" xmlns:w="http://schemas.openxmlformats.org/wordprocessingml/2006/main" xmlns:w14="http://schemas.microsoft.com/office/word/2010/wordml" xmlns:w15="http://schemas.microsoft.com/office/word/2012/wordml" xmlns:w16cex="http://schemas.microsoft.com/office/word/2018/wordml/cex" xmlns:w16cid="http://schemas.microsoft.com/office/word/2016/wordml/cid" xmlns:w16="http://schemas.microsoft.com/office/word/2018/wordml" xmlns:w16sdtdh="http://schemas.microsoft.com/office/word/2020/wordml/sdtdatahash" xmlns:w16se="http://schemas.microsoft.com/office/word/2015/wordml/symex" xmlns:wpg="http://schemas.microsoft.com/office/word/2010/wordprocessingGroup" xmlns:wpi="http://schemas.microsoft.com/office/word/2010/wordprocessingInk" xmlns:wne="http://schemas.microsoft.com/office/word/2006/wordml" xmlns:wps="http://schemas.microsoft.com/office/word/2010/wordprocessingShape" mc:Ignorable="w14 w15 w16se w16cid w16 w16cex w16sdtdh wp14">
   <w:body>
     <w:p>
       <w:pPr>
@@ -1409,27 +1409,7 @@
                 <w:sz w:val="26"/>
                 <w:szCs w:val="26"/>
               </w:rPr>
-              <w:t>任</w:t>
-            </w:r>
-            <w:proofErr w:type="gramStart"/>
-            <w:r>
-              <w:rPr>
-                <w:rFonts w:ascii="Barlow Condensed Medium" w:eastAsia="標楷體" w:hAnsi="Barlow Condensed Medium" w:cs="Segoe UI Symbol" w:hint="eastAsia"/>
-                <w:w w:val="90"/>
-                <w:sz w:val="26"/>
-                <w:szCs w:val="26"/>
-              </w:rPr>
-              <w:t>牧師授職禮拜</w:t>
-            </w:r>
-            <w:proofErr w:type="gramEnd"/>
-            <w:r>
-              <w:rPr>
-                <w:rFonts w:ascii="Barlow Condensed Medium" w:eastAsia="標楷體" w:hAnsi="Barlow Condensed Medium" w:cs="Segoe UI Symbol" w:hint="eastAsia"/>
-                <w:w w:val="90"/>
-                <w:sz w:val="26"/>
-                <w:szCs w:val="26"/>
-              </w:rPr>
-              <w:t>。</w:t>
+              <w:t>任牧師授職禮拜。</w:t>
             </w:r>
           </w:p>
         </w:tc>
@@ -1545,27 +1525,7 @@
                 <w:sz w:val="26"/>
                 <w:szCs w:val="26"/>
               </w:rPr>
-              <w:t>舉行施文蓓牧師就任第五任</w:t>
-            </w:r>
-            <w:proofErr w:type="gramStart"/>
-            <w:r>
-              <w:rPr>
-                <w:rFonts w:ascii="Barlow Condensed Medium" w:eastAsia="標楷體" w:hAnsi="Barlow Condensed Medium" w:cs="Segoe UI Symbol" w:hint="eastAsia"/>
-                <w:w w:val="90"/>
-                <w:sz w:val="26"/>
-                <w:szCs w:val="26"/>
-              </w:rPr>
-              <w:t>牧師授職感恩</w:t>
-            </w:r>
-            <w:proofErr w:type="gramEnd"/>
-            <w:r>
-              <w:rPr>
-                <w:rFonts w:ascii="Barlow Condensed Medium" w:eastAsia="標楷體" w:hAnsi="Barlow Condensed Medium" w:cs="Segoe UI Symbol" w:hint="eastAsia"/>
-                <w:w w:val="90"/>
-                <w:sz w:val="26"/>
-                <w:szCs w:val="26"/>
-              </w:rPr>
-              <w:t>禮拜</w:t>
+              <w:t>舉行施文蓓牧師就任第五任牧師授職感恩禮拜</w:t>
             </w:r>
             <w:r>
               <w:rPr>
@@ -1751,27 +1711,7 @@
                 <w:sz w:val="26"/>
                 <w:szCs w:val="26"/>
               </w:rPr>
-              <w:t>在大稻</w:t>
-            </w:r>
-            <w:proofErr w:type="gramStart"/>
-            <w:r>
-              <w:rPr>
-                <w:rFonts w:ascii="Barlow Condensed Medium" w:eastAsia="標楷體" w:hAnsi="Barlow Condensed Medium" w:cs="Segoe UI Symbol" w:hint="eastAsia"/>
-                <w:w w:val="90"/>
-                <w:sz w:val="26"/>
-                <w:szCs w:val="26"/>
-              </w:rPr>
-              <w:t>埕</w:t>
-            </w:r>
-            <w:proofErr w:type="gramEnd"/>
-            <w:r>
-              <w:rPr>
-                <w:rFonts w:ascii="Barlow Condensed Medium" w:eastAsia="標楷體" w:hAnsi="Barlow Condensed Medium" w:cs="Segoe UI Symbol" w:hint="eastAsia"/>
-                <w:w w:val="90"/>
-                <w:sz w:val="26"/>
-                <w:szCs w:val="26"/>
-              </w:rPr>
-              <w:t>教會召開</w:t>
+              <w:t>在大稻埕教會召開</w:t>
             </w:r>
             <w:r>
               <w:rPr>
@@ -2062,47 +2002,7 @@
                 <w:sz w:val="26"/>
                 <w:szCs w:val="26"/>
               </w:rPr>
-              <w:t>時在禮拜堂教室召開</w:t>
-            </w:r>
-            <w:proofErr w:type="gramStart"/>
-            <w:r>
-              <w:rPr>
-                <w:rFonts w:ascii="Barlow Condensed Medium" w:eastAsia="標楷體" w:hAnsi="Barlow Condensed Medium" w:cs="Segoe UI Symbol" w:hint="eastAsia"/>
-                <w:w w:val="90"/>
-                <w:sz w:val="26"/>
-                <w:szCs w:val="26"/>
-              </w:rPr>
-              <w:t>定期長執會</w:t>
-            </w:r>
-            <w:proofErr w:type="gramEnd"/>
-            <w:r>
-              <w:rPr>
-                <w:rFonts w:ascii="Barlow Condensed Medium" w:eastAsia="標楷體" w:hAnsi="Barlow Condensed Medium" w:cs="Segoe UI Symbol" w:hint="eastAsia"/>
-                <w:w w:val="90"/>
-                <w:sz w:val="26"/>
-                <w:szCs w:val="26"/>
-              </w:rPr>
-              <w:t>和小會，請</w:t>
-            </w:r>
-            <w:proofErr w:type="gramStart"/>
-            <w:r>
-              <w:rPr>
-                <w:rFonts w:ascii="Barlow Condensed Medium" w:eastAsia="標楷體" w:hAnsi="Barlow Condensed Medium" w:cs="Segoe UI Symbol" w:hint="eastAsia"/>
-                <w:w w:val="90"/>
-                <w:sz w:val="26"/>
-                <w:szCs w:val="26"/>
-              </w:rPr>
-              <w:t>長執撥冗</w:t>
-            </w:r>
-            <w:proofErr w:type="gramEnd"/>
-            <w:r>
-              <w:rPr>
-                <w:rFonts w:ascii="Barlow Condensed Medium" w:eastAsia="標楷體" w:hAnsi="Barlow Condensed Medium" w:cs="Segoe UI Symbol" w:hint="eastAsia"/>
-                <w:w w:val="90"/>
-                <w:sz w:val="26"/>
-                <w:szCs w:val="26"/>
-              </w:rPr>
-              <w:t>出席</w:t>
+              <w:t>時在禮拜堂教室召開定期長執會和小會，請長執撥冗出席</w:t>
             </w:r>
             <w:r>
               <w:rPr>
@@ -2395,7 +2295,6 @@
         </w:rPr>
         <w:t>§</w:t>
       </w:r>
-      <w:proofErr w:type="gramStart"/>
       <w:r>
         <w:rPr>
           <w:rFonts w:ascii="Barlow Condensed Medium" w:eastAsia="華康正顏楷體W9" w:hAnsi="Barlow Condensed Medium" w:cstheme="minorHAnsi"/>
@@ -2403,7 +2302,6 @@
         </w:rPr>
         <w:t>公禱事項</w:t>
       </w:r>
-      <w:proofErr w:type="gramEnd"/>
     </w:p>
     <w:tbl>
       <w:tblPr>
@@ -2546,27 +2444,7 @@
                 <w:sz w:val="26"/>
                 <w:szCs w:val="26"/>
               </w:rPr>
-              <w:t xml:space="preserve">、人權和生態永續，願　</w:t>
-            </w:r>
-            <w:proofErr w:type="gramStart"/>
-            <w:r>
-              <w:rPr>
-                <w:rFonts w:ascii="Barlow Condensed Medium" w:eastAsia="標楷體" w:hAnsi="Barlow Condensed Medium" w:cstheme="minorHAnsi" w:hint="eastAsia"/>
-                <w:w w:val="90"/>
-                <w:sz w:val="26"/>
-                <w:szCs w:val="26"/>
-              </w:rPr>
-              <w:t>神公義</w:t>
-            </w:r>
-            <w:proofErr w:type="gramEnd"/>
-            <w:r>
-              <w:rPr>
-                <w:rFonts w:ascii="Barlow Condensed Medium" w:eastAsia="標楷體" w:hAnsi="Barlow Condensed Medium" w:cstheme="minorHAnsi" w:hint="eastAsia"/>
-                <w:w w:val="90"/>
-                <w:sz w:val="26"/>
-                <w:szCs w:val="26"/>
-              </w:rPr>
-              <w:t>的國度降臨</w:t>
+              <w:t>、人權和生態永續，願　神公義的國度降臨</w:t>
             </w:r>
             <w:r>
               <w:rPr>
@@ -2648,19 +2526,8 @@
                 <w:sz w:val="26"/>
                 <w:szCs w:val="26"/>
               </w:rPr>
-              <w:t>為非洲伊波拉病毒</w:t>
-            </w:r>
-            <w:proofErr w:type="gramStart"/>
-            <w:r>
-              <w:rPr>
-                <w:rFonts w:ascii="Barlow Condensed Medium" w:eastAsia="標楷體" w:hAnsi="Barlow Condensed Medium" w:cstheme="minorHAnsi" w:hint="eastAsia"/>
-                <w:w w:val="90"/>
-                <w:sz w:val="26"/>
-                <w:szCs w:val="26"/>
-              </w:rPr>
-              <w:t>疫情代禱</w:t>
-            </w:r>
-            <w:proofErr w:type="gramEnd"/>
+              <w:t>為非洲伊波拉病毒疫情代禱</w:t>
+            </w:r>
             <w:r>
               <w:rPr>
                 <w:rFonts w:ascii="Barlow Condensed Medium" w:eastAsia="標楷體" w:hAnsi="Barlow Condensed Medium" w:cstheme="minorHAnsi"/>
@@ -2759,19 +2626,8 @@
                 <w:sz w:val="26"/>
                 <w:szCs w:val="26"/>
               </w:rPr>
-              <w:t xml:space="preserve">年全民為守護台灣更同心、更團結，求真相除詐騙，以及求真　</w:t>
-            </w:r>
-            <w:proofErr w:type="gramStart"/>
-            <w:r>
-              <w:rPr>
-                <w:rFonts w:ascii="Barlow Condensed Medium" w:eastAsia="標楷體" w:hAnsi="Barlow Condensed Medium" w:cstheme="minorHAnsi" w:hint="eastAsia"/>
-                <w:w w:val="90"/>
-                <w:sz w:val="26"/>
-                <w:szCs w:val="26"/>
-              </w:rPr>
-              <w:t>神棄偶像</w:t>
-            </w:r>
-            <w:proofErr w:type="gramEnd"/>
+              <w:t>年全民為守護台灣更同心、更團結，求真相除詐騙，以及求真　神棄偶像</w:t>
+            </w:r>
             <w:r>
               <w:rPr>
                 <w:rFonts w:ascii="Barlow Condensed Medium" w:eastAsia="標楷體" w:hAnsi="Barlow Condensed Medium" w:cstheme="minorHAnsi"/>
@@ -2888,19 +2744,8 @@
                 <w:sz w:val="26"/>
                 <w:szCs w:val="26"/>
               </w:rPr>
-              <w:t>事</w:t>
-            </w:r>
-            <w:proofErr w:type="gramStart"/>
-            <w:r>
-              <w:rPr>
-                <w:rFonts w:ascii="Barlow Condensed Medium" w:eastAsia="標楷體" w:hAnsi="Barlow Condensed Medium" w:cs="Segoe UI Symbol"/>
-                <w:w w:val="90"/>
-                <w:sz w:val="26"/>
-                <w:szCs w:val="26"/>
-              </w:rPr>
-              <w:t>工代禱</w:t>
-            </w:r>
-            <w:proofErr w:type="gramEnd"/>
+              <w:t>事工代禱</w:t>
+            </w:r>
             <w:r>
               <w:rPr>
                 <w:rFonts w:ascii="Barlow Condensed Medium" w:eastAsia="標楷體" w:hAnsi="Barlow Condensed Medium" w:cstheme="minorHAnsi"/>
@@ -3017,27 +2862,7 @@
                 <w:sz w:val="26"/>
                 <w:szCs w:val="26"/>
               </w:rPr>
-              <w:t>和</w:t>
-            </w:r>
-            <w:proofErr w:type="gramStart"/>
-            <w:r>
-              <w:rPr>
-                <w:rFonts w:ascii="Barlow Condensed Medium" w:eastAsia="標楷體" w:hAnsi="Barlow Condensed Medium" w:cstheme="minorHAnsi"/>
-                <w:w w:val="90"/>
-                <w:sz w:val="26"/>
-                <w:szCs w:val="26"/>
-              </w:rPr>
-              <w:t>家庭代禱</w:t>
-            </w:r>
-            <w:proofErr w:type="gramEnd"/>
-            <w:r>
-              <w:rPr>
-                <w:rFonts w:ascii="Barlow Condensed Medium" w:eastAsia="標楷體" w:hAnsi="Barlow Condensed Medium" w:cstheme="minorHAnsi"/>
-                <w:w w:val="90"/>
-                <w:sz w:val="26"/>
-                <w:szCs w:val="26"/>
-              </w:rPr>
-              <w:t>。</w:t>
+              <w:t>和家庭代禱。</w:t>
             </w:r>
           </w:p>
         </w:tc>
@@ -3153,9 +2978,8 @@
                 <w:sz w:val="26"/>
                 <w:szCs w:val="26"/>
               </w:rPr>
-              <w:t>兄</w:t>
-            </w:r>
-            <w:proofErr w:type="gramStart"/>
+              <w:t>兄姊</w:t>
+            </w:r>
             <w:r>
               <w:rPr>
                 <w:rFonts w:ascii="Barlow Condensed Medium" w:eastAsia="華康中黑體" w:hAnsi="Barlow Condensed Medium" w:cs="Segoe UI Symbol"/>
@@ -3163,9 +2987,8 @@
                 <w:sz w:val="26"/>
                 <w:szCs w:val="26"/>
               </w:rPr>
-              <w:t>姊</w:t>
-            </w:r>
-            <w:proofErr w:type="gramEnd"/>
+              <w:t>利用代禱卡</w:t>
+            </w:r>
             <w:r>
               <w:rPr>
                 <w:rFonts w:ascii="Barlow Condensed Medium" w:eastAsia="華康中黑體" w:hAnsi="Barlow Condensed Medium" w:cs="Segoe UI Symbol"/>
@@ -3173,9 +2996,8 @@
                 <w:sz w:val="26"/>
                 <w:szCs w:val="26"/>
               </w:rPr>
-              <w:t>利用</w:t>
-            </w:r>
-            <w:proofErr w:type="gramStart"/>
+              <w:t>(</w:t>
+            </w:r>
             <w:r>
               <w:rPr>
                 <w:rFonts w:ascii="Barlow Condensed Medium" w:eastAsia="華康中黑體" w:hAnsi="Barlow Condensed Medium" w:cs="Segoe UI Symbol"/>
@@ -3183,9 +3005,8 @@
                 <w:sz w:val="26"/>
                 <w:szCs w:val="26"/>
               </w:rPr>
-              <w:t>代禱卡</w:t>
-            </w:r>
-            <w:proofErr w:type="gramEnd"/>
+              <w:t>於招待桌上</w:t>
+            </w:r>
             <w:r>
               <w:rPr>
                 <w:rFonts w:ascii="Barlow Condensed Medium" w:eastAsia="華康中黑體" w:hAnsi="Barlow Condensed Medium" w:cs="Segoe UI Symbol"/>
@@ -3193,7 +3014,7 @@
                 <w:sz w:val="26"/>
                 <w:szCs w:val="26"/>
               </w:rPr>
-              <w:t>(</w:t>
+              <w:t>)</w:t>
             </w:r>
             <w:r>
               <w:rPr>
@@ -3202,36 +3023,7 @@
                 <w:sz w:val="26"/>
                 <w:szCs w:val="26"/>
               </w:rPr>
-              <w:t>於招待桌上</w:t>
-            </w:r>
-            <w:r>
-              <w:rPr>
-                <w:rFonts w:ascii="Barlow Condensed Medium" w:eastAsia="華康中黑體" w:hAnsi="Barlow Condensed Medium" w:cs="Segoe UI Symbol"/>
-                <w:w w:val="90"/>
-                <w:sz w:val="26"/>
-                <w:szCs w:val="26"/>
-              </w:rPr>
-              <w:t>)</w:t>
-            </w:r>
-            <w:proofErr w:type="gramStart"/>
-            <w:r>
-              <w:rPr>
-                <w:rFonts w:ascii="Barlow Condensed Medium" w:eastAsia="華康中黑體" w:hAnsi="Barlow Condensed Medium" w:cs="Segoe UI Symbol"/>
-                <w:w w:val="90"/>
-                <w:sz w:val="26"/>
-                <w:szCs w:val="26"/>
-              </w:rPr>
-              <w:t>投代禱</w:t>
-            </w:r>
-            <w:proofErr w:type="gramEnd"/>
-            <w:r>
-              <w:rPr>
-                <w:rFonts w:ascii="Barlow Condensed Medium" w:eastAsia="華康中黑體" w:hAnsi="Barlow Condensed Medium" w:cs="Segoe UI Symbol"/>
-                <w:w w:val="90"/>
-                <w:sz w:val="26"/>
-                <w:szCs w:val="26"/>
-              </w:rPr>
-              <w:t>信箱。</w:t>
+              <w:t>投代禱信箱。</w:t>
             </w:r>
           </w:p>
         </w:tc>
@@ -3310,19 +3102,8 @@
                 <w:sz w:val="26"/>
                 <w:szCs w:val="26"/>
               </w:rPr>
-              <w:t>王</w:t>
-            </w:r>
-            <w:proofErr w:type="gramStart"/>
-            <w:r>
-              <w:rPr>
-                <w:rFonts w:ascii="Barlow Condensed Medium" w:eastAsia="標楷體" w:hAnsi="Barlow Condensed Medium" w:cstheme="minorHAnsi" w:hint="eastAsia"/>
-                <w:w w:val="90"/>
-                <w:sz w:val="26"/>
-                <w:szCs w:val="26"/>
-              </w:rPr>
-              <w:t>聖崴。</w:t>
-            </w:r>
-            <w:proofErr w:type="gramEnd"/>
+              <w:t>王聖崴。</w:t>
+            </w:r>
           </w:p>
         </w:tc>
       </w:tr>
@@ -3558,7 +3339,7 @@
           <w:sz w:val="26"/>
           <w:szCs w:val="26"/>
         </w:rPr>
-        <w:t>萬福泉源</w:t>
+        <w:t>我要舉目觀看</w:t>
       </w:r>
       <w:r>
         <w:rPr>
@@ -3592,7 +3373,7 @@
           <w:sz w:val="26"/>
           <w:szCs w:val="26"/>
         </w:rPr>
-        <w:t>救主耶穌萬福本源，</w:t>
+        <w:t>我欲舉目向山，欲舉目向山。</w:t>
       </w:r>
     </w:p>
     <w:p>
@@ -3616,29 +3397,7 @@
           <w:sz w:val="26"/>
           <w:szCs w:val="26"/>
         </w:rPr>
-        <w:t>懇求</w:t>
-      </w:r>
-      <w:proofErr w:type="gramStart"/>
-      <w:r>
-        <w:rPr>
-          <w:rFonts w:asciiTheme="majorBidi" w:eastAsia="標楷體" w:hAnsiTheme="majorBidi" w:cstheme="majorBidi" w:hint="eastAsia"/>
-          <w:bCs/>
-          <w:w w:val="80"/>
-          <w:sz w:val="26"/>
-          <w:szCs w:val="26"/>
-        </w:rPr>
-        <w:t>俯落聽</w:t>
-      </w:r>
-      <w:proofErr w:type="gramEnd"/>
-      <w:r>
-        <w:rPr>
-          <w:rFonts w:asciiTheme="majorBidi" w:eastAsia="標楷體" w:hAnsiTheme="majorBidi" w:cstheme="majorBidi" w:hint="eastAsia"/>
-          <w:bCs/>
-          <w:w w:val="80"/>
-          <w:sz w:val="26"/>
-          <w:szCs w:val="26"/>
-        </w:rPr>
-        <w:t>稱讚，</w:t>
+        <w:t>我欲奉獻全新之氣力無息。</w:t>
       </w:r>
     </w:p>
     <w:p>
@@ -3662,7 +3421,7 @@
           <w:sz w:val="26"/>
           <w:szCs w:val="26"/>
         </w:rPr>
-        <w:t>主賜恩惠未曾停止，</w:t>
+        <w:t>我欲打開心門聽上帝真理，</w:t>
       </w:r>
     </w:p>
     <w:p>
@@ -3686,7 +3445,7 @@
           <w:sz w:val="26"/>
           <w:szCs w:val="26"/>
         </w:rPr>
-        <w:t>大聲吟詩來讚美，</w:t>
+        <w:t>當我抄尋主旨意。</w:t>
       </w:r>
     </w:p>
     <w:p>
@@ -3710,29 +3469,7 @@
           <w:sz w:val="26"/>
           <w:szCs w:val="26"/>
         </w:rPr>
-        <w:t>熱心</w:t>
-      </w:r>
-      <w:proofErr w:type="gramStart"/>
-      <w:r>
-        <w:rPr>
-          <w:rFonts w:asciiTheme="majorBidi" w:eastAsia="標楷體" w:hAnsiTheme="majorBidi" w:cstheme="majorBidi" w:hint="eastAsia"/>
-          <w:bCs/>
-          <w:w w:val="80"/>
-          <w:sz w:val="26"/>
-          <w:szCs w:val="26"/>
-        </w:rPr>
-        <w:t>謳咾</w:t>
-      </w:r>
-      <w:proofErr w:type="gramEnd"/>
-      <w:r>
-        <w:rPr>
-          <w:rFonts w:asciiTheme="majorBidi" w:eastAsia="標楷體" w:hAnsiTheme="majorBidi" w:cstheme="majorBidi" w:hint="eastAsia"/>
-          <w:bCs/>
-          <w:w w:val="80"/>
-          <w:sz w:val="26"/>
-          <w:szCs w:val="26"/>
-        </w:rPr>
-        <w:t>攏無時停，</w:t>
+        <w:t>我欲舉目向山；我欲獻我之手；</w:t>
       </w:r>
     </w:p>
     <w:p>
@@ -3756,7 +3493,7 @@
           <w:sz w:val="26"/>
           <w:szCs w:val="26"/>
         </w:rPr>
-        <w:t>和諧聲音透天庭，</w:t>
+        <w:t>欲打開我心門迎接主。</w:t>
       </w:r>
     </w:p>
     <w:p>
@@ -3772,7 +3509,6 @@
           <w:szCs w:val="26"/>
         </w:rPr>
       </w:pPr>
-      <w:proofErr w:type="gramStart"/>
       <w:r>
         <w:rPr>
           <w:rFonts w:asciiTheme="majorBidi" w:eastAsia="標楷體" w:hAnsiTheme="majorBidi" w:cstheme="majorBidi" w:hint="eastAsia"/>
@@ -3781,18 +3517,7 @@
           <w:sz w:val="26"/>
           <w:szCs w:val="26"/>
         </w:rPr>
-        <w:t>上帝愛疼恩惠</w:t>
-      </w:r>
-      <w:proofErr w:type="gramEnd"/>
-      <w:r>
-        <w:rPr>
-          <w:rFonts w:asciiTheme="majorBidi" w:eastAsia="標楷體" w:hAnsiTheme="majorBidi" w:cstheme="majorBidi" w:hint="eastAsia"/>
-          <w:bCs/>
-          <w:w w:val="80"/>
-          <w:sz w:val="26"/>
-          <w:szCs w:val="26"/>
-        </w:rPr>
-        <w:t>極大，</w:t>
+        <w:t>對最高之山頂到佇地下深淵，</w:t>
       </w:r>
     </w:p>
     <w:p>
@@ -3816,29 +3541,7 @@
           <w:sz w:val="26"/>
           <w:szCs w:val="26"/>
         </w:rPr>
-        <w:t>應該</w:t>
-      </w:r>
-      <w:proofErr w:type="gramStart"/>
-      <w:r>
-        <w:rPr>
-          <w:rFonts w:asciiTheme="majorBidi" w:eastAsia="標楷體" w:hAnsiTheme="majorBidi" w:cstheme="majorBidi" w:hint="eastAsia"/>
-          <w:bCs/>
-          <w:w w:val="80"/>
-          <w:sz w:val="26"/>
-          <w:szCs w:val="26"/>
-        </w:rPr>
-        <w:t>感謝攏</w:t>
-      </w:r>
-      <w:proofErr w:type="gramEnd"/>
-      <w:r>
-        <w:rPr>
-          <w:rFonts w:asciiTheme="majorBidi" w:eastAsia="標楷體" w:hAnsiTheme="majorBidi" w:cstheme="majorBidi" w:hint="eastAsia"/>
-          <w:bCs/>
-          <w:w w:val="80"/>
-          <w:sz w:val="26"/>
-          <w:szCs w:val="26"/>
-        </w:rPr>
-        <w:t>無息。</w:t>
+        <w:t>佇燦爛之日時抑是佇月光冥，</w:t>
       </w:r>
     </w:p>
     <w:p>
@@ -3854,6 +3557,16 @@
           <w:szCs w:val="26"/>
         </w:rPr>
       </w:pPr>
+      <w:r>
+        <w:rPr>
+          <w:rFonts w:asciiTheme="majorBidi" w:eastAsia="標楷體" w:hAnsiTheme="majorBidi" w:cstheme="majorBidi" w:hint="eastAsia"/>
+          <w:bCs/>
+          <w:w w:val="80"/>
+          <w:sz w:val="26"/>
+          <w:szCs w:val="26"/>
+        </w:rPr>
+        <w:t>佇最遙遠旅途，抑是佇此所在，</w:t>
+      </w:r>
     </w:p>
     <w:p>
       <w:pPr>
@@ -3876,7 +3589,7 @@
           <w:sz w:val="26"/>
           <w:szCs w:val="26"/>
         </w:rPr>
-        <w:t>時時刻刻紀念主恩，</w:t>
+        <w:t>信以外無別條路，可使我豎在。</w:t>
       </w:r>
     </w:p>
     <w:p>
@@ -3900,7 +3613,7 @@
           <w:sz w:val="26"/>
           <w:szCs w:val="26"/>
         </w:rPr>
-        <w:t>做主路用愈殷勤，</w:t>
+        <w:t>因為天頂主宰，萬物之創造者，</w:t>
       </w:r>
     </w:p>
     <w:p>
@@ -3924,7 +3637,7 @@
           <w:sz w:val="26"/>
           <w:szCs w:val="26"/>
         </w:rPr>
-        <w:t>受主保護直到現今，</w:t>
+        <w:t>無論什麼時辰聽我祈禱之聲。</w:t>
       </w:r>
     </w:p>
     <w:p>
@@ -3948,29 +3661,7 @@
           <w:sz w:val="26"/>
           <w:szCs w:val="26"/>
         </w:rPr>
-        <w:t>願我</w:t>
-      </w:r>
-      <w:proofErr w:type="gramStart"/>
-      <w:r>
-        <w:rPr>
-          <w:rFonts w:asciiTheme="majorBidi" w:eastAsia="標楷體" w:hAnsiTheme="majorBidi" w:cstheme="majorBidi" w:hint="eastAsia"/>
-          <w:bCs/>
-          <w:w w:val="80"/>
-          <w:sz w:val="26"/>
-          <w:szCs w:val="26"/>
-        </w:rPr>
-        <w:t>能聽主聲音</w:t>
-      </w:r>
-      <w:proofErr w:type="gramEnd"/>
-      <w:r>
-        <w:rPr>
-          <w:rFonts w:asciiTheme="majorBidi" w:eastAsia="標楷體" w:hAnsiTheme="majorBidi" w:cstheme="majorBidi" w:hint="eastAsia"/>
-          <w:bCs/>
-          <w:w w:val="80"/>
-          <w:sz w:val="26"/>
-          <w:szCs w:val="26"/>
-        </w:rPr>
-        <w:t>，</w:t>
+        <w:t>我之主毋盹眠，祂永遠毋睏去：</w:t>
       </w:r>
     </w:p>
     <w:p>
@@ -3994,29 +3685,7 @@
           <w:sz w:val="26"/>
           <w:szCs w:val="26"/>
         </w:rPr>
-        <w:t>我</w:t>
-      </w:r>
-      <w:proofErr w:type="gramStart"/>
-      <w:r>
-        <w:rPr>
-          <w:rFonts w:asciiTheme="majorBidi" w:eastAsia="標楷體" w:hAnsiTheme="majorBidi" w:cstheme="majorBidi" w:hint="eastAsia"/>
-          <w:bCs/>
-          <w:w w:val="80"/>
-          <w:sz w:val="26"/>
-          <w:szCs w:val="26"/>
-        </w:rPr>
-        <w:t>若行</w:t>
-      </w:r>
-      <w:proofErr w:type="gramEnd"/>
-      <w:r>
-        <w:rPr>
-          <w:rFonts w:asciiTheme="majorBidi" w:eastAsia="標楷體" w:hAnsiTheme="majorBidi" w:cstheme="majorBidi" w:hint="eastAsia"/>
-          <w:bCs/>
-          <w:w w:val="80"/>
-          <w:sz w:val="26"/>
-          <w:szCs w:val="26"/>
-        </w:rPr>
-        <w:t>到危險路途，</w:t>
+        <w:t>照祂應允保守我，到永遠無離。</w:t>
       </w:r>
     </w:p>
     <w:p>
@@ -4040,29 +3709,7 @@
           <w:sz w:val="26"/>
           <w:szCs w:val="26"/>
         </w:rPr>
-        <w:t>耶穌引導</w:t>
-      </w:r>
-      <w:proofErr w:type="gramStart"/>
-      <w:r>
-        <w:rPr>
-          <w:rFonts w:asciiTheme="majorBidi" w:eastAsia="標楷體" w:hAnsiTheme="majorBidi" w:cstheme="majorBidi" w:hint="eastAsia"/>
-          <w:bCs/>
-          <w:w w:val="80"/>
-          <w:sz w:val="26"/>
-          <w:szCs w:val="26"/>
-        </w:rPr>
-        <w:t>行正路</w:t>
-      </w:r>
-      <w:proofErr w:type="gramEnd"/>
-      <w:r>
-        <w:rPr>
-          <w:rFonts w:asciiTheme="majorBidi" w:eastAsia="標楷體" w:hAnsiTheme="majorBidi" w:cstheme="majorBidi" w:hint="eastAsia"/>
-          <w:bCs/>
-          <w:w w:val="80"/>
-          <w:sz w:val="26"/>
-          <w:szCs w:val="26"/>
-        </w:rPr>
-        <w:t>，</w:t>
+        <w:t>我欲舉目向山欲舉目向山。</w:t>
       </w:r>
     </w:p>
     <w:p>
@@ -4086,29 +3733,7 @@
           <w:sz w:val="26"/>
           <w:szCs w:val="26"/>
         </w:rPr>
-        <w:t>主流</w:t>
-      </w:r>
-      <w:proofErr w:type="gramStart"/>
-      <w:r>
-        <w:rPr>
-          <w:rFonts w:asciiTheme="majorBidi" w:eastAsia="標楷體" w:hAnsiTheme="majorBidi" w:cstheme="majorBidi" w:hint="eastAsia"/>
-          <w:bCs/>
-          <w:w w:val="80"/>
-          <w:sz w:val="26"/>
-          <w:szCs w:val="26"/>
-        </w:rPr>
-        <w:t>寶血救</w:t>
-      </w:r>
-      <w:proofErr w:type="gramEnd"/>
-      <w:r>
-        <w:rPr>
-          <w:rFonts w:asciiTheme="majorBidi" w:eastAsia="標楷體" w:hAnsiTheme="majorBidi" w:cstheme="majorBidi" w:hint="eastAsia"/>
-          <w:bCs/>
-          <w:w w:val="80"/>
-          <w:sz w:val="26"/>
-          <w:szCs w:val="26"/>
-        </w:rPr>
-        <w:t>我心靈，</w:t>
+        <w:t>我欲奉獻全新之氣力無息。</w:t>
       </w:r>
     </w:p>
     <w:p>
@@ -4124,7 +3749,6 @@
           <w:szCs w:val="26"/>
         </w:rPr>
       </w:pPr>
-      <w:proofErr w:type="gramStart"/>
       <w:r>
         <w:rPr>
           <w:rFonts w:asciiTheme="majorBidi" w:eastAsia="標楷體" w:hAnsiTheme="majorBidi" w:cstheme="majorBidi" w:hint="eastAsia"/>
@@ -4133,18 +3757,7 @@
           <w:sz w:val="26"/>
           <w:szCs w:val="26"/>
         </w:rPr>
-        <w:t>救贖導我</w:t>
-      </w:r>
-      <w:proofErr w:type="gramEnd"/>
-      <w:r>
-        <w:rPr>
-          <w:rFonts w:asciiTheme="majorBidi" w:eastAsia="標楷體" w:hAnsiTheme="majorBidi" w:cstheme="majorBidi" w:hint="eastAsia"/>
-          <w:bCs/>
-          <w:w w:val="80"/>
-          <w:sz w:val="26"/>
-          <w:szCs w:val="26"/>
-        </w:rPr>
-        <w:t>到天庭。</w:t>
+        <w:t>我欲打開心門聽上帝真理，</w:t>
       </w:r>
     </w:p>
     <w:p>
@@ -4160,6 +3773,16 @@
           <w:szCs w:val="26"/>
         </w:rPr>
       </w:pPr>
+      <w:r>
+        <w:rPr>
+          <w:rFonts w:asciiTheme="majorBidi" w:eastAsia="標楷體" w:hAnsiTheme="majorBidi" w:cstheme="majorBidi" w:hint="eastAsia"/>
+          <w:bCs/>
+          <w:w w:val="80"/>
+          <w:sz w:val="26"/>
+          <w:szCs w:val="26"/>
+        </w:rPr>
+        <w:t>當我抄尋主旨意。</w:t>
+      </w:r>
     </w:p>
     <w:p>
       <w:pPr>
@@ -4182,7 +3805,7 @@
           <w:sz w:val="26"/>
           <w:szCs w:val="26"/>
         </w:rPr>
-        <w:t>我受恩愛極大極深，</w:t>
+        <w:t>我欲舉目向山；我欲獻我之手；</w:t>
       </w:r>
     </w:p>
     <w:p>
@@ -4198,7 +3821,6 @@
           <w:szCs w:val="26"/>
         </w:rPr>
       </w:pPr>
-      <w:proofErr w:type="gramStart"/>
       <w:r>
         <w:rPr>
           <w:rFonts w:asciiTheme="majorBidi" w:eastAsia="標楷體" w:hAnsiTheme="majorBidi" w:cstheme="majorBidi" w:hint="eastAsia"/>
@@ -4207,18 +3829,7 @@
           <w:sz w:val="26"/>
           <w:szCs w:val="26"/>
         </w:rPr>
-        <w:t>暝及日催迫</w:t>
-      </w:r>
-      <w:proofErr w:type="gramEnd"/>
-      <w:r>
-        <w:rPr>
-          <w:rFonts w:asciiTheme="majorBidi" w:eastAsia="標楷體" w:hAnsiTheme="majorBidi" w:cstheme="majorBidi" w:hint="eastAsia"/>
-          <w:bCs/>
-          <w:w w:val="80"/>
-          <w:sz w:val="26"/>
-          <w:szCs w:val="26"/>
-        </w:rPr>
-        <w:t>我心，</w:t>
+        <w:t>欲打開我心門。迎接主。</w:t>
       </w:r>
     </w:p>
     <w:p>
@@ -4242,389 +3853,7 @@
           <w:sz w:val="26"/>
           <w:szCs w:val="26"/>
         </w:rPr>
-        <w:t>從今以後助我心正，</w:t>
-      </w:r>
-    </w:p>
-    <w:p>
-      <w:pPr>
-        <w:snapToGrid w:val="0"/>
-        <w:spacing w:line="300" w:lineRule="exact"/>
-        <w:ind w:leftChars="-59" w:left="-142"/>
-        <w:rPr>
-          <w:rFonts w:asciiTheme="majorBidi" w:eastAsia="標楷體" w:hAnsiTheme="majorBidi" w:cstheme="majorBidi"/>
-          <w:bCs/>
-          <w:w w:val="80"/>
-          <w:sz w:val="26"/>
-          <w:szCs w:val="26"/>
-        </w:rPr>
-      </w:pPr>
-      <w:proofErr w:type="gramStart"/>
-      <w:r>
-        <w:rPr>
-          <w:rFonts w:asciiTheme="majorBidi" w:eastAsia="標楷體" w:hAnsiTheme="majorBidi" w:cstheme="majorBidi" w:hint="eastAsia"/>
-          <w:bCs/>
-          <w:w w:val="80"/>
-          <w:sz w:val="26"/>
-          <w:szCs w:val="26"/>
-        </w:rPr>
-        <w:t>一</w:t>
-      </w:r>
-      <w:proofErr w:type="gramEnd"/>
-      <w:r>
-        <w:rPr>
-          <w:rFonts w:asciiTheme="majorBidi" w:eastAsia="標楷體" w:hAnsiTheme="majorBidi" w:cstheme="majorBidi" w:hint="eastAsia"/>
-          <w:bCs/>
-          <w:w w:val="80"/>
-          <w:sz w:val="26"/>
-          <w:szCs w:val="26"/>
-        </w:rPr>
-        <w:t>心愛</w:t>
-      </w:r>
-      <w:proofErr w:type="gramStart"/>
-      <w:r>
-        <w:rPr>
-          <w:rFonts w:asciiTheme="majorBidi" w:eastAsia="標楷體" w:hAnsiTheme="majorBidi" w:cstheme="majorBidi" w:hint="eastAsia"/>
-          <w:bCs/>
-          <w:w w:val="80"/>
-          <w:sz w:val="26"/>
-          <w:szCs w:val="26"/>
-        </w:rPr>
-        <w:t>主守教示</w:t>
-      </w:r>
-      <w:proofErr w:type="gramEnd"/>
-      <w:r>
-        <w:rPr>
-          <w:rFonts w:asciiTheme="majorBidi" w:eastAsia="標楷體" w:hAnsiTheme="majorBidi" w:cstheme="majorBidi" w:hint="eastAsia"/>
-          <w:bCs/>
-          <w:w w:val="80"/>
-          <w:sz w:val="26"/>
-          <w:szCs w:val="26"/>
-        </w:rPr>
-        <w:t>，</w:t>
-      </w:r>
-    </w:p>
-    <w:p>
-      <w:pPr>
-        <w:snapToGrid w:val="0"/>
-        <w:spacing w:line="300" w:lineRule="exact"/>
-        <w:ind w:leftChars="-59" w:left="-142"/>
-        <w:rPr>
-          <w:rFonts w:asciiTheme="majorBidi" w:eastAsia="標楷體" w:hAnsiTheme="majorBidi" w:cstheme="majorBidi"/>
-          <w:bCs/>
-          <w:w w:val="80"/>
-          <w:sz w:val="26"/>
-          <w:szCs w:val="26"/>
-        </w:rPr>
-      </w:pPr>
-      <w:proofErr w:type="gramStart"/>
-      <w:r>
-        <w:rPr>
-          <w:rFonts w:asciiTheme="majorBidi" w:eastAsia="標楷體" w:hAnsiTheme="majorBidi" w:cstheme="majorBidi" w:hint="eastAsia"/>
-          <w:bCs/>
-          <w:w w:val="80"/>
-          <w:sz w:val="26"/>
-          <w:szCs w:val="26"/>
-        </w:rPr>
-        <w:t>離開失迷黑暗</w:t>
-      </w:r>
-      <w:proofErr w:type="gramEnd"/>
-      <w:r>
-        <w:rPr>
-          <w:rFonts w:asciiTheme="majorBidi" w:eastAsia="標楷體" w:hAnsiTheme="majorBidi" w:cstheme="majorBidi" w:hint="eastAsia"/>
-          <w:bCs/>
-          <w:w w:val="80"/>
-          <w:sz w:val="26"/>
-          <w:szCs w:val="26"/>
-        </w:rPr>
-        <w:t>交界，</w:t>
-      </w:r>
-    </w:p>
-    <w:p>
-      <w:pPr>
-        <w:snapToGrid w:val="0"/>
-        <w:spacing w:line="300" w:lineRule="exact"/>
-        <w:ind w:leftChars="-59" w:left="-142"/>
-        <w:rPr>
-          <w:rFonts w:asciiTheme="majorBidi" w:eastAsia="標楷體" w:hAnsiTheme="majorBidi" w:cstheme="majorBidi"/>
-          <w:bCs/>
-          <w:w w:val="80"/>
-          <w:sz w:val="26"/>
-          <w:szCs w:val="26"/>
-        </w:rPr>
-      </w:pPr>
-      <w:r>
-        <w:rPr>
-          <w:rFonts w:asciiTheme="majorBidi" w:eastAsia="標楷體" w:hAnsiTheme="majorBidi" w:cstheme="majorBidi" w:hint="eastAsia"/>
-          <w:bCs/>
-          <w:w w:val="80"/>
-          <w:sz w:val="26"/>
-          <w:szCs w:val="26"/>
-        </w:rPr>
-        <w:t>入</w:t>
-      </w:r>
-      <w:proofErr w:type="gramStart"/>
-      <w:r>
-        <w:rPr>
-          <w:rFonts w:asciiTheme="majorBidi" w:eastAsia="標楷體" w:hAnsiTheme="majorBidi" w:cstheme="majorBidi" w:hint="eastAsia"/>
-          <w:bCs/>
-          <w:w w:val="80"/>
-          <w:sz w:val="26"/>
-          <w:szCs w:val="26"/>
-        </w:rPr>
-        <w:t>佇</w:t>
-      </w:r>
-      <w:proofErr w:type="gramEnd"/>
-      <w:r>
-        <w:rPr>
-          <w:rFonts w:asciiTheme="majorBidi" w:eastAsia="標楷體" w:hAnsiTheme="majorBidi" w:cstheme="majorBidi" w:hint="eastAsia"/>
-          <w:bCs/>
-          <w:w w:val="80"/>
-          <w:sz w:val="26"/>
-          <w:szCs w:val="26"/>
-        </w:rPr>
-        <w:t>光明得</w:t>
-      </w:r>
-      <w:proofErr w:type="gramStart"/>
-      <w:r>
-        <w:rPr>
-          <w:rFonts w:asciiTheme="majorBidi" w:eastAsia="標楷體" w:hAnsiTheme="majorBidi" w:cstheme="majorBidi" w:hint="eastAsia"/>
-          <w:bCs/>
-          <w:w w:val="80"/>
-          <w:sz w:val="26"/>
-          <w:szCs w:val="26"/>
-        </w:rPr>
-        <w:t>徛</w:t>
-      </w:r>
-      <w:proofErr w:type="gramEnd"/>
-      <w:r>
-        <w:rPr>
-          <w:rFonts w:asciiTheme="majorBidi" w:eastAsia="標楷體" w:hAnsiTheme="majorBidi" w:cstheme="majorBidi" w:hint="eastAsia"/>
-          <w:bCs/>
-          <w:w w:val="80"/>
-          <w:sz w:val="26"/>
-          <w:szCs w:val="26"/>
-        </w:rPr>
-        <w:t>在，</w:t>
-      </w:r>
-    </w:p>
-    <w:p>
-      <w:pPr>
-        <w:snapToGrid w:val="0"/>
-        <w:spacing w:line="300" w:lineRule="exact"/>
-        <w:ind w:leftChars="-59" w:left="-142"/>
-        <w:rPr>
-          <w:rFonts w:asciiTheme="majorBidi" w:eastAsia="標楷體" w:hAnsiTheme="majorBidi" w:cstheme="majorBidi"/>
-          <w:bCs/>
-          <w:w w:val="80"/>
-          <w:sz w:val="26"/>
-          <w:szCs w:val="26"/>
-        </w:rPr>
-      </w:pPr>
-      <w:r>
-        <w:rPr>
-          <w:rFonts w:asciiTheme="majorBidi" w:eastAsia="標楷體" w:hAnsiTheme="majorBidi" w:cstheme="majorBidi" w:hint="eastAsia"/>
-          <w:bCs/>
-          <w:w w:val="80"/>
-          <w:sz w:val="26"/>
-          <w:szCs w:val="26"/>
-        </w:rPr>
-        <w:t>懇求我</w:t>
-      </w:r>
-      <w:proofErr w:type="gramStart"/>
-      <w:r>
-        <w:rPr>
-          <w:rFonts w:asciiTheme="majorBidi" w:eastAsia="標楷體" w:hAnsiTheme="majorBidi" w:cstheme="majorBidi" w:hint="eastAsia"/>
-          <w:bCs/>
-          <w:w w:val="80"/>
-          <w:sz w:val="26"/>
-          <w:szCs w:val="26"/>
-        </w:rPr>
-        <w:t>主認我賤名</w:t>
-      </w:r>
-      <w:proofErr w:type="gramEnd"/>
-      <w:r>
-        <w:rPr>
-          <w:rFonts w:asciiTheme="majorBidi" w:eastAsia="標楷體" w:hAnsiTheme="majorBidi" w:cstheme="majorBidi" w:hint="eastAsia"/>
-          <w:bCs/>
-          <w:w w:val="80"/>
-          <w:sz w:val="26"/>
-          <w:szCs w:val="26"/>
-        </w:rPr>
-        <w:t>，</w:t>
-      </w:r>
-    </w:p>
-    <w:p>
-      <w:pPr>
-        <w:snapToGrid w:val="0"/>
-        <w:spacing w:line="300" w:lineRule="exact"/>
-        <w:ind w:leftChars="-59" w:left="-142"/>
-        <w:rPr>
-          <w:rFonts w:asciiTheme="majorBidi" w:eastAsia="標楷體" w:hAnsiTheme="majorBidi" w:cstheme="majorBidi"/>
-          <w:bCs/>
-          <w:w w:val="80"/>
-          <w:sz w:val="26"/>
-          <w:szCs w:val="26"/>
-        </w:rPr>
-      </w:pPr>
-      <w:r>
-        <w:rPr>
-          <w:rFonts w:asciiTheme="majorBidi" w:eastAsia="標楷體" w:hAnsiTheme="majorBidi" w:cstheme="majorBidi" w:hint="eastAsia"/>
-          <w:bCs/>
-          <w:w w:val="80"/>
-          <w:sz w:val="26"/>
-          <w:szCs w:val="26"/>
-        </w:rPr>
-        <w:t>與</w:t>
-      </w:r>
-      <w:proofErr w:type="gramStart"/>
-      <w:r>
-        <w:rPr>
-          <w:rFonts w:asciiTheme="majorBidi" w:eastAsia="標楷體" w:hAnsiTheme="majorBidi" w:cstheme="majorBidi" w:hint="eastAsia"/>
-          <w:bCs/>
-          <w:w w:val="80"/>
-          <w:sz w:val="26"/>
-          <w:szCs w:val="26"/>
-        </w:rPr>
-        <w:t>主永站</w:t>
-      </w:r>
-      <w:proofErr w:type="gramEnd"/>
-      <w:r>
-        <w:rPr>
-          <w:rFonts w:asciiTheme="majorBidi" w:eastAsia="標楷體" w:hAnsiTheme="majorBidi" w:cstheme="majorBidi" w:hint="eastAsia"/>
-          <w:bCs/>
-          <w:w w:val="80"/>
-          <w:sz w:val="26"/>
-          <w:szCs w:val="26"/>
-        </w:rPr>
-        <w:t>，</w:t>
-      </w:r>
-    </w:p>
-    <w:p>
-      <w:pPr>
-        <w:snapToGrid w:val="0"/>
-        <w:spacing w:line="300" w:lineRule="exact"/>
-        <w:ind w:leftChars="-59" w:left="-142"/>
-        <w:rPr>
-          <w:rFonts w:asciiTheme="majorBidi" w:eastAsia="標楷體" w:hAnsiTheme="majorBidi" w:cstheme="majorBidi"/>
-          <w:bCs/>
-          <w:w w:val="80"/>
-          <w:sz w:val="26"/>
-          <w:szCs w:val="26"/>
-        </w:rPr>
-      </w:pPr>
-      <w:r>
-        <w:rPr>
-          <w:rFonts w:asciiTheme="majorBidi" w:eastAsia="標楷體" w:hAnsiTheme="majorBidi" w:cstheme="majorBidi" w:hint="eastAsia"/>
-          <w:bCs/>
-          <w:w w:val="80"/>
-          <w:sz w:val="26"/>
-          <w:szCs w:val="26"/>
-        </w:rPr>
-        <w:t>與</w:t>
-      </w:r>
-      <w:proofErr w:type="gramStart"/>
-      <w:r>
-        <w:rPr>
-          <w:rFonts w:asciiTheme="majorBidi" w:eastAsia="標楷體" w:hAnsiTheme="majorBidi" w:cstheme="majorBidi" w:hint="eastAsia"/>
-          <w:bCs/>
-          <w:w w:val="80"/>
-          <w:sz w:val="26"/>
-          <w:szCs w:val="26"/>
-        </w:rPr>
-        <w:t>主永住</w:t>
-      </w:r>
-      <w:proofErr w:type="gramEnd"/>
-      <w:r>
-        <w:rPr>
-          <w:rFonts w:asciiTheme="majorBidi" w:eastAsia="標楷體" w:hAnsiTheme="majorBidi" w:cstheme="majorBidi" w:hint="eastAsia"/>
-          <w:bCs/>
-          <w:w w:val="80"/>
-          <w:sz w:val="26"/>
-          <w:szCs w:val="26"/>
-        </w:rPr>
-        <w:t>，</w:t>
-      </w:r>
-    </w:p>
-    <w:p>
-      <w:pPr>
-        <w:snapToGrid w:val="0"/>
-        <w:spacing w:line="300" w:lineRule="exact"/>
-        <w:ind w:leftChars="-59" w:left="-142"/>
-        <w:rPr>
-          <w:rFonts w:asciiTheme="majorBidi" w:eastAsia="標楷體" w:hAnsiTheme="majorBidi" w:cstheme="majorBidi"/>
-          <w:bCs/>
-          <w:w w:val="80"/>
-          <w:sz w:val="26"/>
-          <w:szCs w:val="26"/>
-        </w:rPr>
-      </w:pPr>
-      <w:r>
-        <w:rPr>
-          <w:rFonts w:asciiTheme="majorBidi" w:eastAsia="標楷體" w:hAnsiTheme="majorBidi" w:cstheme="majorBidi" w:hint="eastAsia"/>
-          <w:bCs/>
-          <w:w w:val="80"/>
-          <w:sz w:val="26"/>
-          <w:szCs w:val="26"/>
-        </w:rPr>
-        <w:t>與</w:t>
-      </w:r>
-      <w:proofErr w:type="gramStart"/>
-      <w:r>
-        <w:rPr>
-          <w:rFonts w:asciiTheme="majorBidi" w:eastAsia="標楷體" w:hAnsiTheme="majorBidi" w:cstheme="majorBidi" w:hint="eastAsia"/>
-          <w:bCs/>
-          <w:w w:val="80"/>
-          <w:sz w:val="26"/>
-          <w:szCs w:val="26"/>
-        </w:rPr>
-        <w:t>主永住</w:t>
-      </w:r>
-      <w:proofErr w:type="gramEnd"/>
-      <w:r>
-        <w:rPr>
-          <w:rFonts w:asciiTheme="majorBidi" w:eastAsia="標楷體" w:hAnsiTheme="majorBidi" w:cstheme="majorBidi" w:hint="eastAsia"/>
-          <w:bCs/>
-          <w:w w:val="80"/>
-          <w:sz w:val="26"/>
-          <w:szCs w:val="26"/>
-        </w:rPr>
-        <w:t>在聖城。</w:t>
-      </w:r>
-    </w:p>
-    <w:p>
-      <w:pPr>
-        <w:snapToGrid w:val="0"/>
-        <w:spacing w:line="300" w:lineRule="exact"/>
-        <w:ind w:leftChars="-59" w:left="-142"/>
-        <w:rPr>
-          <w:rFonts w:asciiTheme="majorBidi" w:eastAsia="標楷體" w:hAnsiTheme="majorBidi" w:cstheme="majorBidi"/>
-          <w:bCs/>
-          <w:w w:val="80"/>
-          <w:sz w:val="26"/>
-          <w:szCs w:val="26"/>
-        </w:rPr>
-      </w:pPr>
-      <w:proofErr w:type="gramStart"/>
-      <w:r>
-        <w:rPr>
-          <w:rFonts w:asciiTheme="majorBidi" w:eastAsia="標楷體" w:hAnsiTheme="majorBidi" w:cstheme="majorBidi" w:hint="eastAsia"/>
-          <w:bCs/>
-          <w:w w:val="80"/>
-          <w:sz w:val="26"/>
-          <w:szCs w:val="26"/>
-        </w:rPr>
-        <w:t>阿們</w:t>
-      </w:r>
-      <w:proofErr w:type="gramEnd"/>
-      <w:r>
-        <w:rPr>
-          <w:rFonts w:asciiTheme="majorBidi" w:eastAsia="標楷體" w:hAnsiTheme="majorBidi" w:cstheme="majorBidi" w:hint="eastAsia"/>
-          <w:bCs/>
-          <w:w w:val="80"/>
-          <w:sz w:val="26"/>
-          <w:szCs w:val="26"/>
-        </w:rPr>
-        <w:t>。</w:t>
+        <w:t>我欲舉目向山。</w:t>
       </w:r>
     </w:p>
     <w:p>
@@ -4790,47 +4019,7 @@
                                   <w:w w:val="90"/>
                                   <w:szCs w:val="24"/>
                                 </w:rPr>
-                                <w:t>我們因信主耶穌基督而蒙　神國福音的恩典，成為基督的肢體，並按主的命令彼此相愛。因此我們奉獻自己成為基督的教會的</w:t>
-                              </w:r>
-                              <w:proofErr w:type="gramStart"/>
-                              <w:r>
-                                <w:rPr>
-                                  <w:rFonts w:ascii="文鼎粗魏碑" w:eastAsia="文鼎粗魏碑" w:cstheme="minorHAnsi" w:hint="eastAsia"/>
-                                  <w:color w:val="0D0D0D" w:themeColor="text1" w:themeTint="F2"/>
-                                  <w:w w:val="90"/>
-                                  <w:szCs w:val="24"/>
-                                </w:rPr>
-                                <w:t>事奉者</w:t>
-                              </w:r>
-                              <w:proofErr w:type="gramEnd"/>
-                              <w:r>
-                                <w:rPr>
-                                  <w:rFonts w:ascii="文鼎粗魏碑" w:eastAsia="文鼎粗魏碑" w:cstheme="minorHAnsi" w:hint="eastAsia"/>
-                                  <w:color w:val="0D0D0D" w:themeColor="text1" w:themeTint="F2"/>
-                                  <w:w w:val="90"/>
-                                  <w:szCs w:val="24"/>
-                                </w:rPr>
-                                <w:t>，用彼此事奉、彼此順服、彼此成全，和彼此學習的心，效法基督成為服事人的僕人。將服事會眾的事看為優先，以服事</w:t>
-                              </w:r>
-                              <w:proofErr w:type="gramStart"/>
-                              <w:r>
-                                <w:rPr>
-                                  <w:rFonts w:ascii="文鼎粗魏碑" w:eastAsia="文鼎粗魏碑" w:cstheme="minorHAnsi" w:hint="eastAsia"/>
-                                  <w:color w:val="0D0D0D" w:themeColor="text1" w:themeTint="F2"/>
-                                  <w:w w:val="90"/>
-                                  <w:szCs w:val="24"/>
-                                </w:rPr>
-                                <w:t>會眾來服事</w:t>
-                              </w:r>
-                              <w:proofErr w:type="gramEnd"/>
-                              <w:r>
-                                <w:rPr>
-                                  <w:rFonts w:ascii="文鼎粗魏碑" w:eastAsia="文鼎粗魏碑" w:cstheme="minorHAnsi" w:hint="eastAsia"/>
-                                  <w:color w:val="0D0D0D" w:themeColor="text1" w:themeTint="F2"/>
-                                  <w:w w:val="90"/>
-                                  <w:szCs w:val="24"/>
-                                </w:rPr>
-                                <w:t xml:space="preserve">　神。使我們與我們得救的身分相稱。</w:t>
+                                <w:t>我們因信主耶穌基督而蒙　神國福音的恩典，成為基督的肢體，並按主的命令彼此相愛。因此我們奉獻自己成為基督的教會的事奉者，用彼此事奉、彼此順服、彼此成全，和彼此學習的心，效法基督成為服事人的僕人。將服事會眾的事看為優先，以服事會眾來服事　神。使我們與我們得救的身分相稱。</w:t>
                               </w:r>
                             </w:p>
                           </w:txbxContent>
@@ -4856,7 +4045,7 @@
           </mc:Choice>
           <mc:Fallback>
             <w:pict>
-              <v:group w14:anchorId="789743EB" id="群組 21" o:spid="_x0000_s1026" style="position:absolute;margin-left:538.15pt;margin-top:28.9pt;width:134.65pt;height:261.65pt;z-index:251664384;mso-position-horizontal-relative:page;mso-position-vertical-relative:page;mso-width-relative:margin;mso-height-relative:margin" coordsize="17094,33223" o:gfxdata="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">
+              <v:group w14:anchorId="789743EB" id="群組 21" o:spid="_x0000_s1026" style="position:absolute;margin-left:538.15pt;margin-top:28.9pt;width:134.65pt;height:261.65pt;z-index:251664384;mso-position-horizontal-relative:page;mso-position-vertical-relative:page;mso-width-relative:margin;mso-height-relative:margin" coordsize="17094,33223" o:gfxdata="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">
                 <v:shapetype id="_x0000_t75" coordsize="21600,21600" o:spt="75" o:preferrelative="t" path="m@4@5l@4@11@9@11@9@5xe" filled="f" stroked="f">
                   <v:stroke joinstyle="miter"/>
                   <v:formulas>
@@ -4876,11 +4065,10 @@
                   <v:path o:extrusionok="f" gradientshapeok="t" o:connecttype="rect"/>
                   <o:lock v:ext="edit" aspectratio="t"/>
                 </v:shapetype>
-                <v:shape id="圖片 18" o:spid="_x0000_s1027" type="#_x0000_t75" style="position:absolute;left:-8065;top:8065;width:33223;height:17094;rotation:90;visibility:visible;mso-wrap-style:square" o:gfxdata="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">
+                <v:shape id="圖片 18" o:spid="_x0000_s1027" type="#_x0000_t75" style="position:absolute;left:-8065;top:8065;width:33223;height:17094;rotation:90;visibility:visible;mso-wrap-style:square" o:gfxdata="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">
                   <v:imagedata r:id="rId9" o:title=""/>
-                  <v:path arrowok="t"/>
                 </v:shape>
-                <v:roundrect id="圓角矩形 7" o:spid="_x0000_s1028" style="position:absolute;left:1666;top:2875;width:14086;height:28296;visibility:visible;mso-wrap-style:square;v-text-anchor:top" arcsize="3131f" o:gfxdata="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" filled="f" stroked="f" strokeweight="2.5pt">
+                <v:roundrect id="圓角矩形 7" o:spid="_x0000_s1028" style="position:absolute;left:1666;top:2875;width:14086;height:28296;visibility:visible;mso-wrap-style:square;v-text-anchor:top" arcsize="3131f" o:gfxdata="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" filled="f" stroked="f" strokeweight="2.5pt">
                   <v:stroke joinstyle="miter"/>
                   <v:textbox style="layout-flow:vertical-ideographic" inset="1mm,1mm,1mm,1mm">
                     <w:txbxContent>
@@ -4925,47 +4113,7 @@
                             <w:w w:val="90"/>
                             <w:szCs w:val="24"/>
                           </w:rPr>
-                          <w:t>我們因信主耶穌基督而蒙　神國福音的恩典，成為基督的肢體，並按主的命令彼此相愛。因此我們奉獻自己成為基督的教會的</w:t>
-                        </w:r>
-                        <w:proofErr w:type="gramStart"/>
-                        <w:r>
-                          <w:rPr>
-                            <w:rFonts w:ascii="文鼎粗魏碑" w:eastAsia="文鼎粗魏碑" w:cstheme="minorHAnsi" w:hint="eastAsia"/>
-                            <w:color w:val="0D0D0D" w:themeColor="text1" w:themeTint="F2"/>
-                            <w:w w:val="90"/>
-                            <w:szCs w:val="24"/>
-                          </w:rPr>
-                          <w:t>事奉者</w:t>
-                        </w:r>
-                        <w:proofErr w:type="gramEnd"/>
-                        <w:r>
-                          <w:rPr>
-                            <w:rFonts w:ascii="文鼎粗魏碑" w:eastAsia="文鼎粗魏碑" w:cstheme="minorHAnsi" w:hint="eastAsia"/>
-                            <w:color w:val="0D0D0D" w:themeColor="text1" w:themeTint="F2"/>
-                            <w:w w:val="90"/>
-                            <w:szCs w:val="24"/>
-                          </w:rPr>
-                          <w:t>，用彼此事奉、彼此順服、彼此成全，和彼此學習的心，效法基督成為服事人的僕人。將服事會眾的事看為優先，以服事</w:t>
-                        </w:r>
-                        <w:proofErr w:type="gramStart"/>
-                        <w:r>
-                          <w:rPr>
-                            <w:rFonts w:ascii="文鼎粗魏碑" w:eastAsia="文鼎粗魏碑" w:cstheme="minorHAnsi" w:hint="eastAsia"/>
-                            <w:color w:val="0D0D0D" w:themeColor="text1" w:themeTint="F2"/>
-                            <w:w w:val="90"/>
-                            <w:szCs w:val="24"/>
-                          </w:rPr>
-                          <w:t>會眾來服事</w:t>
-                        </w:r>
-                        <w:proofErr w:type="gramEnd"/>
-                        <w:r>
-                          <w:rPr>
-                            <w:rFonts w:ascii="文鼎粗魏碑" w:eastAsia="文鼎粗魏碑" w:cstheme="minorHAnsi" w:hint="eastAsia"/>
-                            <w:color w:val="0D0D0D" w:themeColor="text1" w:themeTint="F2"/>
-                            <w:w w:val="90"/>
-                            <w:szCs w:val="24"/>
-                          </w:rPr>
-                          <w:t xml:space="preserve">　神。使我們與我們得救的身分相稱。</w:t>
+                          <w:t>我們因信主耶穌基督而蒙　神國福音的恩典，成為基督的肢體，並按主的命令彼此相愛。因此我們奉獻自己成為基督的教會的事奉者，用彼此事奉、彼此順服、彼此成全，和彼此學習的心，效法基督成為服事人的僕人。將服事會眾的事看為優先，以服事會眾來服事　神。使我們與我們得救的身分相稱。</w:t>
                         </w:r>
                       </w:p>
                     </w:txbxContent>
@@ -4982,7 +4130,7 @@
           <w:noProof/>
         </w:rPr>
         <w:drawing>
-          <wp:anchor distT="0" distB="0" distL="114300" distR="114300" simplePos="0" relativeHeight="251660288" behindDoc="0" locked="0" layoutInCell="1" allowOverlap="1" wp14:anchorId="0030E694" wp14:editId="378612D8">
+          <wp:anchor distT="0" distB="0" distL="114300" distR="114300" simplePos="0" relativeHeight="251660288" behindDoc="0" locked="0" layoutInCell="1" allowOverlap="1" wp14:anchorId="0030E694" wp14:editId="49420790">
             <wp:simplePos x="0" y="0"/>
             <wp:positionH relativeFrom="column">
               <wp:posOffset>2160905</wp:posOffset>
@@ -5188,7 +4336,6 @@
                                 </w:rPr>
                                 <w:t>聚會時間表</w:t>
                               </w:r>
-                              <w:proofErr w:type="gramStart"/>
                               <w:r>
                                 <w:rPr>
                                   <w:rFonts w:ascii="Barlow Condensed Medium" w:eastAsia="華康正顏楷體W9" w:hAnsi="Barlow Condensed Medium" w:cstheme="minorHAnsi" w:hint="eastAsia"/>
@@ -5198,7 +4345,6 @@
                                 </w:rPr>
                                 <w:t>》</w:t>
                               </w:r>
-                              <w:proofErr w:type="gramEnd"/>
                             </w:p>
                             <w:tbl>
                               <w:tblPr>
@@ -5972,7 +5118,6 @@
                                         <w:szCs w:val="26"/>
                                       </w:rPr>
                                     </w:pPr>
-                                    <w:proofErr w:type="gramStart"/>
                                     <w:r>
                                       <w:rPr>
                                         <w:rFonts w:ascii="Barlow Condensed Medium" w:eastAsia="標楷體" w:hAnsi="Barlow Condensed Medium" w:hint="eastAsia"/>
@@ -5983,7 +5128,6 @@
                                       </w:rPr>
                                       <w:t>拿細耳</w:t>
                                     </w:r>
-                                    <w:proofErr w:type="gramEnd"/>
                                     <w:r>
                                       <w:rPr>
                                         <w:rFonts w:ascii="Barlow Condensed Medium" w:eastAsia="標楷體" w:hAnsi="Barlow Condensed Medium" w:hint="eastAsia"/>
@@ -6137,7 +5281,6 @@
                                         <w:szCs w:val="26"/>
                                       </w:rPr>
                                     </w:pPr>
-                                    <w:proofErr w:type="gramStart"/>
                                     <w:r>
                                       <w:rPr>
                                         <w:rFonts w:ascii="Barlow Condensed Medium" w:eastAsia="標楷體" w:hAnsi="Barlow Condensed Medium" w:hint="eastAsia"/>
@@ -6148,7 +5291,6 @@
                                       </w:rPr>
                                       <w:t>社青小組</w:t>
                                     </w:r>
-                                    <w:proofErr w:type="gramEnd"/>
                                   </w:p>
                                 </w:tc>
                                 <w:tc>
@@ -6342,7 +5484,6 @@
                                         <w:szCs w:val="26"/>
                                       </w:rPr>
                                     </w:pPr>
-                                    <w:proofErr w:type="gramStart"/>
                                     <w:r>
                                       <w:rPr>
                                         <w:rFonts w:ascii="Barlow Condensed Medium" w:eastAsia="標楷體" w:hAnsi="Barlow Condensed Medium"/>
@@ -6353,7 +5494,6 @@
                                       </w:rPr>
                                       <w:t>明憲家</w:t>
                                     </w:r>
-                                    <w:proofErr w:type="gramEnd"/>
                                   </w:p>
                                 </w:tc>
                               </w:tr>
@@ -6932,12 +6072,12 @@
           </mc:Choice>
           <mc:Fallback>
             <w:pict>
-              <v:group w14:anchorId="5DF93223" id="群組 24" o:spid="_x0000_s1029" style="position:absolute;margin-left:533.85pt;margin-top:298.55pt;width:140.3pt;height:259.35pt;z-index:251662336;mso-position-horizontal-relative:page;mso-position-vertical-relative:page;mso-width-relative:margin;mso-height-relative:margin" coordsize="17818,32941" o:gfxdata="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">
+              <v:group w14:anchorId="5DF93223" id="群組 24" o:spid="_x0000_s1029" style="position:absolute;margin-left:533.85pt;margin-top:298.55pt;width:140.3pt;height:259.35pt;z-index:251662336;mso-position-horizontal-relative:page;mso-position-vertical-relative:page;mso-width-relative:margin;mso-height-relative:margin" coordsize="17818,32941" o:gfxdata="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">
                 <v:shapetype id="_x0000_t202" coordsize="21600,21600" o:spt="202" path="m,l,21600r21600,l21600,xe">
                   <v:stroke joinstyle="miter"/>
                   <v:path gradientshapeok="t" o:connecttype="rect"/>
                 </v:shapetype>
-                <v:shape id="_x0000_s1030" type="#_x0000_t202" style="position:absolute;left:351;top:293;width:17279;height:32590;visibility:visible;mso-wrap-style:square;v-text-anchor:top" o:gfxdata="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" stroked="f">
+                <v:shape id="_x0000_s1030" type="#_x0000_t202" style="position:absolute;left:351;top:293;width:17279;height:32590;visibility:visible;mso-wrap-style:square;v-text-anchor:top" o:gfxdata="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" stroked="f">
                   <v:textbox inset="0,0,0,0">
                     <w:txbxContent>
                       <w:p>
@@ -6954,7 +6094,6 @@
                           </w:rPr>
                           <w:t>聚會時間表</w:t>
                         </w:r>
-                        <w:proofErr w:type="gramStart"/>
                         <w:r>
                           <w:rPr>
                             <w:rFonts w:ascii="Barlow Condensed Medium" w:eastAsia="華康正顏楷體W9" w:hAnsi="Barlow Condensed Medium" w:cstheme="minorHAnsi" w:hint="eastAsia"/>
@@ -6964,7 +6103,6 @@
                           </w:rPr>
                           <w:t>》</w:t>
                         </w:r>
-                        <w:proofErr w:type="gramEnd"/>
                       </w:p>
                       <w:tbl>
                         <w:tblPr>
@@ -7738,7 +6876,6 @@
                                   <w:szCs w:val="26"/>
                                 </w:rPr>
                               </w:pPr>
-                              <w:proofErr w:type="gramStart"/>
                               <w:r>
                                 <w:rPr>
                                   <w:rFonts w:ascii="Barlow Condensed Medium" w:eastAsia="標楷體" w:hAnsi="Barlow Condensed Medium" w:hint="eastAsia"/>
@@ -7749,7 +6886,6 @@
                                 </w:rPr>
                                 <w:t>拿細耳</w:t>
                               </w:r>
-                              <w:proofErr w:type="gramEnd"/>
                               <w:r>
                                 <w:rPr>
                                   <w:rFonts w:ascii="Barlow Condensed Medium" w:eastAsia="標楷體" w:hAnsi="Barlow Condensed Medium" w:hint="eastAsia"/>
@@ -7903,7 +7039,6 @@
                                   <w:szCs w:val="26"/>
                                 </w:rPr>
                               </w:pPr>
-                              <w:proofErr w:type="gramStart"/>
                               <w:r>
                                 <w:rPr>
                                   <w:rFonts w:ascii="Barlow Condensed Medium" w:eastAsia="標楷體" w:hAnsi="Barlow Condensed Medium" w:hint="eastAsia"/>
@@ -7914,7 +7049,6 @@
                                 </w:rPr>
                                 <w:t>社青小組</w:t>
                               </w:r>
-                              <w:proofErr w:type="gramEnd"/>
                             </w:p>
                           </w:tc>
                           <w:tc>
@@ -8108,7 +7242,6 @@
                                   <w:szCs w:val="26"/>
                                 </w:rPr>
                               </w:pPr>
-                              <w:proofErr w:type="gramStart"/>
                               <w:r>
                                 <w:rPr>
                                   <w:rFonts w:ascii="Barlow Condensed Medium" w:eastAsia="標楷體" w:hAnsi="Barlow Condensed Medium"/>
@@ -8119,7 +7252,6 @@
                                 </w:rPr>
                                 <w:t>明憲家</w:t>
                               </w:r>
-                              <w:proofErr w:type="gramEnd"/>
                             </w:p>
                           </w:tc>
                         </w:tr>
@@ -8635,7 +7767,7 @@
                     </w:txbxContent>
                   </v:textbox>
                 </v:shape>
-                <v:roundrect id="圓角矩形 5" o:spid="_x0000_s1031" style="position:absolute;width:17818;height:32941;visibility:visible;mso-wrap-style:square;v-text-anchor:middle" arcsize="2169f" o:gfxdata="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" filled="f" strokecolor="#5a5a5a [2109]" strokeweight="2.5pt">
+                <v:roundrect id="圓角矩形 5" o:spid="_x0000_s1031" style="position:absolute;width:17818;height:32941;visibility:visible;mso-wrap-style:square;v-text-anchor:middle" arcsize="2169f" o:gfxdata="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" filled="f" strokecolor="#5a5a5a [2109]" strokeweight="2.5pt">
                   <v:stroke joinstyle="miter"/>
                 </v:roundrect>
                 <w10:wrap anchorx="page" anchory="page"/>
@@ -8975,29 +8107,7 @@
                                         <w:sz w:val="26"/>
                                         <w:szCs w:val="26"/>
                                       </w:rPr>
-                                      <w:t>穿上</w:t>
-                                    </w:r>
-                                    <w:proofErr w:type="gramStart"/>
-                                    <w:r>
-                                      <w:rPr>
-                                        <w:rFonts w:ascii="Barlow Condensed Medium" w:eastAsia="華康儷楷書" w:hAnsi="Barlow Condensed Medium" w:cs="華康儷楷書" w:hint="eastAsia"/>
-                                        <w:color w:val="000000" w:themeColor="text1"/>
-                                        <w:w w:val="75"/>
-                                        <w:sz w:val="26"/>
-                                        <w:szCs w:val="26"/>
-                                      </w:rPr>
-                                      <w:t>不</w:t>
-                                    </w:r>
-                                    <w:proofErr w:type="gramEnd"/>
-                                    <w:r>
-                                      <w:rPr>
-                                        <w:rFonts w:ascii="Barlow Condensed Medium" w:eastAsia="華康儷楷書" w:hAnsi="Barlow Condensed Medium" w:cs="華康儷楷書" w:hint="eastAsia"/>
-                                        <w:color w:val="000000" w:themeColor="text1"/>
-                                        <w:w w:val="75"/>
-                                        <w:sz w:val="26"/>
-                                        <w:szCs w:val="26"/>
-                                      </w:rPr>
-                                      <w:t>朽壞的</w:t>
+                                      <w:t>穿上不朽壞的</w:t>
                                     </w:r>
                                   </w:p>
                                 </w:tc>
@@ -9441,7 +8551,6 @@
                                         <w:szCs w:val="26"/>
                                       </w:rPr>
                                     </w:pPr>
-                                    <w:proofErr w:type="gramStart"/>
                                     <w:r>
                                       <w:rPr>
                                         <w:rFonts w:ascii="Barlow Condensed Medium" w:eastAsia="華康中黑體" w:hAnsi="Barlow Condensed Medium" w:hint="eastAsia"/>
@@ -9451,7 +8560,6 @@
                                       </w:rPr>
                                       <w:t>啟應</w:t>
                                     </w:r>
-                                    <w:proofErr w:type="gramEnd"/>
                                     <w:r>
                                       <w:rPr>
                                         <w:rFonts w:ascii="Barlow Condensed Medium" w:eastAsia="華康中黑體" w:hAnsi="Barlow Condensed Medium" w:hint="eastAsia"/>
@@ -9687,8 +8795,8 @@
           </mc:Choice>
           <mc:Fallback>
             <w:pict>
-              <v:group w14:anchorId="0AB0FEB2" id="群組 19" o:spid="_x0000_s1032" style="position:absolute;left:0;text-align:left;margin-left:534.4pt;margin-top:567.3pt;width:140.6pt;height:130.1pt;z-index:251652096;mso-position-horizontal-relative:page;mso-position-vertical-relative:page;mso-width-relative:margin;mso-height-relative:margin" coordorigin="108" coordsize="17868,16510" o:gfxdata="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">
-                <v:shape id="_x0000_s1033" type="#_x0000_t202" style="position:absolute;left:317;top:444;width:17634;height:15621;visibility:visible;mso-wrap-style:square;v-text-anchor:top" o:gfxdata="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" stroked="f">
+              <v:group w14:anchorId="0AB0FEB2" id="群組 19" o:spid="_x0000_s1032" style="position:absolute;left:0;text-align:left;margin-left:534.4pt;margin-top:567.3pt;width:140.6pt;height:130.1pt;z-index:251652096;mso-position-horizontal-relative:page;mso-position-vertical-relative:page;mso-width-relative:margin;mso-height-relative:margin" coordorigin="108" coordsize="17868,16510" o:gfxdata="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">
+                <v:shape id="_x0000_s1033" type="#_x0000_t202" style="position:absolute;left:317;top:444;width:17634;height:15621;visibility:visible;mso-wrap-style:square;v-text-anchor:top" o:gfxdata="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" stroked="f">
                   <v:textbox inset="0,0,0,0">
                     <w:txbxContent>
                       <w:p>
@@ -9920,29 +9028,7 @@
                                   <w:sz w:val="26"/>
                                   <w:szCs w:val="26"/>
                                 </w:rPr>
-                                <w:t>穿上</w:t>
-                              </w:r>
-                              <w:proofErr w:type="gramStart"/>
-                              <w:r>
-                                <w:rPr>
-                                  <w:rFonts w:ascii="Barlow Condensed Medium" w:eastAsia="華康儷楷書" w:hAnsi="Barlow Condensed Medium" w:cs="華康儷楷書" w:hint="eastAsia"/>
-                                  <w:color w:val="000000" w:themeColor="text1"/>
-                                  <w:w w:val="75"/>
-                                  <w:sz w:val="26"/>
-                                  <w:szCs w:val="26"/>
-                                </w:rPr>
-                                <w:t>不</w:t>
-                              </w:r>
-                              <w:proofErr w:type="gramEnd"/>
-                              <w:r>
-                                <w:rPr>
-                                  <w:rFonts w:ascii="Barlow Condensed Medium" w:eastAsia="華康儷楷書" w:hAnsi="Barlow Condensed Medium" w:cs="華康儷楷書" w:hint="eastAsia"/>
-                                  <w:color w:val="000000" w:themeColor="text1"/>
-                                  <w:w w:val="75"/>
-                                  <w:sz w:val="26"/>
-                                  <w:szCs w:val="26"/>
-                                </w:rPr>
-                                <w:t>朽壞的</w:t>
+                                <w:t>穿上不朽壞的</w:t>
                               </w:r>
                             </w:p>
                           </w:tc>
@@ -10386,7 +9472,6 @@
                                   <w:szCs w:val="26"/>
                                 </w:rPr>
                               </w:pPr>
-                              <w:proofErr w:type="gramStart"/>
                               <w:r>
                                 <w:rPr>
                                   <w:rFonts w:ascii="Barlow Condensed Medium" w:eastAsia="華康中黑體" w:hAnsi="Barlow Condensed Medium" w:hint="eastAsia"/>
@@ -10396,7 +9481,6 @@
                                 </w:rPr>
                                 <w:t>啟應</w:t>
                               </w:r>
-                              <w:proofErr w:type="gramEnd"/>
                               <w:r>
                                 <w:rPr>
                                   <w:rFonts w:ascii="Barlow Condensed Medium" w:eastAsia="華康中黑體" w:hAnsi="Barlow Condensed Medium" w:hint="eastAsia"/>
@@ -10569,7 +9653,7 @@
                     </w:txbxContent>
                   </v:textbox>
                 </v:shape>
-                <v:roundrect id="圓角矩形 25" o:spid="_x0000_s1034" style="position:absolute;left:108;width:17869;height:16510;visibility:visible;mso-wrap-style:square;v-text-anchor:middle" arcsize="4542f" o:gfxdata="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" filled="f" strokecolor="#5a5a5a [2109]" strokeweight="2.5pt">
+                <v:roundrect id="圓角矩形 25" o:spid="_x0000_s1034" style="position:absolute;left:108;width:17869;height:16510;visibility:visible;mso-wrap-style:square;v-text-anchor:middle" arcsize="4542f" o:gfxdata="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" filled="f" strokecolor="#5a5a5a [2109]" strokeweight="2.5pt">
                   <v:stroke joinstyle="miter"/>
                 </v:roundrect>
                 <w10:wrap anchorx="page" anchory="page"/>
@@ -10737,7 +9821,7 @@
           </mc:Choice>
           <mc:Fallback>
             <w:pict>
-              <v:shape w14:anchorId="76BD7DFF" id="文字方塊 2" o:spid="_x0000_s1035" type="#_x0000_t202" style="position:absolute;margin-left:31.4pt;margin-top:-54.1pt;width:109.8pt;height:110.6pt;z-index:251667456;visibility:visible;mso-wrap-style:square;mso-width-percent:0;mso-height-percent:200;mso-wrap-distance-left:9pt;mso-wrap-distance-top:3.6pt;mso-wrap-distance-right:9pt;mso-wrap-distance-bottom:3.6pt;mso-position-horizontal:absolute;mso-position-horizontal-relative:text;mso-position-vertical:absolute;mso-position-vertical-relative:text;mso-width-percent:0;mso-height-percent:200;mso-width-relative:margin;mso-height-relative:margin;v-text-anchor:top" o:gfxdata="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" filled="f" stroked="f">
+              <v:shape w14:anchorId="76BD7DFF" id="文字方塊 2" o:spid="_x0000_s1035" type="#_x0000_t202" style="position:absolute;margin-left:31.4pt;margin-top:-54.1pt;width:109.8pt;height:110.6pt;z-index:251667456;visibility:visible;mso-wrap-style:square;mso-width-percent:0;mso-height-percent:200;mso-wrap-distance-left:9pt;mso-wrap-distance-top:3.6pt;mso-wrap-distance-right:9pt;mso-wrap-distance-bottom:3.6pt;mso-position-horizontal:absolute;mso-position-horizontal-relative:text;mso-position-vertical:absolute;mso-position-vertical-relative:text;mso-width-percent:0;mso-height-percent:200;mso-width-relative:margin;mso-height-relative:margin;v-text-anchor:top" o:gfxdata="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" filled="f" stroked="f">
                 <v:textbox style="mso-fit-shape-to-text:t" inset="1mm,1mm,1mm,1mm">
                   <w:txbxContent>
                     <w:p>
@@ -10936,7 +10020,7 @@
           </mc:Choice>
           <mc:Fallback>
             <w:pict>
-              <v:roundrect w14:anchorId="4775AEF3" id="圓角矩形 12" o:spid="_x0000_s1036" style="position:absolute;margin-left:-.9pt;margin-top:16.35pt;width:49.3pt;height:15.45pt;z-index:251648000;visibility:visible;mso-wrap-style:square;mso-width-percent:0;mso-height-percent:0;mso-wrap-distance-left:9pt;mso-wrap-distance-top:0;mso-wrap-distance-right:9pt;mso-wrap-distance-bottom:0;mso-position-horizontal:absolute;mso-position-horizontal-relative:text;mso-position-vertical:absolute;mso-position-vertical-relative:text;mso-width-percent:0;mso-height-percent:0;mso-width-relative:margin;mso-height-relative:margin;v-text-anchor:middle" arcsize="10923f" o:gfxdata="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" fillcolor="#5a5a5a [2109]" stroked="f" strokeweight="1pt">
+              <v:roundrect w14:anchorId="4775AEF3" id="圓角矩形 12" o:spid="_x0000_s1036" style="position:absolute;margin-left:-.9pt;margin-top:16.35pt;width:49.3pt;height:15.45pt;z-index:251648000;visibility:visible;mso-wrap-style:square;mso-width-percent:0;mso-height-percent:0;mso-wrap-distance-left:9pt;mso-wrap-distance-top:0;mso-wrap-distance-right:9pt;mso-wrap-distance-bottom:0;mso-position-horizontal:absolute;mso-position-horizontal-relative:text;mso-position-vertical:absolute;mso-position-vertical-relative:text;mso-width-percent:0;mso-height-percent:0;mso-width-relative:margin;mso-height-relative:margin;v-text-anchor:middle" arcsize="10923f" o:gfxdata="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" fillcolor="#5a5a5a [2109]" stroked="f" strokeweight="1pt">
                 <v:stroke joinstyle="miter"/>
                 <v:textbox inset=".5mm,0,.5mm,0">
                   <w:txbxContent>
@@ -11076,7 +10160,7 @@
           </mc:Choice>
           <mc:Fallback>
             <w:pict>
-              <v:roundrect w14:anchorId="196DC3BF" id="圓角矩形 14" o:spid="_x0000_s1037" style="position:absolute;margin-left:-1.25pt;margin-top:16.7pt;width:83.6pt;height:15.3pt;z-index:251649024;visibility:visible;mso-wrap-style:square;mso-width-percent:0;mso-height-percent:0;mso-wrap-distance-left:9pt;mso-wrap-distance-top:0;mso-wrap-distance-right:9pt;mso-wrap-distance-bottom:0;mso-position-horizontal:absolute;mso-position-horizontal-relative:text;mso-position-vertical:absolute;mso-position-vertical-relative:text;mso-width-percent:0;mso-height-percent:0;mso-width-relative:margin;mso-height-relative:margin;v-text-anchor:middle" arcsize="10923f" o:gfxdata="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" fillcolor="#5a5a5a [2109]" stroked="f" strokeweight="1pt">
+              <v:roundrect w14:anchorId="196DC3BF" id="圓角矩形 14" o:spid="_x0000_s1037" style="position:absolute;margin-left:-1.25pt;margin-top:16.7pt;width:83.6pt;height:15.3pt;z-index:251649024;visibility:visible;mso-wrap-style:square;mso-width-percent:0;mso-height-percent:0;mso-wrap-distance-left:9pt;mso-wrap-distance-top:0;mso-wrap-distance-right:9pt;mso-wrap-distance-bottom:0;mso-position-horizontal:absolute;mso-position-horizontal-relative:text;mso-position-vertical:absolute;mso-position-vertical-relative:text;mso-width-percent:0;mso-height-percent:0;mso-width-relative:margin;mso-height-relative:margin;v-text-anchor:middle" arcsize="10923f" o:gfxdata="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" fillcolor="#5a5a5a [2109]" stroked="f" strokeweight="1pt">
                 <v:stroke joinstyle="miter"/>
                 <v:textbox inset=".5mm,0,.5mm,0">
                   <w:txbxContent>
@@ -11272,7 +10356,7 @@
           </mc:Choice>
           <mc:Fallback>
             <w:pict>
-              <v:roundrect w14:anchorId="1A4DC044" id="圓角矩形 9" o:spid="_x0000_s1038" style="position:absolute;margin-left:-.6pt;margin-top:16.6pt;width:30.35pt;height:15.3pt;z-index:251650048;visibility:visible;mso-wrap-style:square;mso-width-percent:0;mso-height-percent:0;mso-wrap-distance-left:9pt;mso-wrap-distance-top:0;mso-wrap-distance-right:9pt;mso-wrap-distance-bottom:0;mso-position-horizontal:absolute;mso-position-horizontal-relative:text;mso-position-vertical:absolute;mso-position-vertical-relative:text;mso-width-percent:0;mso-height-percent:0;mso-width-relative:margin;mso-height-relative:margin;v-text-anchor:middle" arcsize="10923f" o:gfxdata="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" fillcolor="#5a5a5a [2109]" stroked="f" strokeweight="1pt">
+              <v:roundrect w14:anchorId="1A4DC044" id="圓角矩形 9" o:spid="_x0000_s1038" style="position:absolute;margin-left:-.6pt;margin-top:16.6pt;width:30.35pt;height:15.3pt;z-index:251650048;visibility:visible;mso-wrap-style:square;mso-width-percent:0;mso-height-percent:0;mso-wrap-distance-left:9pt;mso-wrap-distance-top:0;mso-wrap-distance-right:9pt;mso-wrap-distance-bottom:0;mso-position-horizontal:absolute;mso-position-horizontal-relative:text;mso-position-vertical:absolute;mso-position-vertical-relative:text;mso-width-percent:0;mso-height-percent:0;mso-width-relative:margin;mso-height-relative:margin;v-text-anchor:middle" arcsize="10923f" o:gfxdata="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" fillcolor="#5a5a5a [2109]" stroked="f" strokeweight="1pt">
                 <v:stroke joinstyle="miter"/>
                 <v:textbox inset=".5mm,0,.5mm,0">
                   <w:txbxContent>
@@ -11536,7 +10620,7 @@
           </mc:Choice>
           <mc:Fallback>
             <w:pict>
-              <v:roundrect w14:anchorId="03BFD3A3" id="圓角矩形 13" o:spid="_x0000_s1039" style="position:absolute;margin-left:-.4pt;margin-top:16.65pt;width:49.3pt;height:15.3pt;z-index:251651072;visibility:visible;mso-wrap-style:square;mso-width-percent:0;mso-height-percent:0;mso-wrap-distance-left:9pt;mso-wrap-distance-top:0;mso-wrap-distance-right:9pt;mso-wrap-distance-bottom:0;mso-position-horizontal:absolute;mso-position-horizontal-relative:text;mso-position-vertical:absolute;mso-position-vertical-relative:text;mso-width-percent:0;mso-height-percent:0;mso-width-relative:margin;mso-height-relative:margin;v-text-anchor:middle" arcsize="10923f" o:gfxdata="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" fillcolor="#5a5a5a [2109]" stroked="f" strokeweight="1pt">
+              <v:roundrect w14:anchorId="03BFD3A3" id="圓角矩形 13" o:spid="_x0000_s1039" style="position:absolute;margin-left:-.4pt;margin-top:16.65pt;width:49.3pt;height:15.3pt;z-index:251651072;visibility:visible;mso-wrap-style:square;mso-width-percent:0;mso-height-percent:0;mso-wrap-distance-left:9pt;mso-wrap-distance-top:0;mso-wrap-distance-right:9pt;mso-wrap-distance-bottom:0;mso-position-horizontal:absolute;mso-position-horizontal-relative:text;mso-position-vertical:absolute;mso-position-vertical-relative:text;mso-width-percent:0;mso-height-percent:0;mso-width-relative:margin;mso-height-relative:margin;v-text-anchor:middle" arcsize="10923f" o:gfxdata="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" fillcolor="#5a5a5a [2109]" stroked="f" strokeweight="1pt">
                 <v:stroke joinstyle="miter"/>
                 <v:textbox inset=".5mm,0,.5mm,0">
                   <w:txbxContent>
@@ -11573,7 +10657,6 @@
         </w:rPr>
         <w:t xml:space="preserve">       </w:t>
       </w:r>
-      <w:proofErr w:type="gramStart"/>
       <w:r>
         <w:rPr>
           <w:rFonts w:ascii="Barlow Condensed Medium" w:eastAsia="華康中圓體" w:hAnsi="Barlow Condensed Medium"/>
@@ -11581,7 +10664,6 @@
         </w:rPr>
         <w:t>主堂</w:t>
       </w:r>
-      <w:proofErr w:type="gramEnd"/>
       <w:r>
         <w:rPr>
           <w:rFonts w:ascii="Barlow Condensed Medium" w:eastAsia="華康中圓體" w:hAnsi="Barlow Condensed Medium"/>
@@ -11725,7 +10807,6 @@
                                 <w:sz w:val="22"/>
                               </w:rPr>
                             </w:pPr>
-                            <w:proofErr w:type="gramStart"/>
                             <w:r>
                               <w:rPr>
                                 <w:rFonts w:ascii="Barlow Condensed Medium" w:eastAsia="華康儷中黑" w:hAnsi="Barlow Condensed Medium"/>
@@ -11733,7 +10814,6 @@
                               </w:rPr>
                               <w:t>教會臉書</w:t>
                             </w:r>
-                            <w:proofErr w:type="gramEnd"/>
                             <w:r>
                               <w:rPr>
                                 <w:rFonts w:ascii="Barlow Condensed Medium" w:eastAsia="華康儷中黑" w:hAnsi="Barlow Condensed Medium"/>
@@ -11776,7 +10856,7 @@
           </mc:Choice>
           <mc:Fallback>
             <w:pict>
-              <v:shape w14:anchorId="77C1E33A" id="_x0000_s1040" type="#_x0000_t202" style="position:absolute;margin-left:107.25pt;margin-top:6.2pt;width:125.55pt;height:16.3pt;z-index:251666432;visibility:visible;mso-wrap-style:square;mso-width-percent:0;mso-height-percent:0;mso-wrap-distance-left:9pt;mso-wrap-distance-top:3.6pt;mso-wrap-distance-right:9pt;mso-wrap-distance-bottom:3.6pt;mso-position-horizontal:absolute;mso-position-horizontal-relative:text;mso-position-vertical:absolute;mso-position-vertical-relative:text;mso-width-percent:0;mso-height-percent:0;mso-width-relative:margin;mso-height-relative:margin;v-text-anchor:top" o:gfxdata="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" filled="f" stroked="f">
+              <v:shape w14:anchorId="77C1E33A" id="_x0000_s1040" type="#_x0000_t202" style="position:absolute;margin-left:107.25pt;margin-top:6.2pt;width:125.55pt;height:16.3pt;z-index:251666432;visibility:visible;mso-wrap-style:square;mso-width-percent:0;mso-height-percent:0;mso-wrap-distance-left:9pt;mso-wrap-distance-top:3.6pt;mso-wrap-distance-right:9pt;mso-wrap-distance-bottom:3.6pt;mso-position-horizontal:absolute;mso-position-horizontal-relative:text;mso-position-vertical:absolute;mso-position-vertical-relative:text;mso-width-percent:0;mso-height-percent:0;mso-width-relative:margin;mso-height-relative:margin;v-text-anchor:top" o:gfxdata="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" filled="f" stroked="f">
                 <v:textbox inset="0,0,0,0">
                   <w:txbxContent>
                     <w:p>
@@ -11787,7 +10867,6 @@
                           <w:sz w:val="22"/>
                         </w:rPr>
                       </w:pPr>
-                      <w:proofErr w:type="gramStart"/>
                       <w:r>
                         <w:rPr>
                           <w:rFonts w:ascii="Barlow Condensed Medium" w:eastAsia="華康儷中黑" w:hAnsi="Barlow Condensed Medium"/>
@@ -11795,7 +10874,6 @@
                         </w:rPr>
                         <w:t>教會臉書</w:t>
                       </w:r>
-                      <w:proofErr w:type="gramEnd"/>
                       <w:r>
                         <w:rPr>
                           <w:rFonts w:ascii="Barlow Condensed Medium" w:eastAsia="華康儷中黑" w:hAnsi="Barlow Condensed Medium"/>
@@ -11853,19 +10931,8 @@
           <w:sz w:val="28"/>
           <w:szCs w:val="28"/>
         </w:rPr>
-        <w:t xml:space="preserve"> </w:t>
-      </w:r>
-      <w:proofErr w:type="gramStart"/>
-      <w:r>
-        <w:rPr>
-          <w:rFonts w:ascii="Old English Text MT" w:hAnsi="Old English Text MT"/>
-          <w:color w:val="404040" w:themeColor="text1" w:themeTint="BF"/>
-          <w:sz w:val="28"/>
-          <w:szCs w:val="28"/>
-        </w:rPr>
-        <w:t>Weekly</w:t>
-      </w:r>
-      <w:proofErr w:type="gramEnd"/>
+        <w:t xml:space="preserve"> Weekly</w:t>
+      </w:r>
     </w:p>
     <w:p>
       <w:pPr>
@@ -12745,7 +11812,7 @@
                 </mc:Choice>
                 <mc:Fallback>
                   <w:pict>
-                    <v:rect w14:anchorId="343BC9BA" id="矩形 8" o:spid="_x0000_s1041" style="position:absolute;left:0;text-align:left;margin-left:-.7pt;margin-top:2.7pt;width:18.75pt;height:92.3pt;z-index:251663360;visibility:visible;mso-wrap-style:square;mso-width-percent:0;mso-height-percent:0;mso-wrap-distance-left:9pt;mso-wrap-distance-top:0;mso-wrap-distance-right:9pt;mso-wrap-distance-bottom:0;mso-position-horizontal:absolute;mso-position-horizontal-relative:text;mso-position-vertical:absolute;mso-position-vertical-relative:text;mso-width-percent:0;mso-height-percent:0;mso-width-relative:margin;mso-height-relative:margin;v-text-anchor:middle" o:gfxdata="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" fillcolor="#5a5a5a [2109]" stroked="f" strokeweight="1pt">
+                    <v:rect w14:anchorId="343BC9BA" id="矩形 8" o:spid="_x0000_s1041" style="position:absolute;left:0;text-align:left;margin-left:-.7pt;margin-top:2.7pt;width:18.75pt;height:92.3pt;z-index:251663360;visibility:visible;mso-wrap-style:square;mso-width-percent:0;mso-height-percent:0;mso-wrap-distance-left:9pt;mso-wrap-distance-top:0;mso-wrap-distance-right:9pt;mso-wrap-distance-bottom:0;mso-position-horizontal:absolute;mso-position-horizontal-relative:text;mso-position-vertical:absolute;mso-position-vertical-relative:text;mso-width-percent:0;mso-height-percent:0;mso-width-relative:margin;mso-height-relative:margin;v-text-anchor:middle" o:gfxdata="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" fillcolor="#5a5a5a [2109]" stroked="f" strokeweight="1pt">
                       <v:textbox style="layout-flow:vertical-ideographic" inset="1mm,1mm,1mm,1mm">
                         <w:txbxContent>
                           <w:p>
@@ -12803,7 +11870,6 @@
                 <w:szCs w:val="20"/>
               </w:rPr>
             </w:pPr>
-            <w:proofErr w:type="gramStart"/>
             <w:r>
               <w:rPr>
                 <w:rFonts w:eastAsia="華康儷中黑" w:cstheme="minorHAnsi"/>
@@ -12814,7 +11880,6 @@
               </w:rPr>
               <w:t>序樂</w:t>
             </w:r>
-            <w:proofErr w:type="gramEnd"/>
           </w:p>
         </w:tc>
         <w:tc>
@@ -12950,7 +12015,6 @@
                 <w:szCs w:val="20"/>
               </w:rPr>
             </w:pPr>
-            <w:proofErr w:type="gramStart"/>
             <w:r>
               <w:rPr>
                 <w:rFonts w:eastAsia="華康儷中黑" w:cstheme="minorHAnsi"/>
@@ -12961,7 +12025,6 @@
               </w:rPr>
               <w:t>宣召</w:t>
             </w:r>
-            <w:proofErr w:type="gramEnd"/>
           </w:p>
         </w:tc>
         <w:tc>
@@ -13417,7 +12480,6 @@
                 <w:szCs w:val="20"/>
               </w:rPr>
             </w:pPr>
-            <w:proofErr w:type="gramStart"/>
             <w:r>
               <w:rPr>
                 <w:rFonts w:eastAsia="華康儷中黑" w:cstheme="minorHAnsi"/>
@@ -13428,7 +12490,6 @@
               </w:rPr>
               <w:t>啟應文</w:t>
             </w:r>
-            <w:proofErr w:type="gramEnd"/>
           </w:p>
         </w:tc>
         <w:tc>
@@ -13813,7 +12874,7 @@
                 </mc:Choice>
                 <mc:Fallback>
                   <w:pict>
-                    <v:rect w14:anchorId="363672F5" id="矩形 10" o:spid="_x0000_s1042" style="position:absolute;left:0;text-align:left;margin-left:-.7pt;margin-top:12.9pt;width:19.25pt;height:42.9pt;z-index:251659264;visibility:visible;mso-wrap-style:square;mso-width-percent:0;mso-height-percent:0;mso-wrap-distance-left:9pt;mso-wrap-distance-top:0;mso-wrap-distance-right:9pt;mso-wrap-distance-bottom:0;mso-position-horizontal:absolute;mso-position-horizontal-relative:text;mso-position-vertical:absolute;mso-position-vertical-relative:text;mso-width-percent:0;mso-height-percent:0;mso-width-relative:margin;mso-height-relative:margin;v-text-anchor:middle" o:gfxdata="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" fillcolor="#5a5a5a [2109]" stroked="f" strokeweight="1pt">
+                    <v:rect w14:anchorId="363672F5" id="矩形 10" o:spid="_x0000_s1042" style="position:absolute;left:0;text-align:left;margin-left:-.7pt;margin-top:12.9pt;width:19.25pt;height:42.9pt;z-index:251659264;visibility:visible;mso-wrap-style:square;mso-width-percent:0;mso-height-percent:0;mso-wrap-distance-left:9pt;mso-wrap-distance-top:0;mso-wrap-distance-right:9pt;mso-wrap-distance-bottom:0;mso-position-horizontal:absolute;mso-position-horizontal-relative:text;mso-position-vertical:absolute;mso-position-vertical-relative:text;mso-width-percent:0;mso-height-percent:0;mso-width-relative:margin;mso-height-relative:margin;v-text-anchor:middle" o:gfxdata="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" fillcolor="#5a5a5a [2109]" stroked="f" strokeweight="1pt">
                       <v:textbox style="layout-flow:vertical-ideographic" inset="1mm,1mm,1mm,1mm">
                         <w:txbxContent>
                           <w:p>
@@ -13920,7 +12981,7 @@
                 <w:sz w:val="20"/>
                 <w:szCs w:val="20"/>
               </w:rPr>
-              <w:t>萬福泉源</w:t>
+              <w:t>我要舉目觀看</w:t>
             </w:r>
           </w:p>
         </w:tc>
@@ -14329,7 +13390,7 @@
                 <w:sz w:val="20"/>
                 <w:szCs w:val="20"/>
               </w:rPr>
-              <w:t>信心的絆腳石</w:t>
+              <w:t>婚不婚都要合宜</w:t>
             </w:r>
           </w:p>
         </w:tc>
@@ -14647,7 +13708,7 @@
                 </mc:Choice>
                 <mc:Fallback>
                   <w:pict>
-                    <v:rect w14:anchorId="4D37C684" id="矩形 11" o:spid="_x0000_s1043" style="position:absolute;left:0;text-align:left;margin-left:-.7pt;margin-top:1.65pt;width:19.25pt;height:111.25pt;z-index:251657216;visibility:visible;mso-wrap-style:square;mso-width-percent:0;mso-height-percent:0;mso-wrap-distance-left:9pt;mso-wrap-distance-top:0;mso-wrap-distance-right:9pt;mso-wrap-distance-bottom:0;mso-position-horizontal:absolute;mso-position-horizontal-relative:text;mso-position-vertical:absolute;mso-position-vertical-relative:text;mso-width-percent:0;mso-height-percent:0;mso-width-relative:margin;mso-height-relative:margin;v-text-anchor:middle" o:gfxdata="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" fillcolor="#5a5a5a [2109]" stroked="f" strokeweight="1pt">
+                    <v:rect w14:anchorId="4D37C684" id="矩形 11" o:spid="_x0000_s1043" style="position:absolute;left:0;text-align:left;margin-left:-.7pt;margin-top:1.65pt;width:19.25pt;height:111.25pt;z-index:251657216;visibility:visible;mso-wrap-style:square;mso-width-percent:0;mso-height-percent:0;mso-wrap-distance-left:9pt;mso-wrap-distance-top:0;mso-wrap-distance-right:9pt;mso-wrap-distance-bottom:0;mso-position-horizontal:absolute;mso-position-horizontal-relative:text;mso-position-vertical:absolute;mso-position-vertical-relative:text;mso-width-percent:0;mso-height-percent:0;mso-width-relative:margin;mso-height-relative:margin;v-text-anchor:middle" o:gfxdata="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" fillcolor="#5a5a5a [2109]" stroked="f" strokeweight="1pt">
                       <v:textbox style="layout-flow:vertical-ideographic" inset="1mm,1mm,1mm,1mm">
                         <w:txbxContent>
                           <w:p>
@@ -15387,7 +14448,6 @@
                 <w:szCs w:val="20"/>
               </w:rPr>
             </w:pPr>
-            <w:proofErr w:type="gramStart"/>
             <w:r>
               <w:rPr>
                 <w:rFonts w:eastAsia="華康儷中黑" w:cstheme="minorHAnsi" w:hint="eastAsia"/>
@@ -15398,7 +14458,6 @@
               </w:rPr>
               <w:t>公禱</w:t>
             </w:r>
-            <w:proofErr w:type="gramEnd"/>
           </w:p>
         </w:tc>
         <w:tc>
@@ -15534,7 +14593,6 @@
                 <w:szCs w:val="20"/>
               </w:rPr>
             </w:pPr>
-            <w:proofErr w:type="gramStart"/>
             <w:r>
               <w:rPr>
                 <w:rFonts w:eastAsia="華康儷中黑" w:cstheme="minorHAnsi"/>
@@ -15545,7 +14603,6 @@
               </w:rPr>
               <w:t>頌榮</w:t>
             </w:r>
-            <w:proofErr w:type="gramEnd"/>
           </w:p>
         </w:tc>
         <w:tc>
@@ -15768,7 +14825,6 @@
               </w:rPr>
               <w:t xml:space="preserve">: </w:t>
             </w:r>
-            <w:proofErr w:type="gramStart"/>
             <w:r>
               <w:rPr>
                 <w:rFonts w:ascii="Bahnschrift SemiBold Condensed" w:eastAsia="標楷體" w:hAnsi="Bahnschrift SemiBold Condensed" w:cstheme="minorHAnsi" w:hint="eastAsia"/>
@@ -15778,7 +14834,6 @@
               </w:rPr>
               <w:t>阿們頌</w:t>
             </w:r>
-            <w:proofErr w:type="gramEnd"/>
           </w:p>
         </w:tc>
         <w:tc>
@@ -15875,7 +14930,6 @@
                 <w:szCs w:val="20"/>
               </w:rPr>
             </w:pPr>
-            <w:proofErr w:type="gramStart"/>
             <w:r>
               <w:rPr>
                 <w:rFonts w:eastAsia="華康儷中黑" w:cstheme="minorHAnsi" w:hint="eastAsia"/>
@@ -15886,7 +14940,6 @@
               </w:rPr>
               <w:t>殿樂</w:t>
             </w:r>
-            <w:proofErr w:type="gramEnd"/>
           </w:p>
         </w:tc>
         <w:tc>
@@ -16411,7 +15464,7 @@
           </mc:Choice>
           <mc:Fallback>
             <w:pict>
-              <v:line w14:anchorId="67EA82C8" id="直線接點 2" o:spid="_x0000_s1026" style="position:absolute;z-index:251654144;visibility:visible;mso-wrap-style:square;mso-height-percent:0;mso-wrap-distance-left:9pt;mso-wrap-distance-top:0;mso-wrap-distance-right:9pt;mso-wrap-distance-bottom:0;mso-position-horizontal:absolute;mso-position-horizontal-relative:page;mso-position-vertical:absolute;mso-position-vertical-relative:page;mso-height-percent:0;mso-height-relative:margin" from="687.75pt,19.85pt" to="687.75pt,709.8pt" o:gfxdata="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" strokecolor="black [3213]" strokeweight=".5pt">
+              <v:line w14:anchorId="152B5F02" id="直線接點 2" o:spid="_x0000_s1026" style="position:absolute;z-index:251654144;visibility:visible;mso-wrap-style:square;mso-height-percent:0;mso-wrap-distance-left:9pt;mso-wrap-distance-top:0;mso-wrap-distance-right:9pt;mso-wrap-distance-bottom:0;mso-position-horizontal:absolute;mso-position-horizontal-relative:page;mso-position-vertical:absolute;mso-position-vertical-relative:page;mso-height-percent:0;mso-height-relative:margin" from="687.75pt,19.85pt" to="687.75pt,709.8pt" o:gfxdata="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" strokecolor="black [3213]" strokeweight=".5pt">
                 <v:stroke dashstyle="3 1" joinstyle="miter"/>
                 <w10:wrap anchorx="page" anchory="page"/>
               </v:line>
@@ -16548,9 +15601,35 @@
           <w:sz w:val="26"/>
           <w:szCs w:val="26"/>
         </w:rPr>
-        <w:t>在清氣的人，萬物攏是清氣；在許</w:t>
-      </w:r>
-      <w:proofErr w:type="gramStart"/>
+        <w:t>我講諸個是為著恁家己的利益，呣是欲籠絡</w:t>
+      </w:r>
+      <w:r>
+        <w:rPr>
+          <w:rFonts w:ascii="標楷體" w:eastAsia="標楷體" w:hAnsi="標楷體" w:cs="Arial"/>
+          <w:w w:val="80"/>
+          <w:sz w:val="26"/>
+          <w:szCs w:val="26"/>
+        </w:rPr>
+        <w:t>(lóng-lo</w:t>
+      </w:r>
+      <w:r>
+        <w:rPr>
+          <w:rFonts w:ascii="Times New Roman" w:eastAsia="標楷體" w:hAnsi="Times New Roman" w:cs="Times New Roman"/>
+          <w:w w:val="80"/>
+          <w:sz w:val="26"/>
+          <w:szCs w:val="26"/>
+        </w:rPr>
+        <w:t>̍</w:t>
+      </w:r>
+      <w:r>
+        <w:rPr>
+          <w:rFonts w:ascii="標楷體" w:eastAsia="標楷體" w:hAnsi="標楷體" w:cs="Arial"/>
+          <w:w w:val="80"/>
+          <w:sz w:val="26"/>
+          <w:szCs w:val="26"/>
+        </w:rPr>
+        <w:t>k)</w:t>
+      </w:r>
       <w:r>
         <w:rPr>
           <w:rFonts w:ascii="標楷體" w:eastAsia="標楷體" w:hAnsi="標楷體" w:cs="Arial" w:hint="eastAsia"/>
@@ -16558,9 +15637,35 @@
           <w:sz w:val="26"/>
           <w:szCs w:val="26"/>
         </w:rPr>
-        <w:t>個</w:t>
-      </w:r>
-      <w:proofErr w:type="gramEnd"/>
+        <w:t>恁，就是欲互恁行合適</w:t>
+      </w:r>
+      <w:r>
+        <w:rPr>
+          <w:rFonts w:ascii="標楷體" w:eastAsia="標楷體" w:hAnsi="標楷體" w:cs="Arial"/>
+          <w:w w:val="80"/>
+          <w:sz w:val="26"/>
+          <w:szCs w:val="26"/>
+        </w:rPr>
+        <w:t>(ha</w:t>
+      </w:r>
+      <w:r>
+        <w:rPr>
+          <w:rFonts w:ascii="Times New Roman" w:eastAsia="標楷體" w:hAnsi="Times New Roman" w:cs="Times New Roman"/>
+          <w:w w:val="80"/>
+          <w:sz w:val="26"/>
+          <w:szCs w:val="26"/>
+        </w:rPr>
+        <w:t>̍</w:t>
+      </w:r>
+      <w:r>
+        <w:rPr>
+          <w:rFonts w:ascii="標楷體" w:eastAsia="標楷體" w:hAnsi="標楷體" w:cs="Arial"/>
+          <w:w w:val="80"/>
+          <w:sz w:val="26"/>
+          <w:szCs w:val="26"/>
+        </w:rPr>
+        <w:t>p-sek)</w:t>
+      </w:r>
       <w:r>
         <w:rPr>
           <w:rFonts w:ascii="標楷體" w:eastAsia="標楷體" w:hAnsi="標楷體" w:cs="Arial" w:hint="eastAsia"/>
@@ -16568,24 +15673,7 @@
           <w:sz w:val="26"/>
           <w:szCs w:val="26"/>
         </w:rPr>
-        <w:t>污穢無信的人，無一項物清氣，連</w:t>
-      </w:r>
-      <w:r>
-        <w:rPr>
-          <w:rFonts w:ascii="新細明體-ExtB" w:eastAsia="新細明體-ExtB" w:hAnsi="新細明體-ExtB" w:cs="新細明體-ExtB" w:hint="eastAsia"/>
-          <w:w w:val="80"/>
-          <w:szCs w:val="24"/>
-        </w:rPr>
-        <w:t>𪜶</w:t>
-      </w:r>
-      <w:r>
-        <w:rPr>
-          <w:rFonts w:ascii="標楷體" w:eastAsia="標楷體" w:hAnsi="標楷體" w:cs="Arial" w:hint="eastAsia"/>
-          <w:w w:val="80"/>
-          <w:sz w:val="26"/>
-          <w:szCs w:val="26"/>
-        </w:rPr>
-        <w:t>的心志及良心亦攏污穢</w:t>
+        <w:t>的事，勤勤服事主，無所攪擾。</w:t>
       </w:r>
       <w:r>
         <w:rPr>
@@ -16675,7 +15763,7 @@
           <w:sz w:val="26"/>
           <w:szCs w:val="26"/>
         </w:rPr>
-        <w:t>在潔淨的人、凡物都潔淨．在污穢不信的人、甚麼都不潔淨．連心地和天良、也都污穢了</w:t>
+        <w:t>我說這話、是為你們的益處．不是要牢籠你們、乃是要叫你們行合宜的事、得以殷勤服事主、沒有分心的事</w:t>
       </w:r>
       <w:r>
         <w:rPr>
@@ -16805,7 +15893,6 @@
                 <w:w w:val="80"/>
               </w:rPr>
             </w:pPr>
-            <w:proofErr w:type="gramStart"/>
             <w:r>
               <w:rPr>
                 <w:rFonts w:ascii="Barlow Condensed Medium" w:eastAsia="華康中黑體" w:hAnsi="Barlow Condensed Medium" w:cstheme="minorHAnsi"/>
@@ -16813,7 +15900,6 @@
               </w:rPr>
               <w:t>主日事奉</w:t>
             </w:r>
-            <w:proofErr w:type="gramEnd"/>
           </w:p>
         </w:tc>
         <w:tc>
@@ -16844,17 +15930,8 @@
                 <w:rFonts w:ascii="Barlow Condensed Medium" w:eastAsia="華康中黑體" w:hAnsi="Barlow Condensed Medium" w:cstheme="minorHAnsi"/>
                 <w:w w:val="66"/>
               </w:rPr>
-              <w:t>本</w:t>
-            </w:r>
-            <w:proofErr w:type="gramStart"/>
-            <w:r>
-              <w:rPr>
-                <w:rFonts w:ascii="Barlow Condensed Medium" w:eastAsia="華康中黑體" w:hAnsi="Barlow Condensed Medium" w:cstheme="minorHAnsi"/>
-                <w:w w:val="66"/>
-              </w:rPr>
-              <w:t>週</w:t>
-            </w:r>
-            <w:proofErr w:type="gramEnd"/>
+              <w:t>本週</w:t>
+            </w:r>
             <w:r>
               <w:rPr>
                 <w:rFonts w:ascii="Barlow Condensed Medium" w:eastAsia="華康儷中黑" w:hAnsi="Barlow Condensed Medium" w:cstheme="minorHAnsi"/>
@@ -16964,17 +16041,8 @@
                 <w:rFonts w:ascii="Barlow Condensed Medium" w:eastAsia="華康中黑體" w:hAnsi="Barlow Condensed Medium" w:cstheme="minorHAnsi"/>
                 <w:w w:val="66"/>
               </w:rPr>
-              <w:t>下</w:t>
-            </w:r>
-            <w:proofErr w:type="gramStart"/>
-            <w:r>
-              <w:rPr>
-                <w:rFonts w:ascii="Barlow Condensed Medium" w:eastAsia="華康中黑體" w:hAnsi="Barlow Condensed Medium" w:cstheme="minorHAnsi"/>
-                <w:w w:val="66"/>
-              </w:rPr>
-              <w:t>週</w:t>
-            </w:r>
-            <w:proofErr w:type="gramEnd"/>
+              <w:t>下週</w:t>
+            </w:r>
             <w:r>
               <w:rPr>
                 <w:rFonts w:ascii="Barlow Condensed Medium" w:eastAsia="華康儷中黑" w:hAnsi="Barlow Condensed Medium" w:cstheme="minorHAnsi"/>
@@ -17421,7 +16489,6 @@
                 <w:szCs w:val="28"/>
               </w:rPr>
             </w:pPr>
-            <w:proofErr w:type="gramStart"/>
             <w:r>
               <w:rPr>
                 <w:rFonts w:ascii="Barlow Condensed Medium" w:eastAsia="華康正顏楷體W9" w:hAnsi="Barlow Condensed Medium" w:cstheme="minorHAnsi"/>
@@ -17431,7 +16498,6 @@
               </w:rPr>
               <w:t>月值月長執</w:t>
             </w:r>
-            <w:proofErr w:type="gramEnd"/>
             <w:r>
               <w:rPr>
                 <w:rFonts w:ascii="Barlow Condensed Medium" w:eastAsia="標楷體" w:hAnsi="Barlow Condensed Medium" w:cstheme="minorHAnsi"/>
@@ -18065,17 +17131,8 @@
                 <w:rFonts w:ascii="標楷體" w:eastAsia="標楷體" w:hAnsi="標楷體" w:hint="eastAsia"/>
                 <w:szCs w:val="24"/>
               </w:rPr>
-              <w:t>張思</w:t>
-            </w:r>
-            <w:proofErr w:type="gramStart"/>
-            <w:r>
-              <w:rPr>
-                <w:rFonts w:ascii="標楷體" w:eastAsia="標楷體" w:hAnsi="標楷體" w:hint="eastAsia"/>
-                <w:szCs w:val="24"/>
-              </w:rPr>
-              <w:t>婗</w:t>
-            </w:r>
-            <w:proofErr w:type="gramEnd"/>
+              <w:t>張思婗</w:t>
+            </w:r>
           </w:p>
         </w:tc>
         <w:tc>
@@ -18589,7 +17646,6 @@
                 <w:w w:val="80"/>
               </w:rPr>
             </w:pPr>
-            <w:proofErr w:type="gramStart"/>
             <w:r>
               <w:rPr>
                 <w:rFonts w:ascii="Barlow Condensed Medium" w:eastAsia="華康中黑體" w:hAnsi="Barlow Condensed Medium" w:cstheme="minorHAnsi"/>
@@ -18597,7 +17653,6 @@
               </w:rPr>
               <w:t>司獻</w:t>
             </w:r>
-            <w:proofErr w:type="gramEnd"/>
           </w:p>
         </w:tc>
         <w:tc>
@@ -19726,21 +18781,12 @@
                 <w:w w:val="80"/>
               </w:rPr>
             </w:pPr>
-            <w:proofErr w:type="gramStart"/>
             <w:r>
               <w:rPr>
                 <w:rFonts w:ascii="標楷體" w:eastAsia="標楷體" w:hAnsi="標楷體" w:cs="華康儷楷書" w:hint="eastAsia"/>
                 <w:w w:val="80"/>
               </w:rPr>
-              <w:t>拿細耳</w:t>
-            </w:r>
-            <w:proofErr w:type="gramEnd"/>
-            <w:r>
-              <w:rPr>
-                <w:rFonts w:ascii="標楷體" w:eastAsia="標楷體" w:hAnsi="標楷體" w:cs="華康儷楷書" w:hint="eastAsia"/>
-                <w:w w:val="80"/>
-              </w:rPr>
-              <w:t>小組</w:t>
+              <w:t>拿細耳小組</w:t>
             </w:r>
           </w:p>
         </w:tc>
@@ -20546,7 +19592,7 @@
             <w:r>
               <w:rPr>
                 <w:rFonts w:ascii="標楷體" w:eastAsia="標楷體" w:hAnsi="標楷體" w:hint="eastAsia"/>
-                <w:szCs w:val="24"/>
+                <w:sz w:val="22"/>
               </w:rPr>
               <w:t>敬拜團契</w:t>
             </w:r>
@@ -21107,14 +20153,12 @@
                 <w:szCs w:val="24"/>
               </w:rPr>
             </w:pPr>
-            <w:proofErr w:type="gramStart"/>
             <w:r>
               <w:rPr>
                 <w:rFonts w:ascii="標楷體" w:eastAsia="標楷體" w:hAnsi="標楷體" w:hint="eastAsia"/>
               </w:rPr>
               <w:t>王新依</w:t>
             </w:r>
-            <w:proofErr w:type="gramEnd"/>
           </w:p>
         </w:tc>
         <w:tc>
@@ -21622,7 +20666,6 @@
                 <w:w w:val="80"/>
               </w:rPr>
             </w:pPr>
-            <w:proofErr w:type="gramStart"/>
             <w:r>
               <w:rPr>
                 <w:rFonts w:ascii="Barlow Condensed Medium" w:eastAsia="華康中黑體" w:hAnsi="Barlow Condensed Medium" w:cstheme="minorHAnsi" w:hint="eastAsia"/>
@@ -21630,7 +20673,6 @@
               </w:rPr>
               <w:t>愛宴</w:t>
             </w:r>
-            <w:proofErr w:type="gramEnd"/>
           </w:p>
         </w:tc>
         <w:tc>
@@ -21796,7 +20838,6 @@
                 <w:w w:val="80"/>
               </w:rPr>
             </w:pPr>
-            <w:proofErr w:type="gramStart"/>
             <w:r>
               <w:rPr>
                 <w:rFonts w:ascii="Barlow Condensed Medium" w:eastAsia="華康中黑體" w:hAnsi="Barlow Condensed Medium" w:cstheme="minorHAnsi" w:hint="eastAsia"/>
@@ -21804,7 +20845,6 @@
               </w:rPr>
               <w:t>愛宴清洗</w:t>
             </w:r>
-            <w:proofErr w:type="gramEnd"/>
           </w:p>
         </w:tc>
         <w:tc>
@@ -22128,8 +21168,6 @@
               </w:rPr>
               <w:t>机忠三</w:t>
             </w:r>
-            <w:bookmarkStart w:id="6" w:name="_GoBack"/>
-            <w:bookmarkEnd w:id="6"/>
           </w:p>
         </w:tc>
         <w:tc>
@@ -22498,15 +21536,15 @@
                 <w:w w:val="80"/>
                 <w:szCs w:val="24"/>
               </w:rPr>
-              <w:t>9</w:t>
-            </w:r>
-            <w:r>
-              <w:rPr>
-                <w:rFonts w:ascii="Barlow Condensed Medium" w:eastAsia="華康中黑體" w:hAnsi="Barlow Condensed Medium" w:cs="Times New Roman"/>
+              <w:t>01</w:t>
+            </w:r>
+            <w:r>
+              <w:rPr>
+                <w:rFonts w:ascii="Barlow Condensed Medium" w:eastAsia="華康中黑體" w:hAnsi="Barlow Condensed Medium" w:cs="Times New Roman" w:hint="eastAsia"/>
                 <w:w w:val="80"/>
                 <w:szCs w:val="24"/>
               </w:rPr>
-              <w:t>00</w:t>
+              <w:t>9</w:t>
             </w:r>
           </w:p>
         </w:tc>
@@ -22643,6 +21681,14 @@
                 <w:rFonts w:ascii="Barlow Condensed Medium" w:eastAsia="標楷體" w:hAnsi="Barlow Condensed Medium" w:cstheme="minorHAnsi" w:hint="eastAsia"/>
                 <w:w w:val="80"/>
                 <w:szCs w:val="24"/>
+              </w:rPr>
+              <w:t>1</w:t>
+            </w:r>
+            <w:r>
+              <w:rPr>
+                <w:rFonts w:ascii="Barlow Condensed Medium" w:eastAsia="標楷體" w:hAnsi="Barlow Condensed Medium" w:cstheme="minorHAnsi" w:hint="eastAsia"/>
+                <w:w w:val="80"/>
+                <w:szCs w:val="24"/>
                 <w:lang w:eastAsia="zh-HK"/>
               </w:rPr>
               <w:t>號</w:t>
@@ -22670,11 +21716,11 @@
             </w:pPr>
             <w:r>
               <w:rPr>
-                <w:rFonts w:ascii="Barlow Condensed Medium" w:eastAsia="標楷體" w:hAnsi="Barlow Condensed Medium" w:cstheme="minorHAnsi"/>
+                <w:rFonts w:ascii="Barlow Condensed Medium" w:eastAsia="標楷體" w:hAnsi="Barlow Condensed Medium" w:cstheme="minorHAnsi" w:hint="eastAsia"/>
                 <w:w w:val="80"/>
                 <w:szCs w:val="24"/>
               </w:rPr>
-              <w:t>5</w:t>
+              <w:t>3</w:t>
             </w:r>
             <w:r>
               <w:rPr>
@@ -22707,11 +21753,11 @@
             </w:pPr>
             <w:r>
               <w:rPr>
-                <w:rFonts w:ascii="Barlow Condensed Medium" w:eastAsia="標楷體" w:hAnsi="Barlow Condensed Medium" w:cstheme="minorHAnsi"/>
+                <w:rFonts w:ascii="Barlow Condensed Medium" w:eastAsia="標楷體" w:hAnsi="Barlow Condensed Medium" w:cstheme="minorHAnsi" w:hint="eastAsia"/>
                 <w:w w:val="80"/>
                 <w:szCs w:val="24"/>
               </w:rPr>
-              <w:t>2</w:t>
+              <w:t>11-1</w:t>
             </w:r>
             <w:r>
               <w:rPr>
@@ -22745,11 +21791,11 @@
             </w:pPr>
             <w:r>
               <w:rPr>
-                <w:rFonts w:ascii="Barlow Condensed Medium" w:eastAsia="標楷體" w:hAnsi="Barlow Condensed Medium" w:cstheme="minorHAnsi"/>
+                <w:rFonts w:ascii="Barlow Condensed Medium" w:eastAsia="標楷體" w:hAnsi="Barlow Condensed Medium" w:cstheme="minorHAnsi" w:hint="eastAsia"/>
                 <w:w w:val="80"/>
                 <w:szCs w:val="24"/>
               </w:rPr>
-              <w:t>6</w:t>
+              <w:t>3</w:t>
             </w:r>
             <w:r>
               <w:rPr>
@@ -22783,11 +21829,11 @@
             </w:pPr>
             <w:r>
               <w:rPr>
-                <w:rFonts w:ascii="Barlow Condensed Medium" w:eastAsia="標楷體" w:hAnsi="Barlow Condensed Medium" w:cstheme="minorHAnsi"/>
+                <w:rFonts w:ascii="Barlow Condensed Medium" w:eastAsia="標楷體" w:hAnsi="Barlow Condensed Medium" w:cstheme="minorHAnsi" w:hint="eastAsia"/>
                 <w:w w:val="80"/>
                 <w:szCs w:val="24"/>
               </w:rPr>
-              <w:t>8</w:t>
+              <w:t>26</w:t>
             </w:r>
             <w:r>
               <w:rPr>
@@ -22820,11 +21866,11 @@
             </w:pPr>
             <w:r>
               <w:rPr>
-                <w:rFonts w:ascii="Barlow Condensed Medium" w:eastAsia="標楷體" w:hAnsi="Barlow Condensed Medium" w:cstheme="minorHAnsi"/>
+                <w:rFonts w:ascii="Barlow Condensed Medium" w:eastAsia="標楷體" w:hAnsi="Barlow Condensed Medium" w:cstheme="minorHAnsi" w:hint="eastAsia"/>
                 <w:w w:val="80"/>
                 <w:szCs w:val="24"/>
               </w:rPr>
-              <w:t>5</w:t>
+              <w:t>3</w:t>
             </w:r>
             <w:r>
               <w:rPr>
@@ -22882,11 +21928,11 @@
             </w:pPr>
             <w:r>
               <w:rPr>
-                <w:rFonts w:ascii="Barlow Condensed Medium" w:eastAsia="標楷體" w:hAnsi="Barlow Condensed Medium" w:cstheme="minorHAnsi"/>
+                <w:rFonts w:ascii="Barlow Condensed Medium" w:eastAsia="標楷體" w:hAnsi="Barlow Condensed Medium" w:cstheme="minorHAnsi" w:hint="eastAsia"/>
                 <w:w w:val="80"/>
                 <w:szCs w:val="24"/>
               </w:rPr>
-              <w:t>9-1</w:t>
+              <w:t>34</w:t>
             </w:r>
             <w:r>
               <w:rPr>
@@ -22920,11 +21966,11 @@
             </w:pPr>
             <w:r>
               <w:rPr>
-                <w:rFonts w:ascii="Barlow Condensed Medium" w:eastAsia="標楷體" w:hAnsi="Barlow Condensed Medium" w:cstheme="minorHAnsi"/>
+                <w:rFonts w:ascii="Barlow Condensed Medium" w:eastAsia="標楷體" w:hAnsi="Barlow Condensed Medium" w:cstheme="minorHAnsi" w:hint="eastAsia"/>
                 <w:w w:val="80"/>
                 <w:szCs w:val="24"/>
               </w:rPr>
-              <w:t>4</w:t>
+              <w:t>2</w:t>
             </w:r>
             <w:r>
               <w:rPr>
@@ -22957,11 +22003,11 @@
             </w:pPr>
             <w:r>
               <w:rPr>
-                <w:rFonts w:ascii="Barlow Condensed Medium" w:eastAsia="標楷體" w:hAnsi="Barlow Condensed Medium" w:cstheme="minorHAnsi"/>
+                <w:rFonts w:ascii="Barlow Condensed Medium" w:eastAsia="標楷體" w:hAnsi="Barlow Condensed Medium" w:cstheme="minorHAnsi" w:hint="eastAsia"/>
                 <w:w w:val="80"/>
                 <w:szCs w:val="24"/>
               </w:rPr>
-              <w:t>17</w:t>
+              <w:t>34-1</w:t>
             </w:r>
             <w:r>
               <w:rPr>
@@ -22995,11 +22041,27 @@
             </w:pPr>
             <w:r>
               <w:rPr>
+                <w:rFonts w:ascii="Barlow Condensed Medium" w:eastAsia="標楷體" w:hAnsi="Barlow Condensed Medium" w:cstheme="minorHAnsi" w:hint="eastAsia"/>
+                <w:w w:val="80"/>
+                <w:szCs w:val="24"/>
+              </w:rPr>
+              <w:t>2</w:t>
+            </w:r>
+            <w:r>
+              <w:rPr>
                 <w:rFonts w:ascii="Barlow Condensed Medium" w:eastAsia="標楷體" w:hAnsi="Barlow Condensed Medium" w:cstheme="minorHAnsi"/>
                 <w:w w:val="80"/>
                 <w:szCs w:val="24"/>
               </w:rPr>
-              <w:t>4</w:t>
+              <w:t>,</w:t>
+            </w:r>
+            <w:r>
+              <w:rPr>
+                <w:rFonts w:ascii="Barlow Condensed Medium" w:eastAsia="標楷體" w:hAnsi="Barlow Condensed Medium" w:cstheme="minorHAnsi" w:hint="eastAsia"/>
+                <w:w w:val="80"/>
+                <w:szCs w:val="24"/>
+              </w:rPr>
+              <w:t>5</w:t>
             </w:r>
             <w:r>
               <w:rPr>
@@ -23007,7 +22069,7 @@
                 <w:w w:val="80"/>
                 <w:szCs w:val="24"/>
               </w:rPr>
-              <w:t>,000</w:t>
+              <w:t>00</w:t>
             </w:r>
           </w:p>
         </w:tc>
@@ -23033,27 +22095,11 @@
             </w:pPr>
             <w:r>
               <w:rPr>
-                <w:rFonts w:ascii="Barlow Condensed Medium" w:eastAsia="標楷體" w:hAnsi="Barlow Condensed Medium" w:cstheme="minorHAnsi"/>
-                <w:w w:val="80"/>
-                <w:szCs w:val="24"/>
-              </w:rPr>
-              <w:t>17</w:t>
-            </w:r>
-            <w:r>
-              <w:rPr>
                 <w:rFonts w:ascii="Barlow Condensed Medium" w:eastAsia="標楷體" w:hAnsi="Barlow Condensed Medium" w:cstheme="minorHAnsi" w:hint="eastAsia"/>
                 <w:w w:val="80"/>
                 <w:szCs w:val="24"/>
               </w:rPr>
-              <w:t>-</w:t>
-            </w:r>
-            <w:r>
-              <w:rPr>
-                <w:rFonts w:ascii="Barlow Condensed Medium" w:eastAsia="標楷體" w:hAnsi="Barlow Condensed Medium" w:cstheme="minorHAnsi"/>
-                <w:w w:val="80"/>
-                <w:szCs w:val="24"/>
-              </w:rPr>
-              <w:t>1</w:t>
+              <w:t>39</w:t>
             </w:r>
             <w:r>
               <w:rPr>
@@ -23086,11 +22132,11 @@
             </w:pPr>
             <w:r>
               <w:rPr>
-                <w:rFonts w:ascii="Barlow Condensed Medium" w:eastAsia="標楷體" w:hAnsi="Barlow Condensed Medium" w:cstheme="minorHAnsi"/>
+                <w:rFonts w:ascii="Barlow Condensed Medium" w:eastAsia="標楷體" w:hAnsi="Barlow Condensed Medium" w:cstheme="minorHAnsi" w:hint="eastAsia"/>
                 <w:w w:val="80"/>
                 <w:szCs w:val="24"/>
               </w:rPr>
-              <w:t>7</w:t>
+              <w:t>1</w:t>
             </w:r>
             <w:r>
               <w:rPr>
@@ -23146,23 +22192,6 @@
                 <w:szCs w:val="24"/>
               </w:rPr>
             </w:pPr>
-            <w:r>
-              <w:rPr>
-                <w:rFonts w:ascii="Barlow Condensed Medium" w:eastAsia="標楷體" w:hAnsi="Barlow Condensed Medium" w:cstheme="minorHAnsi"/>
-                <w:w w:val="80"/>
-                <w:szCs w:val="24"/>
-              </w:rPr>
-              <w:t>17-4</w:t>
-            </w:r>
-            <w:r>
-              <w:rPr>
-                <w:rFonts w:ascii="Barlow Condensed Medium" w:eastAsia="標楷體" w:hAnsi="Barlow Condensed Medium" w:cstheme="minorHAnsi" w:hint="eastAsia"/>
-                <w:w w:val="80"/>
-                <w:szCs w:val="24"/>
-                <w:lang w:eastAsia="zh-HK"/>
-              </w:rPr>
-              <w:t>號</w:t>
-            </w:r>
           </w:p>
         </w:tc>
         <w:tc>
@@ -23184,22 +22213,6 @@
                 <w:szCs w:val="24"/>
               </w:rPr>
             </w:pPr>
-            <w:r>
-              <w:rPr>
-                <w:rFonts w:ascii="Barlow Condensed Medium" w:eastAsia="標楷體" w:hAnsi="Barlow Condensed Medium" w:cstheme="minorHAnsi"/>
-                <w:w w:val="80"/>
-                <w:szCs w:val="24"/>
-              </w:rPr>
-              <w:t>3</w:t>
-            </w:r>
-            <w:r>
-              <w:rPr>
-                <w:rFonts w:ascii="Barlow Condensed Medium" w:eastAsia="標楷體" w:hAnsi="Barlow Condensed Medium" w:cstheme="minorHAnsi"/>
-                <w:w w:val="80"/>
-                <w:szCs w:val="24"/>
-              </w:rPr>
-              <w:t>,000</w:t>
-            </w:r>
           </w:p>
         </w:tc>
         <w:tc>
@@ -23221,23 +22234,6 @@
                 <w:szCs w:val="24"/>
               </w:rPr>
             </w:pPr>
-            <w:r>
-              <w:rPr>
-                <w:rFonts w:ascii="Barlow Condensed Medium" w:eastAsia="標楷體" w:hAnsi="Barlow Condensed Medium" w:cstheme="minorHAnsi"/>
-                <w:w w:val="80"/>
-                <w:szCs w:val="24"/>
-              </w:rPr>
-              <w:t>20</w:t>
-            </w:r>
-            <w:r>
-              <w:rPr>
-                <w:rFonts w:ascii="Barlow Condensed Medium" w:eastAsia="標楷體" w:hAnsi="Barlow Condensed Medium" w:cstheme="minorHAnsi" w:hint="eastAsia"/>
-                <w:w w:val="80"/>
-                <w:szCs w:val="24"/>
-                <w:lang w:eastAsia="zh-HK"/>
-              </w:rPr>
-              <w:t>號</w:t>
-            </w:r>
           </w:p>
         </w:tc>
         <w:tc>
@@ -23259,22 +22255,6 @@
                 <w:szCs w:val="24"/>
               </w:rPr>
             </w:pPr>
-            <w:r>
-              <w:rPr>
-                <w:rFonts w:ascii="Barlow Condensed Medium" w:eastAsia="標楷體" w:hAnsi="Barlow Condensed Medium" w:cstheme="minorHAnsi"/>
-                <w:w w:val="80"/>
-                <w:szCs w:val="24"/>
-              </w:rPr>
-              <w:t>3</w:t>
-            </w:r>
-            <w:r>
-              <w:rPr>
-                <w:rFonts w:ascii="Barlow Condensed Medium" w:eastAsia="標楷體" w:hAnsi="Barlow Condensed Medium" w:cstheme="minorHAnsi"/>
-                <w:w w:val="80"/>
-                <w:szCs w:val="24"/>
-              </w:rPr>
-              <w:t>,000</w:t>
-            </w:r>
           </w:p>
         </w:tc>
         <w:tc>
@@ -23297,23 +22277,6 @@
                 <w:szCs w:val="24"/>
               </w:rPr>
             </w:pPr>
-            <w:r>
-              <w:rPr>
-                <w:rFonts w:ascii="Barlow Condensed Medium" w:eastAsia="標楷體" w:hAnsi="Barlow Condensed Medium" w:cstheme="minorHAnsi"/>
-                <w:w w:val="80"/>
-                <w:szCs w:val="24"/>
-              </w:rPr>
-              <w:t>23</w:t>
-            </w:r>
-            <w:r>
-              <w:rPr>
-                <w:rFonts w:ascii="Barlow Condensed Medium" w:eastAsia="標楷體" w:hAnsi="Barlow Condensed Medium" w:cstheme="minorHAnsi" w:hint="eastAsia"/>
-                <w:w w:val="80"/>
-                <w:szCs w:val="24"/>
-                <w:lang w:eastAsia="zh-HK"/>
-              </w:rPr>
-              <w:t>號</w:t>
-            </w:r>
           </w:p>
         </w:tc>
         <w:tc>
@@ -23334,22 +22297,6 @@
                 <w:szCs w:val="24"/>
               </w:rPr>
             </w:pPr>
-            <w:r>
-              <w:rPr>
-                <w:rFonts w:ascii="Barlow Condensed Medium" w:eastAsia="標楷體" w:hAnsi="Barlow Condensed Medium" w:cstheme="minorHAnsi"/>
-                <w:w w:val="80"/>
-                <w:szCs w:val="24"/>
-              </w:rPr>
-              <w:t>3</w:t>
-            </w:r>
-            <w:r>
-              <w:rPr>
-                <w:rFonts w:ascii="Barlow Condensed Medium" w:eastAsia="標楷體" w:hAnsi="Barlow Condensed Medium" w:cstheme="minorHAnsi"/>
-                <w:w w:val="80"/>
-                <w:szCs w:val="24"/>
-              </w:rPr>
-              <w:t>,000</w:t>
-            </w:r>
           </w:p>
         </w:tc>
       </w:tr>
@@ -23375,6 +22322,39 @@
                 <w:szCs w:val="24"/>
               </w:rPr>
             </w:pPr>
+            <w:r>
+              <w:rPr>
+                <w:rFonts w:ascii="Barlow Condensed Medium" w:eastAsia="華康中黑體" w:hAnsi="Barlow Condensed Medium" w:cstheme="minorHAnsi"/>
+                <w:w w:val="80"/>
+                <w:szCs w:val="24"/>
+              </w:rPr>
+              <w:sym w:font="Wingdings 2" w:char="F0AE"/>
+            </w:r>
+            <w:r>
+              <w:rPr>
+                <w:rFonts w:ascii="Barlow Condensed Medium" w:eastAsia="華康中黑體" w:hAnsi="Barlow Condensed Medium" w:cstheme="minorHAnsi" w:hint="eastAsia"/>
+                <w:w w:val="80"/>
+                <w:szCs w:val="24"/>
+                <w:lang w:eastAsia="zh-HK"/>
+              </w:rPr>
+              <w:t>感恩</w:t>
+            </w:r>
+            <w:r>
+              <w:rPr>
+                <w:rFonts w:ascii="Barlow Condensed Medium" w:eastAsia="華康中黑體" w:hAnsi="Barlow Condensed Medium" w:cstheme="minorHAnsi"/>
+                <w:w w:val="80"/>
+                <w:szCs w:val="24"/>
+              </w:rPr>
+              <w:t>奉獻</w:t>
+            </w:r>
+            <w:r>
+              <w:rPr>
+                <w:rFonts w:ascii="Barlow Condensed Medium" w:eastAsia="華康中黑體" w:hAnsi="Barlow Condensed Medium" w:cstheme="minorHAnsi"/>
+                <w:w w:val="80"/>
+                <w:szCs w:val="24"/>
+              </w:rPr>
+              <w:t>:</w:t>
+            </w:r>
           </w:p>
         </w:tc>
         <w:tc>
@@ -23398,20 +22378,29 @@
             </w:pPr>
             <w:r>
               <w:rPr>
-                <w:rFonts w:ascii="Barlow Condensed Medium" w:eastAsia="標楷體" w:hAnsi="Barlow Condensed Medium" w:cstheme="minorHAnsi"/>
-                <w:w w:val="80"/>
-                <w:szCs w:val="24"/>
-              </w:rPr>
-              <w:t>27</w:t>
-            </w:r>
-            <w:r>
-              <w:rPr>
                 <w:rFonts w:ascii="Barlow Condensed Medium" w:eastAsia="標楷體" w:hAnsi="Barlow Condensed Medium" w:cstheme="minorHAnsi" w:hint="eastAsia"/>
                 <w:w w:val="80"/>
                 <w:szCs w:val="24"/>
                 <w:lang w:eastAsia="zh-HK"/>
               </w:rPr>
-              <w:t>號</w:t>
+              <w:t>有志</w:t>
+            </w:r>
+            <w:r>
+              <w:rPr>
+                <w:rFonts w:ascii="Barlow Condensed Medium" w:eastAsia="標楷體" w:hAnsi="Barlow Condensed Medium" w:cstheme="minorHAnsi" w:hint="eastAsia"/>
+                <w:w w:val="80"/>
+                <w:szCs w:val="24"/>
+                <w:lang w:eastAsia="zh-HK"/>
+              </w:rPr>
+              <w:t>*</w:t>
+            </w:r>
+            <w:r>
+              <w:rPr>
+                <w:rFonts w:ascii="Barlow Condensed Medium" w:eastAsia="標楷體" w:hAnsi="Barlow Condensed Medium" w:cstheme="minorHAnsi" w:hint="eastAsia"/>
+                <w:w w:val="80"/>
+                <w:szCs w:val="24"/>
+              </w:rPr>
+              <w:t>2</w:t>
             </w:r>
           </w:p>
         </w:tc>
@@ -23436,19 +22425,11 @@
             </w:pPr>
             <w:r>
               <w:rPr>
-                <w:rFonts w:ascii="Barlow Condensed Medium" w:eastAsia="標楷體" w:hAnsi="Barlow Condensed Medium" w:cstheme="minorHAnsi"/>
+                <w:rFonts w:ascii="Barlow Condensed Medium" w:eastAsia="標楷體" w:hAnsi="Barlow Condensed Medium" w:cstheme="minorHAnsi" w:hint="eastAsia"/>
                 <w:w w:val="80"/>
                 <w:szCs w:val="24"/>
               </w:rPr>
-              <w:t>2</w:t>
-            </w:r>
-            <w:r>
-              <w:rPr>
-                <w:rFonts w:ascii="Barlow Condensed Medium" w:eastAsia="標楷體" w:hAnsi="Barlow Condensed Medium" w:cstheme="minorHAnsi"/>
-                <w:w w:val="80"/>
-                <w:szCs w:val="24"/>
-              </w:rPr>
-              <w:t>,000</w:t>
+              <w:t>425</w:t>
             </w:r>
           </w:p>
         </w:tc>
@@ -23471,23 +22452,6 @@
                 <w:szCs w:val="24"/>
               </w:rPr>
             </w:pPr>
-            <w:r>
-              <w:rPr>
-                <w:rFonts w:ascii="Barlow Condensed Medium" w:eastAsia="標楷體" w:hAnsi="Barlow Condensed Medium" w:cstheme="minorHAnsi"/>
-                <w:w w:val="80"/>
-                <w:szCs w:val="24"/>
-              </w:rPr>
-              <w:t>58</w:t>
-            </w:r>
-            <w:r>
-              <w:rPr>
-                <w:rFonts w:ascii="Barlow Condensed Medium" w:eastAsia="標楷體" w:hAnsi="Barlow Condensed Medium" w:cstheme="minorHAnsi" w:hint="eastAsia"/>
-                <w:w w:val="80"/>
-                <w:szCs w:val="24"/>
-                <w:lang w:eastAsia="zh-HK"/>
-              </w:rPr>
-              <w:t>號</w:t>
-            </w:r>
           </w:p>
         </w:tc>
         <w:tc>
@@ -23509,22 +22473,6 @@
                 <w:szCs w:val="24"/>
               </w:rPr>
             </w:pPr>
-            <w:r>
-              <w:rPr>
-                <w:rFonts w:ascii="Barlow Condensed Medium" w:eastAsia="標楷體" w:hAnsi="Barlow Condensed Medium" w:cstheme="minorHAnsi"/>
-                <w:w w:val="80"/>
-                <w:szCs w:val="24"/>
-              </w:rPr>
-              <w:t>14</w:t>
-            </w:r>
-            <w:r>
-              <w:rPr>
-                <w:rFonts w:ascii="Barlow Condensed Medium" w:eastAsia="標楷體" w:hAnsi="Barlow Condensed Medium" w:cstheme="minorHAnsi"/>
-                <w:w w:val="80"/>
-                <w:szCs w:val="24"/>
-              </w:rPr>
-              <w:t>,000</w:t>
-            </w:r>
           </w:p>
         </w:tc>
         <w:tc>
@@ -23547,23 +22495,6 @@
                 <w:szCs w:val="24"/>
               </w:rPr>
             </w:pPr>
-            <w:r>
-              <w:rPr>
-                <w:rFonts w:ascii="Barlow Condensed Medium" w:eastAsia="標楷體" w:hAnsi="Barlow Condensed Medium" w:cstheme="minorHAnsi"/>
-                <w:w w:val="80"/>
-                <w:szCs w:val="24"/>
-              </w:rPr>
-              <w:t>65</w:t>
-            </w:r>
-            <w:r>
-              <w:rPr>
-                <w:rFonts w:ascii="Barlow Condensed Medium" w:eastAsia="標楷體" w:hAnsi="Barlow Condensed Medium" w:cstheme="minorHAnsi" w:hint="eastAsia"/>
-                <w:w w:val="80"/>
-                <w:szCs w:val="24"/>
-                <w:lang w:eastAsia="zh-HK"/>
-              </w:rPr>
-              <w:t>號</w:t>
-            </w:r>
           </w:p>
         </w:tc>
         <w:tc>
@@ -23584,22 +22515,6 @@
                 <w:szCs w:val="24"/>
               </w:rPr>
             </w:pPr>
-            <w:r>
-              <w:rPr>
-                <w:rFonts w:ascii="Barlow Condensed Medium" w:eastAsia="標楷體" w:hAnsi="Barlow Condensed Medium" w:cstheme="minorHAnsi"/>
-                <w:w w:val="80"/>
-                <w:szCs w:val="24"/>
-              </w:rPr>
-              <w:t>5</w:t>
-            </w:r>
-            <w:r>
-              <w:rPr>
-                <w:rFonts w:ascii="Barlow Condensed Medium" w:eastAsia="標楷體" w:hAnsi="Barlow Condensed Medium" w:cstheme="minorHAnsi"/>
-                <w:w w:val="80"/>
-                <w:szCs w:val="24"/>
-              </w:rPr>
-              <w:t>,000</w:t>
-            </w:r>
           </w:p>
         </w:tc>
       </w:tr>
@@ -23646,23 +22561,6 @@
                 <w:szCs w:val="24"/>
               </w:rPr>
             </w:pPr>
-            <w:r>
-              <w:rPr>
-                <w:rFonts w:ascii="Barlow Condensed Medium" w:eastAsia="標楷體" w:hAnsi="Barlow Condensed Medium" w:cstheme="minorHAnsi"/>
-                <w:w w:val="80"/>
-                <w:szCs w:val="24"/>
-              </w:rPr>
-              <w:t>65-1</w:t>
-            </w:r>
-            <w:r>
-              <w:rPr>
-                <w:rFonts w:ascii="Barlow Condensed Medium" w:eastAsia="標楷體" w:hAnsi="Barlow Condensed Medium" w:cstheme="minorHAnsi" w:hint="eastAsia"/>
-                <w:w w:val="80"/>
-                <w:szCs w:val="24"/>
-                <w:lang w:eastAsia="zh-HK"/>
-              </w:rPr>
-              <w:t>號</w:t>
-            </w:r>
           </w:p>
         </w:tc>
         <w:tc>
@@ -23684,22 +22582,6 @@
                 <w:szCs w:val="24"/>
               </w:rPr>
             </w:pPr>
-            <w:r>
-              <w:rPr>
-                <w:rFonts w:ascii="Barlow Condensed Medium" w:eastAsia="標楷體" w:hAnsi="Barlow Condensed Medium" w:cstheme="minorHAnsi"/>
-                <w:w w:val="80"/>
-                <w:szCs w:val="24"/>
-              </w:rPr>
-              <w:t>3</w:t>
-            </w:r>
-            <w:r>
-              <w:rPr>
-                <w:rFonts w:ascii="Barlow Condensed Medium" w:eastAsia="標楷體" w:hAnsi="Barlow Condensed Medium" w:cstheme="minorHAnsi"/>
-                <w:w w:val="80"/>
-                <w:szCs w:val="24"/>
-              </w:rPr>
-              <w:t>,000</w:t>
-            </w:r>
           </w:p>
         </w:tc>
         <w:tc>
@@ -23721,23 +22603,6 @@
                 <w:szCs w:val="24"/>
               </w:rPr>
             </w:pPr>
-            <w:r>
-              <w:rPr>
-                <w:rFonts w:ascii="Barlow Condensed Medium" w:eastAsia="標楷體" w:hAnsi="Barlow Condensed Medium" w:cstheme="minorHAnsi"/>
-                <w:w w:val="80"/>
-                <w:szCs w:val="24"/>
-              </w:rPr>
-              <w:t>67</w:t>
-            </w:r>
-            <w:r>
-              <w:rPr>
-                <w:rFonts w:ascii="Barlow Condensed Medium" w:eastAsia="標楷體" w:hAnsi="Barlow Condensed Medium" w:cstheme="minorHAnsi" w:hint="eastAsia"/>
-                <w:w w:val="80"/>
-                <w:szCs w:val="24"/>
-                <w:lang w:eastAsia="zh-HK"/>
-              </w:rPr>
-              <w:t>號</w:t>
-            </w:r>
           </w:p>
         </w:tc>
         <w:tc>
@@ -23759,22 +22624,6 @@
                 <w:szCs w:val="24"/>
               </w:rPr>
             </w:pPr>
-            <w:r>
-              <w:rPr>
-                <w:rFonts w:ascii="Barlow Condensed Medium" w:eastAsia="標楷體" w:hAnsi="Barlow Condensed Medium" w:cstheme="minorHAnsi"/>
-                <w:w w:val="80"/>
-                <w:szCs w:val="24"/>
-              </w:rPr>
-              <w:t>3</w:t>
-            </w:r>
-            <w:r>
-              <w:rPr>
-                <w:rFonts w:ascii="Barlow Condensed Medium" w:eastAsia="標楷體" w:hAnsi="Barlow Condensed Medium" w:cstheme="minorHAnsi"/>
-                <w:w w:val="80"/>
-                <w:szCs w:val="24"/>
-              </w:rPr>
-              <w:t>,000</w:t>
-            </w:r>
           </w:p>
         </w:tc>
         <w:tc>
@@ -23836,12 +22685,64 @@
           <w:p>
             <w:pPr>
               <w:snapToGrid w:val="0"/>
+              <w:jc w:val="both"/>
               <w:rPr>
                 <w:rFonts w:ascii="Barlow Condensed Medium" w:eastAsia="華康中黑體" w:hAnsi="Barlow Condensed Medium" w:cstheme="minorHAnsi"/>
                 <w:w w:val="80"/>
                 <w:szCs w:val="24"/>
               </w:rPr>
             </w:pPr>
+            <w:r>
+              <w:rPr>
+                <w:rFonts w:ascii="Barlow Condensed Medium" w:eastAsia="華康中黑體" w:hAnsi="Barlow Condensed Medium" w:cstheme="minorHAnsi"/>
+                <w:w w:val="80"/>
+                <w:szCs w:val="24"/>
+              </w:rPr>
+              <w:sym w:font="Wingdings 2" w:char="F0AE"/>
+            </w:r>
+            <w:r>
+              <w:rPr>
+                <w:rFonts w:ascii="Barlow Condensed Medium" w:eastAsia="華康中黑體" w:hAnsi="Barlow Condensed Medium" w:cstheme="minorHAnsi" w:hint="eastAsia"/>
+                <w:w w:val="80"/>
+                <w:szCs w:val="24"/>
+                <w:lang w:eastAsia="zh-HK"/>
+              </w:rPr>
+              <w:t>為</w:t>
+            </w:r>
+            <w:r>
+              <w:rPr>
+                <w:rFonts w:ascii="Barlow Condensed Medium" w:eastAsia="華康中黑體" w:hAnsi="Barlow Condensed Medium" w:cstheme="minorHAnsi" w:hint="eastAsia"/>
+                <w:w w:val="80"/>
+                <w:szCs w:val="24"/>
+                <w:lang w:eastAsia="zh-HK"/>
+              </w:rPr>
+              <w:t>聖歌隊</w:t>
+            </w:r>
+            <w:r>
+              <w:rPr>
+                <w:rFonts w:ascii="Barlow Condensed Medium" w:eastAsia="華康中黑體" w:hAnsi="Barlow Condensed Medium" w:cstheme="minorHAnsi" w:hint="eastAsia"/>
+                <w:w w:val="80"/>
+                <w:szCs w:val="24"/>
+                <w:lang w:eastAsia="zh-HK"/>
+              </w:rPr>
+              <w:t>奉</w:t>
+            </w:r>
+            <w:r>
+              <w:rPr>
+                <w:rFonts w:ascii="Barlow Condensed Medium" w:eastAsia="華康中黑體" w:hAnsi="Barlow Condensed Medium" w:cstheme="minorHAnsi"/>
+                <w:w w:val="80"/>
+                <w:szCs w:val="24"/>
+              </w:rPr>
+              <w:t>獻</w:t>
+            </w:r>
+            <w:r>
+              <w:rPr>
+                <w:rFonts w:ascii="Barlow Condensed Medium" w:eastAsia="華康中黑體" w:hAnsi="Barlow Condensed Medium" w:cstheme="minorHAnsi"/>
+                <w:w w:val="80"/>
+                <w:szCs w:val="24"/>
+              </w:rPr>
+              <w:t>:</w:t>
+            </w:r>
           </w:p>
         </w:tc>
         <w:tc>
@@ -23861,8 +22762,26 @@
                 <w:rFonts w:ascii="Barlow Condensed Medium" w:eastAsia="標楷體" w:hAnsi="Barlow Condensed Medium" w:cstheme="minorHAnsi"/>
                 <w:w w:val="80"/>
                 <w:szCs w:val="24"/>
-              </w:rPr>
-            </w:pPr>
+                <w:lang w:eastAsia="zh-HK"/>
+              </w:rPr>
+            </w:pPr>
+            <w:r>
+              <w:rPr>
+                <w:rFonts w:ascii="Barlow Condensed Medium" w:eastAsia="標楷體" w:hAnsi="Barlow Condensed Medium" w:cstheme="minorHAnsi" w:hint="eastAsia"/>
+                <w:w w:val="80"/>
+                <w:szCs w:val="24"/>
+              </w:rPr>
+              <w:t>62</w:t>
+            </w:r>
+            <w:r>
+              <w:rPr>
+                <w:rFonts w:ascii="Barlow Condensed Medium" w:eastAsia="標楷體" w:hAnsi="Barlow Condensed Medium" w:cstheme="minorHAnsi" w:hint="eastAsia"/>
+                <w:w w:val="80"/>
+                <w:szCs w:val="24"/>
+                <w:lang w:eastAsia="zh-HK"/>
+              </w:rPr>
+              <w:t>號</w:t>
+            </w:r>
           </w:p>
         </w:tc>
         <w:tc>
@@ -23884,6 +22803,22 @@
                 <w:szCs w:val="24"/>
               </w:rPr>
             </w:pPr>
+            <w:r>
+              <w:rPr>
+                <w:rFonts w:ascii="Barlow Condensed Medium" w:eastAsia="標楷體" w:hAnsi="Barlow Condensed Medium" w:cstheme="minorHAnsi" w:hint="eastAsia"/>
+                <w:w w:val="80"/>
+                <w:szCs w:val="24"/>
+              </w:rPr>
+              <w:t>2</w:t>
+            </w:r>
+            <w:r>
+              <w:rPr>
+                <w:rFonts w:ascii="Barlow Condensed Medium" w:eastAsia="標楷體" w:hAnsi="Barlow Condensed Medium" w:cstheme="minorHAnsi"/>
+                <w:w w:val="80"/>
+                <w:szCs w:val="24"/>
+              </w:rPr>
+              <w:t>,000</w:t>
+            </w:r>
           </w:p>
         </w:tc>
         <w:tc>
@@ -23926,1958 +22861,6 @@
                 <w:szCs w:val="24"/>
               </w:rPr>
             </w:pPr>
-          </w:p>
-        </w:tc>
-        <w:tc>
-          <w:tcPr>
-            <w:tcW w:w="683" w:type="dxa"/>
-            <w:gridSpan w:val="2"/>
-            <w:tcMar>
-              <w:left w:w="28" w:type="dxa"/>
-              <w:right w:w="28" w:type="dxa"/>
-            </w:tcMar>
-            <w:vAlign w:val="center"/>
-          </w:tcPr>
-          <w:p>
-            <w:pPr>
-              <w:snapToGrid w:val="0"/>
-              <w:jc w:val="right"/>
-              <w:rPr>
-                <w:rFonts w:ascii="Barlow Condensed Medium" w:eastAsia="標楷體" w:hAnsi="Barlow Condensed Medium" w:cstheme="minorHAnsi"/>
-                <w:w w:val="80"/>
-                <w:szCs w:val="24"/>
-              </w:rPr>
-            </w:pPr>
-          </w:p>
-        </w:tc>
-        <w:tc>
-          <w:tcPr>
-            <w:tcW w:w="683" w:type="dxa"/>
-            <w:tcMar>
-              <w:left w:w="113" w:type="dxa"/>
-              <w:right w:w="28" w:type="dxa"/>
-            </w:tcMar>
-            <w:vAlign w:val="center"/>
-          </w:tcPr>
-          <w:p>
-            <w:pPr>
-              <w:snapToGrid w:val="0"/>
-              <w:rPr>
-                <w:rFonts w:ascii="Barlow Condensed Medium" w:eastAsia="標楷體" w:hAnsi="Barlow Condensed Medium" w:cstheme="minorHAnsi"/>
-                <w:w w:val="80"/>
-                <w:szCs w:val="24"/>
-              </w:rPr>
-            </w:pPr>
-          </w:p>
-        </w:tc>
-      </w:tr>
-      <w:tr>
-        <w:trPr>
-          <w:trHeight w:hRule="exact" w:val="340"/>
-        </w:trPr>
-        <w:tc>
-          <w:tcPr>
-            <w:tcW w:w="1622" w:type="dxa"/>
-            <w:tcMar>
-              <w:left w:w="28" w:type="dxa"/>
-              <w:right w:w="28" w:type="dxa"/>
-            </w:tcMar>
-            <w:vAlign w:val="center"/>
-          </w:tcPr>
-          <w:p>
-            <w:pPr>
-              <w:snapToGrid w:val="0"/>
-              <w:rPr>
-                <w:rFonts w:ascii="Barlow Condensed Medium" w:eastAsia="華康中黑體" w:hAnsi="Barlow Condensed Medium" w:cstheme="minorHAnsi"/>
-                <w:w w:val="80"/>
-                <w:szCs w:val="24"/>
-              </w:rPr>
-            </w:pPr>
-            <w:r>
-              <w:rPr>
-                <w:rFonts w:ascii="Barlow Condensed Medium" w:eastAsia="華康中黑體" w:hAnsi="Barlow Condensed Medium" w:cstheme="minorHAnsi"/>
-                <w:w w:val="80"/>
-                <w:szCs w:val="24"/>
-              </w:rPr>
-              <w:sym w:font="Wingdings 2" w:char="F0AE"/>
-            </w:r>
-            <w:r>
-              <w:rPr>
-                <w:rFonts w:ascii="Barlow Condensed Medium" w:eastAsia="華康中黑體" w:hAnsi="Barlow Condensed Medium" w:cstheme="minorHAnsi" w:hint="eastAsia"/>
-                <w:w w:val="80"/>
-                <w:szCs w:val="24"/>
-                <w:lang w:eastAsia="zh-HK"/>
-              </w:rPr>
-              <w:t>感恩</w:t>
-            </w:r>
-            <w:r>
-              <w:rPr>
-                <w:rFonts w:ascii="Barlow Condensed Medium" w:eastAsia="華康中黑體" w:hAnsi="Barlow Condensed Medium" w:cstheme="minorHAnsi"/>
-                <w:w w:val="80"/>
-                <w:szCs w:val="24"/>
-              </w:rPr>
-              <w:t>奉獻</w:t>
-            </w:r>
-            <w:r>
-              <w:rPr>
-                <w:rFonts w:ascii="Barlow Condensed Medium" w:eastAsia="華康中黑體" w:hAnsi="Barlow Condensed Medium" w:cstheme="minorHAnsi"/>
-                <w:w w:val="80"/>
-                <w:szCs w:val="24"/>
-              </w:rPr>
-              <w:t>:</w:t>
-            </w:r>
-          </w:p>
-        </w:tc>
-        <w:tc>
-          <w:tcPr>
-            <w:tcW w:w="685" w:type="dxa"/>
-            <w:tcMar>
-              <w:left w:w="28" w:type="dxa"/>
-              <w:right w:w="28" w:type="dxa"/>
-            </w:tcMar>
-            <w:vAlign w:val="center"/>
-          </w:tcPr>
-          <w:p>
-            <w:pPr>
-              <w:snapToGrid w:val="0"/>
-              <w:jc w:val="right"/>
-              <w:rPr>
-                <w:rFonts w:ascii="Barlow Condensed Medium" w:eastAsia="標楷體" w:hAnsi="Barlow Condensed Medium" w:cstheme="minorHAnsi"/>
-                <w:w w:val="80"/>
-                <w:szCs w:val="24"/>
-              </w:rPr>
-            </w:pPr>
-            <w:r>
-              <w:rPr>
-                <w:rFonts w:ascii="Barlow Condensed Medium" w:eastAsia="標楷體" w:hAnsi="Barlow Condensed Medium" w:cstheme="minorHAnsi" w:hint="eastAsia"/>
-                <w:w w:val="80"/>
-                <w:szCs w:val="24"/>
-              </w:rPr>
-              <w:t>1</w:t>
-            </w:r>
-            <w:r>
-              <w:rPr>
-                <w:rFonts w:ascii="Barlow Condensed Medium" w:eastAsia="標楷體" w:hAnsi="Barlow Condensed Medium" w:cstheme="minorHAnsi"/>
-                <w:w w:val="80"/>
-                <w:szCs w:val="24"/>
-              </w:rPr>
-              <w:t>-1</w:t>
-            </w:r>
-            <w:r>
-              <w:rPr>
-                <w:rFonts w:ascii="Barlow Condensed Medium" w:eastAsia="標楷體" w:hAnsi="Barlow Condensed Medium" w:cstheme="minorHAnsi" w:hint="eastAsia"/>
-                <w:w w:val="80"/>
-                <w:szCs w:val="24"/>
-                <w:lang w:eastAsia="zh-HK"/>
-              </w:rPr>
-              <w:t>號</w:t>
-            </w:r>
-          </w:p>
-        </w:tc>
-        <w:tc>
-          <w:tcPr>
-            <w:tcW w:w="685" w:type="dxa"/>
-            <w:tcMar>
-              <w:left w:w="113" w:type="dxa"/>
-              <w:right w:w="28" w:type="dxa"/>
-            </w:tcMar>
-            <w:vAlign w:val="center"/>
-          </w:tcPr>
-          <w:p>
-            <w:pPr>
-              <w:snapToGrid w:val="0"/>
-              <w:ind w:leftChars="-2" w:left="-5" w:rightChars="-3" w:right="-7"/>
-              <w:rPr>
-                <w:rFonts w:ascii="Barlow Condensed Medium" w:eastAsia="標楷體" w:hAnsi="Barlow Condensed Medium" w:cstheme="minorHAnsi"/>
-                <w:w w:val="80"/>
-                <w:szCs w:val="24"/>
-              </w:rPr>
-            </w:pPr>
-            <w:r>
-              <w:rPr>
-                <w:rFonts w:ascii="Barlow Condensed Medium" w:eastAsia="標楷體" w:hAnsi="Barlow Condensed Medium" w:cstheme="minorHAnsi" w:hint="eastAsia"/>
-                <w:w w:val="80"/>
-                <w:szCs w:val="24"/>
-              </w:rPr>
-              <w:t>2</w:t>
-            </w:r>
-            <w:r>
-              <w:rPr>
-                <w:rFonts w:ascii="Barlow Condensed Medium" w:eastAsia="標楷體" w:hAnsi="Barlow Condensed Medium" w:cstheme="minorHAnsi"/>
-                <w:w w:val="80"/>
-                <w:szCs w:val="24"/>
-              </w:rPr>
-              <w:t>,</w:t>
-            </w:r>
-            <w:r>
-              <w:rPr>
-                <w:rFonts w:ascii="Barlow Condensed Medium" w:eastAsia="標楷體" w:hAnsi="Barlow Condensed Medium" w:cstheme="minorHAnsi"/>
-                <w:w w:val="80"/>
-                <w:szCs w:val="24"/>
-              </w:rPr>
-              <w:t>0</w:t>
-            </w:r>
-            <w:r>
-              <w:rPr>
-                <w:rFonts w:ascii="Barlow Condensed Medium" w:eastAsia="標楷體" w:hAnsi="Barlow Condensed Medium" w:cstheme="minorHAnsi"/>
-                <w:w w:val="80"/>
-                <w:szCs w:val="24"/>
-              </w:rPr>
-              <w:t>00</w:t>
-            </w:r>
-          </w:p>
-        </w:tc>
-        <w:tc>
-          <w:tcPr>
-            <w:tcW w:w="686" w:type="dxa"/>
-            <w:tcMar>
-              <w:left w:w="28" w:type="dxa"/>
-              <w:right w:w="28" w:type="dxa"/>
-            </w:tcMar>
-            <w:vAlign w:val="center"/>
-          </w:tcPr>
-          <w:p>
-            <w:pPr>
-              <w:snapToGrid w:val="0"/>
-              <w:jc w:val="right"/>
-              <w:rPr>
-                <w:rFonts w:ascii="Barlow Condensed Medium" w:eastAsia="標楷體" w:hAnsi="Barlow Condensed Medium" w:cstheme="minorHAnsi"/>
-                <w:w w:val="80"/>
-                <w:szCs w:val="24"/>
-              </w:rPr>
-            </w:pPr>
-            <w:r>
-              <w:rPr>
-                <w:rFonts w:ascii="Barlow Condensed Medium" w:eastAsia="標楷體" w:hAnsi="Barlow Condensed Medium" w:cstheme="minorHAnsi"/>
-                <w:w w:val="80"/>
-                <w:szCs w:val="24"/>
-              </w:rPr>
-              <w:t>9</w:t>
-            </w:r>
-            <w:r>
-              <w:rPr>
-                <w:rFonts w:ascii="Barlow Condensed Medium" w:eastAsia="標楷體" w:hAnsi="Barlow Condensed Medium" w:cstheme="minorHAnsi" w:hint="eastAsia"/>
-                <w:w w:val="80"/>
-                <w:szCs w:val="24"/>
-              </w:rPr>
-              <w:t>-</w:t>
-            </w:r>
-            <w:r>
-              <w:rPr>
-                <w:rFonts w:ascii="Barlow Condensed Medium" w:eastAsia="標楷體" w:hAnsi="Barlow Condensed Medium" w:cstheme="minorHAnsi"/>
-                <w:w w:val="80"/>
-                <w:szCs w:val="24"/>
-              </w:rPr>
-              <w:t>1</w:t>
-            </w:r>
-            <w:r>
-              <w:rPr>
-                <w:rFonts w:ascii="Barlow Condensed Medium" w:eastAsia="標楷體" w:hAnsi="Barlow Condensed Medium" w:cstheme="minorHAnsi" w:hint="eastAsia"/>
-                <w:w w:val="80"/>
-                <w:szCs w:val="24"/>
-                <w:lang w:eastAsia="zh-HK"/>
-              </w:rPr>
-              <w:t>號</w:t>
-            </w:r>
-          </w:p>
-        </w:tc>
-        <w:tc>
-          <w:tcPr>
-            <w:tcW w:w="682" w:type="dxa"/>
-            <w:gridSpan w:val="2"/>
-            <w:tcMar>
-              <w:left w:w="113" w:type="dxa"/>
-              <w:right w:w="28" w:type="dxa"/>
-            </w:tcMar>
-            <w:vAlign w:val="center"/>
-          </w:tcPr>
-          <w:p>
-            <w:pPr>
-              <w:snapToGrid w:val="0"/>
-              <w:rPr>
-                <w:rFonts w:ascii="Barlow Condensed Medium" w:eastAsia="標楷體" w:hAnsi="Barlow Condensed Medium" w:cstheme="minorHAnsi"/>
-                <w:w w:val="80"/>
-                <w:szCs w:val="24"/>
-              </w:rPr>
-            </w:pPr>
-            <w:r>
-              <w:rPr>
-                <w:rFonts w:ascii="Barlow Condensed Medium" w:eastAsia="標楷體" w:hAnsi="Barlow Condensed Medium" w:cstheme="minorHAnsi"/>
-                <w:w w:val="80"/>
-                <w:szCs w:val="24"/>
-              </w:rPr>
-              <w:t>2</w:t>
-            </w:r>
-            <w:r>
-              <w:rPr>
-                <w:rFonts w:ascii="Barlow Condensed Medium" w:eastAsia="標楷體" w:hAnsi="Barlow Condensed Medium" w:cstheme="minorHAnsi"/>
-                <w:w w:val="80"/>
-                <w:szCs w:val="24"/>
-              </w:rPr>
-              <w:t>,000</w:t>
-            </w:r>
-          </w:p>
-        </w:tc>
-        <w:tc>
-          <w:tcPr>
-            <w:tcW w:w="683" w:type="dxa"/>
-            <w:gridSpan w:val="2"/>
-            <w:tcMar>
-              <w:left w:w="28" w:type="dxa"/>
-              <w:right w:w="28" w:type="dxa"/>
-            </w:tcMar>
-            <w:vAlign w:val="center"/>
-          </w:tcPr>
-          <w:p>
-            <w:pPr>
-              <w:snapToGrid w:val="0"/>
-              <w:jc w:val="right"/>
-              <w:rPr>
-                <w:rFonts w:ascii="Barlow Condensed Medium" w:eastAsia="標楷體" w:hAnsi="Barlow Condensed Medium" w:cstheme="minorHAnsi"/>
-                <w:w w:val="80"/>
-                <w:szCs w:val="24"/>
-              </w:rPr>
-            </w:pPr>
-            <w:r>
-              <w:rPr>
-                <w:rFonts w:ascii="Barlow Condensed Medium" w:eastAsia="標楷體" w:hAnsi="Barlow Condensed Medium" w:cstheme="minorHAnsi"/>
-                <w:w w:val="80"/>
-                <w:szCs w:val="24"/>
-              </w:rPr>
-              <w:t>10</w:t>
-            </w:r>
-            <w:r>
-              <w:rPr>
-                <w:rFonts w:ascii="Barlow Condensed Medium" w:eastAsia="標楷體" w:hAnsi="Barlow Condensed Medium" w:cstheme="minorHAnsi" w:hint="eastAsia"/>
-                <w:w w:val="80"/>
-                <w:szCs w:val="24"/>
-                <w:lang w:eastAsia="zh-HK"/>
-              </w:rPr>
-              <w:t>號</w:t>
-            </w:r>
-          </w:p>
-        </w:tc>
-        <w:tc>
-          <w:tcPr>
-            <w:tcW w:w="683" w:type="dxa"/>
-            <w:tcMar>
-              <w:left w:w="113" w:type="dxa"/>
-              <w:right w:w="28" w:type="dxa"/>
-            </w:tcMar>
-            <w:vAlign w:val="center"/>
-          </w:tcPr>
-          <w:p>
-            <w:pPr>
-              <w:snapToGrid w:val="0"/>
-              <w:rPr>
-                <w:rFonts w:ascii="Barlow Condensed Medium" w:eastAsia="標楷體" w:hAnsi="Barlow Condensed Medium" w:cstheme="minorHAnsi"/>
-                <w:w w:val="80"/>
-                <w:szCs w:val="24"/>
-              </w:rPr>
-            </w:pPr>
-            <w:r>
-              <w:rPr>
-                <w:rFonts w:ascii="Barlow Condensed Medium" w:eastAsia="標楷體" w:hAnsi="Barlow Condensed Medium" w:cstheme="minorHAnsi"/>
-                <w:w w:val="80"/>
-                <w:szCs w:val="24"/>
-              </w:rPr>
-              <w:t>5</w:t>
-            </w:r>
-            <w:r>
-              <w:rPr>
-                <w:rFonts w:ascii="Barlow Condensed Medium" w:eastAsia="標楷體" w:hAnsi="Barlow Condensed Medium" w:cstheme="minorHAnsi"/>
-                <w:w w:val="80"/>
-                <w:szCs w:val="24"/>
-              </w:rPr>
-              <w:t>,000</w:t>
-            </w:r>
-          </w:p>
-        </w:tc>
-      </w:tr>
-      <w:tr>
-        <w:trPr>
-          <w:trHeight w:hRule="exact" w:val="340"/>
-        </w:trPr>
-        <w:tc>
-          <w:tcPr>
-            <w:tcW w:w="1622" w:type="dxa"/>
-            <w:tcMar>
-              <w:left w:w="28" w:type="dxa"/>
-              <w:right w:w="28" w:type="dxa"/>
-            </w:tcMar>
-            <w:vAlign w:val="center"/>
-          </w:tcPr>
-          <w:p>
-            <w:pPr>
-              <w:snapToGrid w:val="0"/>
-              <w:rPr>
-                <w:rFonts w:ascii="Barlow Condensed Medium" w:eastAsia="華康中黑體" w:hAnsi="Barlow Condensed Medium" w:cstheme="minorHAnsi"/>
-                <w:w w:val="80"/>
-                <w:szCs w:val="24"/>
-              </w:rPr>
-            </w:pPr>
-          </w:p>
-        </w:tc>
-        <w:tc>
-          <w:tcPr>
-            <w:tcW w:w="685" w:type="dxa"/>
-            <w:tcMar>
-              <w:left w:w="28" w:type="dxa"/>
-              <w:right w:w="28" w:type="dxa"/>
-            </w:tcMar>
-            <w:vAlign w:val="center"/>
-          </w:tcPr>
-          <w:p>
-            <w:pPr>
-              <w:snapToGrid w:val="0"/>
-              <w:jc w:val="right"/>
-              <w:rPr>
-                <w:rFonts w:ascii="Barlow Condensed Medium" w:eastAsia="標楷體" w:hAnsi="Barlow Condensed Medium" w:cstheme="minorHAnsi"/>
-                <w:w w:val="80"/>
-                <w:szCs w:val="24"/>
-                <w:highlight w:val="yellow"/>
-                <w:lang w:eastAsia="zh-HK"/>
-              </w:rPr>
-            </w:pPr>
-            <w:r>
-              <w:rPr>
-                <w:rFonts w:ascii="Barlow Condensed Medium" w:eastAsia="標楷體" w:hAnsi="Barlow Condensed Medium" w:cstheme="minorHAnsi"/>
-                <w:w w:val="80"/>
-                <w:szCs w:val="24"/>
-              </w:rPr>
-              <w:t>12</w:t>
-            </w:r>
-            <w:r>
-              <w:rPr>
-                <w:rFonts w:ascii="Barlow Condensed Medium" w:eastAsia="標楷體" w:hAnsi="Barlow Condensed Medium" w:cstheme="minorHAnsi" w:hint="eastAsia"/>
-                <w:w w:val="80"/>
-                <w:szCs w:val="24"/>
-                <w:lang w:eastAsia="zh-HK"/>
-              </w:rPr>
-              <w:t>號</w:t>
-            </w:r>
-          </w:p>
-        </w:tc>
-        <w:tc>
-          <w:tcPr>
-            <w:tcW w:w="685" w:type="dxa"/>
-            <w:tcMar>
-              <w:left w:w="113" w:type="dxa"/>
-              <w:right w:w="28" w:type="dxa"/>
-            </w:tcMar>
-            <w:vAlign w:val="center"/>
-          </w:tcPr>
-          <w:p>
-            <w:pPr>
-              <w:snapToGrid w:val="0"/>
-              <w:ind w:leftChars="-2" w:left="-5" w:rightChars="-3" w:right="-7"/>
-              <w:rPr>
-                <w:rFonts w:ascii="Barlow Condensed Medium" w:eastAsia="標楷體" w:hAnsi="Barlow Condensed Medium" w:cstheme="minorHAnsi"/>
-                <w:w w:val="80"/>
-                <w:szCs w:val="24"/>
-                <w:highlight w:val="yellow"/>
-              </w:rPr>
-            </w:pPr>
-            <w:r>
-              <w:rPr>
-                <w:rFonts w:ascii="Barlow Condensed Medium" w:eastAsia="標楷體" w:hAnsi="Barlow Condensed Medium" w:cstheme="minorHAnsi"/>
-                <w:w w:val="80"/>
-                <w:szCs w:val="24"/>
-              </w:rPr>
-              <w:t>2</w:t>
-            </w:r>
-            <w:r>
-              <w:rPr>
-                <w:rFonts w:ascii="Barlow Condensed Medium" w:eastAsia="標楷體" w:hAnsi="Barlow Condensed Medium" w:cstheme="minorHAnsi"/>
-                <w:w w:val="80"/>
-                <w:szCs w:val="24"/>
-              </w:rPr>
-              <w:t>,</w:t>
-            </w:r>
-            <w:r>
-              <w:rPr>
-                <w:rFonts w:ascii="Barlow Condensed Medium" w:eastAsia="標楷體" w:hAnsi="Barlow Condensed Medium" w:cstheme="minorHAnsi"/>
-                <w:w w:val="80"/>
-                <w:szCs w:val="24"/>
-              </w:rPr>
-              <w:t>0</w:t>
-            </w:r>
-            <w:r>
-              <w:rPr>
-                <w:rFonts w:ascii="Barlow Condensed Medium" w:eastAsia="標楷體" w:hAnsi="Barlow Condensed Medium" w:cstheme="minorHAnsi"/>
-                <w:w w:val="80"/>
-                <w:szCs w:val="24"/>
-              </w:rPr>
-              <w:t>00</w:t>
-            </w:r>
-          </w:p>
-        </w:tc>
-        <w:tc>
-          <w:tcPr>
-            <w:tcW w:w="686" w:type="dxa"/>
-            <w:tcMar>
-              <w:left w:w="28" w:type="dxa"/>
-              <w:right w:w="28" w:type="dxa"/>
-            </w:tcMar>
-            <w:vAlign w:val="center"/>
-          </w:tcPr>
-          <w:p>
-            <w:pPr>
-              <w:snapToGrid w:val="0"/>
-              <w:jc w:val="right"/>
-              <w:rPr>
-                <w:rFonts w:ascii="Barlow Condensed Medium" w:eastAsia="標楷體" w:hAnsi="Barlow Condensed Medium" w:cstheme="minorHAnsi"/>
-                <w:w w:val="80"/>
-                <w:szCs w:val="24"/>
-              </w:rPr>
-            </w:pPr>
-            <w:r>
-              <w:rPr>
-                <w:rFonts w:ascii="Barlow Condensed Medium" w:eastAsia="標楷體" w:hAnsi="Barlow Condensed Medium" w:cstheme="minorHAnsi"/>
-                <w:w w:val="80"/>
-                <w:szCs w:val="24"/>
-              </w:rPr>
-              <w:t>23</w:t>
-            </w:r>
-            <w:r>
-              <w:rPr>
-                <w:rFonts w:ascii="Barlow Condensed Medium" w:eastAsia="標楷體" w:hAnsi="Barlow Condensed Medium" w:cstheme="minorHAnsi" w:hint="eastAsia"/>
-                <w:w w:val="80"/>
-                <w:szCs w:val="24"/>
-                <w:lang w:eastAsia="zh-HK"/>
-              </w:rPr>
-              <w:t>號</w:t>
-            </w:r>
-          </w:p>
-        </w:tc>
-        <w:tc>
-          <w:tcPr>
-            <w:tcW w:w="682" w:type="dxa"/>
-            <w:gridSpan w:val="2"/>
-            <w:tcMar>
-              <w:left w:w="113" w:type="dxa"/>
-              <w:right w:w="28" w:type="dxa"/>
-            </w:tcMar>
-            <w:vAlign w:val="center"/>
-          </w:tcPr>
-          <w:p>
-            <w:pPr>
-              <w:snapToGrid w:val="0"/>
-              <w:rPr>
-                <w:rFonts w:ascii="Barlow Condensed Medium" w:eastAsia="標楷體" w:hAnsi="Barlow Condensed Medium" w:cstheme="minorHAnsi"/>
-                <w:w w:val="80"/>
-                <w:szCs w:val="24"/>
-              </w:rPr>
-            </w:pPr>
-            <w:r>
-              <w:rPr>
-                <w:rFonts w:ascii="Barlow Condensed Medium" w:eastAsia="標楷體" w:hAnsi="Barlow Condensed Medium" w:cstheme="minorHAnsi" w:hint="eastAsia"/>
-                <w:w w:val="80"/>
-                <w:szCs w:val="24"/>
-              </w:rPr>
-              <w:t>1</w:t>
-            </w:r>
-            <w:r>
-              <w:rPr>
-                <w:rFonts w:ascii="Barlow Condensed Medium" w:eastAsia="標楷體" w:hAnsi="Barlow Condensed Medium" w:cstheme="minorHAnsi"/>
-                <w:w w:val="80"/>
-                <w:szCs w:val="24"/>
-              </w:rPr>
-              <w:t>,</w:t>
-            </w:r>
-            <w:r>
-              <w:rPr>
-                <w:rFonts w:ascii="Barlow Condensed Medium" w:eastAsia="標楷體" w:hAnsi="Barlow Condensed Medium" w:cstheme="minorHAnsi"/>
-                <w:w w:val="80"/>
-                <w:szCs w:val="24"/>
-              </w:rPr>
-              <w:t>0</w:t>
-            </w:r>
-            <w:r>
-              <w:rPr>
-                <w:rFonts w:ascii="Barlow Condensed Medium" w:eastAsia="標楷體" w:hAnsi="Barlow Condensed Medium" w:cstheme="minorHAnsi"/>
-                <w:w w:val="80"/>
-                <w:szCs w:val="24"/>
-              </w:rPr>
-              <w:t>00</w:t>
-            </w:r>
-          </w:p>
-        </w:tc>
-        <w:tc>
-          <w:tcPr>
-            <w:tcW w:w="683" w:type="dxa"/>
-            <w:gridSpan w:val="2"/>
-            <w:tcMar>
-              <w:left w:w="28" w:type="dxa"/>
-              <w:right w:w="28" w:type="dxa"/>
-            </w:tcMar>
-            <w:vAlign w:val="center"/>
-          </w:tcPr>
-          <w:p>
-            <w:pPr>
-              <w:snapToGrid w:val="0"/>
-              <w:jc w:val="right"/>
-              <w:rPr>
-                <w:rFonts w:ascii="Barlow Condensed Medium" w:eastAsia="標楷體" w:hAnsi="Barlow Condensed Medium" w:cstheme="minorHAnsi"/>
-                <w:w w:val="80"/>
-                <w:szCs w:val="24"/>
-              </w:rPr>
-            </w:pPr>
-            <w:r>
-              <w:rPr>
-                <w:rFonts w:ascii="Barlow Condensed Medium" w:eastAsia="標楷體" w:hAnsi="Barlow Condensed Medium" w:cstheme="minorHAnsi"/>
-                <w:w w:val="80"/>
-                <w:szCs w:val="24"/>
-              </w:rPr>
-              <w:t>37</w:t>
-            </w:r>
-            <w:r>
-              <w:rPr>
-                <w:rFonts w:ascii="Barlow Condensed Medium" w:eastAsia="標楷體" w:hAnsi="Barlow Condensed Medium" w:cstheme="minorHAnsi" w:hint="eastAsia"/>
-                <w:w w:val="80"/>
-                <w:szCs w:val="24"/>
-                <w:lang w:eastAsia="zh-HK"/>
-              </w:rPr>
-              <w:t>號</w:t>
-            </w:r>
-          </w:p>
-        </w:tc>
-        <w:tc>
-          <w:tcPr>
-            <w:tcW w:w="683" w:type="dxa"/>
-            <w:tcMar>
-              <w:left w:w="113" w:type="dxa"/>
-              <w:right w:w="28" w:type="dxa"/>
-            </w:tcMar>
-            <w:vAlign w:val="center"/>
-          </w:tcPr>
-          <w:p>
-            <w:pPr>
-              <w:snapToGrid w:val="0"/>
-              <w:rPr>
-                <w:rFonts w:ascii="Barlow Condensed Medium" w:eastAsia="標楷體" w:hAnsi="Barlow Condensed Medium" w:cstheme="minorHAnsi"/>
-                <w:w w:val="80"/>
-                <w:szCs w:val="24"/>
-              </w:rPr>
-            </w:pPr>
-            <w:r>
-              <w:rPr>
-                <w:rFonts w:ascii="Barlow Condensed Medium" w:eastAsia="標楷體" w:hAnsi="Barlow Condensed Medium" w:cstheme="minorHAnsi"/>
-                <w:w w:val="80"/>
-                <w:szCs w:val="24"/>
-              </w:rPr>
-              <w:t>2</w:t>
-            </w:r>
-            <w:r>
-              <w:rPr>
-                <w:rFonts w:ascii="Barlow Condensed Medium" w:eastAsia="標楷體" w:hAnsi="Barlow Condensed Medium" w:cstheme="minorHAnsi"/>
-                <w:w w:val="80"/>
-                <w:szCs w:val="24"/>
-              </w:rPr>
-              <w:t>,000</w:t>
-            </w:r>
-          </w:p>
-        </w:tc>
-      </w:tr>
-      <w:tr>
-        <w:trPr>
-          <w:trHeight w:hRule="exact" w:val="340"/>
-        </w:trPr>
-        <w:tc>
-          <w:tcPr>
-            <w:tcW w:w="1622" w:type="dxa"/>
-            <w:tcMar>
-              <w:left w:w="28" w:type="dxa"/>
-              <w:right w:w="28" w:type="dxa"/>
-            </w:tcMar>
-            <w:vAlign w:val="center"/>
-          </w:tcPr>
-          <w:p>
-            <w:pPr>
-              <w:snapToGrid w:val="0"/>
-              <w:rPr>
-                <w:rFonts w:ascii="Barlow Condensed Medium" w:eastAsia="華康中黑體" w:hAnsi="Barlow Condensed Medium" w:cstheme="minorHAnsi"/>
-                <w:w w:val="80"/>
-                <w:szCs w:val="24"/>
-              </w:rPr>
-            </w:pPr>
-          </w:p>
-        </w:tc>
-        <w:tc>
-          <w:tcPr>
-            <w:tcW w:w="685" w:type="dxa"/>
-            <w:tcMar>
-              <w:left w:w="28" w:type="dxa"/>
-              <w:right w:w="28" w:type="dxa"/>
-            </w:tcMar>
-            <w:vAlign w:val="center"/>
-          </w:tcPr>
-          <w:p>
-            <w:pPr>
-              <w:snapToGrid w:val="0"/>
-              <w:jc w:val="right"/>
-              <w:rPr>
-                <w:rFonts w:ascii="Barlow Condensed Medium" w:eastAsia="標楷體" w:hAnsi="Barlow Condensed Medium" w:cstheme="minorHAnsi"/>
-                <w:w w:val="80"/>
-                <w:szCs w:val="24"/>
-                <w:highlight w:val="yellow"/>
-                <w:lang w:eastAsia="zh-HK"/>
-              </w:rPr>
-            </w:pPr>
-            <w:r>
-              <w:rPr>
-                <w:rFonts w:ascii="Barlow Condensed Medium" w:eastAsia="標楷體" w:hAnsi="Barlow Condensed Medium" w:cstheme="minorHAnsi"/>
-                <w:w w:val="80"/>
-                <w:szCs w:val="24"/>
-              </w:rPr>
-              <w:t>49</w:t>
-            </w:r>
-            <w:r>
-              <w:rPr>
-                <w:rFonts w:ascii="Barlow Condensed Medium" w:eastAsia="標楷體" w:hAnsi="Barlow Condensed Medium" w:cstheme="minorHAnsi" w:hint="eastAsia"/>
-                <w:w w:val="80"/>
-                <w:szCs w:val="24"/>
-                <w:lang w:eastAsia="zh-HK"/>
-              </w:rPr>
-              <w:t>號</w:t>
-            </w:r>
-          </w:p>
-        </w:tc>
-        <w:tc>
-          <w:tcPr>
-            <w:tcW w:w="685" w:type="dxa"/>
-            <w:tcMar>
-              <w:left w:w="113" w:type="dxa"/>
-              <w:right w:w="28" w:type="dxa"/>
-            </w:tcMar>
-            <w:vAlign w:val="center"/>
-          </w:tcPr>
-          <w:p>
-            <w:pPr>
-              <w:snapToGrid w:val="0"/>
-              <w:ind w:leftChars="-2" w:left="-5" w:rightChars="-3" w:right="-7"/>
-              <w:rPr>
-                <w:rFonts w:ascii="Barlow Condensed Medium" w:eastAsia="標楷體" w:hAnsi="Barlow Condensed Medium" w:cstheme="minorHAnsi"/>
-                <w:w w:val="80"/>
-                <w:szCs w:val="24"/>
-                <w:highlight w:val="yellow"/>
-              </w:rPr>
-            </w:pPr>
-            <w:r>
-              <w:rPr>
-                <w:rFonts w:ascii="Barlow Condensed Medium" w:eastAsia="標楷體" w:hAnsi="Barlow Condensed Medium" w:cstheme="minorHAnsi"/>
-                <w:w w:val="80"/>
-                <w:szCs w:val="24"/>
-              </w:rPr>
-              <w:t>3</w:t>
-            </w:r>
-            <w:r>
-              <w:rPr>
-                <w:rFonts w:ascii="Barlow Condensed Medium" w:eastAsia="標楷體" w:hAnsi="Barlow Condensed Medium" w:cstheme="minorHAnsi"/>
-                <w:w w:val="80"/>
-                <w:szCs w:val="24"/>
-              </w:rPr>
-              <w:t>,</w:t>
-            </w:r>
-            <w:r>
-              <w:rPr>
-                <w:rFonts w:ascii="Barlow Condensed Medium" w:eastAsia="標楷體" w:hAnsi="Barlow Condensed Medium" w:cstheme="minorHAnsi"/>
-                <w:w w:val="80"/>
-                <w:szCs w:val="24"/>
-              </w:rPr>
-              <w:t>0</w:t>
-            </w:r>
-            <w:r>
-              <w:rPr>
-                <w:rFonts w:ascii="Barlow Condensed Medium" w:eastAsia="標楷體" w:hAnsi="Barlow Condensed Medium" w:cstheme="minorHAnsi"/>
-                <w:w w:val="80"/>
-                <w:szCs w:val="24"/>
-              </w:rPr>
-              <w:t>00</w:t>
-            </w:r>
-          </w:p>
-        </w:tc>
-        <w:tc>
-          <w:tcPr>
-            <w:tcW w:w="686" w:type="dxa"/>
-            <w:tcMar>
-              <w:left w:w="28" w:type="dxa"/>
-              <w:right w:w="28" w:type="dxa"/>
-            </w:tcMar>
-            <w:vAlign w:val="center"/>
-          </w:tcPr>
-          <w:p>
-            <w:pPr>
-              <w:snapToGrid w:val="0"/>
-              <w:jc w:val="right"/>
-              <w:rPr>
-                <w:rFonts w:ascii="Barlow Condensed Medium" w:eastAsia="標楷體" w:hAnsi="Barlow Condensed Medium" w:cstheme="minorHAnsi"/>
-                <w:w w:val="80"/>
-                <w:szCs w:val="24"/>
-              </w:rPr>
-            </w:pPr>
-            <w:r>
-              <w:rPr>
-                <w:rFonts w:ascii="Barlow Condensed Medium" w:eastAsia="標楷體" w:hAnsi="Barlow Condensed Medium" w:cstheme="minorHAnsi"/>
-                <w:w w:val="80"/>
-                <w:szCs w:val="24"/>
-              </w:rPr>
-              <w:t>58</w:t>
-            </w:r>
-            <w:r>
-              <w:rPr>
-                <w:rFonts w:ascii="Barlow Condensed Medium" w:eastAsia="標楷體" w:hAnsi="Barlow Condensed Medium" w:cstheme="minorHAnsi" w:hint="eastAsia"/>
-                <w:w w:val="80"/>
-                <w:szCs w:val="24"/>
-                <w:lang w:eastAsia="zh-HK"/>
-              </w:rPr>
-              <w:t>號</w:t>
-            </w:r>
-          </w:p>
-        </w:tc>
-        <w:tc>
-          <w:tcPr>
-            <w:tcW w:w="682" w:type="dxa"/>
-            <w:gridSpan w:val="2"/>
-            <w:tcMar>
-              <w:left w:w="113" w:type="dxa"/>
-              <w:right w:w="28" w:type="dxa"/>
-            </w:tcMar>
-            <w:vAlign w:val="center"/>
-          </w:tcPr>
-          <w:p>
-            <w:pPr>
-              <w:snapToGrid w:val="0"/>
-              <w:rPr>
-                <w:rFonts w:ascii="Barlow Condensed Medium" w:eastAsia="標楷體" w:hAnsi="Barlow Condensed Medium" w:cstheme="minorHAnsi"/>
-                <w:w w:val="80"/>
-                <w:szCs w:val="24"/>
-              </w:rPr>
-            </w:pPr>
-            <w:r>
-              <w:rPr>
-                <w:rFonts w:ascii="Barlow Condensed Medium" w:eastAsia="標楷體" w:hAnsi="Barlow Condensed Medium" w:cstheme="minorHAnsi" w:hint="eastAsia"/>
-                <w:w w:val="80"/>
-                <w:szCs w:val="24"/>
-              </w:rPr>
-              <w:t>1</w:t>
-            </w:r>
-            <w:r>
-              <w:rPr>
-                <w:rFonts w:ascii="Barlow Condensed Medium" w:eastAsia="標楷體" w:hAnsi="Barlow Condensed Medium" w:cstheme="minorHAnsi"/>
-                <w:w w:val="80"/>
-                <w:szCs w:val="24"/>
-              </w:rPr>
-              <w:t>,</w:t>
-            </w:r>
-            <w:r>
-              <w:rPr>
-                <w:rFonts w:ascii="Barlow Condensed Medium" w:eastAsia="標楷體" w:hAnsi="Barlow Condensed Medium" w:cstheme="minorHAnsi"/>
-                <w:w w:val="80"/>
-                <w:szCs w:val="24"/>
-              </w:rPr>
-              <w:t>0</w:t>
-            </w:r>
-            <w:r>
-              <w:rPr>
-                <w:rFonts w:ascii="Barlow Condensed Medium" w:eastAsia="標楷體" w:hAnsi="Barlow Condensed Medium" w:cstheme="minorHAnsi"/>
-                <w:w w:val="80"/>
-                <w:szCs w:val="24"/>
-              </w:rPr>
-              <w:t>00</w:t>
-            </w:r>
-          </w:p>
-        </w:tc>
-        <w:tc>
-          <w:tcPr>
-            <w:tcW w:w="683" w:type="dxa"/>
-            <w:gridSpan w:val="2"/>
-            <w:tcMar>
-              <w:left w:w="28" w:type="dxa"/>
-              <w:right w:w="28" w:type="dxa"/>
-            </w:tcMar>
-            <w:vAlign w:val="center"/>
-          </w:tcPr>
-          <w:p>
-            <w:pPr>
-              <w:snapToGrid w:val="0"/>
-              <w:jc w:val="right"/>
-              <w:rPr>
-                <w:rFonts w:ascii="Barlow Condensed Medium" w:eastAsia="標楷體" w:hAnsi="Barlow Condensed Medium" w:cstheme="minorHAnsi"/>
-                <w:w w:val="80"/>
-                <w:szCs w:val="24"/>
-              </w:rPr>
-            </w:pPr>
-            <w:r>
-              <w:rPr>
-                <w:rFonts w:ascii="Barlow Condensed Medium" w:eastAsia="標楷體" w:hAnsi="Barlow Condensed Medium" w:cstheme="minorHAnsi"/>
-                <w:w w:val="80"/>
-                <w:szCs w:val="24"/>
-              </w:rPr>
-              <w:t>54</w:t>
-            </w:r>
-            <w:r>
-              <w:rPr>
-                <w:rFonts w:ascii="Barlow Condensed Medium" w:eastAsia="標楷體" w:hAnsi="Barlow Condensed Medium" w:cstheme="minorHAnsi" w:hint="eastAsia"/>
-                <w:w w:val="80"/>
-                <w:szCs w:val="24"/>
-                <w:lang w:eastAsia="zh-HK"/>
-              </w:rPr>
-              <w:t>號</w:t>
-            </w:r>
-          </w:p>
-        </w:tc>
-        <w:tc>
-          <w:tcPr>
-            <w:tcW w:w="683" w:type="dxa"/>
-            <w:tcMar>
-              <w:left w:w="113" w:type="dxa"/>
-              <w:right w:w="28" w:type="dxa"/>
-            </w:tcMar>
-            <w:vAlign w:val="center"/>
-          </w:tcPr>
-          <w:p>
-            <w:pPr>
-              <w:snapToGrid w:val="0"/>
-              <w:rPr>
-                <w:rFonts w:ascii="Barlow Condensed Medium" w:eastAsia="標楷體" w:hAnsi="Barlow Condensed Medium" w:cstheme="minorHAnsi"/>
-                <w:w w:val="80"/>
-                <w:szCs w:val="24"/>
-              </w:rPr>
-            </w:pPr>
-            <w:r>
-              <w:rPr>
-                <w:rFonts w:ascii="Barlow Condensed Medium" w:eastAsia="標楷體" w:hAnsi="Barlow Condensed Medium" w:cstheme="minorHAnsi"/>
-                <w:w w:val="80"/>
-                <w:szCs w:val="24"/>
-              </w:rPr>
-              <w:t>3</w:t>
-            </w:r>
-            <w:r>
-              <w:rPr>
-                <w:rFonts w:ascii="Barlow Condensed Medium" w:eastAsia="標楷體" w:hAnsi="Barlow Condensed Medium" w:cstheme="minorHAnsi"/>
-                <w:w w:val="80"/>
-                <w:szCs w:val="24"/>
-              </w:rPr>
-              <w:t>,000</w:t>
-            </w:r>
-          </w:p>
-        </w:tc>
-      </w:tr>
-      <w:tr>
-        <w:trPr>
-          <w:trHeight w:hRule="exact" w:val="340"/>
-        </w:trPr>
-        <w:tc>
-          <w:tcPr>
-            <w:tcW w:w="1622" w:type="dxa"/>
-            <w:tcMar>
-              <w:left w:w="28" w:type="dxa"/>
-              <w:right w:w="28" w:type="dxa"/>
-            </w:tcMar>
-            <w:vAlign w:val="center"/>
-          </w:tcPr>
-          <w:p>
-            <w:pPr>
-              <w:snapToGrid w:val="0"/>
-              <w:rPr>
-                <w:rFonts w:ascii="Barlow Condensed Medium" w:eastAsia="華康中黑體" w:hAnsi="Barlow Condensed Medium" w:cstheme="minorHAnsi"/>
-                <w:w w:val="80"/>
-                <w:szCs w:val="24"/>
-              </w:rPr>
-            </w:pPr>
-          </w:p>
-        </w:tc>
-        <w:tc>
-          <w:tcPr>
-            <w:tcW w:w="685" w:type="dxa"/>
-            <w:tcMar>
-              <w:left w:w="28" w:type="dxa"/>
-              <w:right w:w="28" w:type="dxa"/>
-            </w:tcMar>
-            <w:vAlign w:val="center"/>
-          </w:tcPr>
-          <w:p>
-            <w:pPr>
-              <w:snapToGrid w:val="0"/>
-              <w:jc w:val="right"/>
-              <w:rPr>
-                <w:rFonts w:ascii="Barlow Condensed Medium" w:eastAsia="標楷體" w:hAnsi="Barlow Condensed Medium" w:cstheme="minorHAnsi"/>
-                <w:w w:val="80"/>
-                <w:szCs w:val="24"/>
-              </w:rPr>
-            </w:pPr>
-          </w:p>
-        </w:tc>
-        <w:tc>
-          <w:tcPr>
-            <w:tcW w:w="685" w:type="dxa"/>
-            <w:tcMar>
-              <w:left w:w="113" w:type="dxa"/>
-              <w:right w:w="28" w:type="dxa"/>
-            </w:tcMar>
-            <w:vAlign w:val="center"/>
-          </w:tcPr>
-          <w:p>
-            <w:pPr>
-              <w:snapToGrid w:val="0"/>
-              <w:ind w:leftChars="-2" w:left="-5" w:rightChars="-3" w:right="-7"/>
-              <w:rPr>
-                <w:rFonts w:ascii="Barlow Condensed Medium" w:eastAsia="標楷體" w:hAnsi="Barlow Condensed Medium" w:cstheme="minorHAnsi"/>
-                <w:w w:val="80"/>
-                <w:szCs w:val="24"/>
-              </w:rPr>
-            </w:pPr>
-          </w:p>
-        </w:tc>
-        <w:tc>
-          <w:tcPr>
-            <w:tcW w:w="686" w:type="dxa"/>
-            <w:tcMar>
-              <w:left w:w="28" w:type="dxa"/>
-              <w:right w:w="28" w:type="dxa"/>
-            </w:tcMar>
-            <w:vAlign w:val="center"/>
-          </w:tcPr>
-          <w:p>
-            <w:pPr>
-              <w:snapToGrid w:val="0"/>
-              <w:jc w:val="right"/>
-              <w:rPr>
-                <w:rFonts w:ascii="Barlow Condensed Medium" w:eastAsia="標楷體" w:hAnsi="Barlow Condensed Medium" w:cstheme="minorHAnsi"/>
-                <w:w w:val="80"/>
-                <w:szCs w:val="24"/>
-              </w:rPr>
-            </w:pPr>
-          </w:p>
-        </w:tc>
-        <w:tc>
-          <w:tcPr>
-            <w:tcW w:w="682" w:type="dxa"/>
-            <w:gridSpan w:val="2"/>
-            <w:tcMar>
-              <w:left w:w="113" w:type="dxa"/>
-              <w:right w:w="28" w:type="dxa"/>
-            </w:tcMar>
-            <w:vAlign w:val="center"/>
-          </w:tcPr>
-          <w:p>
-            <w:pPr>
-              <w:snapToGrid w:val="0"/>
-              <w:rPr>
-                <w:rFonts w:ascii="Barlow Condensed Medium" w:eastAsia="標楷體" w:hAnsi="Barlow Condensed Medium" w:cstheme="minorHAnsi"/>
-                <w:w w:val="80"/>
-                <w:szCs w:val="24"/>
-              </w:rPr>
-            </w:pPr>
-          </w:p>
-        </w:tc>
-        <w:tc>
-          <w:tcPr>
-            <w:tcW w:w="683" w:type="dxa"/>
-            <w:gridSpan w:val="2"/>
-            <w:tcMar>
-              <w:left w:w="28" w:type="dxa"/>
-              <w:right w:w="28" w:type="dxa"/>
-            </w:tcMar>
-            <w:vAlign w:val="center"/>
-          </w:tcPr>
-          <w:p>
-            <w:pPr>
-              <w:snapToGrid w:val="0"/>
-              <w:jc w:val="right"/>
-              <w:rPr>
-                <w:rFonts w:ascii="Barlow Condensed Medium" w:eastAsia="標楷體" w:hAnsi="Barlow Condensed Medium" w:cstheme="minorHAnsi"/>
-                <w:w w:val="80"/>
-                <w:szCs w:val="24"/>
-              </w:rPr>
-            </w:pPr>
-          </w:p>
-        </w:tc>
-        <w:tc>
-          <w:tcPr>
-            <w:tcW w:w="683" w:type="dxa"/>
-            <w:tcMar>
-              <w:left w:w="113" w:type="dxa"/>
-              <w:right w:w="28" w:type="dxa"/>
-            </w:tcMar>
-            <w:vAlign w:val="center"/>
-          </w:tcPr>
-          <w:p>
-            <w:pPr>
-              <w:snapToGrid w:val="0"/>
-              <w:rPr>
-                <w:rFonts w:ascii="Barlow Condensed Medium" w:eastAsia="標楷體" w:hAnsi="Barlow Condensed Medium" w:cstheme="minorHAnsi"/>
-                <w:w w:val="80"/>
-                <w:szCs w:val="24"/>
-              </w:rPr>
-            </w:pPr>
-          </w:p>
-        </w:tc>
-      </w:tr>
-      <w:tr>
-        <w:trPr>
-          <w:trHeight w:hRule="exact" w:val="340"/>
-        </w:trPr>
-        <w:tc>
-          <w:tcPr>
-            <w:tcW w:w="1622" w:type="dxa"/>
-            <w:tcMar>
-              <w:left w:w="28" w:type="dxa"/>
-              <w:right w:w="28" w:type="dxa"/>
-            </w:tcMar>
-            <w:vAlign w:val="center"/>
-          </w:tcPr>
-          <w:p>
-            <w:pPr>
-              <w:snapToGrid w:val="0"/>
-              <w:jc w:val="both"/>
-              <w:rPr>
-                <w:rFonts w:ascii="Barlow Condensed Medium" w:eastAsia="華康中黑體" w:hAnsi="Barlow Condensed Medium" w:cstheme="minorHAnsi"/>
-                <w:w w:val="80"/>
-                <w:szCs w:val="24"/>
-              </w:rPr>
-            </w:pPr>
-            <w:r>
-              <w:rPr>
-                <w:rFonts w:ascii="Barlow Condensed Medium" w:eastAsia="華康中黑體" w:hAnsi="Barlow Condensed Medium" w:cstheme="minorHAnsi"/>
-                <w:w w:val="80"/>
-                <w:szCs w:val="24"/>
-              </w:rPr>
-              <w:sym w:font="Wingdings 2" w:char="F0AE"/>
-            </w:r>
-            <w:r>
-              <w:rPr>
-                <w:rFonts w:ascii="Barlow Condensed Medium" w:eastAsia="華康中黑體" w:hAnsi="Barlow Condensed Medium" w:cstheme="minorHAnsi" w:hint="eastAsia"/>
-                <w:w w:val="80"/>
-                <w:szCs w:val="24"/>
-                <w:lang w:eastAsia="zh-HK"/>
-              </w:rPr>
-              <w:t>為主日獻花奉</w:t>
-            </w:r>
-            <w:r>
-              <w:rPr>
-                <w:rFonts w:ascii="Barlow Condensed Medium" w:eastAsia="華康中黑體" w:hAnsi="Barlow Condensed Medium" w:cstheme="minorHAnsi"/>
-                <w:w w:val="80"/>
-                <w:szCs w:val="24"/>
-              </w:rPr>
-              <w:t>獻</w:t>
-            </w:r>
-            <w:r>
-              <w:rPr>
-                <w:rFonts w:ascii="Barlow Condensed Medium" w:eastAsia="華康中黑體" w:hAnsi="Barlow Condensed Medium" w:cstheme="minorHAnsi"/>
-                <w:w w:val="80"/>
-                <w:szCs w:val="24"/>
-              </w:rPr>
-              <w:t>:</w:t>
-            </w:r>
-          </w:p>
-        </w:tc>
-        <w:tc>
-          <w:tcPr>
-            <w:tcW w:w="685" w:type="dxa"/>
-            <w:tcMar>
-              <w:left w:w="28" w:type="dxa"/>
-              <w:right w:w="28" w:type="dxa"/>
-            </w:tcMar>
-            <w:vAlign w:val="center"/>
-          </w:tcPr>
-          <w:p>
-            <w:pPr>
-              <w:snapToGrid w:val="0"/>
-              <w:jc w:val="right"/>
-              <w:rPr>
-                <w:rFonts w:ascii="Barlow Condensed Medium" w:eastAsia="標楷體" w:hAnsi="Barlow Condensed Medium" w:cstheme="minorHAnsi"/>
-                <w:w w:val="80"/>
-                <w:szCs w:val="24"/>
-                <w:lang w:eastAsia="zh-HK"/>
-              </w:rPr>
-            </w:pPr>
-            <w:r>
-              <w:rPr>
-                <w:rFonts w:ascii="Barlow Condensed Medium" w:eastAsia="標楷體" w:hAnsi="Barlow Condensed Medium" w:cstheme="minorHAnsi"/>
-                <w:w w:val="80"/>
-                <w:szCs w:val="24"/>
-                <w:lang w:eastAsia="zh-HK"/>
-              </w:rPr>
-              <w:t>9-1</w:t>
-            </w:r>
-            <w:r>
-              <w:rPr>
-                <w:rFonts w:ascii="Barlow Condensed Medium" w:eastAsia="標楷體" w:hAnsi="Barlow Condensed Medium" w:cstheme="minorHAnsi" w:hint="eastAsia"/>
-                <w:w w:val="80"/>
-                <w:szCs w:val="24"/>
-                <w:lang w:eastAsia="zh-HK"/>
-              </w:rPr>
-              <w:t>號</w:t>
-            </w:r>
-          </w:p>
-        </w:tc>
-        <w:tc>
-          <w:tcPr>
-            <w:tcW w:w="685" w:type="dxa"/>
-            <w:tcMar>
-              <w:left w:w="113" w:type="dxa"/>
-              <w:right w:w="28" w:type="dxa"/>
-            </w:tcMar>
-            <w:vAlign w:val="center"/>
-          </w:tcPr>
-          <w:p>
-            <w:pPr>
-              <w:snapToGrid w:val="0"/>
-              <w:ind w:leftChars="-2" w:left="-5" w:rightChars="-3" w:right="-7"/>
-              <w:rPr>
-                <w:rFonts w:ascii="Barlow Condensed Medium" w:eastAsia="標楷體" w:hAnsi="Barlow Condensed Medium" w:cstheme="minorHAnsi"/>
-                <w:w w:val="80"/>
-                <w:szCs w:val="24"/>
-              </w:rPr>
-            </w:pPr>
-            <w:r>
-              <w:rPr>
-                <w:rFonts w:ascii="Barlow Condensed Medium" w:eastAsia="標楷體" w:hAnsi="Barlow Condensed Medium" w:cstheme="minorHAnsi"/>
-                <w:w w:val="80"/>
-                <w:szCs w:val="24"/>
-              </w:rPr>
-              <w:t>4</w:t>
-            </w:r>
-            <w:r>
-              <w:rPr>
-                <w:rFonts w:ascii="Barlow Condensed Medium" w:eastAsia="標楷體" w:hAnsi="Barlow Condensed Medium" w:cstheme="minorHAnsi"/>
-                <w:w w:val="80"/>
-                <w:szCs w:val="24"/>
-              </w:rPr>
-              <w:t>,000</w:t>
-            </w:r>
-          </w:p>
-        </w:tc>
-        <w:tc>
-          <w:tcPr>
-            <w:tcW w:w="686" w:type="dxa"/>
-            <w:tcMar>
-              <w:left w:w="28" w:type="dxa"/>
-              <w:right w:w="28" w:type="dxa"/>
-            </w:tcMar>
-            <w:vAlign w:val="center"/>
-          </w:tcPr>
-          <w:p>
-            <w:pPr>
-              <w:snapToGrid w:val="0"/>
-              <w:jc w:val="right"/>
-              <w:rPr>
-                <w:rFonts w:ascii="Barlow Condensed Medium" w:eastAsia="標楷體" w:hAnsi="Barlow Condensed Medium" w:cstheme="minorHAnsi"/>
-                <w:w w:val="80"/>
-                <w:szCs w:val="24"/>
-              </w:rPr>
-            </w:pPr>
-            <w:r>
-              <w:rPr>
-                <w:rFonts w:ascii="Barlow Condensed Medium" w:eastAsia="標楷體" w:hAnsi="Barlow Condensed Medium" w:cstheme="minorHAnsi"/>
-                <w:w w:val="80"/>
-                <w:szCs w:val="24"/>
-                <w:lang w:eastAsia="zh-HK"/>
-              </w:rPr>
-              <w:t>56</w:t>
-            </w:r>
-            <w:r>
-              <w:rPr>
-                <w:rFonts w:ascii="Barlow Condensed Medium" w:eastAsia="標楷體" w:hAnsi="Barlow Condensed Medium" w:cstheme="minorHAnsi" w:hint="eastAsia"/>
-                <w:w w:val="80"/>
-                <w:szCs w:val="24"/>
-                <w:lang w:eastAsia="zh-HK"/>
-              </w:rPr>
-              <w:t>號</w:t>
-            </w:r>
-          </w:p>
-        </w:tc>
-        <w:tc>
-          <w:tcPr>
-            <w:tcW w:w="682" w:type="dxa"/>
-            <w:gridSpan w:val="2"/>
-            <w:tcMar>
-              <w:left w:w="113" w:type="dxa"/>
-              <w:right w:w="28" w:type="dxa"/>
-            </w:tcMar>
-            <w:vAlign w:val="center"/>
-          </w:tcPr>
-          <w:p>
-            <w:pPr>
-              <w:snapToGrid w:val="0"/>
-              <w:rPr>
-                <w:rFonts w:ascii="Barlow Condensed Medium" w:eastAsia="標楷體" w:hAnsi="Barlow Condensed Medium" w:cstheme="minorHAnsi"/>
-                <w:w w:val="80"/>
-                <w:szCs w:val="24"/>
-              </w:rPr>
-            </w:pPr>
-            <w:r>
-              <w:rPr>
-                <w:rFonts w:ascii="Barlow Condensed Medium" w:eastAsia="標楷體" w:hAnsi="Barlow Condensed Medium" w:cstheme="minorHAnsi" w:hint="eastAsia"/>
-                <w:w w:val="80"/>
-                <w:szCs w:val="24"/>
-              </w:rPr>
-              <w:t>1</w:t>
-            </w:r>
-            <w:r>
-              <w:rPr>
-                <w:rFonts w:ascii="Barlow Condensed Medium" w:eastAsia="標楷體" w:hAnsi="Barlow Condensed Medium" w:cstheme="minorHAnsi"/>
-                <w:w w:val="80"/>
-                <w:szCs w:val="24"/>
-              </w:rPr>
-              <w:t>,000</w:t>
-            </w:r>
-          </w:p>
-        </w:tc>
-        <w:tc>
-          <w:tcPr>
-            <w:tcW w:w="683" w:type="dxa"/>
-            <w:gridSpan w:val="2"/>
-            <w:tcMar>
-              <w:left w:w="28" w:type="dxa"/>
-              <w:right w:w="28" w:type="dxa"/>
-            </w:tcMar>
-            <w:vAlign w:val="center"/>
-          </w:tcPr>
-          <w:p>
-            <w:pPr>
-              <w:snapToGrid w:val="0"/>
-              <w:jc w:val="right"/>
-              <w:rPr>
-                <w:rFonts w:ascii="Barlow Condensed Medium" w:eastAsia="標楷體" w:hAnsi="Barlow Condensed Medium" w:cstheme="minorHAnsi"/>
-                <w:w w:val="80"/>
-                <w:szCs w:val="24"/>
-              </w:rPr>
-            </w:pPr>
-            <w:r>
-              <w:rPr>
-                <w:rFonts w:ascii="Barlow Condensed Medium" w:eastAsia="標楷體" w:hAnsi="Barlow Condensed Medium" w:cstheme="minorHAnsi"/>
-                <w:w w:val="80"/>
-                <w:szCs w:val="24"/>
-                <w:lang w:eastAsia="zh-HK"/>
-              </w:rPr>
-              <w:t>62-3</w:t>
-            </w:r>
-            <w:r>
-              <w:rPr>
-                <w:rFonts w:ascii="Barlow Condensed Medium" w:eastAsia="標楷體" w:hAnsi="Barlow Condensed Medium" w:cstheme="minorHAnsi" w:hint="eastAsia"/>
-                <w:w w:val="80"/>
-                <w:szCs w:val="24"/>
-                <w:lang w:eastAsia="zh-HK"/>
-              </w:rPr>
-              <w:t>號</w:t>
-            </w:r>
-          </w:p>
-        </w:tc>
-        <w:tc>
-          <w:tcPr>
-            <w:tcW w:w="683" w:type="dxa"/>
-            <w:tcMar>
-              <w:left w:w="113" w:type="dxa"/>
-              <w:right w:w="28" w:type="dxa"/>
-            </w:tcMar>
-            <w:vAlign w:val="center"/>
-          </w:tcPr>
-          <w:p>
-            <w:pPr>
-              <w:snapToGrid w:val="0"/>
-              <w:rPr>
-                <w:rFonts w:ascii="Barlow Condensed Medium" w:eastAsia="標楷體" w:hAnsi="Barlow Condensed Medium" w:cstheme="minorHAnsi"/>
-                <w:w w:val="80"/>
-                <w:szCs w:val="24"/>
-              </w:rPr>
-            </w:pPr>
-            <w:r>
-              <w:rPr>
-                <w:rFonts w:ascii="Barlow Condensed Medium" w:eastAsia="標楷體" w:hAnsi="Barlow Condensed Medium" w:cstheme="minorHAnsi" w:hint="eastAsia"/>
-                <w:w w:val="80"/>
-                <w:szCs w:val="24"/>
-              </w:rPr>
-              <w:t>1</w:t>
-            </w:r>
-            <w:r>
-              <w:rPr>
-                <w:rFonts w:ascii="Barlow Condensed Medium" w:eastAsia="標楷體" w:hAnsi="Barlow Condensed Medium" w:cstheme="minorHAnsi"/>
-                <w:w w:val="80"/>
-                <w:szCs w:val="24"/>
-              </w:rPr>
-              <w:t>,000</w:t>
-            </w:r>
-          </w:p>
-        </w:tc>
-      </w:tr>
-      <w:tr>
-        <w:trPr>
-          <w:trHeight w:hRule="exact" w:val="340"/>
-        </w:trPr>
-        <w:tc>
-          <w:tcPr>
-            <w:tcW w:w="1622" w:type="dxa"/>
-            <w:tcMar>
-              <w:left w:w="28" w:type="dxa"/>
-              <w:right w:w="28" w:type="dxa"/>
-            </w:tcMar>
-            <w:vAlign w:val="center"/>
-          </w:tcPr>
-          <w:p>
-            <w:pPr>
-              <w:snapToGrid w:val="0"/>
-              <w:jc w:val="both"/>
-              <w:rPr>
-                <w:rFonts w:ascii="Barlow Condensed Medium" w:eastAsia="華康中黑體" w:hAnsi="Barlow Condensed Medium" w:cstheme="minorHAnsi"/>
-                <w:w w:val="80"/>
-                <w:szCs w:val="24"/>
-              </w:rPr>
-            </w:pPr>
-          </w:p>
-        </w:tc>
-        <w:tc>
-          <w:tcPr>
-            <w:tcW w:w="685" w:type="dxa"/>
-            <w:tcMar>
-              <w:left w:w="28" w:type="dxa"/>
-              <w:right w:w="28" w:type="dxa"/>
-            </w:tcMar>
-            <w:vAlign w:val="center"/>
-          </w:tcPr>
-          <w:p>
-            <w:pPr>
-              <w:snapToGrid w:val="0"/>
-              <w:jc w:val="right"/>
-              <w:rPr>
-                <w:rFonts w:ascii="Barlow Condensed Medium" w:eastAsia="標楷體" w:hAnsi="Barlow Condensed Medium" w:cstheme="minorHAnsi"/>
-                <w:w w:val="80"/>
-                <w:szCs w:val="24"/>
-                <w:lang w:eastAsia="zh-HK"/>
-              </w:rPr>
-            </w:pPr>
-            <w:r>
-              <w:rPr>
-                <w:rFonts w:ascii="Barlow Condensed Medium" w:eastAsia="標楷體" w:hAnsi="Barlow Condensed Medium" w:cstheme="minorHAnsi"/>
-                <w:w w:val="80"/>
-                <w:szCs w:val="24"/>
-                <w:lang w:eastAsia="zh-HK"/>
-              </w:rPr>
-              <w:t>20</w:t>
-            </w:r>
-            <w:r>
-              <w:rPr>
-                <w:rFonts w:ascii="Barlow Condensed Medium" w:eastAsia="標楷體" w:hAnsi="Barlow Condensed Medium" w:cstheme="minorHAnsi" w:hint="eastAsia"/>
-                <w:w w:val="80"/>
-                <w:szCs w:val="24"/>
-                <w:lang w:eastAsia="zh-HK"/>
-              </w:rPr>
-              <w:t>號</w:t>
-            </w:r>
-          </w:p>
-        </w:tc>
-        <w:tc>
-          <w:tcPr>
-            <w:tcW w:w="685" w:type="dxa"/>
-            <w:tcMar>
-              <w:left w:w="113" w:type="dxa"/>
-              <w:right w:w="28" w:type="dxa"/>
-            </w:tcMar>
-            <w:vAlign w:val="center"/>
-          </w:tcPr>
-          <w:p>
-            <w:pPr>
-              <w:snapToGrid w:val="0"/>
-              <w:ind w:leftChars="-2" w:left="-5" w:rightChars="-3" w:right="-7"/>
-              <w:rPr>
-                <w:rFonts w:ascii="Barlow Condensed Medium" w:eastAsia="標楷體" w:hAnsi="Barlow Condensed Medium" w:cstheme="minorHAnsi"/>
-                <w:w w:val="80"/>
-                <w:szCs w:val="24"/>
-              </w:rPr>
-            </w:pPr>
-            <w:r>
-              <w:rPr>
-                <w:rFonts w:ascii="Barlow Condensed Medium" w:eastAsia="標楷體" w:hAnsi="Barlow Condensed Medium" w:cstheme="minorHAnsi" w:hint="eastAsia"/>
-                <w:w w:val="80"/>
-                <w:szCs w:val="24"/>
-              </w:rPr>
-              <w:t>1</w:t>
-            </w:r>
-            <w:r>
-              <w:rPr>
-                <w:rFonts w:ascii="Barlow Condensed Medium" w:eastAsia="標楷體" w:hAnsi="Barlow Condensed Medium" w:cstheme="minorHAnsi"/>
-                <w:w w:val="80"/>
-                <w:szCs w:val="24"/>
-              </w:rPr>
-              <w:t>,6</w:t>
-            </w:r>
-            <w:r>
-              <w:rPr>
-                <w:rFonts w:ascii="Barlow Condensed Medium" w:eastAsia="標楷體" w:hAnsi="Barlow Condensed Medium" w:cstheme="minorHAnsi"/>
-                <w:w w:val="80"/>
-                <w:szCs w:val="24"/>
-              </w:rPr>
-              <w:t>00</w:t>
-            </w:r>
-          </w:p>
-        </w:tc>
-        <w:tc>
-          <w:tcPr>
-            <w:tcW w:w="686" w:type="dxa"/>
-            <w:tcMar>
-              <w:left w:w="28" w:type="dxa"/>
-              <w:right w:w="28" w:type="dxa"/>
-            </w:tcMar>
-            <w:vAlign w:val="center"/>
-          </w:tcPr>
-          <w:p>
-            <w:pPr>
-              <w:snapToGrid w:val="0"/>
-              <w:jc w:val="right"/>
-              <w:rPr>
-                <w:rFonts w:ascii="Barlow Condensed Medium" w:eastAsia="標楷體" w:hAnsi="Barlow Condensed Medium" w:cstheme="minorHAnsi"/>
-                <w:w w:val="80"/>
-                <w:szCs w:val="24"/>
-              </w:rPr>
-            </w:pPr>
-          </w:p>
-        </w:tc>
-        <w:tc>
-          <w:tcPr>
-            <w:tcW w:w="682" w:type="dxa"/>
-            <w:gridSpan w:val="2"/>
-            <w:tcMar>
-              <w:left w:w="113" w:type="dxa"/>
-              <w:right w:w="28" w:type="dxa"/>
-            </w:tcMar>
-            <w:vAlign w:val="center"/>
-          </w:tcPr>
-          <w:p>
-            <w:pPr>
-              <w:snapToGrid w:val="0"/>
-              <w:rPr>
-                <w:rFonts w:ascii="Barlow Condensed Medium" w:eastAsia="標楷體" w:hAnsi="Barlow Condensed Medium" w:cstheme="minorHAnsi"/>
-                <w:w w:val="80"/>
-                <w:szCs w:val="24"/>
-              </w:rPr>
-            </w:pPr>
-          </w:p>
-        </w:tc>
-        <w:tc>
-          <w:tcPr>
-            <w:tcW w:w="683" w:type="dxa"/>
-            <w:gridSpan w:val="2"/>
-            <w:tcMar>
-              <w:left w:w="28" w:type="dxa"/>
-              <w:right w:w="28" w:type="dxa"/>
-            </w:tcMar>
-            <w:vAlign w:val="center"/>
-          </w:tcPr>
-          <w:p>
-            <w:pPr>
-              <w:snapToGrid w:val="0"/>
-              <w:jc w:val="right"/>
-              <w:rPr>
-                <w:rFonts w:ascii="Barlow Condensed Medium" w:eastAsia="標楷體" w:hAnsi="Barlow Condensed Medium" w:cstheme="minorHAnsi"/>
-                <w:w w:val="80"/>
-                <w:szCs w:val="24"/>
-              </w:rPr>
-            </w:pPr>
-          </w:p>
-        </w:tc>
-        <w:tc>
-          <w:tcPr>
-            <w:tcW w:w="683" w:type="dxa"/>
-            <w:tcMar>
-              <w:left w:w="113" w:type="dxa"/>
-              <w:right w:w="28" w:type="dxa"/>
-            </w:tcMar>
-            <w:vAlign w:val="center"/>
-          </w:tcPr>
-          <w:p>
-            <w:pPr>
-              <w:snapToGrid w:val="0"/>
-              <w:rPr>
-                <w:rFonts w:ascii="Barlow Condensed Medium" w:eastAsia="標楷體" w:hAnsi="Barlow Condensed Medium" w:cstheme="minorHAnsi"/>
-                <w:w w:val="80"/>
-                <w:szCs w:val="24"/>
-              </w:rPr>
-            </w:pPr>
-          </w:p>
-        </w:tc>
-      </w:tr>
-      <w:tr>
-        <w:trPr>
-          <w:trHeight w:hRule="exact" w:val="340"/>
-        </w:trPr>
-        <w:tc>
-          <w:tcPr>
-            <w:tcW w:w="1622" w:type="dxa"/>
-            <w:tcMar>
-              <w:left w:w="28" w:type="dxa"/>
-              <w:right w:w="28" w:type="dxa"/>
-            </w:tcMar>
-            <w:vAlign w:val="center"/>
-          </w:tcPr>
-          <w:p>
-            <w:pPr>
-              <w:snapToGrid w:val="0"/>
-              <w:jc w:val="both"/>
-              <w:rPr>
-                <w:rFonts w:ascii="Barlow Condensed Medium" w:eastAsia="華康中黑體" w:hAnsi="Barlow Condensed Medium" w:cstheme="minorHAnsi"/>
-                <w:w w:val="80"/>
-                <w:szCs w:val="24"/>
-              </w:rPr>
-            </w:pPr>
-          </w:p>
-        </w:tc>
-        <w:tc>
-          <w:tcPr>
-            <w:tcW w:w="685" w:type="dxa"/>
-            <w:tcMar>
-              <w:left w:w="28" w:type="dxa"/>
-              <w:right w:w="28" w:type="dxa"/>
-            </w:tcMar>
-            <w:vAlign w:val="center"/>
-          </w:tcPr>
-          <w:p>
-            <w:pPr>
-              <w:snapToGrid w:val="0"/>
-              <w:jc w:val="right"/>
-              <w:rPr>
-                <w:rFonts w:ascii="Barlow Condensed Medium" w:eastAsia="標楷體" w:hAnsi="Barlow Condensed Medium" w:cstheme="minorHAnsi"/>
-                <w:w w:val="80"/>
-                <w:szCs w:val="24"/>
-                <w:lang w:eastAsia="zh-HK"/>
-              </w:rPr>
-            </w:pPr>
-          </w:p>
-        </w:tc>
-        <w:tc>
-          <w:tcPr>
-            <w:tcW w:w="685" w:type="dxa"/>
-            <w:tcMar>
-              <w:left w:w="113" w:type="dxa"/>
-              <w:right w:w="28" w:type="dxa"/>
-            </w:tcMar>
-            <w:vAlign w:val="center"/>
-          </w:tcPr>
-          <w:p>
-            <w:pPr>
-              <w:snapToGrid w:val="0"/>
-              <w:ind w:leftChars="-2" w:left="-5" w:rightChars="-3" w:right="-7"/>
-              <w:rPr>
-                <w:rFonts w:ascii="Barlow Condensed Medium" w:eastAsia="標楷體" w:hAnsi="Barlow Condensed Medium" w:cstheme="minorHAnsi"/>
-                <w:w w:val="80"/>
-                <w:szCs w:val="24"/>
-              </w:rPr>
-            </w:pPr>
-          </w:p>
-        </w:tc>
-        <w:tc>
-          <w:tcPr>
-            <w:tcW w:w="686" w:type="dxa"/>
-            <w:tcMar>
-              <w:left w:w="28" w:type="dxa"/>
-              <w:right w:w="28" w:type="dxa"/>
-            </w:tcMar>
-            <w:vAlign w:val="center"/>
-          </w:tcPr>
-          <w:p>
-            <w:pPr>
-              <w:snapToGrid w:val="0"/>
-              <w:jc w:val="right"/>
-              <w:rPr>
-                <w:rFonts w:ascii="Barlow Condensed Medium" w:eastAsia="標楷體" w:hAnsi="Barlow Condensed Medium" w:cstheme="minorHAnsi"/>
-                <w:w w:val="80"/>
-                <w:szCs w:val="24"/>
-              </w:rPr>
-            </w:pPr>
-          </w:p>
-        </w:tc>
-        <w:tc>
-          <w:tcPr>
-            <w:tcW w:w="682" w:type="dxa"/>
-            <w:gridSpan w:val="2"/>
-            <w:tcMar>
-              <w:left w:w="113" w:type="dxa"/>
-              <w:right w:w="28" w:type="dxa"/>
-            </w:tcMar>
-            <w:vAlign w:val="center"/>
-          </w:tcPr>
-          <w:p>
-            <w:pPr>
-              <w:snapToGrid w:val="0"/>
-              <w:rPr>
-                <w:rFonts w:ascii="Barlow Condensed Medium" w:eastAsia="標楷體" w:hAnsi="Barlow Condensed Medium" w:cstheme="minorHAnsi"/>
-                <w:w w:val="80"/>
-                <w:szCs w:val="24"/>
-              </w:rPr>
-            </w:pPr>
-          </w:p>
-        </w:tc>
-        <w:tc>
-          <w:tcPr>
-            <w:tcW w:w="683" w:type="dxa"/>
-            <w:gridSpan w:val="2"/>
-            <w:tcMar>
-              <w:left w:w="28" w:type="dxa"/>
-              <w:right w:w="28" w:type="dxa"/>
-            </w:tcMar>
-            <w:vAlign w:val="center"/>
-          </w:tcPr>
-          <w:p>
-            <w:pPr>
-              <w:snapToGrid w:val="0"/>
-              <w:jc w:val="right"/>
-              <w:rPr>
-                <w:rFonts w:ascii="Barlow Condensed Medium" w:eastAsia="標楷體" w:hAnsi="Barlow Condensed Medium" w:cstheme="minorHAnsi"/>
-                <w:w w:val="80"/>
-                <w:szCs w:val="24"/>
-              </w:rPr>
-            </w:pPr>
-          </w:p>
-        </w:tc>
-        <w:tc>
-          <w:tcPr>
-            <w:tcW w:w="683" w:type="dxa"/>
-            <w:tcMar>
-              <w:left w:w="113" w:type="dxa"/>
-              <w:right w:w="28" w:type="dxa"/>
-            </w:tcMar>
-            <w:vAlign w:val="center"/>
-          </w:tcPr>
-          <w:p>
-            <w:pPr>
-              <w:snapToGrid w:val="0"/>
-              <w:rPr>
-                <w:rFonts w:ascii="Barlow Condensed Medium" w:eastAsia="標楷體" w:hAnsi="Barlow Condensed Medium" w:cstheme="minorHAnsi"/>
-                <w:w w:val="80"/>
-                <w:szCs w:val="24"/>
-              </w:rPr>
-            </w:pPr>
-          </w:p>
-        </w:tc>
-      </w:tr>
-      <w:tr>
-        <w:trPr>
-          <w:trHeight w:hRule="exact" w:val="340"/>
-        </w:trPr>
-        <w:tc>
-          <w:tcPr>
-            <w:tcW w:w="1622" w:type="dxa"/>
-            <w:tcMar>
-              <w:left w:w="28" w:type="dxa"/>
-              <w:right w:w="28" w:type="dxa"/>
-            </w:tcMar>
-            <w:vAlign w:val="center"/>
-          </w:tcPr>
-          <w:p>
-            <w:pPr>
-              <w:snapToGrid w:val="0"/>
-              <w:jc w:val="both"/>
-              <w:rPr>
-                <w:rFonts w:ascii="Barlow Condensed Medium" w:eastAsia="華康中黑體" w:hAnsi="Barlow Condensed Medium" w:cstheme="minorHAnsi"/>
-                <w:w w:val="80"/>
-                <w:szCs w:val="24"/>
-              </w:rPr>
-            </w:pPr>
-            <w:r>
-              <w:rPr>
-                <w:rFonts w:ascii="Barlow Condensed Medium" w:eastAsia="華康中黑體" w:hAnsi="Barlow Condensed Medium" w:cstheme="minorHAnsi"/>
-                <w:w w:val="80"/>
-                <w:szCs w:val="24"/>
-              </w:rPr>
-              <w:sym w:font="Wingdings 2" w:char="F0AE"/>
-            </w:r>
-            <w:r>
-              <w:rPr>
-                <w:rFonts w:ascii="Barlow Condensed Medium" w:eastAsia="華康中黑體" w:hAnsi="Barlow Condensed Medium" w:cstheme="minorHAnsi" w:hint="eastAsia"/>
-                <w:w w:val="80"/>
-                <w:szCs w:val="24"/>
-                <w:lang w:eastAsia="zh-HK"/>
-              </w:rPr>
-              <w:t>為</w:t>
-            </w:r>
-            <w:r>
-              <w:rPr>
-                <w:rFonts w:ascii="Barlow Condensed Medium" w:eastAsia="華康中黑體" w:hAnsi="Barlow Condensed Medium" w:cstheme="minorHAnsi" w:hint="eastAsia"/>
-                <w:w w:val="80"/>
-                <w:szCs w:val="24"/>
-                <w:lang w:eastAsia="zh-HK"/>
-              </w:rPr>
-              <w:t>松年團契</w:t>
-            </w:r>
-            <w:r>
-              <w:rPr>
-                <w:rFonts w:ascii="Barlow Condensed Medium" w:eastAsia="華康中黑體" w:hAnsi="Barlow Condensed Medium" w:cstheme="minorHAnsi" w:hint="eastAsia"/>
-                <w:w w:val="80"/>
-                <w:szCs w:val="24"/>
-                <w:lang w:eastAsia="zh-HK"/>
-              </w:rPr>
-              <w:t>奉</w:t>
-            </w:r>
-            <w:r>
-              <w:rPr>
-                <w:rFonts w:ascii="Barlow Condensed Medium" w:eastAsia="華康中黑體" w:hAnsi="Barlow Condensed Medium" w:cstheme="minorHAnsi"/>
-                <w:w w:val="80"/>
-                <w:szCs w:val="24"/>
-              </w:rPr>
-              <w:t>獻</w:t>
-            </w:r>
-            <w:r>
-              <w:rPr>
-                <w:rFonts w:ascii="Barlow Condensed Medium" w:eastAsia="華康中黑體" w:hAnsi="Barlow Condensed Medium" w:cstheme="minorHAnsi"/>
-                <w:w w:val="80"/>
-                <w:szCs w:val="24"/>
-              </w:rPr>
-              <w:t>:</w:t>
-            </w:r>
-          </w:p>
-        </w:tc>
-        <w:tc>
-          <w:tcPr>
-            <w:tcW w:w="685" w:type="dxa"/>
-            <w:tcMar>
-              <w:left w:w="28" w:type="dxa"/>
-              <w:right w:w="28" w:type="dxa"/>
-            </w:tcMar>
-            <w:vAlign w:val="center"/>
-          </w:tcPr>
-          <w:p>
-            <w:pPr>
-              <w:snapToGrid w:val="0"/>
-              <w:jc w:val="right"/>
-              <w:rPr>
-                <w:rFonts w:ascii="Barlow Condensed Medium" w:eastAsia="標楷體" w:hAnsi="Barlow Condensed Medium" w:cstheme="minorHAnsi"/>
-                <w:w w:val="80"/>
-                <w:szCs w:val="24"/>
-                <w:lang w:eastAsia="zh-HK"/>
-              </w:rPr>
-            </w:pPr>
-            <w:r>
-              <w:rPr>
-                <w:rFonts w:ascii="Barlow Condensed Medium" w:eastAsia="標楷體" w:hAnsi="Barlow Condensed Medium" w:cstheme="minorHAnsi"/>
-                <w:w w:val="80"/>
-                <w:szCs w:val="24"/>
-                <w:lang w:eastAsia="zh-HK"/>
-              </w:rPr>
-              <w:t>23</w:t>
-            </w:r>
-            <w:r>
-              <w:rPr>
-                <w:rFonts w:ascii="Barlow Condensed Medium" w:eastAsia="標楷體" w:hAnsi="Barlow Condensed Medium" w:cstheme="minorHAnsi" w:hint="eastAsia"/>
-                <w:w w:val="80"/>
-                <w:szCs w:val="24"/>
-                <w:lang w:eastAsia="zh-HK"/>
-              </w:rPr>
-              <w:t>號</w:t>
-            </w:r>
-          </w:p>
-        </w:tc>
-        <w:tc>
-          <w:tcPr>
-            <w:tcW w:w="685" w:type="dxa"/>
-            <w:tcMar>
-              <w:left w:w="113" w:type="dxa"/>
-              <w:right w:w="28" w:type="dxa"/>
-            </w:tcMar>
-            <w:vAlign w:val="center"/>
-          </w:tcPr>
-          <w:p>
-            <w:pPr>
-              <w:snapToGrid w:val="0"/>
-              <w:ind w:leftChars="-2" w:left="-5" w:rightChars="-3" w:right="-7"/>
-              <w:rPr>
-                <w:rFonts w:ascii="Barlow Condensed Medium" w:eastAsia="標楷體" w:hAnsi="Barlow Condensed Medium" w:cstheme="minorHAnsi"/>
-                <w:w w:val="80"/>
-                <w:szCs w:val="24"/>
-              </w:rPr>
-            </w:pPr>
-            <w:r>
-              <w:rPr>
-                <w:rFonts w:ascii="Barlow Condensed Medium" w:eastAsia="標楷體" w:hAnsi="Barlow Condensed Medium" w:cstheme="minorHAnsi"/>
-                <w:w w:val="80"/>
-                <w:szCs w:val="24"/>
-              </w:rPr>
-              <w:t>1</w:t>
-            </w:r>
-            <w:r>
-              <w:rPr>
-                <w:rFonts w:ascii="Barlow Condensed Medium" w:eastAsia="標楷體" w:hAnsi="Barlow Condensed Medium" w:cstheme="minorHAnsi"/>
-                <w:w w:val="80"/>
-                <w:szCs w:val="24"/>
-              </w:rPr>
-              <w:t>,000</w:t>
-            </w:r>
-          </w:p>
-        </w:tc>
-        <w:tc>
-          <w:tcPr>
-            <w:tcW w:w="686" w:type="dxa"/>
-            <w:tcMar>
-              <w:left w:w="28" w:type="dxa"/>
-              <w:right w:w="28" w:type="dxa"/>
-            </w:tcMar>
-            <w:vAlign w:val="center"/>
-          </w:tcPr>
-          <w:p>
-            <w:pPr>
-              <w:snapToGrid w:val="0"/>
-              <w:jc w:val="right"/>
-              <w:rPr>
-                <w:rFonts w:ascii="Barlow Condensed Medium" w:eastAsia="標楷體" w:hAnsi="Barlow Condensed Medium" w:cstheme="minorHAnsi"/>
-                <w:w w:val="80"/>
-                <w:szCs w:val="24"/>
-              </w:rPr>
-            </w:pPr>
-            <w:r>
-              <w:rPr>
-                <w:rFonts w:ascii="Barlow Condensed Medium" w:eastAsia="標楷體" w:hAnsi="Barlow Condensed Medium" w:cstheme="minorHAnsi"/>
-                <w:w w:val="80"/>
-                <w:szCs w:val="24"/>
-                <w:lang w:eastAsia="zh-HK"/>
-              </w:rPr>
-              <w:t>49</w:t>
-            </w:r>
-            <w:r>
-              <w:rPr>
-                <w:rFonts w:ascii="Barlow Condensed Medium" w:eastAsia="標楷體" w:hAnsi="Barlow Condensed Medium" w:cstheme="minorHAnsi" w:hint="eastAsia"/>
-                <w:w w:val="80"/>
-                <w:szCs w:val="24"/>
-                <w:lang w:eastAsia="zh-HK"/>
-              </w:rPr>
-              <w:t>號</w:t>
-            </w:r>
-          </w:p>
-        </w:tc>
-        <w:tc>
-          <w:tcPr>
-            <w:tcW w:w="682" w:type="dxa"/>
-            <w:gridSpan w:val="2"/>
-            <w:tcMar>
-              <w:left w:w="113" w:type="dxa"/>
-              <w:right w:w="28" w:type="dxa"/>
-            </w:tcMar>
-            <w:vAlign w:val="center"/>
-          </w:tcPr>
-          <w:p>
-            <w:pPr>
-              <w:snapToGrid w:val="0"/>
-              <w:rPr>
-                <w:rFonts w:ascii="Barlow Condensed Medium" w:eastAsia="標楷體" w:hAnsi="Barlow Condensed Medium" w:cstheme="minorHAnsi"/>
-                <w:w w:val="80"/>
-                <w:szCs w:val="24"/>
-              </w:rPr>
-            </w:pPr>
-            <w:r>
-              <w:rPr>
-                <w:rFonts w:ascii="Barlow Condensed Medium" w:eastAsia="標楷體" w:hAnsi="Barlow Condensed Medium" w:cstheme="minorHAnsi" w:hint="eastAsia"/>
-                <w:w w:val="80"/>
-                <w:szCs w:val="24"/>
-              </w:rPr>
-              <w:t>1</w:t>
-            </w:r>
-            <w:r>
-              <w:rPr>
-                <w:rFonts w:ascii="Barlow Condensed Medium" w:eastAsia="標楷體" w:hAnsi="Barlow Condensed Medium" w:cstheme="minorHAnsi"/>
-                <w:w w:val="80"/>
-                <w:szCs w:val="24"/>
-              </w:rPr>
-              <w:t>,000</w:t>
-            </w:r>
           </w:p>
         </w:tc>
         <w:tc>
@@ -26400,7 +23383,6 @@
                 <w:szCs w:val="20"/>
               </w:rPr>
             </w:pPr>
-            <w:proofErr w:type="gramStart"/>
             <w:r>
               <w:rPr>
                 <w:rFonts w:ascii="Barlow Condensed Medium" w:eastAsia="華康儷中黑" w:hAnsi="Barlow Condensed Medium" w:cstheme="minorHAnsi"/>
@@ -26410,7 +23392,6 @@
               </w:rPr>
               <w:t>一</w:t>
             </w:r>
-            <w:proofErr w:type="gramEnd"/>
             <w:r>
               <w:rPr>
                 <w:rFonts w:ascii="Barlow Condensed Medium" w:eastAsia="華康儷中黑" w:hAnsi="Barlow Condensed Medium" w:cstheme="minorHAnsi"/>
@@ -26763,7 +23744,6 @@
                 <w:szCs w:val="20"/>
               </w:rPr>
             </w:pPr>
-            <w:proofErr w:type="gramStart"/>
             <w:r>
               <w:rPr>
                 <w:rFonts w:ascii="Barlow Condensed Medium" w:eastAsia="華康儷中黑" w:hAnsi="Barlow Condensed Medium" w:cstheme="minorHAnsi"/>
@@ -26773,7 +23753,6 @@
               </w:rPr>
               <w:t>三</w:t>
             </w:r>
-            <w:proofErr w:type="gramEnd"/>
             <w:r>
               <w:rPr>
                 <w:rFonts w:ascii="Barlow Condensed Medium" w:eastAsia="華康儷中黑" w:hAnsi="Barlow Condensed Medium" w:cstheme="minorHAnsi"/>
@@ -27533,7 +24512,6 @@
           </wp:anchor>
         </w:drawing>
       </w:r>
-      <w:proofErr w:type="gramStart"/>
       <w:r>
         <w:rPr>
           <w:rFonts w:ascii="Yanone Kaffeesatz Regular" w:eastAsia="華康儷中黑" w:hAnsi="Yanone Kaffeesatz Regular" w:cs="Arial"/>
@@ -27543,7 +24521,6 @@
         </w:rPr>
         <w:t>註</w:t>
       </w:r>
-      <w:proofErr w:type="gramEnd"/>
       <w:r>
         <w:rPr>
           <w:rFonts w:ascii="Yanone Kaffeesatz Regular" w:eastAsia="華康儷中黑" w:hAnsi="Yanone Kaffeesatz Regular" w:cs="Arial" w:hint="eastAsia"/>
@@ -27710,7 +24687,6 @@
         </w:rPr>
         <w:t>，</w:t>
       </w:r>
-      <w:proofErr w:type="gramStart"/>
       <w:r>
         <w:rPr>
           <w:rFonts w:ascii="Yanone Kaffeesatz Regular" w:eastAsia="華康儷中黑" w:hAnsi="Yanone Kaffeesatz Regular" w:cs="Arial" w:hint="eastAsia"/>
@@ -27736,17 +24712,7 @@
           <w:sz w:val="26"/>
           <w:szCs w:val="26"/>
         </w:rPr>
-        <w:t>省略</w:t>
-      </w:r>
-      <w:proofErr w:type="gramEnd"/>
-      <w:r>
-        <w:rPr>
-          <w:rFonts w:ascii="Yanone Kaffeesatz Regular" w:eastAsia="華康儷中黑" w:hAnsi="Yanone Kaffeesatz Regular" w:cs="Arial" w:hint="eastAsia"/>
-          <w:w w:val="60"/>
-          <w:sz w:val="26"/>
-          <w:szCs w:val="26"/>
-        </w:rPr>
-        <w:t>章</w:t>
+        <w:t>省略章</w:t>
       </w:r>
       <w:r>
         <w:rPr>
@@ -27895,7 +24861,6 @@
           <w:szCs w:val="26"/>
         </w:rPr>
       </w:pPr>
-      <w:proofErr w:type="gramStart"/>
       <w:r>
         <w:rPr>
           <w:rFonts w:ascii="Barlow Condensed Medium" w:eastAsia="華康儷中黑" w:hAnsi="Barlow Condensed Medium" w:cs="Arial" w:hint="eastAsia"/>
@@ -27903,17 +24868,7 @@
           <w:sz w:val="26"/>
           <w:szCs w:val="26"/>
         </w:rPr>
-        <w:t>鑰</w:t>
-      </w:r>
-      <w:proofErr w:type="gramEnd"/>
-      <w:r>
-        <w:rPr>
-          <w:rFonts w:ascii="Barlow Condensed Medium" w:eastAsia="華康儷中黑" w:hAnsi="Barlow Condensed Medium" w:cs="Arial" w:hint="eastAsia"/>
-          <w:w w:val="80"/>
-          <w:sz w:val="26"/>
-          <w:szCs w:val="26"/>
-        </w:rPr>
-        <w:t>節</w:t>
+        <w:t>鑰節</w:t>
       </w:r>
       <w:r>
         <w:rPr>
@@ -27933,31 +24888,7 @@
           <w:sz w:val="26"/>
           <w:szCs w:val="26"/>
         </w:rPr>
-        <w:t>又拆毀祭壇，把木偶和雕刻的像打碎成灰，砍斷以色列遍地所有</w:t>
-      </w:r>
-      <w:proofErr w:type="gramStart"/>
-      <w:r>
-        <w:rPr>
-          <w:rFonts w:ascii="華康古印體" w:eastAsia="華康古印體" w:hAnsi="Barlow Condensed Medium" w:cs="Arial" w:hint="eastAsia"/>
-          <w:b/>
-          <w:bCs/>
-          <w:w w:val="70"/>
-          <w:sz w:val="26"/>
-          <w:szCs w:val="26"/>
-        </w:rPr>
-        <w:t>的日像</w:t>
-      </w:r>
-      <w:proofErr w:type="gramEnd"/>
-      <w:r>
-        <w:rPr>
-          <w:rFonts w:ascii="華康古印體" w:eastAsia="華康古印體" w:hAnsi="Barlow Condensed Medium" w:cs="Arial" w:hint="eastAsia"/>
-          <w:b/>
-          <w:bCs/>
-          <w:w w:val="70"/>
-          <w:sz w:val="26"/>
-          <w:szCs w:val="26"/>
-        </w:rPr>
-        <w:t>，就回耶路撒冷去了。</w:t>
+        <w:t>又拆毀祭壇，把木偶和雕刻的像打碎成灰，砍斷以色列遍地所有的日像，就回耶路撒冷去了。</w:t>
       </w:r>
     </w:p>
     <w:p>
@@ -28226,47 +25157,7 @@
                 <w:sz w:val="26"/>
                 <w:szCs w:val="26"/>
               </w:rPr>
-              <w:t>約西亞為何能管轄</w:t>
-            </w:r>
-            <w:proofErr w:type="gramStart"/>
-            <w:r>
-              <w:rPr>
-                <w:rFonts w:ascii="Barlow Condensed Medium" w:eastAsia="華康中黑體" w:hAnsi="Barlow Condensed Medium" w:cs="Arial" w:hint="eastAsia"/>
-                <w:w w:val="75"/>
-                <w:sz w:val="26"/>
-                <w:szCs w:val="26"/>
-              </w:rPr>
-              <w:t>以法蓮的</w:t>
-            </w:r>
-            <w:proofErr w:type="gramEnd"/>
-            <w:r>
-              <w:rPr>
-                <w:rFonts w:ascii="Barlow Condensed Medium" w:eastAsia="華康中黑體" w:hAnsi="Barlow Condensed Medium" w:cs="Arial" w:hint="eastAsia"/>
-                <w:w w:val="75"/>
-                <w:sz w:val="26"/>
-                <w:szCs w:val="26"/>
-              </w:rPr>
-              <w:t>伯</w:t>
-            </w:r>
-            <w:proofErr w:type="gramStart"/>
-            <w:r>
-              <w:rPr>
-                <w:rFonts w:ascii="Barlow Condensed Medium" w:eastAsia="華康中黑體" w:hAnsi="Barlow Condensed Medium" w:cs="Arial" w:hint="eastAsia"/>
-                <w:w w:val="75"/>
-                <w:sz w:val="26"/>
-                <w:szCs w:val="26"/>
-              </w:rPr>
-              <w:t>特</w:t>
-            </w:r>
-            <w:proofErr w:type="gramEnd"/>
-            <w:r>
-              <w:rPr>
-                <w:rFonts w:ascii="Barlow Condensed Medium" w:eastAsia="華康中黑體" w:hAnsi="Barlow Condensed Medium" w:cs="Arial" w:hint="eastAsia"/>
-                <w:w w:val="75"/>
-                <w:sz w:val="26"/>
-                <w:szCs w:val="26"/>
-              </w:rPr>
-              <w:t>利</w:t>
+              <w:t>約西亞為何能管轄以法蓮的伯特利</w:t>
             </w:r>
             <w:r>
               <w:rPr>
@@ -28331,7 +25222,6 @@
                 <w:szCs w:val="26"/>
               </w:rPr>
             </w:pPr>
-            <w:proofErr w:type="gramStart"/>
             <w:r>
               <w:rPr>
                 <w:rFonts w:ascii="Barlow Condensed Medium" w:eastAsia="華康中黑體" w:hAnsi="Barlow Condensed Medium" w:cs="Arial" w:hint="eastAsia"/>
@@ -28339,17 +25229,7 @@
                 <w:sz w:val="26"/>
                 <w:szCs w:val="26"/>
               </w:rPr>
-              <w:t>丘壇的</w:t>
-            </w:r>
-            <w:proofErr w:type="gramEnd"/>
-            <w:r>
-              <w:rPr>
-                <w:rFonts w:ascii="Barlow Condensed Medium" w:eastAsia="華康中黑體" w:hAnsi="Barlow Condensed Medium" w:cs="Arial" w:hint="eastAsia"/>
-                <w:w w:val="75"/>
-                <w:sz w:val="26"/>
-                <w:szCs w:val="26"/>
-              </w:rPr>
-              <w:t>偶像文化如何敗壞人</w:t>
+              <w:t>丘壇的偶像文化如何敗壞人</w:t>
             </w:r>
             <w:r>
               <w:rPr>
@@ -28568,7 +25448,7 @@
           </mc:Choice>
           <mc:Fallback>
             <w:pict>
-              <v:line w14:anchorId="5D31A602" id="直線接點 6" o:spid="_x0000_s1026" style="position:absolute;z-index:251665408;visibility:visible;mso-wrap-style:square;mso-width-percent:0;mso-height-percent:0;mso-wrap-distance-left:9pt;mso-wrap-distance-top:0;mso-wrap-distance-right:9pt;mso-wrap-distance-bottom:0;mso-position-horizontal:absolute;mso-position-horizontal-relative:page;mso-position-vertical:absolute;mso-position-vertical-relative:page;mso-width-percent:0;mso-height-percent:0;mso-width-relative:margin;mso-height-relative:margin" from="343.9pt,19.85pt" to="345.05pt,710.95pt" o:gfxdata="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" strokecolor="black [3213]" strokeweight=".5pt">
+              <v:line w14:anchorId="162108CA" id="直線接點 6" o:spid="_x0000_s1026" style="position:absolute;z-index:251665408;visibility:visible;mso-wrap-style:square;mso-width-percent:0;mso-height-percent:0;mso-wrap-distance-left:9pt;mso-wrap-distance-top:0;mso-wrap-distance-right:9pt;mso-wrap-distance-bottom:0;mso-position-horizontal:absolute;mso-position-horizontal-relative:page;mso-position-vertical:absolute;mso-position-vertical-relative:page;mso-width-percent:0;mso-height-percent:0;mso-width-relative:margin;mso-height-relative:margin" from="343.9pt,19.85pt" to="345.05pt,710.95pt" o:gfxdata="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" strokecolor="black [3213]" strokeweight=".5pt">
                 <v:stroke dashstyle="3 1" joinstyle="miter"/>
                 <w10:wrap anchorx="page" anchory="page"/>
               </v:line>
@@ -28645,7 +25525,7 @@
           </mc:Choice>
           <mc:Fallback>
             <w:pict>
-              <v:line w14:anchorId="418BB779" id="直線接點 4" o:spid="_x0000_s1026" style="position:absolute;z-index:251661312;visibility:visible;mso-wrap-style:square;mso-width-percent:0;mso-height-percent:0;mso-wrap-distance-left:9pt;mso-wrap-distance-top:0;mso-wrap-distance-right:9pt;mso-wrap-distance-bottom:0;mso-position-horizontal:absolute;mso-position-horizontal-relative:page;mso-position-vertical:absolute;mso-position-vertical-relative:page;mso-width-percent:0;mso-height-percent:0;mso-width-relative:margin;mso-height-relative:margin" from="343.9pt,19.85pt" to="345.05pt,710.95pt" o:gfxdata="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" strokecolor="black [3213]" strokeweight=".5pt">
+              <v:line w14:anchorId="24CB8822" id="直線接點 4" o:spid="_x0000_s1026" style="position:absolute;z-index:251661312;visibility:visible;mso-wrap-style:square;mso-width-percent:0;mso-height-percent:0;mso-wrap-distance-left:9pt;mso-wrap-distance-top:0;mso-wrap-distance-right:9pt;mso-wrap-distance-bottom:0;mso-position-horizontal:absolute;mso-position-horizontal-relative:page;mso-position-vertical:absolute;mso-position-vertical-relative:page;mso-width-percent:0;mso-height-percent:0;mso-width-relative:margin;mso-height-relative:margin" from="343.9pt,19.85pt" to="345.05pt,710.95pt" o:gfxdata="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" strokecolor="black [3213]" strokeweight=".5pt">
                 <v:stroke dashstyle="3 1" joinstyle="miter"/>
                 <w10:wrap anchorx="page" anchory="page"/>
               </v:line>
@@ -28667,7 +25547,6 @@
         </w:rPr>
         <w:t>本</w:t>
       </w:r>
-      <w:proofErr w:type="gramStart"/>
       <w:r>
         <w:rPr>
           <w:rFonts w:ascii="Barlow Condensed Medium" w:eastAsia="華康正顏楷體W9" w:hAnsi="Barlow Condensed Medium" w:cstheme="minorHAnsi"/>
@@ -28675,7 +25554,6 @@
         </w:rPr>
         <w:t>週講章</w:t>
       </w:r>
-      <w:proofErr w:type="gramEnd"/>
       <w:r>
         <w:rPr>
           <w:rFonts w:ascii="Barlow Condensed Medium" w:eastAsia="華康正顏楷體W9" w:hAnsi="Barlow Condensed Medium" w:cstheme="minorHAnsi"/>
@@ -28983,9 +25861,8 @@
           <w:sz w:val="26"/>
           <w:szCs w:val="26"/>
         </w:rPr>
-        <w:t>約西亞是唯二</w:t>
-      </w:r>
-      <w:proofErr w:type="gramStart"/>
+        <w:t>約西亞是唯二堪比先王大衛的猶大王。又父親亞們早逝，他八歲登基，在母親耶底大</w:t>
+      </w:r>
       <w:r>
         <w:rPr>
           <w:rFonts w:ascii="Barlow Condensed Medium" w:eastAsia="華康儷中黑" w:hAnsi="Barlow Condensed Medium" w:hint="eastAsia"/>
@@ -28993,9 +25870,8 @@
           <w:sz w:val="26"/>
           <w:szCs w:val="26"/>
         </w:rPr>
-        <w:t>堪比先王</w:t>
-      </w:r>
-      <w:proofErr w:type="gramEnd"/>
+        <w:t>(</w:t>
+      </w:r>
       <w:r>
         <w:rPr>
           <w:rFonts w:ascii="Barlow Condensed Medium" w:eastAsia="華康儷中黑" w:hAnsi="Barlow Condensed Medium" w:hint="eastAsia"/>
@@ -29003,9 +25879,8 @@
           <w:sz w:val="26"/>
           <w:szCs w:val="26"/>
         </w:rPr>
-        <w:t>大衛的猶大王。又</w:t>
-      </w:r>
-      <w:proofErr w:type="gramStart"/>
+        <w:t>王下</w:t>
+      </w:r>
       <w:r>
         <w:rPr>
           <w:rFonts w:ascii="Barlow Condensed Medium" w:eastAsia="華康儷中黑" w:hAnsi="Barlow Condensed Medium" w:hint="eastAsia"/>
@@ -29013,9 +25888,8 @@
           <w:sz w:val="26"/>
           <w:szCs w:val="26"/>
         </w:rPr>
-        <w:t>父親亞們早逝</w:t>
-      </w:r>
-      <w:proofErr w:type="gramEnd"/>
+        <w:t>22:1)</w:t>
+      </w:r>
       <w:r>
         <w:rPr>
           <w:rFonts w:ascii="Barlow Condensed Medium" w:eastAsia="華康儷中黑" w:hAnsi="Barlow Condensed Medium" w:hint="eastAsia"/>
@@ -29023,9 +25897,8 @@
           <w:sz w:val="26"/>
           <w:szCs w:val="26"/>
         </w:rPr>
-        <w:t>，他八歲登基，在</w:t>
-      </w:r>
-      <w:proofErr w:type="gramStart"/>
+        <w:t>和宮庭環境的影響下，培養出敬虔品格又如　神</w:t>
+      </w:r>
       <w:r>
         <w:rPr>
           <w:rFonts w:ascii="Barlow Condensed Medium" w:eastAsia="華康儷中黑" w:hAnsi="Barlow Condensed Medium" w:hint="eastAsia"/>
@@ -29033,9 +25906,8 @@
           <w:sz w:val="26"/>
           <w:szCs w:val="26"/>
         </w:rPr>
-        <w:t>母親耶底大</w:t>
-      </w:r>
-      <w:proofErr w:type="gramEnd"/>
+        <w:t>預言的</w:t>
+      </w:r>
       <w:r>
         <w:rPr>
           <w:rFonts w:ascii="Barlow Condensed Medium" w:eastAsia="華康儷中黑" w:hAnsi="Barlow Condensed Medium" w:hint="eastAsia"/>
@@ -29043,7 +25915,7 @@
           <w:sz w:val="26"/>
           <w:szCs w:val="26"/>
         </w:rPr>
-        <w:t>(</w:t>
+        <w:t>彌賽亞</w:t>
       </w:r>
       <w:r>
         <w:rPr>
@@ -29052,71 +25924,6 @@
           <w:sz w:val="26"/>
           <w:szCs w:val="26"/>
         </w:rPr>
-        <w:t>王下</w:t>
-      </w:r>
-      <w:r>
-        <w:rPr>
-          <w:rFonts w:ascii="Barlow Condensed Medium" w:eastAsia="華康儷中黑" w:hAnsi="Barlow Condensed Medium" w:hint="eastAsia"/>
-          <w:w w:val="66"/>
-          <w:sz w:val="26"/>
-          <w:szCs w:val="26"/>
-        </w:rPr>
-        <w:t>22:1)</w:t>
-      </w:r>
-      <w:r>
-        <w:rPr>
-          <w:rFonts w:ascii="Barlow Condensed Medium" w:eastAsia="華康儷中黑" w:hAnsi="Barlow Condensed Medium" w:hint="eastAsia"/>
-          <w:w w:val="66"/>
-          <w:sz w:val="26"/>
-          <w:szCs w:val="26"/>
-        </w:rPr>
-        <w:t>和宮庭環境的影響下，培養出敬</w:t>
-      </w:r>
-      <w:proofErr w:type="gramStart"/>
-      <w:r>
-        <w:rPr>
-          <w:rFonts w:ascii="Barlow Condensed Medium" w:eastAsia="華康儷中黑" w:hAnsi="Barlow Condensed Medium" w:hint="eastAsia"/>
-          <w:w w:val="66"/>
-          <w:sz w:val="26"/>
-          <w:szCs w:val="26"/>
-        </w:rPr>
-        <w:t>虔</w:t>
-      </w:r>
-      <w:proofErr w:type="gramEnd"/>
-      <w:r>
-        <w:rPr>
-          <w:rFonts w:ascii="Barlow Condensed Medium" w:eastAsia="華康儷中黑" w:hAnsi="Barlow Condensed Medium" w:hint="eastAsia"/>
-          <w:w w:val="66"/>
-          <w:sz w:val="26"/>
-          <w:szCs w:val="26"/>
-        </w:rPr>
-        <w:t>品格又如　神</w:t>
-      </w:r>
-      <w:r>
-        <w:rPr>
-          <w:rFonts w:ascii="Barlow Condensed Medium" w:eastAsia="華康儷中黑" w:hAnsi="Barlow Condensed Medium" w:hint="eastAsia"/>
-          <w:w w:val="66"/>
-          <w:sz w:val="26"/>
-          <w:szCs w:val="26"/>
-        </w:rPr>
-        <w:t>預言的</w:t>
-      </w:r>
-      <w:r>
-        <w:rPr>
-          <w:rFonts w:ascii="Barlow Condensed Medium" w:eastAsia="華康儷中黑" w:hAnsi="Barlow Condensed Medium" w:hint="eastAsia"/>
-          <w:w w:val="66"/>
-          <w:sz w:val="26"/>
-          <w:szCs w:val="26"/>
-        </w:rPr>
-        <w:t>彌賽亞</w:t>
-      </w:r>
-      <w:r>
-        <w:rPr>
-          <w:rFonts w:ascii="Barlow Condensed Medium" w:eastAsia="華康儷中黑" w:hAnsi="Barlow Condensed Medium" w:hint="eastAsia"/>
-          <w:w w:val="66"/>
-          <w:sz w:val="26"/>
-          <w:szCs w:val="26"/>
-        </w:rPr>
         <w:t>。</w:t>
       </w:r>
       <w:r>
@@ -29126,9 +25933,8 @@
           <w:sz w:val="26"/>
           <w:szCs w:val="26"/>
         </w:rPr>
-        <w:t>按歷代志的觀點，全面拆除民間</w:t>
-      </w:r>
-      <w:proofErr w:type="gramStart"/>
+        <w:t>按歷代志的觀點，全面拆除民間的丘壇，就是澈底禁止百姓崇拜迦南偶像，這成了能與大衛敬畏　神的程度相比的標準。困難的原因是丘壇遍佈以色列全地，同時在迦南文化中代代傳承，且是以百姓的日常生活生產、農耕，甚至情感、慾望為訴求。要除滅整個文化性的信仰，必然會受到極大的阻力，和既得利益團體的抵制。所以，若不是出於王的命令，和國家機器的強制力。幾乎是不可能。約西亞在</w:t>
+      </w:r>
       <w:r>
         <w:rPr>
           <w:rFonts w:ascii="Barlow Condensed Medium" w:eastAsia="華康細黑體" w:hAnsi="Barlow Condensed Medium" w:cs="微軟正黑體" w:hint="eastAsia"/>
@@ -29136,9 +25942,8 @@
           <w:sz w:val="26"/>
           <w:szCs w:val="26"/>
         </w:rPr>
-        <w:t>的丘壇</w:t>
-      </w:r>
-      <w:proofErr w:type="gramEnd"/>
+        <w:t>20</w:t>
+      </w:r>
       <w:r>
         <w:rPr>
           <w:rFonts w:ascii="Barlow Condensed Medium" w:eastAsia="華康細黑體" w:hAnsi="Barlow Condensed Medium" w:cs="微軟正黑體" w:hint="eastAsia"/>
@@ -29146,9 +25951,8 @@
           <w:sz w:val="26"/>
           <w:szCs w:val="26"/>
         </w:rPr>
-        <w:t>，就是澈底禁止百姓崇拜</w:t>
-      </w:r>
-      <w:proofErr w:type="gramStart"/>
+        <w:t>歲就展現出這樣的魄力，又加上數百年前的預言，記載在列王記上卷</w:t>
+      </w:r>
       <w:r>
         <w:rPr>
           <w:rFonts w:ascii="Barlow Condensed Medium" w:eastAsia="華康細黑體" w:hAnsi="Barlow Condensed Medium" w:cs="微軟正黑體" w:hint="eastAsia"/>
@@ -29156,9 +25960,8 @@
           <w:sz w:val="26"/>
           <w:szCs w:val="26"/>
         </w:rPr>
-        <w:t>迦</w:t>
-      </w:r>
-      <w:proofErr w:type="gramEnd"/>
+        <w:t>(13:1-2)</w:t>
+      </w:r>
       <w:r>
         <w:rPr>
           <w:rFonts w:ascii="Barlow Condensed Medium" w:eastAsia="華康細黑體" w:hAnsi="Barlow Condensed Medium" w:cs="微軟正黑體" w:hint="eastAsia"/>
@@ -29166,183 +25969,7 @@
           <w:sz w:val="26"/>
           <w:szCs w:val="26"/>
         </w:rPr>
-        <w:t>南偶像，這成了能與大衛敬畏　神的程度相比的標準。困難的原因</w:t>
-      </w:r>
-      <w:proofErr w:type="gramStart"/>
-      <w:r>
-        <w:rPr>
-          <w:rFonts w:ascii="Barlow Condensed Medium" w:eastAsia="華康細黑體" w:hAnsi="Barlow Condensed Medium" w:cs="微軟正黑體" w:hint="eastAsia"/>
-          <w:w w:val="66"/>
-          <w:sz w:val="26"/>
-          <w:szCs w:val="26"/>
-        </w:rPr>
-        <w:t>是丘壇遍佈以色列全地</w:t>
-      </w:r>
-      <w:proofErr w:type="gramEnd"/>
-      <w:r>
-        <w:rPr>
-          <w:rFonts w:ascii="Barlow Condensed Medium" w:eastAsia="華康細黑體" w:hAnsi="Barlow Condensed Medium" w:cs="微軟正黑體" w:hint="eastAsia"/>
-          <w:w w:val="66"/>
-          <w:sz w:val="26"/>
-          <w:szCs w:val="26"/>
-        </w:rPr>
-        <w:t>，同時在</w:t>
-      </w:r>
-      <w:proofErr w:type="gramStart"/>
-      <w:r>
-        <w:rPr>
-          <w:rFonts w:ascii="Barlow Condensed Medium" w:eastAsia="華康細黑體" w:hAnsi="Barlow Condensed Medium" w:cs="微軟正黑體" w:hint="eastAsia"/>
-          <w:w w:val="66"/>
-          <w:sz w:val="26"/>
-          <w:szCs w:val="26"/>
-        </w:rPr>
-        <w:t>迦</w:t>
-      </w:r>
-      <w:proofErr w:type="gramEnd"/>
-      <w:r>
-        <w:rPr>
-          <w:rFonts w:ascii="Barlow Condensed Medium" w:eastAsia="華康細黑體" w:hAnsi="Barlow Condensed Medium" w:cs="微軟正黑體" w:hint="eastAsia"/>
-          <w:w w:val="66"/>
-          <w:sz w:val="26"/>
-          <w:szCs w:val="26"/>
-        </w:rPr>
-        <w:t>南文化中代代傳承，且是以百姓的日常生活生產、農耕，甚至情感、慾望為訴求。要</w:t>
-      </w:r>
-      <w:proofErr w:type="gramStart"/>
-      <w:r>
-        <w:rPr>
-          <w:rFonts w:ascii="Barlow Condensed Medium" w:eastAsia="華康細黑體" w:hAnsi="Barlow Condensed Medium" w:cs="微軟正黑體" w:hint="eastAsia"/>
-          <w:w w:val="66"/>
-          <w:sz w:val="26"/>
-          <w:szCs w:val="26"/>
-        </w:rPr>
-        <w:t>除滅整個</w:t>
-      </w:r>
-      <w:proofErr w:type="gramEnd"/>
-      <w:r>
-        <w:rPr>
-          <w:rFonts w:ascii="Barlow Condensed Medium" w:eastAsia="華康細黑體" w:hAnsi="Barlow Condensed Medium" w:cs="微軟正黑體" w:hint="eastAsia"/>
-          <w:w w:val="66"/>
-          <w:sz w:val="26"/>
-          <w:szCs w:val="26"/>
-        </w:rPr>
-        <w:t>文化性的信仰，必然會受到極大的阻力，和既得利益團體的抵制。所以，若不是出於王的命令，和國家機器的強制力。幾乎是不可能。約西亞在</w:t>
-      </w:r>
-      <w:r>
-        <w:rPr>
-          <w:rFonts w:ascii="Barlow Condensed Medium" w:eastAsia="華康細黑體" w:hAnsi="Barlow Condensed Medium" w:cs="微軟正黑體" w:hint="eastAsia"/>
-          <w:w w:val="66"/>
-          <w:sz w:val="26"/>
-          <w:szCs w:val="26"/>
-        </w:rPr>
-        <w:t>20</w:t>
-      </w:r>
-      <w:r>
-        <w:rPr>
-          <w:rFonts w:ascii="Barlow Condensed Medium" w:eastAsia="華康細黑體" w:hAnsi="Barlow Condensed Medium" w:cs="微軟正黑體" w:hint="eastAsia"/>
-          <w:w w:val="66"/>
-          <w:sz w:val="26"/>
-          <w:szCs w:val="26"/>
-        </w:rPr>
-        <w:t>歲就展現出這樣的魄力，又加上數百年前的預言，記載在列王記上卷</w:t>
-      </w:r>
-      <w:r>
-        <w:rPr>
-          <w:rFonts w:ascii="Barlow Condensed Medium" w:eastAsia="華康細黑體" w:hAnsi="Barlow Condensed Medium" w:cs="微軟正黑體" w:hint="eastAsia"/>
-          <w:w w:val="66"/>
-          <w:sz w:val="26"/>
-          <w:szCs w:val="26"/>
-        </w:rPr>
-        <w:t>(13:1-2)</w:t>
-      </w:r>
-      <w:r>
-        <w:rPr>
-          <w:rFonts w:ascii="Barlow Condensed Medium" w:eastAsia="華康細黑體" w:hAnsi="Barlow Condensed Medium" w:cs="微軟正黑體" w:hint="eastAsia"/>
-          <w:w w:val="66"/>
-          <w:sz w:val="26"/>
-          <w:szCs w:val="26"/>
-        </w:rPr>
-        <w:t>，神人向北國第一任君王耶羅波安</w:t>
-      </w:r>
-      <w:proofErr w:type="gramStart"/>
-      <w:r>
-        <w:rPr>
-          <w:rFonts w:ascii="Barlow Condensed Medium" w:eastAsia="華康細黑體" w:hAnsi="Barlow Condensed Medium" w:cs="微軟正黑體" w:hint="eastAsia"/>
-          <w:w w:val="66"/>
-          <w:sz w:val="26"/>
-          <w:szCs w:val="26"/>
-        </w:rPr>
-        <w:t>所說的</w:t>
-      </w:r>
-      <w:proofErr w:type="gramEnd"/>
-      <w:r>
-        <w:rPr>
-          <w:rFonts w:ascii="Barlow Condensed Medium" w:eastAsia="華康細黑體" w:hAnsi="Barlow Condensed Medium" w:cs="微軟正黑體" w:hint="eastAsia"/>
-          <w:w w:val="66"/>
-          <w:sz w:val="26"/>
-          <w:szCs w:val="26"/>
-        </w:rPr>
-        <w:t>。就是在伯</w:t>
-      </w:r>
-      <w:proofErr w:type="gramStart"/>
-      <w:r>
-        <w:rPr>
-          <w:rFonts w:ascii="Barlow Condensed Medium" w:eastAsia="華康細黑體" w:hAnsi="Barlow Condensed Medium" w:cs="微軟正黑體" w:hint="eastAsia"/>
-          <w:w w:val="66"/>
-          <w:sz w:val="26"/>
-          <w:szCs w:val="26"/>
-        </w:rPr>
-        <w:t>特</w:t>
-      </w:r>
-      <w:proofErr w:type="gramEnd"/>
-      <w:r>
-        <w:rPr>
-          <w:rFonts w:ascii="Barlow Condensed Medium" w:eastAsia="華康細黑體" w:hAnsi="Barlow Condensed Medium" w:cs="微軟正黑體" w:hint="eastAsia"/>
-          <w:w w:val="66"/>
-          <w:sz w:val="26"/>
-          <w:szCs w:val="26"/>
-        </w:rPr>
-        <w:t>利</w:t>
-      </w:r>
-      <w:proofErr w:type="gramStart"/>
-      <w:r>
-        <w:rPr>
-          <w:rFonts w:ascii="Barlow Condensed Medium" w:eastAsia="華康細黑體" w:hAnsi="Barlow Condensed Medium" w:cs="微軟正黑體" w:hint="eastAsia"/>
-          <w:w w:val="66"/>
-          <w:sz w:val="26"/>
-          <w:szCs w:val="26"/>
-        </w:rPr>
-        <w:t>的丘壇</w:t>
-      </w:r>
-      <w:proofErr w:type="gramEnd"/>
-      <w:r>
-        <w:rPr>
-          <w:rFonts w:ascii="Barlow Condensed Medium" w:eastAsia="華康細黑體" w:hAnsi="Barlow Condensed Medium" w:cs="微軟正黑體" w:hint="eastAsia"/>
-          <w:w w:val="66"/>
-          <w:sz w:val="26"/>
-          <w:szCs w:val="26"/>
-        </w:rPr>
-        <w:t>，將會被約西亞摧毀。這預言把約西亞推上了　神</w:t>
-      </w:r>
-      <w:proofErr w:type="gramStart"/>
-      <w:r>
-        <w:rPr>
-          <w:rFonts w:ascii="Barlow Condensed Medium" w:eastAsia="華康細黑體" w:hAnsi="Barlow Condensed Medium" w:cs="微軟正黑體" w:hint="eastAsia"/>
-          <w:w w:val="66"/>
-          <w:sz w:val="26"/>
-          <w:szCs w:val="26"/>
-        </w:rPr>
-        <w:t>所差來的</w:t>
-      </w:r>
-      <w:proofErr w:type="gramEnd"/>
-      <w:r>
-        <w:rPr>
-          <w:rFonts w:ascii="Barlow Condensed Medium" w:eastAsia="華康細黑體" w:hAnsi="Barlow Condensed Medium" w:cs="微軟正黑體" w:hint="eastAsia"/>
-          <w:w w:val="66"/>
-          <w:sz w:val="26"/>
-          <w:szCs w:val="26"/>
-        </w:rPr>
-        <w:t>彌賽亞的位子，看似以色列南北要再次統一和復興的日子近了。卻又戲劇性地，約西亞年僅</w:t>
+        <w:t>，神人向北國第一任君王耶羅波安所說的。就是在伯特利的丘壇，將會被約西亞摧毀。這預言把約西亞推上了　神所差來的彌賽亞的位子，看似以色列南北要再次統一和復興的日子近了。卻又戲劇性地，約西亞年僅</w:t>
       </w:r>
       <w:r>
         <w:rPr>
@@ -29383,27 +26010,7 @@
           <w:sz w:val="26"/>
           <w:szCs w:val="26"/>
         </w:rPr>
-        <w:t>與列王記中的時間不同，約西亞是</w:t>
-      </w:r>
-      <w:proofErr w:type="gramStart"/>
-      <w:r>
-        <w:rPr>
-          <w:rFonts w:ascii="Barlow Condensed Medium" w:eastAsia="華康儷中黑" w:hAnsi="Barlow Condensed Medium" w:hint="eastAsia"/>
-          <w:w w:val="66"/>
-          <w:sz w:val="26"/>
-          <w:szCs w:val="26"/>
-        </w:rPr>
-        <w:t>先除丘壇</w:t>
-      </w:r>
-      <w:proofErr w:type="gramEnd"/>
-      <w:r>
-        <w:rPr>
-          <w:rFonts w:ascii="Barlow Condensed Medium" w:eastAsia="華康儷中黑" w:hAnsi="Barlow Condensed Medium" w:hint="eastAsia"/>
-          <w:w w:val="66"/>
-          <w:sz w:val="26"/>
-          <w:szCs w:val="26"/>
-        </w:rPr>
-        <w:t>和偶像，然後才修聖殿和發現律法書。這表示，約西亞不是看了律法書才悔改，而是發現律法書的預言真實發生。</w:t>
+        <w:t>與列王記中的時間不同，約西亞是先除丘壇和偶像，然後才修聖殿和發現律法書。這表示，約西亞不是看了律法書才悔改，而是發現律法書的預言真實發生。</w:t>
       </w:r>
       <w:r>
         <w:rPr>
@@ -29412,9 +26019,8 @@
           <w:sz w:val="26"/>
           <w:szCs w:val="26"/>
         </w:rPr>
-        <w:t>然而，按事情發生的因果關係。就是因為清潔聖殿和重修聖殿才會發現律法書，所以</w:t>
-      </w:r>
-      <w:proofErr w:type="gramStart"/>
+        <w:t>然而，按事情發生的因果關係。就是因為清潔聖殿和重修聖殿才會發現律法書，所以廢除丘壇的命令極有可能就是和清潔聖殿和恢復聖殿功能的事一同發生在重修聖殿之前。又也有可能是在發現律法書之後，才把這個潔淨以色列人信仰的事，擴大到要澈底除滅丘壇。無論如何，約西亞對　神的敬虔早在這些事之前已經表現出來。先是讀了律法書後，他第一個想知道的是，以色列現在所遭遇的苦難，是不是先祖沒有行　神的律</w:t>
+      </w:r>
       <w:r>
         <w:rPr>
           <w:rFonts w:ascii="Barlow Condensed Medium" w:eastAsia="華康細黑體" w:hAnsi="Barlow Condensed Medium" w:cs="微軟正黑體" w:hint="eastAsia"/>
@@ -29422,126 +26028,7 @@
           <w:sz w:val="26"/>
           <w:szCs w:val="26"/>
         </w:rPr>
-        <w:t>廢除丘壇的</w:t>
-      </w:r>
-      <w:proofErr w:type="gramEnd"/>
-      <w:r>
-        <w:rPr>
-          <w:rFonts w:ascii="Barlow Condensed Medium" w:eastAsia="華康細黑體" w:hAnsi="Barlow Condensed Medium" w:cs="微軟正黑體" w:hint="eastAsia"/>
-          <w:w w:val="66"/>
-          <w:sz w:val="26"/>
-          <w:szCs w:val="26"/>
-        </w:rPr>
-        <w:t>命令極有可能就是和清潔聖殿和恢復聖殿功能的事一同發生在重修聖殿之前。</w:t>
-      </w:r>
-      <w:proofErr w:type="gramStart"/>
-      <w:r>
-        <w:rPr>
-          <w:rFonts w:ascii="Barlow Condensed Medium" w:eastAsia="華康細黑體" w:hAnsi="Barlow Condensed Medium" w:cs="微軟正黑體" w:hint="eastAsia"/>
-          <w:w w:val="66"/>
-          <w:sz w:val="26"/>
-          <w:szCs w:val="26"/>
-        </w:rPr>
-        <w:t>又也有</w:t>
-      </w:r>
-      <w:proofErr w:type="gramEnd"/>
-      <w:r>
-        <w:rPr>
-          <w:rFonts w:ascii="Barlow Condensed Medium" w:eastAsia="華康細黑體" w:hAnsi="Barlow Condensed Medium" w:cs="微軟正黑體" w:hint="eastAsia"/>
-          <w:w w:val="66"/>
-          <w:sz w:val="26"/>
-          <w:szCs w:val="26"/>
-        </w:rPr>
-        <w:t>可能是在發現律法書之後，才把這個潔淨以色列人信仰的事，擴大到要澈底</w:t>
-      </w:r>
-      <w:proofErr w:type="gramStart"/>
-      <w:r>
-        <w:rPr>
-          <w:rFonts w:ascii="Barlow Condensed Medium" w:eastAsia="華康細黑體" w:hAnsi="Barlow Condensed Medium" w:cs="微軟正黑體" w:hint="eastAsia"/>
-          <w:w w:val="66"/>
-          <w:sz w:val="26"/>
-          <w:szCs w:val="26"/>
-        </w:rPr>
-        <w:t>除滅丘壇</w:t>
-      </w:r>
-      <w:proofErr w:type="gramEnd"/>
-      <w:r>
-        <w:rPr>
-          <w:rFonts w:ascii="Barlow Condensed Medium" w:eastAsia="華康細黑體" w:hAnsi="Barlow Condensed Medium" w:cs="微軟正黑體" w:hint="eastAsia"/>
-          <w:w w:val="66"/>
-          <w:sz w:val="26"/>
-          <w:szCs w:val="26"/>
-        </w:rPr>
-        <w:t>。無論如何，約西亞對　神的敬</w:t>
-      </w:r>
-      <w:proofErr w:type="gramStart"/>
-      <w:r>
-        <w:rPr>
-          <w:rFonts w:ascii="Barlow Condensed Medium" w:eastAsia="華康細黑體" w:hAnsi="Barlow Condensed Medium" w:cs="微軟正黑體" w:hint="eastAsia"/>
-          <w:w w:val="66"/>
-          <w:sz w:val="26"/>
-          <w:szCs w:val="26"/>
-        </w:rPr>
-        <w:t>虔</w:t>
-      </w:r>
-      <w:proofErr w:type="gramEnd"/>
-      <w:r>
-        <w:rPr>
-          <w:rFonts w:ascii="Barlow Condensed Medium" w:eastAsia="華康細黑體" w:hAnsi="Barlow Condensed Medium" w:cs="微軟正黑體" w:hint="eastAsia"/>
-          <w:w w:val="66"/>
-          <w:sz w:val="26"/>
-          <w:szCs w:val="26"/>
-        </w:rPr>
-        <w:t>早在這些事之前已經表現出來。先是讀了律法書後，他第一個想知道的是，以色列現在所遭遇的苦難，是不是先祖沒有行　神的律</w:t>
-      </w:r>
-      <w:r>
-        <w:rPr>
-          <w:rFonts w:ascii="Barlow Condensed Medium" w:eastAsia="華康細黑體" w:hAnsi="Barlow Condensed Medium" w:cs="微軟正黑體" w:hint="eastAsia"/>
-          <w:w w:val="66"/>
-          <w:sz w:val="26"/>
-          <w:szCs w:val="26"/>
-        </w:rPr>
-        <w:t>法而招致　神的怒氣。言下之意是問，還有沒有挽回的空間。後來，女</w:t>
-      </w:r>
-      <w:proofErr w:type="gramStart"/>
-      <w:r>
-        <w:rPr>
-          <w:rFonts w:ascii="Barlow Condensed Medium" w:eastAsia="華康細黑體" w:hAnsi="Barlow Condensed Medium" w:cs="微軟正黑體" w:hint="eastAsia"/>
-          <w:w w:val="66"/>
-          <w:sz w:val="26"/>
-          <w:szCs w:val="26"/>
-        </w:rPr>
-        <w:t>先知戶勒大</w:t>
-      </w:r>
-      <w:proofErr w:type="gramEnd"/>
-      <w:r>
-        <w:rPr>
-          <w:rFonts w:ascii="Barlow Condensed Medium" w:eastAsia="華康細黑體" w:hAnsi="Barlow Condensed Medium" w:cs="微軟正黑體" w:hint="eastAsia"/>
-          <w:w w:val="66"/>
-          <w:sz w:val="26"/>
-          <w:szCs w:val="26"/>
-        </w:rPr>
-        <w:t>就律法書的出現傳達　神的預言，卻是對以色列全體的刑罰已定，只保證不會發生在約西亞任內。就是，不管約西亞再作什麼，也不可能挽回　神的心意。意思是，這時候再去除</w:t>
-      </w:r>
-      <w:proofErr w:type="gramStart"/>
-      <w:r>
-        <w:rPr>
-          <w:rFonts w:ascii="Barlow Condensed Medium" w:eastAsia="華康細黑體" w:hAnsi="Barlow Condensed Medium" w:cs="微軟正黑體" w:hint="eastAsia"/>
-          <w:w w:val="66"/>
-          <w:sz w:val="26"/>
-          <w:szCs w:val="26"/>
-        </w:rPr>
-        <w:t>滅丘壇</w:t>
-      </w:r>
-      <w:proofErr w:type="gramEnd"/>
-      <w:r>
-        <w:rPr>
-          <w:rFonts w:ascii="Barlow Condensed Medium" w:eastAsia="華康細黑體" w:hAnsi="Barlow Condensed Medium" w:cs="微軟正黑體" w:hint="eastAsia"/>
-          <w:w w:val="66"/>
-          <w:sz w:val="26"/>
-          <w:szCs w:val="26"/>
-        </w:rPr>
-        <w:t>已經是馬後炮了。在刑罰和大能奇事之前，就知道敬畏，謙卑自己，才是真正的信心。</w:t>
+        <w:t>法而招致　神的怒氣。言下之意是問，還有沒有挽回的空間。後來，女先知戶勒大就律法書的出現傳達　神的預言，卻是對以色列全體的刑罰已定，只保證不會發生在約西亞任內。就是，不管約西亞再作什麼，也不可能挽回　神的心意。意思是，這時候再去除滅丘壇已經是馬後炮了。在刑罰和大能奇事之前，就知道敬畏，謙卑自己，才是真正的信心。</w:t>
       </w:r>
     </w:p>
     <w:p>
@@ -29564,67 +26051,7 @@
           <w:sz w:val="26"/>
           <w:szCs w:val="26"/>
         </w:rPr>
-        <w:t>約西亞潔淨信仰文化，</w:t>
-      </w:r>
-      <w:proofErr w:type="gramStart"/>
-      <w:r>
-        <w:rPr>
-          <w:rFonts w:ascii="Barlow Condensed Medium" w:eastAsia="華康儷中黑" w:hAnsi="Barlow Condensed Medium" w:hint="eastAsia"/>
-          <w:w w:val="66"/>
-          <w:sz w:val="26"/>
-          <w:szCs w:val="26"/>
-        </w:rPr>
-        <w:t>除滅偶像</w:t>
-      </w:r>
-      <w:proofErr w:type="gramEnd"/>
-      <w:r>
-        <w:rPr>
-          <w:rFonts w:ascii="Barlow Condensed Medium" w:eastAsia="華康儷中黑" w:hAnsi="Barlow Condensed Medium" w:hint="eastAsia"/>
-          <w:w w:val="66"/>
-          <w:sz w:val="26"/>
-          <w:szCs w:val="26"/>
-        </w:rPr>
-        <w:t>的行動，包括約旦河東和</w:t>
-      </w:r>
-      <w:proofErr w:type="gramStart"/>
-      <w:r>
-        <w:rPr>
-          <w:rFonts w:ascii="Barlow Condensed Medium" w:eastAsia="華康儷中黑" w:hAnsi="Barlow Condensed Medium" w:hint="eastAsia"/>
-          <w:w w:val="66"/>
-          <w:sz w:val="26"/>
-          <w:szCs w:val="26"/>
-        </w:rPr>
-        <w:t>以法蓮的</w:t>
-      </w:r>
-      <w:proofErr w:type="gramEnd"/>
-      <w:r>
-        <w:rPr>
-          <w:rFonts w:ascii="Barlow Condensed Medium" w:eastAsia="華康儷中黑" w:hAnsi="Barlow Condensed Medium" w:hint="eastAsia"/>
-          <w:w w:val="66"/>
-          <w:sz w:val="26"/>
-          <w:szCs w:val="26"/>
-        </w:rPr>
-        <w:t>撒瑪利亞，顯示當時猶大能支配的範圍。而撒瑪利亞已成為亞述的行省，約西亞</w:t>
-      </w:r>
-      <w:proofErr w:type="gramStart"/>
-      <w:r>
-        <w:rPr>
-          <w:rFonts w:ascii="Barlow Condensed Medium" w:eastAsia="華康儷中黑" w:hAnsi="Barlow Condensed Medium" w:hint="eastAsia"/>
-          <w:w w:val="66"/>
-          <w:sz w:val="26"/>
-          <w:szCs w:val="26"/>
-        </w:rPr>
-        <w:t>自稱餘民</w:t>
-      </w:r>
-      <w:proofErr w:type="gramEnd"/>
-      <w:r>
-        <w:rPr>
-          <w:rFonts w:ascii="Barlow Condensed Medium" w:eastAsia="華康儷中黑" w:hAnsi="Barlow Condensed Medium" w:hint="eastAsia"/>
-          <w:w w:val="66"/>
-          <w:sz w:val="26"/>
-          <w:szCs w:val="26"/>
-        </w:rPr>
-        <w:t>。</w:t>
+        <w:t>約西亞潔淨信仰文化，除滅偶像的行動，包括約旦河東和以法蓮的撒瑪利亞，顯示當時猶大能支配的範圍。而撒瑪利亞已成為亞述的行省，約西亞自稱餘民。</w:t>
       </w:r>
       <w:r>
         <w:rPr>
@@ -29633,9 +26060,8 @@
           <w:sz w:val="26"/>
           <w:szCs w:val="26"/>
         </w:rPr>
-        <w:t>當時的國際情勢，亞</w:t>
-      </w:r>
-      <w:proofErr w:type="gramStart"/>
+        <w:t>當時的國際情勢，亞述王亞述巴尼帕在約西亞登基第</w:t>
+      </w:r>
       <w:r>
         <w:rPr>
           <w:rFonts w:ascii="Barlow Condensed Medium" w:eastAsia="華康細黑體" w:hAnsi="Barlow Condensed Medium" w:cs="微軟正黑體" w:hint="eastAsia"/>
@@ -29643,9 +26069,8 @@
           <w:sz w:val="26"/>
           <w:szCs w:val="26"/>
         </w:rPr>
-        <w:t>述王亞述巴尼帕在</w:t>
-      </w:r>
-      <w:proofErr w:type="gramEnd"/>
+        <w:t>8</w:t>
+      </w:r>
       <w:r>
         <w:rPr>
           <w:rFonts w:ascii="Barlow Condensed Medium" w:eastAsia="華康細黑體" w:hAnsi="Barlow Condensed Medium" w:cs="微軟正黑體" w:hint="eastAsia"/>
@@ -29653,7 +26078,7 @@
           <w:sz w:val="26"/>
           <w:szCs w:val="26"/>
         </w:rPr>
-        <w:t>約西亞登基第</w:t>
+        <w:t>年左右去世，此後亞述長期陷入無政府狀態，最後於主前</w:t>
       </w:r>
       <w:r>
         <w:rPr>
@@ -29662,7 +26087,7 @@
           <w:sz w:val="26"/>
           <w:szCs w:val="26"/>
         </w:rPr>
-        <w:t>8</w:t>
+        <w:t>610</w:t>
       </w:r>
       <w:r>
         <w:rPr>
@@ -29671,145 +26096,7 @@
           <w:sz w:val="26"/>
           <w:szCs w:val="26"/>
         </w:rPr>
-        <w:t>年左右去世，此後亞述長期陷入無政府狀態，最後於主前</w:t>
-      </w:r>
-      <w:r>
-        <w:rPr>
-          <w:rFonts w:ascii="Barlow Condensed Medium" w:eastAsia="華康細黑體" w:hAnsi="Barlow Condensed Medium" w:cs="微軟正黑體" w:hint="eastAsia"/>
-          <w:w w:val="66"/>
-          <w:sz w:val="26"/>
-          <w:szCs w:val="26"/>
-        </w:rPr>
-        <w:t>610</w:t>
-      </w:r>
-      <w:r>
-        <w:rPr>
-          <w:rFonts w:ascii="Barlow Condensed Medium" w:eastAsia="華康細黑體" w:hAnsi="Barlow Condensed Medium" w:cs="微軟正黑體" w:hint="eastAsia"/>
-          <w:w w:val="66"/>
-          <w:sz w:val="26"/>
-          <w:szCs w:val="26"/>
-        </w:rPr>
-        <w:t>年，約西亞戰死前一年，被巴比倫瓦解和取代。在這</w:t>
-      </w:r>
-      <w:proofErr w:type="gramStart"/>
-      <w:r>
-        <w:rPr>
-          <w:rFonts w:ascii="Barlow Condensed Medium" w:eastAsia="華康細黑體" w:hAnsi="Barlow Condensed Medium" w:cs="微軟正黑體" w:hint="eastAsia"/>
-          <w:w w:val="66"/>
-          <w:sz w:val="26"/>
-          <w:szCs w:val="26"/>
-        </w:rPr>
-        <w:t>期間，</w:t>
-      </w:r>
-      <w:proofErr w:type="gramEnd"/>
-      <w:r>
-        <w:rPr>
-          <w:rFonts w:ascii="Barlow Condensed Medium" w:eastAsia="華康細黑體" w:hAnsi="Barlow Condensed Medium" w:cs="微軟正黑體" w:hint="eastAsia"/>
-          <w:w w:val="66"/>
-          <w:sz w:val="26"/>
-          <w:szCs w:val="26"/>
-        </w:rPr>
-        <w:t>亞述根本無力掌控撒瑪利亞，反而猶大能發揮在地的影響力，讓約西亞的宗教改革行動，能遍及以色列王國的舊有疆域。然而，不論廢去以色列全境的</w:t>
-      </w:r>
-      <w:proofErr w:type="gramStart"/>
-      <w:r>
-        <w:rPr>
-          <w:rFonts w:ascii="Barlow Condensed Medium" w:eastAsia="華康細黑體" w:hAnsi="Barlow Condensed Medium" w:cs="微軟正黑體" w:hint="eastAsia"/>
-          <w:w w:val="66"/>
-          <w:sz w:val="26"/>
-          <w:szCs w:val="26"/>
-        </w:rPr>
-        <w:t>丘壇是</w:t>
-      </w:r>
-      <w:proofErr w:type="gramEnd"/>
-      <w:r>
-        <w:rPr>
-          <w:rFonts w:ascii="Barlow Condensed Medium" w:eastAsia="華康細黑體" w:hAnsi="Barlow Condensed Medium" w:cs="微軟正黑體" w:hint="eastAsia"/>
-          <w:w w:val="66"/>
-          <w:sz w:val="26"/>
-          <w:szCs w:val="26"/>
-        </w:rPr>
-        <w:t>發生在發現律法書的前或後，</w:t>
-      </w:r>
-      <w:proofErr w:type="gramStart"/>
-      <w:r>
-        <w:rPr>
-          <w:rFonts w:ascii="Barlow Condensed Medium" w:eastAsia="華康細黑體" w:hAnsi="Barlow Condensed Medium" w:cs="微軟正黑體" w:hint="eastAsia"/>
-          <w:w w:val="66"/>
-          <w:sz w:val="26"/>
-          <w:szCs w:val="26"/>
-        </w:rPr>
-        <w:t>顯然丘壇的</w:t>
-      </w:r>
-      <w:proofErr w:type="gramEnd"/>
-      <w:r>
-        <w:rPr>
-          <w:rFonts w:ascii="Barlow Condensed Medium" w:eastAsia="華康細黑體" w:hAnsi="Barlow Condensed Medium" w:cs="微軟正黑體" w:hint="eastAsia"/>
-          <w:w w:val="66"/>
-          <w:sz w:val="26"/>
-          <w:szCs w:val="26"/>
-        </w:rPr>
-        <w:t>罪都不能赦免。因為</w:t>
-      </w:r>
-      <w:proofErr w:type="gramStart"/>
-      <w:r>
-        <w:rPr>
-          <w:rFonts w:ascii="Barlow Condensed Medium" w:eastAsia="華康細黑體" w:hAnsi="Barlow Condensed Medium" w:cs="微軟正黑體" w:hint="eastAsia"/>
-          <w:w w:val="66"/>
-          <w:sz w:val="26"/>
-          <w:szCs w:val="26"/>
-        </w:rPr>
-        <w:t>這罪太</w:t>
-      </w:r>
-      <w:proofErr w:type="gramEnd"/>
-      <w:r>
-        <w:rPr>
-          <w:rFonts w:ascii="Barlow Condensed Medium" w:eastAsia="華康細黑體" w:hAnsi="Barlow Condensed Medium" w:cs="微軟正黑體" w:hint="eastAsia"/>
-          <w:w w:val="66"/>
-          <w:sz w:val="26"/>
-          <w:szCs w:val="26"/>
-        </w:rPr>
-        <w:t>重、太大，使以色列的世世代代都深陷其中。即偶像文化造成道德墮落、社會壓迫和真理扭曲，</w:t>
-      </w:r>
-      <w:proofErr w:type="gramStart"/>
-      <w:r>
-        <w:rPr>
-          <w:rFonts w:ascii="Barlow Condensed Medium" w:eastAsia="華康細黑體" w:hAnsi="Barlow Condensed Medium" w:cs="微軟正黑體" w:hint="eastAsia"/>
-          <w:w w:val="66"/>
-          <w:sz w:val="26"/>
-          <w:szCs w:val="26"/>
-        </w:rPr>
-        <w:t>與其說是</w:t>
-      </w:r>
-      <w:proofErr w:type="gramEnd"/>
-      <w:r>
-        <w:rPr>
-          <w:rFonts w:ascii="Barlow Condensed Medium" w:eastAsia="華康細黑體" w:hAnsi="Barlow Condensed Medium" w:cs="微軟正黑體" w:hint="eastAsia"/>
-          <w:w w:val="66"/>
-          <w:sz w:val="26"/>
-          <w:szCs w:val="26"/>
-        </w:rPr>
-        <w:t xml:space="preserve">　神的懲罰，</w:t>
-      </w:r>
-      <w:proofErr w:type="gramStart"/>
-      <w:r>
-        <w:rPr>
-          <w:rFonts w:ascii="Barlow Condensed Medium" w:eastAsia="華康細黑體" w:hAnsi="Barlow Condensed Medium" w:cs="微軟正黑體" w:hint="eastAsia"/>
-          <w:w w:val="66"/>
-          <w:sz w:val="26"/>
-          <w:szCs w:val="26"/>
-        </w:rPr>
-        <w:t>不</w:t>
-      </w:r>
-      <w:proofErr w:type="gramEnd"/>
-      <w:r>
-        <w:rPr>
-          <w:rFonts w:ascii="Barlow Condensed Medium" w:eastAsia="華康細黑體" w:hAnsi="Barlow Condensed Medium" w:cs="微軟正黑體" w:hint="eastAsia"/>
-          <w:w w:val="66"/>
-          <w:sz w:val="26"/>
-          <w:szCs w:val="26"/>
-        </w:rPr>
-        <w:t>如是說社會集體的自殺，是邪惡和不義的世代的自我毀滅。而律法書重現的意義，一是宣告了對舊世代的刑罰不可避免，二是作為新生代，後來的「餘民」，遵行　神話語和建立新文化的準則，雖然世間的國度會毀滅，卻要在　神的國度中獲得拯救。</w:t>
+        <w:t>年，約西亞戰死前一年，被巴比倫瓦解和取代。在這期間，亞述根本無力掌控撒瑪利亞，反而猶大能發揮在地的影響力，讓約西亞的宗教改革行動，能遍及以色列王國的舊有疆域。然而，不論廢去以色列全境的丘壇是發生在發現律法書的前或後，顯然丘壇的罪都不能赦免。因為這罪太重、太大，使以色列的世世代代都深陷其中。即偶像文化造成道德墮落、社會壓迫和真理扭曲，與其說是　神的懲罰，不如是說社會集體的自殺，是邪惡和不義的世代的自我毀滅。而律法書重現的意義，一是宣告了對舊世代的刑罰不可避免，二是作為新生代，後來的「餘民」，遵行　神話語和建立新文化的準則，雖然世間的國度會毀滅，卻要在　神的國度中獲得拯救。</w:t>
       </w:r>
     </w:p>
     <w:p>
@@ -29841,27 +26128,7 @@
           <w:sz w:val="26"/>
           <w:szCs w:val="26"/>
         </w:rPr>
-        <w:t>操</w:t>
-      </w:r>
-      <w:proofErr w:type="gramStart"/>
-      <w:r>
-        <w:rPr>
-          <w:rFonts w:ascii="Barlow Condensed Medium" w:eastAsia="華康儷中黑" w:hAnsi="Barlow Condensed Medium" w:cs="新細明體" w:hint="eastAsia"/>
-          <w:w w:val="66"/>
-          <w:sz w:val="26"/>
-          <w:szCs w:val="26"/>
-        </w:rPr>
-        <w:t>控假神</w:t>
-      </w:r>
-      <w:proofErr w:type="gramEnd"/>
-      <w:r>
-        <w:rPr>
-          <w:rFonts w:ascii="Barlow Condensed Medium" w:eastAsia="華康儷中黑" w:hAnsi="Barlow Condensed Medium" w:cs="新細明體" w:hint="eastAsia"/>
-          <w:w w:val="66"/>
-          <w:sz w:val="26"/>
-          <w:szCs w:val="26"/>
-        </w:rPr>
-        <w:t>之惡</w:t>
+        <w:t>操控假神之惡</w:t>
       </w:r>
       <w:r>
         <w:rPr>
@@ -29879,9 +26146,8 @@
           <w:sz w:val="26"/>
           <w:szCs w:val="26"/>
         </w:rPr>
-        <w:t>宗教信仰如同思想和學說有馴化人心和社會的能力。而之所以稱為宗教，就是運用了人必須無條件地順服、不能被碰觸或討論的思想控制形式，比如各種禁忌、神聖的律法，或是虛假的</w:t>
-      </w:r>
-      <w:proofErr w:type="gramStart"/>
+        <w:t>宗教信仰如同思想和學說有馴化人心和社會的能力。而之所以稱為宗教，就是運用了人必須無條件地順服、不能被碰觸或討論的思想控制形式，比如各種禁忌、神聖的律法，或是虛假的知識和話術</w:t>
+      </w:r>
       <w:r>
         <w:rPr>
           <w:rFonts w:ascii="Cambria" w:eastAsia="華康細黑體" w:hAnsi="Cambria" w:cs="Cambria" w:hint="eastAsia"/>
@@ -29889,9 +26155,8 @@
           <w:sz w:val="26"/>
           <w:szCs w:val="26"/>
         </w:rPr>
-        <w:t>知識和話術</w:t>
-      </w:r>
-      <w:proofErr w:type="gramEnd"/>
+        <w:t>(</w:t>
+      </w:r>
       <w:r>
         <w:rPr>
           <w:rFonts w:ascii="Cambria" w:eastAsia="華康細黑體" w:hAnsi="Cambria" w:cs="Cambria" w:hint="eastAsia"/>
@@ -29899,7 +26164,7 @@
           <w:sz w:val="26"/>
           <w:szCs w:val="26"/>
         </w:rPr>
-        <w:t>(</w:t>
+        <w:t>符水、算命</w:t>
       </w:r>
       <w:r>
         <w:rPr>
@@ -29908,7 +26173,7 @@
           <w:sz w:val="26"/>
           <w:szCs w:val="26"/>
         </w:rPr>
-        <w:t>符水、算命</w:t>
+        <w:t>)</w:t>
       </w:r>
       <w:r>
         <w:rPr>
@@ -29917,7 +26182,7 @@
           <w:sz w:val="26"/>
           <w:szCs w:val="26"/>
         </w:rPr>
-        <w:t>)</w:t>
+        <w:t>。所謂神明的代言人，利用信者的敬虔，就能假傳神明的旨意，操</w:t>
       </w:r>
       <w:r>
         <w:rPr>
@@ -29926,116 +26191,7 @@
           <w:sz w:val="26"/>
           <w:szCs w:val="26"/>
         </w:rPr>
-        <w:t>。所謂神明的代言人，利用信者的敬</w:t>
-      </w:r>
-      <w:proofErr w:type="gramStart"/>
-      <w:r>
-        <w:rPr>
-          <w:rFonts w:ascii="Cambria" w:eastAsia="華康細黑體" w:hAnsi="Cambria" w:cs="Cambria" w:hint="eastAsia"/>
-          <w:w w:val="66"/>
-          <w:sz w:val="26"/>
-          <w:szCs w:val="26"/>
-        </w:rPr>
-        <w:t>虔</w:t>
-      </w:r>
-      <w:proofErr w:type="gramEnd"/>
-      <w:r>
-        <w:rPr>
-          <w:rFonts w:ascii="Cambria" w:eastAsia="華康細黑體" w:hAnsi="Cambria" w:cs="Cambria" w:hint="eastAsia"/>
-          <w:w w:val="66"/>
-          <w:sz w:val="26"/>
-          <w:szCs w:val="26"/>
-        </w:rPr>
-        <w:t>，就能假傳神明的旨意，</w:t>
-      </w:r>
-      <w:proofErr w:type="gramStart"/>
-      <w:r>
-        <w:rPr>
-          <w:rFonts w:ascii="Cambria" w:eastAsia="華康細黑體" w:hAnsi="Cambria" w:cs="Cambria" w:hint="eastAsia"/>
-          <w:w w:val="66"/>
-          <w:sz w:val="26"/>
-          <w:szCs w:val="26"/>
-        </w:rPr>
-        <w:t>操</w:t>
-      </w:r>
-      <w:r>
-        <w:rPr>
-          <w:rFonts w:ascii="Cambria" w:eastAsia="華康細黑體" w:hAnsi="Cambria" w:cs="Cambria" w:hint="eastAsia"/>
-          <w:w w:val="66"/>
-          <w:sz w:val="26"/>
-          <w:szCs w:val="26"/>
-        </w:rPr>
-        <w:t>控人的</w:t>
-      </w:r>
-      <w:proofErr w:type="gramEnd"/>
-      <w:r>
-        <w:rPr>
-          <w:rFonts w:ascii="Cambria" w:eastAsia="華康細黑體" w:hAnsi="Cambria" w:cs="Cambria" w:hint="eastAsia"/>
-          <w:w w:val="66"/>
-          <w:sz w:val="26"/>
-          <w:szCs w:val="26"/>
-        </w:rPr>
-        <w:t>行為。其實是假宗教之名，小則騙財、騙色，作的是人與神明利益交換的掮客；大則騙得權力來行社會控制。比如無神論者或共產主義者，不信神，卻將獨裁者塑造成神。在這種人造神面前，人民必須交出人權、交出言論自由、交出身體的器官、和交出對是非、真理的判斷能力。又像原本耶穌基督已經</w:t>
-      </w:r>
-      <w:proofErr w:type="gramStart"/>
-      <w:r>
-        <w:rPr>
-          <w:rFonts w:ascii="Cambria" w:eastAsia="華康細黑體" w:hAnsi="Cambria" w:cs="Cambria" w:hint="eastAsia"/>
-          <w:w w:val="66"/>
-          <w:sz w:val="26"/>
-          <w:szCs w:val="26"/>
-        </w:rPr>
-        <w:t>藉由血</w:t>
-      </w:r>
-      <w:proofErr w:type="gramEnd"/>
-      <w:r>
-        <w:rPr>
-          <w:rFonts w:ascii="Cambria" w:eastAsia="華康細黑體" w:hAnsi="Cambria" w:cs="Cambria" w:hint="eastAsia"/>
-          <w:w w:val="66"/>
-          <w:sz w:val="26"/>
-          <w:szCs w:val="26"/>
-        </w:rPr>
-        <w:t>、復活、新約和聖靈打破猶太律法主義對人的思想控制，使人類在　神的真理中能得著作　神兒女能對自己的生命和行為負責的自由。而伊斯蘭教卻扭曲獨</w:t>
-      </w:r>
-      <w:proofErr w:type="gramStart"/>
-      <w:r>
-        <w:rPr>
-          <w:rFonts w:ascii="Cambria" w:eastAsia="華康細黑體" w:hAnsi="Cambria" w:cs="Cambria" w:hint="eastAsia"/>
-          <w:w w:val="66"/>
-          <w:sz w:val="26"/>
-          <w:szCs w:val="26"/>
-        </w:rPr>
-        <w:t>一</w:t>
-      </w:r>
-      <w:proofErr w:type="gramEnd"/>
-      <w:r>
-        <w:rPr>
-          <w:rFonts w:ascii="Cambria" w:eastAsia="華康細黑體" w:hAnsi="Cambria" w:cs="Cambria" w:hint="eastAsia"/>
-          <w:w w:val="66"/>
-          <w:sz w:val="26"/>
-          <w:szCs w:val="26"/>
-        </w:rPr>
-        <w:t>真神、　神國和</w:t>
-      </w:r>
-      <w:proofErr w:type="gramStart"/>
-      <w:r>
-        <w:rPr>
-          <w:rFonts w:ascii="Cambria" w:eastAsia="華康細黑體" w:hAnsi="Cambria" w:cs="Cambria" w:hint="eastAsia"/>
-          <w:w w:val="66"/>
-          <w:sz w:val="26"/>
-          <w:szCs w:val="26"/>
-        </w:rPr>
-        <w:t>彌賽</w:t>
-      </w:r>
-      <w:proofErr w:type="gramEnd"/>
-      <w:r>
-        <w:rPr>
-          <w:rFonts w:ascii="Cambria" w:eastAsia="華康細黑體" w:hAnsi="Cambria" w:cs="Cambria" w:hint="eastAsia"/>
-          <w:w w:val="66"/>
-          <w:sz w:val="26"/>
-          <w:szCs w:val="26"/>
-        </w:rPr>
-        <w:t>亞的盼望，形成一個先知獨裁、完全政教合一的新猶太律法主義的思想控制體系，影響了一千多年的人類文明。人權的侵害、恐怖主義，和掌權者自身的墮落令人悲憤。原來敵基督就是這些假先知，信徒卻是無辜。</w:t>
+        <w:t>控人的行為。其實是假宗教之名，小則騙財、騙色，作的是人與神明利益交換的掮客；大則騙得權力來行社會控制。比如無神論者或共產主義者，不信神，卻將獨裁者塑造成神。在這種人造神面前，人民必須交出人權、交出言論自由、交出身體的器官、和交出對是非、真理的判斷能力。又像原本耶穌基督已經藉由血、復活、新約和聖靈打破猶太律法主義對人的思想控制，使人類在　神的真理中能得著作　神兒女能對自己的生命和行為負責的自由。而伊斯蘭教卻扭曲獨一真神、　神國和彌賽亞的盼望，形成一個先知獨裁、完全政教合一的新猶太律法主義的思想控制體系，影響了一千多年的人類文明。人權的侵害、恐怖主義，和掌權者自身的墮落令人悲憤。原來敵基督就是這些假先知，信徒卻是無辜。</w:t>
       </w:r>
     </w:p>
     <w:p>
@@ -30058,27 +26214,7 @@
           <w:sz w:val="26"/>
           <w:szCs w:val="26"/>
         </w:rPr>
-        <w:t>潔淨只是開始事奉　神的預備工作，</w:t>
-      </w:r>
-      <w:proofErr w:type="gramStart"/>
-      <w:r>
-        <w:rPr>
-          <w:rFonts w:ascii="Barlow Condensed Medium" w:eastAsia="華康儷中黑" w:hAnsi="Barlow Condensed Medium" w:hint="eastAsia"/>
-          <w:w w:val="66"/>
-          <w:sz w:val="26"/>
-          <w:szCs w:val="26"/>
-        </w:rPr>
-        <w:t>如同除滅偶像</w:t>
-      </w:r>
-      <w:proofErr w:type="gramEnd"/>
-      <w:r>
-        <w:rPr>
-          <w:rFonts w:ascii="Barlow Condensed Medium" w:eastAsia="華康儷中黑" w:hAnsi="Barlow Condensed Medium" w:hint="eastAsia"/>
-          <w:w w:val="66"/>
-          <w:sz w:val="26"/>
-          <w:szCs w:val="26"/>
-        </w:rPr>
-        <w:t>帶來的文化控制只是第一步，必須有新的信仰和觀念取代它。發現律法書，進而行　神的旨意才是得救之道。</w:t>
+        <w:t>潔淨只是開始事奉　神的預備工作，如同除滅偶像帶來的文化控制只是第一步，必須有新的信仰和觀念取代它。發現律法書，進而行　神的旨意才是得救之道。</w:t>
       </w:r>
       <w:r>
         <w:rPr>
@@ -30087,9 +26223,8 @@
           <w:sz w:val="26"/>
           <w:szCs w:val="26"/>
         </w:rPr>
-        <w:t>真正潔淨人的是　神的話語，因為　神的話語有使信的人將它活出來力量。因此</w:t>
-      </w:r>
-      <w:proofErr w:type="gramStart"/>
+        <w:t>真正潔淨人的是　神的話語，因為　神的話語有使信的人將它活出來力量。因此手潔心清的義人指的，就是指在行為和內心都是潔淨的人。在新約中，保羅用聖潔提升了潔淨的意含，就是至高的良善，就是一種</w:t>
+      </w:r>
       <w:r>
         <w:rPr>
           <w:rFonts w:ascii="Barlow Condensed Medium" w:eastAsia="華康細黑體" w:hAnsi="Barlow Condensed Medium" w:cs="微軟正黑體" w:hint="eastAsia"/>
@@ -30097,9 +26232,8 @@
           <w:sz w:val="26"/>
           <w:szCs w:val="26"/>
         </w:rPr>
-        <w:t>手潔心清</w:t>
-      </w:r>
-      <w:proofErr w:type="gramEnd"/>
+        <w:t>發自聖靈的行為</w:t>
+      </w:r>
       <w:r>
         <w:rPr>
           <w:rFonts w:ascii="Barlow Condensed Medium" w:eastAsia="華康細黑體" w:hAnsi="Barlow Condensed Medium" w:cs="微軟正黑體" w:hint="eastAsia"/>
@@ -30107,105 +26241,7 @@
           <w:sz w:val="26"/>
           <w:szCs w:val="26"/>
         </w:rPr>
-        <w:t>的義人指的，就是指在行為和內心都是潔淨的人。在新約中，保羅用聖潔提升了潔淨的意含，就是至高的良善，就是一種</w:t>
-      </w:r>
-      <w:r>
-        <w:rPr>
-          <w:rFonts w:ascii="Barlow Condensed Medium" w:eastAsia="華康細黑體" w:hAnsi="Barlow Condensed Medium" w:cs="微軟正黑體" w:hint="eastAsia"/>
-          <w:w w:val="66"/>
-          <w:sz w:val="26"/>
-          <w:szCs w:val="26"/>
-        </w:rPr>
-        <w:t>發自聖靈的</w:t>
-      </w:r>
-      <w:proofErr w:type="gramStart"/>
-      <w:r>
-        <w:rPr>
-          <w:rFonts w:ascii="Barlow Condensed Medium" w:eastAsia="華康細黑體" w:hAnsi="Barlow Condensed Medium" w:cs="微軟正黑體" w:hint="eastAsia"/>
-          <w:w w:val="66"/>
-          <w:sz w:val="26"/>
-          <w:szCs w:val="26"/>
-        </w:rPr>
-        <w:t>行為</w:t>
-      </w:r>
-      <w:r>
-        <w:rPr>
-          <w:rFonts w:ascii="Barlow Condensed Medium" w:eastAsia="華康細黑體" w:hAnsi="Barlow Condensed Medium" w:cs="微軟正黑體" w:hint="eastAsia"/>
-          <w:w w:val="66"/>
-          <w:sz w:val="26"/>
-          <w:szCs w:val="26"/>
-        </w:rPr>
-        <w:t>行為</w:t>
-      </w:r>
-      <w:proofErr w:type="gramEnd"/>
-      <w:r>
-        <w:rPr>
-          <w:rFonts w:ascii="Barlow Condensed Medium" w:eastAsia="華康細黑體" w:hAnsi="Barlow Condensed Medium" w:cs="微軟正黑體" w:hint="eastAsia"/>
-          <w:w w:val="66"/>
-          <w:sz w:val="26"/>
-          <w:szCs w:val="26"/>
-        </w:rPr>
-        <w:t>且以　神為標準的生活方式。最近台灣人熱心在討論</w:t>
-      </w:r>
-      <w:proofErr w:type="gramStart"/>
-      <w:r>
-        <w:rPr>
-          <w:rFonts w:ascii="Barlow Condensed Medium" w:eastAsia="華康細黑體" w:hAnsi="Barlow Condensed Medium" w:cs="微軟正黑體" w:hint="eastAsia"/>
-          <w:w w:val="66"/>
-          <w:sz w:val="26"/>
-          <w:szCs w:val="26"/>
-        </w:rPr>
-        <w:t>毒駕要</w:t>
-      </w:r>
-      <w:proofErr w:type="gramEnd"/>
-      <w:r>
-        <w:rPr>
-          <w:rFonts w:ascii="Barlow Condensed Medium" w:eastAsia="華康細黑體" w:hAnsi="Barlow Condensed Medium" w:cs="微軟正黑體" w:hint="eastAsia"/>
-          <w:w w:val="66"/>
-          <w:sz w:val="26"/>
-          <w:szCs w:val="26"/>
-        </w:rPr>
-        <w:t>判多重，卻沒有想過他們</w:t>
-      </w:r>
-      <w:proofErr w:type="gramStart"/>
-      <w:r>
-        <w:rPr>
-          <w:rFonts w:ascii="Barlow Condensed Medium" w:eastAsia="華康細黑體" w:hAnsi="Barlow Condensed Medium" w:cs="微軟正黑體" w:hint="eastAsia"/>
-          <w:w w:val="66"/>
-          <w:sz w:val="26"/>
-          <w:szCs w:val="26"/>
-        </w:rPr>
-        <w:t>是這惡的</w:t>
-      </w:r>
-      <w:proofErr w:type="gramEnd"/>
-      <w:r>
-        <w:rPr>
-          <w:rFonts w:ascii="Barlow Condensed Medium" w:eastAsia="華康細黑體" w:hAnsi="Barlow Condensed Medium" w:cs="微軟正黑體" w:hint="eastAsia"/>
-          <w:w w:val="66"/>
-          <w:sz w:val="26"/>
-          <w:szCs w:val="26"/>
-        </w:rPr>
-        <w:t>文化下的受害者。黑道和敵對的國家用毒品來控制我們的青少年，而我們的社會卻不能為這些社會的邊緣人，提供心靈的保護和支持來對抗和拒絕這樣的惡。而基督</w:t>
-      </w:r>
-      <w:proofErr w:type="gramStart"/>
-      <w:r>
-        <w:rPr>
-          <w:rFonts w:ascii="Barlow Condensed Medium" w:eastAsia="華康細黑體" w:hAnsi="Barlow Condensed Medium" w:cs="微軟正黑體" w:hint="eastAsia"/>
-          <w:w w:val="66"/>
-          <w:sz w:val="26"/>
-          <w:szCs w:val="26"/>
-        </w:rPr>
-        <w:t>的救恩所</w:t>
-      </w:r>
-      <w:proofErr w:type="gramEnd"/>
-      <w:r>
-        <w:rPr>
-          <w:rFonts w:ascii="Barlow Condensed Medium" w:eastAsia="華康細黑體" w:hAnsi="Barlow Condensed Medium" w:cs="微軟正黑體" w:hint="eastAsia"/>
-          <w:w w:val="66"/>
-          <w:sz w:val="26"/>
-          <w:szCs w:val="26"/>
-        </w:rPr>
-        <w:t>賜給人的，乃是有自我聖潔能力的聖靈的律，這才是對抗惡的控制和捆綁唯一的能力。</w:t>
+        <w:t>行為且以　神為標準的生活方式。最近台灣人熱心在討論毒駕要判多重，卻沒有想過他們是這惡的文化下的受害者。黑道和敵對的國家用毒品來控制我們的青少年，而我們的社會卻不能為這些社會的邊緣人，提供心靈的保護和支持來對抗和拒絕這樣的惡。而基督的救恩所賜給人的，乃是有自我聖潔能力的聖靈的律，這才是對抗惡的控制和捆綁唯一的能力。</w:t>
       </w:r>
       <w:r>
         <w:rPr>
@@ -30237,7 +26273,7 @@
 </file>
 
 <file path=word/endnotes.xml><?xml version="1.0" encoding="utf-8"?>
-<w:endnotes xmlns:wpc="http://schemas.microsoft.com/office/word/2010/wordprocessingCanvas" xmlns:mc="http://schemas.openxmlformats.org/markup-compatibility/2006" xmlns:o="urn:schemas-microsoft-com:office:office" xmlns:r="http://schemas.openxmlformats.org/officeDocument/2006/relationships" xmlns:m="http://schemas.openxmlformats.org/officeDocument/2006/math" xmlns:v="urn:schemas-microsoft-com:vml" xmlns:wp14="http://schemas.microsoft.com/office/word/2010/wordprocessingDrawing" xmlns:wp="http://schemas.openxmlformats.org/drawingml/2006/wordprocessingDrawing" xmlns:w10="urn:schemas-microsoft-com:office:word" xmlns:w="http://schemas.openxmlformats.org/wordprocessingml/2006/main" xmlns:w14="http://schemas.microsoft.com/office/word/2010/wordml" xmlns:w15="http://schemas.microsoft.com/office/word/2012/wordml" xmlns:wpg="http://schemas.microsoft.com/office/word/2010/wordprocessingGroup" xmlns:wpi="http://schemas.microsoft.com/office/word/2010/wordprocessingInk" xmlns:wne="http://schemas.microsoft.com/office/word/2006/wordml" xmlns:wps="http://schemas.microsoft.com/office/word/2010/wordprocessingShape" mc:Ignorable="w14 w15 wp14">
+<w:endnotes xmlns:wpc="http://schemas.microsoft.com/office/word/2010/wordprocessingCanvas" xmlns:cx="http://schemas.microsoft.com/office/drawing/2014/chartex" xmlns:cx1="http://schemas.microsoft.com/office/drawing/2015/9/8/chartex" xmlns:cx2="http://schemas.microsoft.com/office/drawing/2015/10/21/chartex" xmlns:cx3="http://schemas.microsoft.com/office/drawing/2016/5/9/chartex" xmlns:cx4="http://schemas.microsoft.com/office/drawing/2016/5/10/chartex" xmlns:cx5="http://schemas.microsoft.com/office/drawing/2016/5/11/chartex" xmlns:cx6="http://schemas.microsoft.com/office/drawing/2016/5/12/chartex" xmlns:cx7="http://schemas.microsoft.com/office/drawing/2016/5/13/chartex" xmlns:cx8="http://schemas.microsoft.com/office/drawing/2016/5/14/chartex" xmlns:mc="http://schemas.openxmlformats.org/markup-compatibility/2006" xmlns:aink="http://schemas.microsoft.com/office/drawing/2016/ink" xmlns:am3d="http://schemas.microsoft.com/office/drawing/2017/model3d" xmlns:o="urn:schemas-microsoft-com:office:office" xmlns:oel="http://schemas.microsoft.com/office/2019/extlst" xmlns:r="http://schemas.openxmlformats.org/officeDocument/2006/relationships" xmlns:m="http://schemas.openxmlformats.org/officeDocument/2006/math" xmlns:v="urn:schemas-microsoft-com:vml" xmlns:wp14="http://schemas.microsoft.com/office/word/2010/wordprocessingDrawing" xmlns:wp="http://schemas.openxmlformats.org/drawingml/2006/wordprocessingDrawing" xmlns:w10="urn:schemas-microsoft-com:office:word" xmlns:w="http://schemas.openxmlformats.org/wordprocessingml/2006/main" xmlns:w14="http://schemas.microsoft.com/office/word/2010/wordml" xmlns:w15="http://schemas.microsoft.com/office/word/2012/wordml" xmlns:w16cex="http://schemas.microsoft.com/office/word/2018/wordml/cex" xmlns:w16cid="http://schemas.microsoft.com/office/word/2016/wordml/cid" xmlns:w16="http://schemas.microsoft.com/office/word/2018/wordml" xmlns:w16sdtdh="http://schemas.microsoft.com/office/word/2020/wordml/sdtdatahash" xmlns:w16se="http://schemas.microsoft.com/office/word/2015/wordml/symex" xmlns:wpg="http://schemas.microsoft.com/office/word/2010/wordprocessingGroup" xmlns:wpi="http://schemas.microsoft.com/office/word/2010/wordprocessingInk" xmlns:wne="http://schemas.microsoft.com/office/word/2006/wordml" xmlns:wps="http://schemas.microsoft.com/office/word/2010/wordprocessingShape" mc:Ignorable="w14 w15 w16se w16cid w16 w16cex w16sdtdh wp14">
   <w:endnote w:type="separator" w:id="-1">
     <w:p>
       <w:r>
@@ -30256,7 +26292,7 @@
 </file>
 
 <file path=word/footnotes.xml><?xml version="1.0" encoding="utf-8"?>
-<w:footnotes xmlns:wpc="http://schemas.microsoft.com/office/word/2010/wordprocessingCanvas" xmlns:mc="http://schemas.openxmlformats.org/markup-compatibility/2006" xmlns:o="urn:schemas-microsoft-com:office:office" xmlns:r="http://schemas.openxmlformats.org/officeDocument/2006/relationships" xmlns:m="http://schemas.openxmlformats.org/officeDocument/2006/math" xmlns:v="urn:schemas-microsoft-com:vml" xmlns:wp14="http://schemas.microsoft.com/office/word/2010/wordprocessingDrawing" xmlns:wp="http://schemas.openxmlformats.org/drawingml/2006/wordprocessingDrawing" xmlns:w10="urn:schemas-microsoft-com:office:word" xmlns:w="http://schemas.openxmlformats.org/wordprocessingml/2006/main" xmlns:w14="http://schemas.microsoft.com/office/word/2010/wordml" xmlns:w15="http://schemas.microsoft.com/office/word/2012/wordml" xmlns:wpg="http://schemas.microsoft.com/office/word/2010/wordprocessingGroup" xmlns:wpi="http://schemas.microsoft.com/office/word/2010/wordprocessingInk" xmlns:wne="http://schemas.microsoft.com/office/word/2006/wordml" xmlns:wps="http://schemas.microsoft.com/office/word/2010/wordprocessingShape" mc:Ignorable="w14 w15 wp14">
+<w:footnotes xmlns:wpc="http://schemas.microsoft.com/office/word/2010/wordprocessingCanvas" xmlns:cx="http://schemas.microsoft.com/office/drawing/2014/chartex" xmlns:cx1="http://schemas.microsoft.com/office/drawing/2015/9/8/chartex" xmlns:cx2="http://schemas.microsoft.com/office/drawing/2015/10/21/chartex" xmlns:cx3="http://schemas.microsoft.com/office/drawing/2016/5/9/chartex" xmlns:cx4="http://schemas.microsoft.com/office/drawing/2016/5/10/chartex" xmlns:cx5="http://schemas.microsoft.com/office/drawing/2016/5/11/chartex" xmlns:cx6="http://schemas.microsoft.com/office/drawing/2016/5/12/chartex" xmlns:cx7="http://schemas.microsoft.com/office/drawing/2016/5/13/chartex" xmlns:cx8="http://schemas.microsoft.com/office/drawing/2016/5/14/chartex" xmlns:mc="http://schemas.openxmlformats.org/markup-compatibility/2006" xmlns:aink="http://schemas.microsoft.com/office/drawing/2016/ink" xmlns:am3d="http://schemas.microsoft.com/office/drawing/2017/model3d" xmlns:o="urn:schemas-microsoft-com:office:office" xmlns:oel="http://schemas.microsoft.com/office/2019/extlst" xmlns:r="http://schemas.openxmlformats.org/officeDocument/2006/relationships" xmlns:m="http://schemas.openxmlformats.org/officeDocument/2006/math" xmlns:v="urn:schemas-microsoft-com:vml" xmlns:wp14="http://schemas.microsoft.com/office/word/2010/wordprocessingDrawing" xmlns:wp="http://schemas.openxmlformats.org/drawingml/2006/wordprocessingDrawing" xmlns:w10="urn:schemas-microsoft-com:office:word" xmlns:w="http://schemas.openxmlformats.org/wordprocessingml/2006/main" xmlns:w14="http://schemas.microsoft.com/office/word/2010/wordml" xmlns:w15="http://schemas.microsoft.com/office/word/2012/wordml" xmlns:w16cex="http://schemas.microsoft.com/office/word/2018/wordml/cex" xmlns:w16cid="http://schemas.microsoft.com/office/word/2016/wordml/cid" xmlns:w16="http://schemas.microsoft.com/office/word/2018/wordml" xmlns:w16sdtdh="http://schemas.microsoft.com/office/word/2020/wordml/sdtdatahash" xmlns:w16se="http://schemas.microsoft.com/office/word/2015/wordml/symex" xmlns:wpg="http://schemas.microsoft.com/office/word/2010/wordprocessingGroup" xmlns:wpi="http://schemas.microsoft.com/office/word/2010/wordprocessingInk" xmlns:wne="http://schemas.microsoft.com/office/word/2006/wordml" xmlns:wps="http://schemas.microsoft.com/office/word/2010/wordprocessingShape" mc:Ignorable="w14 w15 w16se w16cid w16 w16cex w16sdtdh wp14">
   <w:footnote w:type="separator" w:id="-1">
     <w:p>
       <w:r>
@@ -30275,7 +26311,7 @@
 </file>
 
 <file path=word/header1.xml><?xml version="1.0" encoding="utf-8"?>
-<w:hdr xmlns:wpc="http://schemas.microsoft.com/office/word/2010/wordprocessingCanvas" xmlns:mc="http://schemas.openxmlformats.org/markup-compatibility/2006" xmlns:o="urn:schemas-microsoft-com:office:office" xmlns:r="http://schemas.openxmlformats.org/officeDocument/2006/relationships" xmlns:m="http://schemas.openxmlformats.org/officeDocument/2006/math" xmlns:v="urn:schemas-microsoft-com:vml" xmlns:wp14="http://schemas.microsoft.com/office/word/2010/wordprocessingDrawing" xmlns:wp="http://schemas.openxmlformats.org/drawingml/2006/wordprocessingDrawing" xmlns:w10="urn:schemas-microsoft-com:office:word" xmlns:w="http://schemas.openxmlformats.org/wordprocessingml/2006/main" xmlns:w14="http://schemas.microsoft.com/office/word/2010/wordml" xmlns:w15="http://schemas.microsoft.com/office/word/2012/wordml" xmlns:wpg="http://schemas.microsoft.com/office/word/2010/wordprocessingGroup" xmlns:wpi="http://schemas.microsoft.com/office/word/2010/wordprocessingInk" xmlns:wne="http://schemas.microsoft.com/office/word/2006/wordml" xmlns:wps="http://schemas.microsoft.com/office/word/2010/wordprocessingShape" mc:Ignorable="w14 w15 wp14">
+<w:hdr xmlns:wpc="http://schemas.microsoft.com/office/word/2010/wordprocessingCanvas" xmlns:cx="http://schemas.microsoft.com/office/drawing/2014/chartex" xmlns:cx1="http://schemas.microsoft.com/office/drawing/2015/9/8/chartex" xmlns:cx2="http://schemas.microsoft.com/office/drawing/2015/10/21/chartex" xmlns:cx3="http://schemas.microsoft.com/office/drawing/2016/5/9/chartex" xmlns:cx4="http://schemas.microsoft.com/office/drawing/2016/5/10/chartex" xmlns:cx5="http://schemas.microsoft.com/office/drawing/2016/5/11/chartex" xmlns:cx6="http://schemas.microsoft.com/office/drawing/2016/5/12/chartex" xmlns:cx7="http://schemas.microsoft.com/office/drawing/2016/5/13/chartex" xmlns:cx8="http://schemas.microsoft.com/office/drawing/2016/5/14/chartex" xmlns:mc="http://schemas.openxmlformats.org/markup-compatibility/2006" xmlns:aink="http://schemas.microsoft.com/office/drawing/2016/ink" xmlns:am3d="http://schemas.microsoft.com/office/drawing/2017/model3d" xmlns:o="urn:schemas-microsoft-com:office:office" xmlns:oel="http://schemas.microsoft.com/office/2019/extlst" xmlns:r="http://schemas.openxmlformats.org/officeDocument/2006/relationships" xmlns:m="http://schemas.openxmlformats.org/officeDocument/2006/math" xmlns:v="urn:schemas-microsoft-com:vml" xmlns:wp14="http://schemas.microsoft.com/office/word/2010/wordprocessingDrawing" xmlns:wp="http://schemas.openxmlformats.org/drawingml/2006/wordprocessingDrawing" xmlns:w10="urn:schemas-microsoft-com:office:word" xmlns:w="http://schemas.openxmlformats.org/wordprocessingml/2006/main" xmlns:w14="http://schemas.microsoft.com/office/word/2010/wordml" xmlns:w15="http://schemas.microsoft.com/office/word/2012/wordml" xmlns:w16cex="http://schemas.microsoft.com/office/word/2018/wordml/cex" xmlns:w16cid="http://schemas.microsoft.com/office/word/2016/wordml/cid" xmlns:w16="http://schemas.microsoft.com/office/word/2018/wordml" xmlns:w16sdtdh="http://schemas.microsoft.com/office/word/2020/wordml/sdtdatahash" xmlns:w16se="http://schemas.microsoft.com/office/word/2015/wordml/symex" xmlns:wpg="http://schemas.microsoft.com/office/word/2010/wordprocessingGroup" xmlns:wpi="http://schemas.microsoft.com/office/word/2010/wordprocessingInk" xmlns:wne="http://schemas.microsoft.com/office/word/2006/wordml" xmlns:wps="http://schemas.microsoft.com/office/word/2010/wordprocessingShape" mc:Ignorable="w14 w15 w16se w16cid w16 w16cex w16sdtdh wp14">
   <w:p>
     <w:pPr>
       <w:pStyle w:val="a4"/>
@@ -30733,7 +26769,7 @@
 </file>
 
 <file path=word/header2.xml><?xml version="1.0" encoding="utf-8"?>
-<w:hdr xmlns:wpc="http://schemas.microsoft.com/office/word/2010/wordprocessingCanvas" xmlns:mc="http://schemas.openxmlformats.org/markup-compatibility/2006" xmlns:o="urn:schemas-microsoft-com:office:office" xmlns:r="http://schemas.openxmlformats.org/officeDocument/2006/relationships" xmlns:m="http://schemas.openxmlformats.org/officeDocument/2006/math" xmlns:v="urn:schemas-microsoft-com:vml" xmlns:wp14="http://schemas.microsoft.com/office/word/2010/wordprocessingDrawing" xmlns:wp="http://schemas.openxmlformats.org/drawingml/2006/wordprocessingDrawing" xmlns:w10="urn:schemas-microsoft-com:office:word" xmlns:w="http://schemas.openxmlformats.org/wordprocessingml/2006/main" xmlns:w14="http://schemas.microsoft.com/office/word/2010/wordml" xmlns:w15="http://schemas.microsoft.com/office/word/2012/wordml" xmlns:wpg="http://schemas.microsoft.com/office/word/2010/wordprocessingGroup" xmlns:wpi="http://schemas.microsoft.com/office/word/2010/wordprocessingInk" xmlns:wne="http://schemas.microsoft.com/office/word/2006/wordml" xmlns:wps="http://schemas.microsoft.com/office/word/2010/wordprocessingShape" mc:Ignorable="w14 w15 wp14">
+<w:hdr xmlns:wpc="http://schemas.microsoft.com/office/word/2010/wordprocessingCanvas" xmlns:cx="http://schemas.microsoft.com/office/drawing/2014/chartex" xmlns:cx1="http://schemas.microsoft.com/office/drawing/2015/9/8/chartex" xmlns:cx2="http://schemas.microsoft.com/office/drawing/2015/10/21/chartex" xmlns:cx3="http://schemas.microsoft.com/office/drawing/2016/5/9/chartex" xmlns:cx4="http://schemas.microsoft.com/office/drawing/2016/5/10/chartex" xmlns:cx5="http://schemas.microsoft.com/office/drawing/2016/5/11/chartex" xmlns:cx6="http://schemas.microsoft.com/office/drawing/2016/5/12/chartex" xmlns:cx7="http://schemas.microsoft.com/office/drawing/2016/5/13/chartex" xmlns:cx8="http://schemas.microsoft.com/office/drawing/2016/5/14/chartex" xmlns:mc="http://schemas.openxmlformats.org/markup-compatibility/2006" xmlns:aink="http://schemas.microsoft.com/office/drawing/2016/ink" xmlns:am3d="http://schemas.microsoft.com/office/drawing/2017/model3d" xmlns:o="urn:schemas-microsoft-com:office:office" xmlns:oel="http://schemas.microsoft.com/office/2019/extlst" xmlns:r="http://schemas.openxmlformats.org/officeDocument/2006/relationships" xmlns:m="http://schemas.openxmlformats.org/officeDocument/2006/math" xmlns:v="urn:schemas-microsoft-com:vml" xmlns:wp14="http://schemas.microsoft.com/office/word/2010/wordprocessingDrawing" xmlns:wp="http://schemas.openxmlformats.org/drawingml/2006/wordprocessingDrawing" xmlns:w10="urn:schemas-microsoft-com:office:word" xmlns:w="http://schemas.openxmlformats.org/wordprocessingml/2006/main" xmlns:w14="http://schemas.microsoft.com/office/word/2010/wordml" xmlns:w15="http://schemas.microsoft.com/office/word/2012/wordml" xmlns:w16cex="http://schemas.microsoft.com/office/word/2018/wordml/cex" xmlns:w16cid="http://schemas.microsoft.com/office/word/2016/wordml/cid" xmlns:w16="http://schemas.microsoft.com/office/word/2018/wordml" xmlns:w16sdtdh="http://schemas.microsoft.com/office/word/2020/wordml/sdtdatahash" xmlns:w16se="http://schemas.microsoft.com/office/word/2015/wordml/symex" xmlns:wpg="http://schemas.microsoft.com/office/word/2010/wordprocessingGroup" xmlns:wpi="http://schemas.microsoft.com/office/word/2010/wordprocessingInk" xmlns:wne="http://schemas.microsoft.com/office/word/2006/wordml" xmlns:wps="http://schemas.microsoft.com/office/word/2010/wordprocessingShape" mc:Ignorable="w14 w15 w16se w16cid w16 w16cex w16sdtdh wp14">
   <w:p>
     <w:pPr>
       <w:pStyle w:val="a4"/>
@@ -31191,7 +27227,7 @@
 </file>
 
 <file path=word/header3.xml><?xml version="1.0" encoding="utf-8"?>
-<w:hdr xmlns:wpc="http://schemas.microsoft.com/office/word/2010/wordprocessingCanvas" xmlns:mc="http://schemas.openxmlformats.org/markup-compatibility/2006" xmlns:o="urn:schemas-microsoft-com:office:office" xmlns:r="http://schemas.openxmlformats.org/officeDocument/2006/relationships" xmlns:m="http://schemas.openxmlformats.org/officeDocument/2006/math" xmlns:v="urn:schemas-microsoft-com:vml" xmlns:wp14="http://schemas.microsoft.com/office/word/2010/wordprocessingDrawing" xmlns:wp="http://schemas.openxmlformats.org/drawingml/2006/wordprocessingDrawing" xmlns:w10="urn:schemas-microsoft-com:office:word" xmlns:w="http://schemas.openxmlformats.org/wordprocessingml/2006/main" xmlns:w14="http://schemas.microsoft.com/office/word/2010/wordml" xmlns:w15="http://schemas.microsoft.com/office/word/2012/wordml" xmlns:wpg="http://schemas.microsoft.com/office/word/2010/wordprocessingGroup" xmlns:wpi="http://schemas.microsoft.com/office/word/2010/wordprocessingInk" xmlns:wne="http://schemas.microsoft.com/office/word/2006/wordml" xmlns:wps="http://schemas.microsoft.com/office/word/2010/wordprocessingShape" mc:Ignorable="w14 w15 wp14">
+<w:hdr xmlns:wpc="http://schemas.microsoft.com/office/word/2010/wordprocessingCanvas" xmlns:cx="http://schemas.microsoft.com/office/drawing/2014/chartex" xmlns:cx1="http://schemas.microsoft.com/office/drawing/2015/9/8/chartex" xmlns:cx2="http://schemas.microsoft.com/office/drawing/2015/10/21/chartex" xmlns:cx3="http://schemas.microsoft.com/office/drawing/2016/5/9/chartex" xmlns:cx4="http://schemas.microsoft.com/office/drawing/2016/5/10/chartex" xmlns:cx5="http://schemas.microsoft.com/office/drawing/2016/5/11/chartex" xmlns:cx6="http://schemas.microsoft.com/office/drawing/2016/5/12/chartex" xmlns:cx7="http://schemas.microsoft.com/office/drawing/2016/5/13/chartex" xmlns:cx8="http://schemas.microsoft.com/office/drawing/2016/5/14/chartex" xmlns:mc="http://schemas.openxmlformats.org/markup-compatibility/2006" xmlns:aink="http://schemas.microsoft.com/office/drawing/2016/ink" xmlns:am3d="http://schemas.microsoft.com/office/drawing/2017/model3d" xmlns:o="urn:schemas-microsoft-com:office:office" xmlns:oel="http://schemas.microsoft.com/office/2019/extlst" xmlns:r="http://schemas.openxmlformats.org/officeDocument/2006/relationships" xmlns:m="http://schemas.openxmlformats.org/officeDocument/2006/math" xmlns:v="urn:schemas-microsoft-com:vml" xmlns:wp14="http://schemas.microsoft.com/office/word/2010/wordprocessingDrawing" xmlns:wp="http://schemas.openxmlformats.org/drawingml/2006/wordprocessingDrawing" xmlns:w10="urn:schemas-microsoft-com:office:word" xmlns:w="http://schemas.openxmlformats.org/wordprocessingml/2006/main" xmlns:w14="http://schemas.microsoft.com/office/word/2010/wordml" xmlns:w15="http://schemas.microsoft.com/office/word/2012/wordml" xmlns:w16cex="http://schemas.microsoft.com/office/word/2018/wordml/cex" xmlns:w16cid="http://schemas.microsoft.com/office/word/2016/wordml/cid" xmlns:w16="http://schemas.microsoft.com/office/word/2018/wordml" xmlns:w16sdtdh="http://schemas.microsoft.com/office/word/2020/wordml/sdtdatahash" xmlns:w16se="http://schemas.microsoft.com/office/word/2015/wordml/symex" xmlns:wpg="http://schemas.microsoft.com/office/word/2010/wordprocessingGroup" xmlns:wpi="http://schemas.microsoft.com/office/word/2010/wordprocessingInk" xmlns:wne="http://schemas.microsoft.com/office/word/2006/wordml" xmlns:wps="http://schemas.microsoft.com/office/word/2010/wordprocessingShape" mc:Ignorable="w14 w15 w16se w16cid w16 w16cex w16sdtdh wp14">
   <w:p>
     <w:pPr>
       <w:pStyle w:val="a4"/>
@@ -31649,7 +27685,7 @@
 </file>
 
 <file path=word/header4.xml><?xml version="1.0" encoding="utf-8"?>
-<w:hdr xmlns:wpc="http://schemas.microsoft.com/office/word/2010/wordprocessingCanvas" xmlns:mc="http://schemas.openxmlformats.org/markup-compatibility/2006" xmlns:o="urn:schemas-microsoft-com:office:office" xmlns:r="http://schemas.openxmlformats.org/officeDocument/2006/relationships" xmlns:m="http://schemas.openxmlformats.org/officeDocument/2006/math" xmlns:v="urn:schemas-microsoft-com:vml" xmlns:wp14="http://schemas.microsoft.com/office/word/2010/wordprocessingDrawing" xmlns:wp="http://schemas.openxmlformats.org/drawingml/2006/wordprocessingDrawing" xmlns:w10="urn:schemas-microsoft-com:office:word" xmlns:w="http://schemas.openxmlformats.org/wordprocessingml/2006/main" xmlns:w14="http://schemas.microsoft.com/office/word/2010/wordml" xmlns:w15="http://schemas.microsoft.com/office/word/2012/wordml" xmlns:wpg="http://schemas.microsoft.com/office/word/2010/wordprocessingGroup" xmlns:wpi="http://schemas.microsoft.com/office/word/2010/wordprocessingInk" xmlns:wne="http://schemas.microsoft.com/office/word/2006/wordml" xmlns:wps="http://schemas.microsoft.com/office/word/2010/wordprocessingShape" mc:Ignorable="w14 w15 wp14">
+<w:hdr xmlns:wpc="http://schemas.microsoft.com/office/word/2010/wordprocessingCanvas" xmlns:cx="http://schemas.microsoft.com/office/drawing/2014/chartex" xmlns:cx1="http://schemas.microsoft.com/office/drawing/2015/9/8/chartex" xmlns:cx2="http://schemas.microsoft.com/office/drawing/2015/10/21/chartex" xmlns:cx3="http://schemas.microsoft.com/office/drawing/2016/5/9/chartex" xmlns:cx4="http://schemas.microsoft.com/office/drawing/2016/5/10/chartex" xmlns:cx5="http://schemas.microsoft.com/office/drawing/2016/5/11/chartex" xmlns:cx6="http://schemas.microsoft.com/office/drawing/2016/5/12/chartex" xmlns:cx7="http://schemas.microsoft.com/office/drawing/2016/5/13/chartex" xmlns:cx8="http://schemas.microsoft.com/office/drawing/2016/5/14/chartex" xmlns:mc="http://schemas.openxmlformats.org/markup-compatibility/2006" xmlns:aink="http://schemas.microsoft.com/office/drawing/2016/ink" xmlns:am3d="http://schemas.microsoft.com/office/drawing/2017/model3d" xmlns:o="urn:schemas-microsoft-com:office:office" xmlns:oel="http://schemas.microsoft.com/office/2019/extlst" xmlns:r="http://schemas.openxmlformats.org/officeDocument/2006/relationships" xmlns:m="http://schemas.openxmlformats.org/officeDocument/2006/math" xmlns:v="urn:schemas-microsoft-com:vml" xmlns:wp14="http://schemas.microsoft.com/office/word/2010/wordprocessingDrawing" xmlns:wp="http://schemas.openxmlformats.org/drawingml/2006/wordprocessingDrawing" xmlns:w10="urn:schemas-microsoft-com:office:word" xmlns:w="http://schemas.openxmlformats.org/wordprocessingml/2006/main" xmlns:w14="http://schemas.microsoft.com/office/word/2010/wordml" xmlns:w15="http://schemas.microsoft.com/office/word/2012/wordml" xmlns:w16cex="http://schemas.microsoft.com/office/word/2018/wordml/cex" xmlns:w16cid="http://schemas.microsoft.com/office/word/2016/wordml/cid" xmlns:w16="http://schemas.microsoft.com/office/word/2018/wordml" xmlns:w16sdtdh="http://schemas.microsoft.com/office/word/2020/wordml/sdtdatahash" xmlns:w16se="http://schemas.microsoft.com/office/word/2015/wordml/symex" xmlns:wpg="http://schemas.microsoft.com/office/word/2010/wordprocessingGroup" xmlns:wpi="http://schemas.microsoft.com/office/word/2010/wordprocessingInk" xmlns:wne="http://schemas.microsoft.com/office/word/2006/wordml" xmlns:wps="http://schemas.microsoft.com/office/word/2010/wordprocessingShape" mc:Ignorable="w14 w15 w16se w16cid w16 w16cex w16sdtdh wp14">
   <w:p>
     <w:pPr>
       <w:pStyle w:val="a4"/>
@@ -32107,7 +28143,7 @@
 </file>
 
 <file path=word/numbering.xml><?xml version="1.0" encoding="utf-8"?>
-<w:numbering xmlns:wpc="http://schemas.microsoft.com/office/word/2010/wordprocessingCanvas" xmlns:mc="http://schemas.openxmlformats.org/markup-compatibility/2006" xmlns:o="urn:schemas-microsoft-com:office:office" xmlns:r="http://schemas.openxmlformats.org/officeDocument/2006/relationships" xmlns:m="http://schemas.openxmlformats.org/officeDocument/2006/math" xmlns:v="urn:schemas-microsoft-com:vml" xmlns:wp14="http://schemas.microsoft.com/office/word/2010/wordprocessingDrawing" xmlns:wp="http://schemas.openxmlformats.org/drawingml/2006/wordprocessingDrawing" xmlns:w10="urn:schemas-microsoft-com:office:word" xmlns:w="http://schemas.openxmlformats.org/wordprocessingml/2006/main" xmlns:w14="http://schemas.microsoft.com/office/word/2010/wordml" xmlns:w15="http://schemas.microsoft.com/office/word/2012/wordml" xmlns:wpg="http://schemas.microsoft.com/office/word/2010/wordprocessingGroup" xmlns:wpi="http://schemas.microsoft.com/office/word/2010/wordprocessingInk" xmlns:wne="http://schemas.microsoft.com/office/word/2006/wordml" xmlns:wps="http://schemas.microsoft.com/office/word/2010/wordprocessingShape" mc:Ignorable="w14 w15 wp14">
+<w:numbering xmlns:wpc="http://schemas.microsoft.com/office/word/2010/wordprocessingCanvas" xmlns:cx="http://schemas.microsoft.com/office/drawing/2014/chartex" xmlns:cx1="http://schemas.microsoft.com/office/drawing/2015/9/8/chartex" xmlns:cx2="http://schemas.microsoft.com/office/drawing/2015/10/21/chartex" xmlns:cx3="http://schemas.microsoft.com/office/drawing/2016/5/9/chartex" xmlns:cx4="http://schemas.microsoft.com/office/drawing/2016/5/10/chartex" xmlns:cx5="http://schemas.microsoft.com/office/drawing/2016/5/11/chartex" xmlns:cx6="http://schemas.microsoft.com/office/drawing/2016/5/12/chartex" xmlns:cx7="http://schemas.microsoft.com/office/drawing/2016/5/13/chartex" xmlns:cx8="http://schemas.microsoft.com/office/drawing/2016/5/14/chartex" xmlns:mc="http://schemas.openxmlformats.org/markup-compatibility/2006" xmlns:aink="http://schemas.microsoft.com/office/drawing/2016/ink" xmlns:am3d="http://schemas.microsoft.com/office/drawing/2017/model3d" xmlns:o="urn:schemas-microsoft-com:office:office" xmlns:oel="http://schemas.microsoft.com/office/2019/extlst" xmlns:r="http://schemas.openxmlformats.org/officeDocument/2006/relationships" xmlns:m="http://schemas.openxmlformats.org/officeDocument/2006/math" xmlns:v="urn:schemas-microsoft-com:vml" xmlns:wp14="http://schemas.microsoft.com/office/word/2010/wordprocessingDrawing" xmlns:wp="http://schemas.openxmlformats.org/drawingml/2006/wordprocessingDrawing" xmlns:w10="urn:schemas-microsoft-com:office:word" xmlns:w="http://schemas.openxmlformats.org/wordprocessingml/2006/main" xmlns:w14="http://schemas.microsoft.com/office/word/2010/wordml" xmlns:w15="http://schemas.microsoft.com/office/word/2012/wordml" xmlns:w16cex="http://schemas.microsoft.com/office/word/2018/wordml/cex" xmlns:w16cid="http://schemas.microsoft.com/office/word/2016/wordml/cid" xmlns:w16="http://schemas.microsoft.com/office/word/2018/wordml" xmlns:w16sdtdh="http://schemas.microsoft.com/office/word/2020/wordml/sdtdatahash" xmlns:w16se="http://schemas.microsoft.com/office/word/2015/wordml/symex" xmlns:wpg="http://schemas.microsoft.com/office/word/2010/wordprocessingGroup" xmlns:wpi="http://schemas.microsoft.com/office/word/2010/wordprocessingInk" xmlns:wne="http://schemas.microsoft.com/office/word/2006/wordml" xmlns:wps="http://schemas.microsoft.com/office/word/2010/wordprocessingShape" mc:Ignorable="w14 w15 w16se w16cid w16 w16cex w16sdtdh wp14">
   <w:abstractNum w:abstractNumId="0" w15:restartNumberingAfterBreak="0">
     <w:nsid w:val="0397573A"/>
     <w:multiLevelType w:val="hybridMultilevel"/>
@@ -33799,68 +29835,68 @@
       </w:pPr>
     </w:lvl>
   </w:abstractNum>
-  <w:num w:numId="1">
+  <w:num w:numId="1" w16cid:durableId="862746894">
     <w:abstractNumId w:val="18"/>
   </w:num>
-  <w:num w:numId="2">
+  <w:num w:numId="2" w16cid:durableId="1374578661">
     <w:abstractNumId w:val="5"/>
   </w:num>
-  <w:num w:numId="3">
+  <w:num w:numId="3" w16cid:durableId="188685742">
     <w:abstractNumId w:val="9"/>
   </w:num>
-  <w:num w:numId="4">
+  <w:num w:numId="4" w16cid:durableId="909462497">
     <w:abstractNumId w:val="3"/>
   </w:num>
-  <w:num w:numId="5">
+  <w:num w:numId="5" w16cid:durableId="266040075">
     <w:abstractNumId w:val="10"/>
   </w:num>
-  <w:num w:numId="6">
+  <w:num w:numId="6" w16cid:durableId="579020872">
     <w:abstractNumId w:val="17"/>
   </w:num>
-  <w:num w:numId="7">
+  <w:num w:numId="7" w16cid:durableId="890964844">
     <w:abstractNumId w:val="16"/>
   </w:num>
-  <w:num w:numId="8">
+  <w:num w:numId="8" w16cid:durableId="833835094">
     <w:abstractNumId w:val="8"/>
   </w:num>
-  <w:num w:numId="9">
+  <w:num w:numId="9" w16cid:durableId="1121611901">
     <w:abstractNumId w:val="14"/>
   </w:num>
-  <w:num w:numId="10">
+  <w:num w:numId="10" w16cid:durableId="1116216856">
     <w:abstractNumId w:val="4"/>
   </w:num>
-  <w:num w:numId="11">
+  <w:num w:numId="11" w16cid:durableId="122163576">
     <w:abstractNumId w:val="11"/>
   </w:num>
-  <w:num w:numId="12">
+  <w:num w:numId="12" w16cid:durableId="1917393575">
     <w:abstractNumId w:val="2"/>
   </w:num>
-  <w:num w:numId="13">
+  <w:num w:numId="13" w16cid:durableId="1923029880">
     <w:abstractNumId w:val="12"/>
   </w:num>
-  <w:num w:numId="14">
+  <w:num w:numId="14" w16cid:durableId="2074890869">
     <w:abstractNumId w:val="13"/>
   </w:num>
-  <w:num w:numId="15">
+  <w:num w:numId="15" w16cid:durableId="1239365221">
     <w:abstractNumId w:val="1"/>
   </w:num>
-  <w:num w:numId="16">
+  <w:num w:numId="16" w16cid:durableId="87505869">
     <w:abstractNumId w:val="0"/>
   </w:num>
-  <w:num w:numId="17">
+  <w:num w:numId="17" w16cid:durableId="1164395785">
     <w:abstractNumId w:val="15"/>
   </w:num>
-  <w:num w:numId="18">
+  <w:num w:numId="18" w16cid:durableId="681128176">
     <w:abstractNumId w:val="7"/>
   </w:num>
-  <w:num w:numId="19">
+  <w:num w:numId="19" w16cid:durableId="1693991963">
     <w:abstractNumId w:val="6"/>
   </w:num>
 </w:numbering>
 </file>
 
 <file path=word/styles.xml><?xml version="1.0" encoding="utf-8"?>
-<w:styles xmlns:mc="http://schemas.openxmlformats.org/markup-compatibility/2006" xmlns:r="http://schemas.openxmlformats.org/officeDocument/2006/relationships" xmlns:w="http://schemas.openxmlformats.org/wordprocessingml/2006/main" xmlns:w14="http://schemas.microsoft.com/office/word/2010/wordml" xmlns:w15="http://schemas.microsoft.com/office/word/2012/wordml" mc:Ignorable="w14 w15">
+<w:styles xmlns:mc="http://schemas.openxmlformats.org/markup-compatibility/2006" xmlns:r="http://schemas.openxmlformats.org/officeDocument/2006/relationships" xmlns:w="http://schemas.openxmlformats.org/wordprocessingml/2006/main" xmlns:w14="http://schemas.microsoft.com/office/word/2010/wordml" xmlns:w15="http://schemas.microsoft.com/office/word/2012/wordml" xmlns:w16cex="http://schemas.microsoft.com/office/word/2018/wordml/cex" xmlns:w16cid="http://schemas.microsoft.com/office/word/2016/wordml/cid" xmlns:w16="http://schemas.microsoft.com/office/word/2018/wordml" xmlns:w16sdtdh="http://schemas.microsoft.com/office/word/2020/wordml/sdtdatahash" xmlns:w16se="http://schemas.microsoft.com/office/word/2015/wordml/symex" mc:Ignorable="w14 w15 w16se w16cid w16 w16cex w16sdtdh">
   <w:docDefaults>
     <w:rPrDefault>
       <w:rPr>
@@ -33873,7 +29909,7 @@
     </w:rPrDefault>
     <w:pPrDefault/>
   </w:docDefaults>
-  <w:latentStyles w:defLockedState="0" w:defUIPriority="99" w:defSemiHidden="0" w:defUnhideWhenUsed="0" w:defQFormat="0" w:count="371">
+  <w:latentStyles w:defLockedState="0" w:defUIPriority="99" w:defSemiHidden="0" w:defUnhideWhenUsed="0" w:defQFormat="0" w:count="376">
     <w:lsdException w:name="Normal" w:uiPriority="0" w:qFormat="1"/>
     <w:lsdException w:name="heading 1" w:uiPriority="9" w:qFormat="1"/>
     <w:lsdException w:name="heading 2" w:semiHidden="1" w:uiPriority="9" w:unhideWhenUsed="1" w:qFormat="1"/>
@@ -34245,6 +30281,11 @@
     <w:lsdException w:name="List Table 5 Dark Accent 6" w:uiPriority="50"/>
     <w:lsdException w:name="List Table 6 Colorful Accent 6" w:uiPriority="51"/>
     <w:lsdException w:name="List Table 7 Colorful Accent 6" w:uiPriority="52"/>
+    <w:lsdException w:name="Mention" w:semiHidden="1" w:unhideWhenUsed="1"/>
+    <w:lsdException w:name="Smart Hyperlink" w:semiHidden="1" w:unhideWhenUsed="1"/>
+    <w:lsdException w:name="Hashtag" w:semiHidden="1" w:unhideWhenUsed="1"/>
+    <w:lsdException w:name="Unresolved Mention" w:semiHidden="1" w:unhideWhenUsed="1"/>
+    <w:lsdException w:name="Smart Link" w:semiHidden="1" w:unhideWhenUsed="1"/>
   </w:latentStyles>
   <w:style w:type="paragraph" w:default="1" w:styleId="a">
     <w:name w:val="Normal"/>

--- a/新泰週報20260621[2625]B4F.docx
+++ b/新泰週報20260621[2625]B4F.docx
@@ -1,6 +1,6 @@
 
 <file path=word/document.xml><?xml version="1.0" encoding="utf-8"?>
-<w:document xmlns:wpc="http://schemas.microsoft.com/office/word/2010/wordprocessingCanvas" xmlns:cx="http://schemas.microsoft.com/office/drawing/2014/chartex" xmlns:cx1="http://schemas.microsoft.com/office/drawing/2015/9/8/chartex" xmlns:cx2="http://schemas.microsoft.com/office/drawing/2015/10/21/chartex" xmlns:cx3="http://schemas.microsoft.com/office/drawing/2016/5/9/chartex" xmlns:cx4="http://schemas.microsoft.com/office/drawing/2016/5/10/chartex" xmlns:cx5="http://schemas.microsoft.com/office/drawing/2016/5/11/chartex" xmlns:cx6="http://schemas.microsoft.com/office/drawing/2016/5/12/chartex" xmlns:cx7="http://schemas.microsoft.com/office/drawing/2016/5/13/chartex" xmlns:cx8="http://schemas.microsoft.com/office/drawing/2016/5/14/chartex" xmlns:mc="http://schemas.openxmlformats.org/markup-compatibility/2006" xmlns:aink="http://schemas.microsoft.com/office/drawing/2016/ink" xmlns:am3d="http://schemas.microsoft.com/office/drawing/2017/model3d" xmlns:o="urn:schemas-microsoft-com:office:office" xmlns:oel="http://schemas.microsoft.com/office/2019/extlst" xmlns:r="http://schemas.openxmlformats.org/officeDocument/2006/relationships" xmlns:m="http://schemas.openxmlformats.org/officeDocument/2006/math" xmlns:v="urn:schemas-microsoft-com:vml" xmlns:wp14="http://schemas.microsoft.com/office/word/2010/wordprocessingDrawing" xmlns:wp="http://schemas.openxmlformats.org/drawingml/2006/wordprocessingDrawing" xmlns:w10="urn:schemas-microsoft-com:office:word" xmlns:w="http://schemas.openxmlformats.org/wordprocessingml/2006/main" xmlns:w14="http://schemas.microsoft.com/office/word/2010/wordml" xmlns:w15="http://schemas.microsoft.com/office/word/2012/wordml" xmlns:w16cex="http://schemas.microsoft.com/office/word/2018/wordml/cex" xmlns:w16cid="http://schemas.microsoft.com/office/word/2016/wordml/cid" xmlns:w16="http://schemas.microsoft.com/office/word/2018/wordml" xmlns:w16sdtdh="http://schemas.microsoft.com/office/word/2020/wordml/sdtdatahash" xmlns:w16se="http://schemas.microsoft.com/office/word/2015/wordml/symex" xmlns:wpg="http://schemas.microsoft.com/office/word/2010/wordprocessingGroup" xmlns:wpi="http://schemas.microsoft.com/office/word/2010/wordprocessingInk" xmlns:wne="http://schemas.microsoft.com/office/word/2006/wordml" xmlns:wps="http://schemas.microsoft.com/office/word/2010/wordprocessingShape" mc:Ignorable="w14 w15 w16se w16cid w16 w16cex w16sdtdh wp14">
+<w:document xmlns:wpc="http://schemas.microsoft.com/office/word/2010/wordprocessingCanvas" xmlns:mc="http://schemas.openxmlformats.org/markup-compatibility/2006" xmlns:o="urn:schemas-microsoft-com:office:office" xmlns:r="http://schemas.openxmlformats.org/officeDocument/2006/relationships" xmlns:m="http://schemas.openxmlformats.org/officeDocument/2006/math" xmlns:v="urn:schemas-microsoft-com:vml" xmlns:wp14="http://schemas.microsoft.com/office/word/2010/wordprocessingDrawing" xmlns:wp="http://schemas.openxmlformats.org/drawingml/2006/wordprocessingDrawing" xmlns:w10="urn:schemas-microsoft-com:office:word" xmlns:w="http://schemas.openxmlformats.org/wordprocessingml/2006/main" xmlns:w14="http://schemas.microsoft.com/office/word/2010/wordml" xmlns:w15="http://schemas.microsoft.com/office/word/2012/wordml" xmlns:wpg="http://schemas.microsoft.com/office/word/2010/wordprocessingGroup" xmlns:wpi="http://schemas.microsoft.com/office/word/2010/wordprocessingInk" xmlns:wne="http://schemas.microsoft.com/office/word/2006/wordml" xmlns:wps="http://schemas.microsoft.com/office/word/2010/wordprocessingShape" mc:Ignorable="w14 w15 wp14">
   <w:body>
     <w:p>
       <w:pPr>
@@ -1355,7 +1355,7 @@
                 <w:sz w:val="26"/>
                 <w:szCs w:val="26"/>
               </w:rPr>
-              <w:t>關渡教會將於</w:t>
+              <w:t>文化教會將於</w:t>
             </w:r>
             <w:r>
               <w:rPr>
@@ -1364,7 +1364,7 @@
                 <w:sz w:val="26"/>
                 <w:szCs w:val="26"/>
               </w:rPr>
-              <w:t>6/14</w:t>
+              <w:t>6/28</w:t>
             </w:r>
             <w:r>
               <w:rPr>
@@ -1382,7 +1382,7 @@
                 <w:sz w:val="26"/>
                 <w:szCs w:val="26"/>
               </w:rPr>
-              <w:t>3:30</w:t>
+              <w:t>15:30</w:t>
             </w:r>
             <w:r>
               <w:rPr>
@@ -1391,25 +1391,7 @@
                 <w:sz w:val="26"/>
                 <w:szCs w:val="26"/>
               </w:rPr>
-              <w:t>於台北基督學院大禮堂舉行楊善雄牧師就任第</w:t>
-            </w:r>
-            <w:r>
-              <w:rPr>
-                <w:rFonts w:ascii="Barlow Condensed Medium" w:eastAsia="標楷體" w:hAnsi="Barlow Condensed Medium" w:cs="Segoe UI Symbol" w:hint="eastAsia"/>
-                <w:w w:val="90"/>
-                <w:sz w:val="26"/>
-                <w:szCs w:val="26"/>
-              </w:rPr>
-              <w:t>4</w:t>
-            </w:r>
-            <w:r>
-              <w:rPr>
-                <w:rFonts w:ascii="Barlow Condensed Medium" w:eastAsia="標楷體" w:hAnsi="Barlow Condensed Medium" w:cs="Segoe UI Symbol" w:hint="eastAsia"/>
-                <w:w w:val="90"/>
-                <w:sz w:val="26"/>
-                <w:szCs w:val="26"/>
-              </w:rPr>
-              <w:t>任牧師授職禮拜。</w:t>
+              <w:t>舉行施文蓓牧師就任第五任牧師授職感恩禮拜。</w:t>
             </w:r>
           </w:p>
         </w:tc>
@@ -1442,15 +1424,6 @@
                 <w:szCs w:val="26"/>
               </w:rPr>
             </w:pPr>
-            <w:r>
-              <w:rPr>
-                <w:rFonts w:ascii="Barlow Condensed Medium" w:eastAsia="華康細黑體" w:hAnsi="Barlow Condensed Medium" w:hint="eastAsia"/>
-                <w:w w:val="90"/>
-                <w:sz w:val="26"/>
-                <w:szCs w:val="26"/>
-              </w:rPr>
-              <w:t>4.</w:t>
-            </w:r>
           </w:p>
         </w:tc>
         <w:tc>
@@ -1482,279 +1455,6 @@
                 <w:lang w:bidi="he-IL"/>
               </w:rPr>
             </w:pPr>
-            <w:r>
-              <w:rPr>
-                <w:rFonts w:ascii="Barlow Condensed Medium" w:eastAsia="標楷體" w:hAnsi="Barlow Condensed Medium" w:cs="Segoe UI Symbol" w:hint="eastAsia"/>
-                <w:w w:val="90"/>
-                <w:sz w:val="26"/>
-                <w:szCs w:val="26"/>
-              </w:rPr>
-              <w:t>文化教會將於</w:t>
-            </w:r>
-            <w:r>
-              <w:rPr>
-                <w:rFonts w:ascii="Barlow Condensed Medium" w:eastAsia="標楷體" w:hAnsi="Barlow Condensed Medium" w:cs="Segoe UI Symbol" w:hint="eastAsia"/>
-                <w:w w:val="90"/>
-                <w:sz w:val="26"/>
-                <w:szCs w:val="26"/>
-              </w:rPr>
-              <w:t>6/28</w:t>
-            </w:r>
-            <w:r>
-              <w:rPr>
-                <w:rFonts w:ascii="Barlow Condensed Medium" w:eastAsia="標楷體" w:hAnsi="Barlow Condensed Medium" w:cs="Segoe UI Symbol" w:hint="eastAsia"/>
-                <w:w w:val="90"/>
-                <w:sz w:val="26"/>
-                <w:szCs w:val="26"/>
-              </w:rPr>
-              <w:t>主日下午</w:t>
-            </w:r>
-            <w:r>
-              <w:rPr>
-                <w:rFonts w:ascii="Barlow Condensed Medium" w:eastAsia="標楷體" w:hAnsi="Barlow Condensed Medium" w:cs="Segoe UI Symbol" w:hint="eastAsia"/>
-                <w:w w:val="90"/>
-                <w:sz w:val="26"/>
-                <w:szCs w:val="26"/>
-              </w:rPr>
-              <w:t>15:30</w:t>
-            </w:r>
-            <w:r>
-              <w:rPr>
-                <w:rFonts w:ascii="Barlow Condensed Medium" w:eastAsia="標楷體" w:hAnsi="Barlow Condensed Medium" w:cs="Segoe UI Symbol" w:hint="eastAsia"/>
-                <w:w w:val="90"/>
-                <w:sz w:val="26"/>
-                <w:szCs w:val="26"/>
-              </w:rPr>
-              <w:t>舉行施文蓓牧師就任第五任牧師授職感恩禮拜</w:t>
-            </w:r>
-            <w:r>
-              <w:rPr>
-                <w:rFonts w:ascii="Barlow Condensed Medium" w:eastAsia="標楷體" w:hAnsi="Barlow Condensed Medium" w:cs="Segoe UI Symbol" w:hint="eastAsia"/>
-                <w:w w:val="90"/>
-                <w:sz w:val="26"/>
-                <w:szCs w:val="26"/>
-              </w:rPr>
-              <w:t>。</w:t>
-            </w:r>
-          </w:p>
-        </w:tc>
-      </w:tr>
-      <w:tr>
-        <w:tc>
-          <w:tcPr>
-            <w:tcW w:w="299" w:type="dxa"/>
-            <w:tcBorders>
-              <w:top w:val="nil"/>
-              <w:left w:val="nil"/>
-              <w:bottom w:val="nil"/>
-              <w:right w:val="nil"/>
-            </w:tcBorders>
-            <w:tcMar>
-              <w:left w:w="28" w:type="dxa"/>
-              <w:right w:w="28" w:type="dxa"/>
-            </w:tcMar>
-          </w:tcPr>
-          <w:p>
-            <w:pPr>
-              <w:snapToGrid w:val="0"/>
-              <w:spacing w:line="300" w:lineRule="exact"/>
-              <w:ind w:rightChars="11" w:right="26"/>
-              <w:jc w:val="right"/>
-              <w:rPr>
-                <w:rFonts w:ascii="Barlow Condensed Medium" w:eastAsia="華康細黑體" w:hAnsi="Barlow Condensed Medium"/>
-                <w:w w:val="90"/>
-                <w:sz w:val="26"/>
-                <w:szCs w:val="26"/>
-              </w:rPr>
-            </w:pPr>
-            <w:r>
-              <w:rPr>
-                <w:rFonts w:ascii="Barlow Condensed Medium" w:eastAsia="華康細黑體" w:hAnsi="Barlow Condensed Medium" w:hint="eastAsia"/>
-                <w:w w:val="90"/>
-                <w:sz w:val="26"/>
-                <w:szCs w:val="26"/>
-              </w:rPr>
-              <w:t>5.</w:t>
-            </w:r>
-          </w:p>
-        </w:tc>
-        <w:tc>
-          <w:tcPr>
-            <w:tcW w:w="5622" w:type="dxa"/>
-            <w:tcBorders>
-              <w:top w:val="nil"/>
-              <w:left w:val="nil"/>
-              <w:bottom w:val="nil"/>
-              <w:right w:val="nil"/>
-            </w:tcBorders>
-            <w:tcMar>
-              <w:left w:w="28" w:type="dxa"/>
-              <w:right w:w="28" w:type="dxa"/>
-            </w:tcMar>
-          </w:tcPr>
-          <w:p>
-            <w:pPr>
-              <w:kinsoku w:val="0"/>
-              <w:snapToGrid w:val="0"/>
-              <w:spacing w:line="300" w:lineRule="exact"/>
-              <w:jc w:val="both"/>
-              <w:rPr>
-                <w:rFonts w:ascii="Barlow Condensed Medium" w:eastAsia="標楷體" w:hAnsi="Barlow Condensed Medium" w:cs="Segoe UI Symbol"/>
-                <w:w w:val="90"/>
-                <w:sz w:val="26"/>
-                <w:szCs w:val="26"/>
-              </w:rPr>
-            </w:pPr>
-            <w:r>
-              <w:rPr>
-                <w:rFonts w:ascii="Segoe UI Symbol" w:eastAsia="標楷體" w:hAnsi="Segoe UI Symbol" w:cs="Segoe UI Symbol"/>
-                <w:w w:val="90"/>
-                <w:sz w:val="26"/>
-                <w:szCs w:val="26"/>
-              </w:rPr>
-              <w:t>★</w:t>
-            </w:r>
-            <w:r>
-              <w:rPr>
-                <w:rFonts w:ascii="Barlow Condensed Medium" w:eastAsia="標楷體" w:hAnsi="Barlow Condensed Medium" w:cs="Segoe UI Symbol" w:hint="eastAsia"/>
-                <w:w w:val="90"/>
-                <w:sz w:val="26"/>
-                <w:szCs w:val="26"/>
-              </w:rPr>
-              <w:t>台北中會第</w:t>
-            </w:r>
-            <w:r>
-              <w:rPr>
-                <w:rFonts w:ascii="Barlow Condensed Medium" w:eastAsia="標楷體" w:hAnsi="Barlow Condensed Medium" w:cs="Segoe UI Symbol" w:hint="eastAsia"/>
-                <w:w w:val="90"/>
-                <w:sz w:val="26"/>
-                <w:szCs w:val="26"/>
-              </w:rPr>
-              <w:t>75</w:t>
-            </w:r>
-            <w:r>
-              <w:rPr>
-                <w:rFonts w:ascii="Barlow Condensed Medium" w:eastAsia="標楷體" w:hAnsi="Barlow Condensed Medium" w:cs="Segoe UI Symbol" w:hint="eastAsia"/>
-                <w:w w:val="90"/>
-                <w:sz w:val="26"/>
-                <w:szCs w:val="26"/>
-              </w:rPr>
-              <w:t>屆第</w:t>
-            </w:r>
-            <w:r>
-              <w:rPr>
-                <w:rFonts w:ascii="Barlow Condensed Medium" w:eastAsia="標楷體" w:hAnsi="Barlow Condensed Medium" w:cs="Segoe UI Symbol" w:hint="eastAsia"/>
-                <w:w w:val="90"/>
-                <w:sz w:val="26"/>
-                <w:szCs w:val="26"/>
-              </w:rPr>
-              <w:t>2</w:t>
-            </w:r>
-            <w:r>
-              <w:rPr>
-                <w:rFonts w:ascii="Barlow Condensed Medium" w:eastAsia="標楷體" w:hAnsi="Barlow Condensed Medium" w:cs="Segoe UI Symbol" w:hint="eastAsia"/>
-                <w:w w:val="90"/>
-                <w:sz w:val="26"/>
-                <w:szCs w:val="26"/>
-              </w:rPr>
-              <w:t>次議會將於</w:t>
-            </w:r>
-            <w:r>
-              <w:rPr>
-                <w:rFonts w:ascii="Barlow Condensed Medium" w:eastAsia="標楷體" w:hAnsi="Barlow Condensed Medium" w:cs="Segoe UI Symbol" w:hint="eastAsia"/>
-                <w:w w:val="90"/>
-                <w:sz w:val="26"/>
-                <w:szCs w:val="26"/>
-              </w:rPr>
-              <w:t>6/16(</w:t>
-            </w:r>
-            <w:r>
-              <w:rPr>
-                <w:rFonts w:ascii="Barlow Condensed Medium" w:eastAsia="標楷體" w:hAnsi="Barlow Condensed Medium" w:cs="Segoe UI Symbol" w:hint="eastAsia"/>
-                <w:w w:val="90"/>
-                <w:sz w:val="26"/>
-                <w:szCs w:val="26"/>
-              </w:rPr>
-              <w:t>二</w:t>
-            </w:r>
-            <w:r>
-              <w:rPr>
-                <w:rFonts w:ascii="Barlow Condensed Medium" w:eastAsia="標楷體" w:hAnsi="Barlow Condensed Medium" w:cs="Segoe UI Symbol" w:hint="eastAsia"/>
-                <w:w w:val="90"/>
-                <w:sz w:val="26"/>
-                <w:szCs w:val="26"/>
-              </w:rPr>
-              <w:t>)</w:t>
-            </w:r>
-            <w:r>
-              <w:rPr>
-                <w:rFonts w:ascii="Barlow Condensed Medium" w:eastAsia="標楷體" w:hAnsi="Barlow Condensed Medium" w:cs="Segoe UI Symbol" w:hint="eastAsia"/>
-                <w:w w:val="90"/>
-                <w:sz w:val="26"/>
-                <w:szCs w:val="26"/>
-              </w:rPr>
-              <w:t>上午</w:t>
-            </w:r>
-            <w:r>
-              <w:rPr>
-                <w:rFonts w:ascii="Barlow Condensed Medium" w:eastAsia="標楷體" w:hAnsi="Barlow Condensed Medium" w:cs="Segoe UI Symbol" w:hint="eastAsia"/>
-                <w:w w:val="90"/>
-                <w:sz w:val="26"/>
-                <w:szCs w:val="26"/>
-              </w:rPr>
-              <w:t>9:00</w:t>
-            </w:r>
-            <w:r>
-              <w:rPr>
-                <w:rFonts w:ascii="Barlow Condensed Medium" w:eastAsia="標楷體" w:hAnsi="Barlow Condensed Medium" w:cs="Segoe UI Symbol" w:hint="eastAsia"/>
-                <w:w w:val="90"/>
-                <w:sz w:val="26"/>
-                <w:szCs w:val="26"/>
-              </w:rPr>
-              <w:t>在大稻埕教會召開</w:t>
-            </w:r>
-            <w:r>
-              <w:rPr>
-                <w:rFonts w:ascii="Barlow Condensed Medium" w:eastAsia="標楷體" w:hAnsi="Barlow Condensed Medium" w:cs="Segoe UI Symbol" w:hint="eastAsia"/>
-                <w:noProof/>
-                <w:w w:val="90"/>
-                <w:sz w:val="26"/>
-                <w:szCs w:val="26"/>
-                <w:lang w:bidi="he-IL"/>
-              </w:rPr>
-              <w:t>。</w:t>
-            </w:r>
-            <w:r>
-              <w:rPr>
-                <w:rFonts w:ascii="Barlow Condensed Medium" w:eastAsia="標楷體" w:hAnsi="Barlow Condensed Medium" w:cs="Segoe UI Symbol" w:hint="eastAsia"/>
-                <w:w w:val="90"/>
-                <w:sz w:val="26"/>
-                <w:szCs w:val="26"/>
-              </w:rPr>
-              <w:t>上午</w:t>
-            </w:r>
-            <w:r>
-              <w:rPr>
-                <w:rFonts w:ascii="Barlow Condensed Medium" w:eastAsia="標楷體" w:hAnsi="Barlow Condensed Medium" w:cs="Segoe UI Symbol" w:hint="eastAsia"/>
-                <w:noProof/>
-                <w:w w:val="90"/>
-                <w:sz w:val="26"/>
-                <w:szCs w:val="26"/>
-                <w:lang w:bidi="he-IL"/>
-              </w:rPr>
-              <w:t>9:00</w:t>
-            </w:r>
-            <w:r>
-              <w:rPr>
-                <w:rFonts w:ascii="Barlow Condensed Medium" w:eastAsia="標楷體" w:hAnsi="Barlow Condensed Medium" w:cs="Segoe UI Symbol" w:hint="eastAsia"/>
-                <w:noProof/>
-                <w:w w:val="90"/>
-                <w:sz w:val="26"/>
-                <w:szCs w:val="26"/>
-                <w:lang w:bidi="he-IL"/>
-              </w:rPr>
-              <w:t>有張碩恩牧師就任台北中會第三任總幹事授職感恩禮拜。</w:t>
-            </w:r>
           </w:p>
         </w:tc>
       </w:tr>
@@ -1888,7 +1588,7 @@
                 <w:sz w:val="26"/>
                 <w:szCs w:val="26"/>
               </w:rPr>
-              <w:t>(6/14)</w:t>
+              <w:t>(6/</w:t>
             </w:r>
             <w:r>
               <w:rPr>
@@ -1897,7 +1597,52 @@
                 <w:sz w:val="26"/>
                 <w:szCs w:val="26"/>
               </w:rPr>
-              <w:t>為聖餐主日，請會眾預備心出席</w:t>
+              <w:t>21</w:t>
+            </w:r>
+            <w:r>
+              <w:rPr>
+                <w:rFonts w:ascii="Barlow Condensed Medium" w:eastAsia="標楷體" w:hAnsi="Barlow Condensed Medium" w:cs="Segoe UI Symbol" w:hint="eastAsia"/>
+                <w:w w:val="90"/>
+                <w:sz w:val="26"/>
+                <w:szCs w:val="26"/>
+              </w:rPr>
+              <w:t>)</w:t>
+            </w:r>
+            <w:r>
+              <w:rPr>
+                <w:rFonts w:ascii="Barlow Condensed Medium" w:eastAsia="標楷體" w:hAnsi="Barlow Condensed Medium" w:cs="Segoe UI Symbol" w:hint="eastAsia"/>
+                <w:w w:val="90"/>
+                <w:sz w:val="26"/>
+                <w:szCs w:val="26"/>
+              </w:rPr>
+              <w:t>為</w:t>
+            </w:r>
+            <w:r>
+              <w:rPr>
+                <w:rFonts w:ascii="Barlow Condensed Medium" w:eastAsia="標楷體" w:hAnsi="Barlow Condensed Medium" w:cs="Segoe UI Symbol" w:hint="eastAsia"/>
+                <w:w w:val="90"/>
+                <w:sz w:val="26"/>
+                <w:szCs w:val="26"/>
+              </w:rPr>
+              <w:t>總會事工奉獻主日</w:t>
+            </w:r>
+            <w:r>
+              <w:rPr>
+                <w:rFonts w:ascii="Barlow Condensed Medium" w:eastAsia="標楷體" w:hAnsi="Barlow Condensed Medium" w:cs="Segoe UI Symbol" w:hint="eastAsia"/>
+                <w:w w:val="90"/>
+                <w:sz w:val="26"/>
+                <w:szCs w:val="26"/>
+              </w:rPr>
+              <w:t>，請會眾</w:t>
+            </w:r>
+            <w:r>
+              <w:rPr>
+                <w:rFonts w:ascii="Barlow Condensed Medium" w:eastAsia="標楷體" w:hAnsi="Barlow Condensed Medium" w:cs="Segoe UI Symbol" w:hint="eastAsia"/>
+                <w:w w:val="90"/>
+                <w:sz w:val="26"/>
+                <w:szCs w:val="26"/>
+              </w:rPr>
+              <w:t>代禱和奉獻</w:t>
             </w:r>
             <w:r>
               <w:rPr>
@@ -1975,34 +1720,7 @@
                 <w:sz w:val="26"/>
                 <w:szCs w:val="26"/>
               </w:rPr>
-              <w:t>本</w:t>
-            </w:r>
-            <w:r>
-              <w:rPr>
-                <w:rFonts w:ascii="Barlow Condensed Medium" w:eastAsia="標楷體" w:hAnsi="Barlow Condensed Medium" w:cs="Segoe UI Symbol" w:hint="eastAsia"/>
-                <w:w w:val="90"/>
-                <w:sz w:val="26"/>
-                <w:szCs w:val="26"/>
-              </w:rPr>
-              <w:t>主日下午</w:t>
-            </w:r>
-            <w:r>
-              <w:rPr>
-                <w:rFonts w:ascii="Barlow Condensed Medium" w:eastAsia="標楷體" w:hAnsi="Barlow Condensed Medium" w:cs="Segoe UI Symbol" w:hint="eastAsia"/>
-                <w:w w:val="90"/>
-                <w:sz w:val="26"/>
-                <w:szCs w:val="26"/>
-              </w:rPr>
-              <w:t>3</w:t>
-            </w:r>
-            <w:r>
-              <w:rPr>
-                <w:rFonts w:ascii="Barlow Condensed Medium" w:eastAsia="標楷體" w:hAnsi="Barlow Condensed Medium" w:cs="Segoe UI Symbol" w:hint="eastAsia"/>
-                <w:w w:val="90"/>
-                <w:sz w:val="26"/>
-                <w:szCs w:val="26"/>
-              </w:rPr>
-              <w:t>時在禮拜堂教室召開定期長執會和小會，請長執撥冗出席</w:t>
+              <w:t>小會決議要參加母會</w:t>
             </w:r>
             <w:r>
               <w:rPr>
@@ -2013,74 +1731,7 @@
                 <w:szCs w:val="26"/>
                 <w:lang w:bidi="he-IL"/>
               </w:rPr>
-              <w:t>。</w:t>
-            </w:r>
-          </w:p>
-        </w:tc>
-      </w:tr>
-      <w:tr>
-        <w:tc>
-          <w:tcPr>
-            <w:tcW w:w="280" w:type="dxa"/>
-          </w:tcPr>
-          <w:p>
-            <w:pPr>
-              <w:snapToGrid w:val="0"/>
-              <w:spacing w:line="300" w:lineRule="exact"/>
-              <w:ind w:rightChars="11" w:right="26"/>
-              <w:jc w:val="right"/>
-              <w:rPr>
-                <w:rFonts w:ascii="Barlow Condensed Medium" w:eastAsia="華康細黑體" w:hAnsi="Barlow Condensed Medium"/>
-                <w:w w:val="90"/>
-                <w:sz w:val="26"/>
-                <w:szCs w:val="26"/>
-              </w:rPr>
-            </w:pPr>
-            <w:r>
-              <w:rPr>
-                <w:rFonts w:ascii="Barlow Condensed Medium" w:eastAsia="華康細黑體" w:hAnsi="Barlow Condensed Medium" w:hint="eastAsia"/>
-                <w:w w:val="90"/>
-                <w:sz w:val="26"/>
-                <w:szCs w:val="26"/>
-              </w:rPr>
-              <w:t>3.</w:t>
-            </w:r>
-          </w:p>
-        </w:tc>
-        <w:tc>
-          <w:tcPr>
-            <w:tcW w:w="5641" w:type="dxa"/>
-          </w:tcPr>
-          <w:p>
-            <w:pPr>
-              <w:kinsoku w:val="0"/>
-              <w:snapToGrid w:val="0"/>
-              <w:spacing w:line="300" w:lineRule="exact"/>
-              <w:jc w:val="both"/>
-              <w:rPr>
-                <w:rFonts w:ascii="Barlow Condensed Medium" w:eastAsia="標楷體" w:hAnsi="Barlow Condensed Medium" w:cs="Segoe UI Symbol"/>
-                <w:w w:val="90"/>
-                <w:sz w:val="26"/>
-                <w:szCs w:val="26"/>
-              </w:rPr>
-            </w:pPr>
-            <w:r>
-              <w:rPr>
-                <w:rFonts w:ascii="Segoe UI Symbol" w:eastAsia="標楷體" w:hAnsi="Segoe UI Symbol" w:cs="Segoe UI Symbol"/>
-                <w:w w:val="90"/>
-                <w:sz w:val="26"/>
-                <w:szCs w:val="26"/>
-              </w:rPr>
-              <w:t>★</w:t>
-            </w:r>
-            <w:r>
-              <w:rPr>
-                <w:rFonts w:ascii="Barlow Condensed Medium" w:eastAsia="標楷體" w:hAnsi="Barlow Condensed Medium" w:cs="Segoe UI Symbol" w:hint="eastAsia"/>
-                <w:w w:val="90"/>
-                <w:sz w:val="26"/>
-                <w:szCs w:val="26"/>
-              </w:rPr>
-              <w:t>小會決議要參加母會</w:t>
+              <w:t>艋舺教會設教</w:t>
             </w:r>
             <w:r>
               <w:rPr>
@@ -2091,7 +1742,7 @@
                 <w:szCs w:val="26"/>
                 <w:lang w:bidi="he-IL"/>
               </w:rPr>
-              <w:t>艋舺教會設教</w:t>
+              <w:t>150</w:t>
             </w:r>
             <w:r>
               <w:rPr>
@@ -2102,7 +1753,7 @@
                 <w:szCs w:val="26"/>
                 <w:lang w:bidi="he-IL"/>
               </w:rPr>
-              <w:t>150</w:t>
+              <w:t>週年於</w:t>
             </w:r>
             <w:r>
               <w:rPr>
@@ -2113,7 +1764,7 @@
                 <w:szCs w:val="26"/>
                 <w:lang w:bidi="he-IL"/>
               </w:rPr>
-              <w:t>週年於</w:t>
+              <w:t>9/20</w:t>
             </w:r>
             <w:r>
               <w:rPr>
@@ -2124,103 +1775,7 @@
                 <w:szCs w:val="26"/>
                 <w:lang w:bidi="he-IL"/>
               </w:rPr>
-              <w:t>9/20</w:t>
-            </w:r>
-            <w:r>
-              <w:rPr>
-                <w:rFonts w:ascii="Barlow Condensed Medium" w:eastAsia="標楷體" w:hAnsi="Barlow Condensed Medium" w:cs="Segoe UI Symbol" w:hint="eastAsia"/>
-                <w:noProof/>
-                <w:w w:val="90"/>
-                <w:sz w:val="26"/>
-                <w:szCs w:val="26"/>
-                <w:lang w:bidi="he-IL"/>
-              </w:rPr>
-              <w:t>在中原大學舉行的野外禮拜，當日本會禮拜暫停，請於招待桌報名。</w:t>
-            </w:r>
-          </w:p>
-        </w:tc>
-      </w:tr>
-      <w:tr>
-        <w:tc>
-          <w:tcPr>
-            <w:tcW w:w="280" w:type="dxa"/>
-          </w:tcPr>
-          <w:p>
-            <w:pPr>
-              <w:snapToGrid w:val="0"/>
-              <w:spacing w:line="300" w:lineRule="exact"/>
-              <w:ind w:rightChars="11" w:right="26"/>
-              <w:jc w:val="right"/>
-              <w:rPr>
-                <w:rFonts w:ascii="Barlow Condensed Medium" w:eastAsia="華康細黑體" w:hAnsi="Barlow Condensed Medium"/>
-                <w:w w:val="90"/>
-                <w:sz w:val="26"/>
-                <w:szCs w:val="26"/>
-              </w:rPr>
-            </w:pPr>
-            <w:r>
-              <w:rPr>
-                <w:rFonts w:ascii="Barlow Condensed Medium" w:eastAsia="華康細黑體" w:hAnsi="Barlow Condensed Medium" w:hint="eastAsia"/>
-                <w:w w:val="90"/>
-                <w:sz w:val="26"/>
-                <w:szCs w:val="26"/>
-              </w:rPr>
-              <w:t>4.</w:t>
-            </w:r>
-          </w:p>
-        </w:tc>
-        <w:tc>
-          <w:tcPr>
-            <w:tcW w:w="5641" w:type="dxa"/>
-          </w:tcPr>
-          <w:p>
-            <w:pPr>
-              <w:kinsoku w:val="0"/>
-              <w:snapToGrid w:val="0"/>
-              <w:spacing w:line="300" w:lineRule="exact"/>
-              <w:jc w:val="both"/>
-              <w:rPr>
-                <w:rFonts w:ascii="Barlow Condensed Medium" w:eastAsia="標楷體" w:hAnsi="Barlow Condensed Medium" w:cs="Segoe UI Symbol"/>
-                <w:w w:val="90"/>
-                <w:sz w:val="26"/>
-                <w:szCs w:val="26"/>
-              </w:rPr>
-            </w:pPr>
-            <w:r>
-              <w:rPr>
-                <w:rFonts w:ascii="Segoe UI Symbol" w:eastAsia="標楷體" w:hAnsi="Segoe UI Symbol" w:cs="Segoe UI Symbol"/>
-                <w:w w:val="90"/>
-                <w:sz w:val="26"/>
-                <w:szCs w:val="26"/>
-              </w:rPr>
-              <w:t>★</w:t>
-            </w:r>
-            <w:r>
-              <w:rPr>
-                <w:rFonts w:ascii="Barlow Condensed Medium" w:eastAsia="標楷體" w:hAnsi="Barlow Condensed Medium" w:cs="Segoe UI Symbol" w:hint="eastAsia"/>
-                <w:w w:val="90"/>
-                <w:sz w:val="26"/>
-                <w:szCs w:val="26"/>
-              </w:rPr>
-              <w:t>下主日</w:t>
-            </w:r>
-            <w:r>
-              <w:rPr>
-                <w:rFonts w:ascii="Barlow Condensed Medium" w:eastAsia="標楷體" w:hAnsi="Barlow Condensed Medium" w:cs="Segoe UI Symbol" w:hint="eastAsia"/>
-                <w:w w:val="90"/>
-                <w:sz w:val="26"/>
-                <w:szCs w:val="26"/>
-              </w:rPr>
-              <w:t>(6/21)</w:t>
-            </w:r>
-            <w:r>
-              <w:rPr>
-                <w:rFonts w:ascii="Barlow Condensed Medium" w:eastAsia="標楷體" w:hAnsi="Barlow Condensed Medium" w:cs="Segoe UI Symbol" w:hint="eastAsia"/>
-                <w:w w:val="90"/>
-                <w:sz w:val="26"/>
-                <w:szCs w:val="26"/>
-              </w:rPr>
-              <w:t>為總會事工奉獻主日</w:t>
+              <w:t>在中原大學舉行的野外禮拜，當日本會禮拜暫停，請於招待桌報名</w:t>
             </w:r>
             <w:r>
               <w:rPr>
@@ -3884,6 +3439,7 @@
       <w:r>
         <w:rPr>
           <w:noProof/>
+          <w:lang w:bidi="he-IL"/>
         </w:rPr>
         <mc:AlternateContent>
           <mc:Choice Requires="wpg">
@@ -4045,7 +3601,7 @@
           </mc:Choice>
           <mc:Fallback>
             <w:pict>
-              <v:group w14:anchorId="789743EB" id="群組 21" o:spid="_x0000_s1026" style="position:absolute;margin-left:538.15pt;margin-top:28.9pt;width:134.65pt;height:261.65pt;z-index:251664384;mso-position-horizontal-relative:page;mso-position-vertical-relative:page;mso-width-relative:margin;mso-height-relative:margin" coordsize="17094,33223" o:gfxdata="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">
+              <v:group w14:anchorId="789743EB" id="群組 21" o:spid="_x0000_s1026" style="position:absolute;margin-left:538.15pt;margin-top:28.9pt;width:134.65pt;height:261.65pt;z-index:251664384;mso-position-horizontal-relative:page;mso-position-vertical-relative:page;mso-width-relative:margin;mso-height-relative:margin" coordsize="17094,33223" o:gfxdata="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">
                 <v:shapetype id="_x0000_t75" coordsize="21600,21600" o:spt="75" o:preferrelative="t" path="m@4@5l@4@11@9@11@9@5xe" filled="f" stroked="f">
                   <v:stroke joinstyle="miter"/>
                   <v:formulas>
@@ -4065,10 +3621,11 @@
                   <v:path o:extrusionok="f" gradientshapeok="t" o:connecttype="rect"/>
                   <o:lock v:ext="edit" aspectratio="t"/>
                 </v:shapetype>
-                <v:shape id="圖片 18" o:spid="_x0000_s1027" type="#_x0000_t75" style="position:absolute;left:-8065;top:8065;width:33223;height:17094;rotation:90;visibility:visible;mso-wrap-style:square" o:gfxdata="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">
+                <v:shape id="圖片 18" o:spid="_x0000_s1027" type="#_x0000_t75" style="position:absolute;left:-8065;top:8065;width:33223;height:17094;rotation:90;visibility:visible;mso-wrap-style:square" o:gfxdata="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">
                   <v:imagedata r:id="rId9" o:title=""/>
+                  <v:path arrowok="t"/>
                 </v:shape>
-                <v:roundrect id="圓角矩形 7" o:spid="_x0000_s1028" style="position:absolute;left:1666;top:2875;width:14086;height:28296;visibility:visible;mso-wrap-style:square;v-text-anchor:top" arcsize="3131f" o:gfxdata="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" filled="f" stroked="f" strokeweight="2.5pt">
+                <v:roundrect id="圓角矩形 7" o:spid="_x0000_s1028" style="position:absolute;left:1666;top:2875;width:14086;height:28296;visibility:visible;mso-wrap-style:square;v-text-anchor:top" arcsize="3131f" o:gfxdata="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" filled="f" stroked="f" strokeweight="2.5pt">
                   <v:stroke joinstyle="miter"/>
                   <v:textbox style="layout-flow:vertical-ideographic" inset="1mm,1mm,1mm,1mm">
                     <w:txbxContent>
@@ -4128,6 +3685,7 @@
       <w:r>
         <w:rPr>
           <w:noProof/>
+          <w:lang w:bidi="he-IL"/>
         </w:rPr>
         <w:drawing>
           <wp:anchor distT="0" distB="0" distL="114300" distR="114300" simplePos="0" relativeHeight="251660288" behindDoc="0" locked="0" layoutInCell="1" allowOverlap="1" wp14:anchorId="0030E694" wp14:editId="49420790">
@@ -4188,6 +3746,7 @@
       <w:r>
         <w:rPr>
           <w:noProof/>
+          <w:lang w:bidi="he-IL"/>
         </w:rPr>
         <w:drawing>
           <wp:anchor distT="0" distB="0" distL="114300" distR="114300" simplePos="0" relativeHeight="251656192" behindDoc="0" locked="0" layoutInCell="1" allowOverlap="1" wp14:anchorId="7EAAEB92" wp14:editId="352781AB">
@@ -4268,6 +3827,7 @@
       <w:r>
         <w:rPr>
           <w:noProof/>
+          <w:lang w:bidi="he-IL"/>
         </w:rPr>
         <mc:AlternateContent>
           <mc:Choice Requires="wpg">
@@ -6072,12 +5632,12 @@
           </mc:Choice>
           <mc:Fallback>
             <w:pict>
-              <v:group w14:anchorId="5DF93223" id="群組 24" o:spid="_x0000_s1029" style="position:absolute;margin-left:533.85pt;margin-top:298.55pt;width:140.3pt;height:259.35pt;z-index:251662336;mso-position-horizontal-relative:page;mso-position-vertical-relative:page;mso-width-relative:margin;mso-height-relative:margin" coordsize="17818,32941" o:gfxdata="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">
+              <v:group w14:anchorId="5DF93223" id="群組 24" o:spid="_x0000_s1029" style="position:absolute;margin-left:533.85pt;margin-top:298.55pt;width:140.3pt;height:259.35pt;z-index:251662336;mso-position-horizontal-relative:page;mso-position-vertical-relative:page;mso-width-relative:margin;mso-height-relative:margin" coordsize="17818,32941" o:gfxdata="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">
                 <v:shapetype id="_x0000_t202" coordsize="21600,21600" o:spt="202" path="m,l,21600r21600,l21600,xe">
                   <v:stroke joinstyle="miter"/>
                   <v:path gradientshapeok="t" o:connecttype="rect"/>
                 </v:shapetype>
-                <v:shape id="_x0000_s1030" type="#_x0000_t202" style="position:absolute;left:351;top:293;width:17279;height:32590;visibility:visible;mso-wrap-style:square;v-text-anchor:top" o:gfxdata="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" stroked="f">
+                <v:shape id="_x0000_s1030" type="#_x0000_t202" style="position:absolute;left:351;top:293;width:17279;height:32590;visibility:visible;mso-wrap-style:square;v-text-anchor:top" o:gfxdata="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" stroked="f">
                   <v:textbox inset="0,0,0,0">
                     <w:txbxContent>
                       <w:p>
@@ -7767,7 +7327,7 @@
                     </w:txbxContent>
                   </v:textbox>
                 </v:shape>
-                <v:roundrect id="圓角矩形 5" o:spid="_x0000_s1031" style="position:absolute;width:17818;height:32941;visibility:visible;mso-wrap-style:square;v-text-anchor:middle" arcsize="2169f" o:gfxdata="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" filled="f" strokecolor="#5a5a5a [2109]" strokeweight="2.5pt">
+                <v:roundrect id="圓角矩形 5" o:spid="_x0000_s1031" style="position:absolute;width:17818;height:32941;visibility:visible;mso-wrap-style:square;v-text-anchor:middle" arcsize="2169f" o:gfxdata="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" filled="f" strokecolor="#5a5a5a [2109]" strokeweight="2.5pt">
                   <v:stroke joinstyle="miter"/>
                 </v:roundrect>
                 <w10:wrap anchorx="page" anchory="page"/>
@@ -7824,6 +7384,7 @@
         <w:rPr>
           <w:rFonts w:ascii="Barlow Condensed Medium" w:hAnsi="Barlow Condensed Medium"/>
           <w:noProof/>
+          <w:lang w:bidi="he-IL"/>
         </w:rPr>
         <mc:AlternateContent>
           <mc:Choice Requires="wpg">
@@ -8795,8 +8356,8 @@
           </mc:Choice>
           <mc:Fallback>
             <w:pict>
-              <v:group w14:anchorId="0AB0FEB2" id="群組 19" o:spid="_x0000_s1032" style="position:absolute;left:0;text-align:left;margin-left:534.4pt;margin-top:567.3pt;width:140.6pt;height:130.1pt;z-index:251652096;mso-position-horizontal-relative:page;mso-position-vertical-relative:page;mso-width-relative:margin;mso-height-relative:margin" coordorigin="108" coordsize="17868,16510" o:gfxdata="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">
-                <v:shape id="_x0000_s1033" type="#_x0000_t202" style="position:absolute;left:317;top:444;width:17634;height:15621;visibility:visible;mso-wrap-style:square;v-text-anchor:top" o:gfxdata="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" stroked="f">
+              <v:group w14:anchorId="0AB0FEB2" id="群組 19" o:spid="_x0000_s1032" style="position:absolute;left:0;text-align:left;margin-left:534.4pt;margin-top:567.3pt;width:140.6pt;height:130.1pt;z-index:251652096;mso-position-horizontal-relative:page;mso-position-vertical-relative:page;mso-width-relative:margin;mso-height-relative:margin" coordorigin="108" coordsize="17868,16510" o:gfxdata="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">
+                <v:shape id="_x0000_s1033" type="#_x0000_t202" style="position:absolute;left:317;top:444;width:17634;height:15621;visibility:visible;mso-wrap-style:square;v-text-anchor:top" o:gfxdata="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" stroked="f">
                   <v:textbox inset="0,0,0,0">
                     <w:txbxContent>
                       <w:p>
@@ -9653,7 +9214,7 @@
                     </w:txbxContent>
                   </v:textbox>
                 </v:shape>
-                <v:roundrect id="圓角矩形 25" o:spid="_x0000_s1034" style="position:absolute;left:108;width:17869;height:16510;visibility:visible;mso-wrap-style:square;v-text-anchor:middle" arcsize="4542f" o:gfxdata="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" filled="f" strokecolor="#5a5a5a [2109]" strokeweight="2.5pt">
+                <v:roundrect id="圓角矩形 25" o:spid="_x0000_s1034" style="position:absolute;left:108;width:17869;height:16510;visibility:visible;mso-wrap-style:square;v-text-anchor:middle" arcsize="4542f" o:gfxdata="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" filled="f" strokecolor="#5a5a5a [2109]" strokeweight="2.5pt">
                   <v:stroke joinstyle="miter"/>
                 </v:roundrect>
                 <w10:wrap anchorx="page" anchory="page"/>
@@ -9700,6 +9261,7 @@
         <w:rPr>
           <w:rFonts w:ascii="Barlow Condensed Medium" w:hAnsi="Barlow Condensed Medium"/>
           <w:noProof/>
+          <w:lang w:bidi="he-IL"/>
         </w:rPr>
         <mc:AlternateContent>
           <mc:Choice Requires="wps">
@@ -9821,7 +9383,7 @@
           </mc:Choice>
           <mc:Fallback>
             <w:pict>
-              <v:shape w14:anchorId="76BD7DFF" id="文字方塊 2" o:spid="_x0000_s1035" type="#_x0000_t202" style="position:absolute;margin-left:31.4pt;margin-top:-54.1pt;width:109.8pt;height:110.6pt;z-index:251667456;visibility:visible;mso-wrap-style:square;mso-width-percent:0;mso-height-percent:200;mso-wrap-distance-left:9pt;mso-wrap-distance-top:3.6pt;mso-wrap-distance-right:9pt;mso-wrap-distance-bottom:3.6pt;mso-position-horizontal:absolute;mso-position-horizontal-relative:text;mso-position-vertical:absolute;mso-position-vertical-relative:text;mso-width-percent:0;mso-height-percent:200;mso-width-relative:margin;mso-height-relative:margin;v-text-anchor:top" o:gfxdata="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" filled="f" stroked="f">
+              <v:shape w14:anchorId="76BD7DFF" id="文字方塊 2" o:spid="_x0000_s1035" type="#_x0000_t202" style="position:absolute;margin-left:31.4pt;margin-top:-54.1pt;width:109.8pt;height:110.6pt;z-index:251667456;visibility:visible;mso-wrap-style:square;mso-width-percent:0;mso-height-percent:200;mso-wrap-distance-left:9pt;mso-wrap-distance-top:3.6pt;mso-wrap-distance-right:9pt;mso-wrap-distance-bottom:3.6pt;mso-position-horizontal:absolute;mso-position-horizontal-relative:text;mso-position-vertical:absolute;mso-position-vertical-relative:text;mso-width-percent:0;mso-height-percent:200;mso-width-relative:margin;mso-height-relative:margin;v-text-anchor:top" o:gfxdata="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" filled="f" stroked="f">
                 <v:textbox style="mso-fit-shape-to-text:t" inset="1mm,1mm,1mm,1mm">
                   <w:txbxContent>
                     <w:p>
@@ -9922,6 +9484,7 @@
         <w:rPr>
           <w:rFonts w:ascii="Barlow Condensed Medium" w:hAnsi="Barlow Condensed Medium"/>
           <w:noProof/>
+          <w:lang w:bidi="he-IL"/>
         </w:rPr>
         <mc:AlternateContent>
           <mc:Choice Requires="wps">
@@ -10020,7 +9583,7 @@
           </mc:Choice>
           <mc:Fallback>
             <w:pict>
-              <v:roundrect w14:anchorId="4775AEF3" id="圓角矩形 12" o:spid="_x0000_s1036" style="position:absolute;margin-left:-.9pt;margin-top:16.35pt;width:49.3pt;height:15.45pt;z-index:251648000;visibility:visible;mso-wrap-style:square;mso-width-percent:0;mso-height-percent:0;mso-wrap-distance-left:9pt;mso-wrap-distance-top:0;mso-wrap-distance-right:9pt;mso-wrap-distance-bottom:0;mso-position-horizontal:absolute;mso-position-horizontal-relative:text;mso-position-vertical:absolute;mso-position-vertical-relative:text;mso-width-percent:0;mso-height-percent:0;mso-width-relative:margin;mso-height-relative:margin;v-text-anchor:middle" arcsize="10923f" o:gfxdata="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" fillcolor="#5a5a5a [2109]" stroked="f" strokeweight="1pt">
+              <v:roundrect w14:anchorId="4775AEF3" id="圓角矩形 12" o:spid="_x0000_s1036" style="position:absolute;margin-left:-.9pt;margin-top:16.35pt;width:49.3pt;height:15.45pt;z-index:251648000;visibility:visible;mso-wrap-style:square;mso-width-percent:0;mso-height-percent:0;mso-wrap-distance-left:9pt;mso-wrap-distance-top:0;mso-wrap-distance-right:9pt;mso-wrap-distance-bottom:0;mso-position-horizontal:absolute;mso-position-horizontal-relative:text;mso-position-vertical:absolute;mso-position-vertical-relative:text;mso-width-percent:0;mso-height-percent:0;mso-width-relative:margin;mso-height-relative:margin;v-text-anchor:middle" arcsize="10923f" o:gfxdata="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" fillcolor="#5a5a5a [2109]" stroked="f" strokeweight="1pt">
                 <v:stroke joinstyle="miter"/>
                 <v:textbox inset=".5mm,0,.5mm,0">
                   <w:txbxContent>
@@ -10062,6 +9625,7 @@
         <w:rPr>
           <w:rFonts w:ascii="Barlow Condensed Medium" w:hAnsi="Barlow Condensed Medium"/>
           <w:noProof/>
+          <w:lang w:bidi="he-IL"/>
         </w:rPr>
         <mc:AlternateContent>
           <mc:Choice Requires="wps">
@@ -10160,7 +9724,7 @@
           </mc:Choice>
           <mc:Fallback>
             <w:pict>
-              <v:roundrect w14:anchorId="196DC3BF" id="圓角矩形 14" o:spid="_x0000_s1037" style="position:absolute;margin-left:-1.25pt;margin-top:16.7pt;width:83.6pt;height:15.3pt;z-index:251649024;visibility:visible;mso-wrap-style:square;mso-width-percent:0;mso-height-percent:0;mso-wrap-distance-left:9pt;mso-wrap-distance-top:0;mso-wrap-distance-right:9pt;mso-wrap-distance-bottom:0;mso-position-horizontal:absolute;mso-position-horizontal-relative:text;mso-position-vertical:absolute;mso-position-vertical-relative:text;mso-width-percent:0;mso-height-percent:0;mso-width-relative:margin;mso-height-relative:margin;v-text-anchor:middle" arcsize="10923f" o:gfxdata="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" fillcolor="#5a5a5a [2109]" stroked="f" strokeweight="1pt">
+              <v:roundrect w14:anchorId="196DC3BF" id="圓角矩形 14" o:spid="_x0000_s1037" style="position:absolute;margin-left:-1.25pt;margin-top:16.7pt;width:83.6pt;height:15.3pt;z-index:251649024;visibility:visible;mso-wrap-style:square;mso-width-percent:0;mso-height-percent:0;mso-wrap-distance-left:9pt;mso-wrap-distance-top:0;mso-wrap-distance-right:9pt;mso-wrap-distance-bottom:0;mso-position-horizontal:absolute;mso-position-horizontal-relative:text;mso-position-vertical:absolute;mso-position-vertical-relative:text;mso-width-percent:0;mso-height-percent:0;mso-width-relative:margin;mso-height-relative:margin;v-text-anchor:middle" arcsize="10923f" o:gfxdata="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" fillcolor="#5a5a5a [2109]" stroked="f" strokeweight="1pt">
                 <v:stroke joinstyle="miter"/>
                 <v:textbox inset=".5mm,0,.5mm,0">
                   <w:txbxContent>
@@ -10258,6 +9822,7 @@
         <w:rPr>
           <w:rFonts w:ascii="Barlow Condensed Medium" w:hAnsi="Barlow Condensed Medium"/>
           <w:noProof/>
+          <w:lang w:bidi="he-IL"/>
         </w:rPr>
         <mc:AlternateContent>
           <mc:Choice Requires="wps">
@@ -10356,7 +9921,7 @@
           </mc:Choice>
           <mc:Fallback>
             <w:pict>
-              <v:roundrect w14:anchorId="1A4DC044" id="圓角矩形 9" o:spid="_x0000_s1038" style="position:absolute;margin-left:-.6pt;margin-top:16.6pt;width:30.35pt;height:15.3pt;z-index:251650048;visibility:visible;mso-wrap-style:square;mso-width-percent:0;mso-height-percent:0;mso-wrap-distance-left:9pt;mso-wrap-distance-top:0;mso-wrap-distance-right:9pt;mso-wrap-distance-bottom:0;mso-position-horizontal:absolute;mso-position-horizontal-relative:text;mso-position-vertical:absolute;mso-position-vertical-relative:text;mso-width-percent:0;mso-height-percent:0;mso-width-relative:margin;mso-height-relative:margin;v-text-anchor:middle" arcsize="10923f" o:gfxdata="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" fillcolor="#5a5a5a [2109]" stroked="f" strokeweight="1pt">
+              <v:roundrect w14:anchorId="1A4DC044" id="圓角矩形 9" o:spid="_x0000_s1038" style="position:absolute;margin-left:-.6pt;margin-top:16.6pt;width:30.35pt;height:15.3pt;z-index:251650048;visibility:visible;mso-wrap-style:square;mso-width-percent:0;mso-height-percent:0;mso-wrap-distance-left:9pt;mso-wrap-distance-top:0;mso-wrap-distance-right:9pt;mso-wrap-distance-bottom:0;mso-position-horizontal:absolute;mso-position-horizontal-relative:text;mso-position-vertical:absolute;mso-position-vertical-relative:text;mso-width-percent:0;mso-height-percent:0;mso-width-relative:margin;mso-height-relative:margin;v-text-anchor:middle" arcsize="10923f" o:gfxdata="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" fillcolor="#5a5a5a [2109]" stroked="f" strokeweight="1pt">
                 <v:stroke joinstyle="miter"/>
                 <v:textbox inset=".5mm,0,.5mm,0">
                   <w:txbxContent>
@@ -10454,6 +10019,7 @@
         <w:rPr>
           <w:rFonts w:ascii="Barlow Condensed Medium" w:hAnsi="Barlow Condensed Medium"/>
           <w:noProof/>
+          <w:lang w:bidi="he-IL"/>
         </w:rPr>
         <w:drawing>
           <wp:anchor distT="0" distB="0" distL="114300" distR="114300" simplePos="0" relativeHeight="251655168" behindDoc="1" locked="0" layoutInCell="1" allowOverlap="1" wp14:anchorId="2AA2D55C" wp14:editId="4BA447FF">
@@ -10522,6 +10088,7 @@
         <w:rPr>
           <w:rFonts w:ascii="Barlow Condensed Medium" w:hAnsi="Barlow Condensed Medium"/>
           <w:noProof/>
+          <w:lang w:bidi="he-IL"/>
         </w:rPr>
         <mc:AlternateContent>
           <mc:Choice Requires="wps">
@@ -10620,7 +10187,7 @@
           </mc:Choice>
           <mc:Fallback>
             <w:pict>
-              <v:roundrect w14:anchorId="03BFD3A3" id="圓角矩形 13" o:spid="_x0000_s1039" style="position:absolute;margin-left:-.4pt;margin-top:16.65pt;width:49.3pt;height:15.3pt;z-index:251651072;visibility:visible;mso-wrap-style:square;mso-width-percent:0;mso-height-percent:0;mso-wrap-distance-left:9pt;mso-wrap-distance-top:0;mso-wrap-distance-right:9pt;mso-wrap-distance-bottom:0;mso-position-horizontal:absolute;mso-position-horizontal-relative:text;mso-position-vertical:absolute;mso-position-vertical-relative:text;mso-width-percent:0;mso-height-percent:0;mso-width-relative:margin;mso-height-relative:margin;v-text-anchor:middle" arcsize="10923f" o:gfxdata="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" fillcolor="#5a5a5a [2109]" stroked="f" strokeweight="1pt">
+              <v:roundrect w14:anchorId="03BFD3A3" id="圓角矩形 13" o:spid="_x0000_s1039" style="position:absolute;margin-left:-.4pt;margin-top:16.65pt;width:49.3pt;height:15.3pt;z-index:251651072;visibility:visible;mso-wrap-style:square;mso-width-percent:0;mso-height-percent:0;mso-wrap-distance-left:9pt;mso-wrap-distance-top:0;mso-wrap-distance-right:9pt;mso-wrap-distance-bottom:0;mso-position-horizontal:absolute;mso-position-horizontal-relative:text;mso-position-vertical:absolute;mso-position-vertical-relative:text;mso-width-percent:0;mso-height-percent:0;mso-width-relative:margin;mso-height-relative:margin;v-text-anchor:middle" arcsize="10923f" o:gfxdata="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" fillcolor="#5a5a5a [2109]" stroked="f" strokeweight="1pt">
                 <v:stroke joinstyle="miter"/>
                 <v:textbox inset=".5mm,0,.5mm,0">
                   <w:txbxContent>
@@ -10756,6 +10323,7 @@
           <w:rFonts w:ascii="Barlow Condensed Medium" w:eastAsia="華康儷中黑" w:hAnsi="Barlow Condensed Medium"/>
           <w:noProof/>
           <w:w w:val="80"/>
+          <w:lang w:bidi="he-IL"/>
         </w:rPr>
         <mc:AlternateContent>
           <mc:Choice Requires="wps">
@@ -10856,7 +10424,7 @@
           </mc:Choice>
           <mc:Fallback>
             <w:pict>
-              <v:shape w14:anchorId="77C1E33A" id="_x0000_s1040" type="#_x0000_t202" style="position:absolute;margin-left:107.25pt;margin-top:6.2pt;width:125.55pt;height:16.3pt;z-index:251666432;visibility:visible;mso-wrap-style:square;mso-width-percent:0;mso-height-percent:0;mso-wrap-distance-left:9pt;mso-wrap-distance-top:3.6pt;mso-wrap-distance-right:9pt;mso-wrap-distance-bottom:3.6pt;mso-position-horizontal:absolute;mso-position-horizontal-relative:text;mso-position-vertical:absolute;mso-position-vertical-relative:text;mso-width-percent:0;mso-height-percent:0;mso-width-relative:margin;mso-height-relative:margin;v-text-anchor:top" o:gfxdata="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" filled="f" stroked="f">
+              <v:shape w14:anchorId="77C1E33A" id="_x0000_s1040" type="#_x0000_t202" style="position:absolute;margin-left:107.25pt;margin-top:6.2pt;width:125.55pt;height:16.3pt;z-index:251666432;visibility:visible;mso-wrap-style:square;mso-width-percent:0;mso-height-percent:0;mso-wrap-distance-left:9pt;mso-wrap-distance-top:3.6pt;mso-wrap-distance-right:9pt;mso-wrap-distance-bottom:3.6pt;mso-position-horizontal:absolute;mso-position-horizontal-relative:text;mso-position-vertical:absolute;mso-position-vertical-relative:text;mso-width-percent:0;mso-height-percent:0;mso-width-relative:margin;mso-height-relative:margin;v-text-anchor:top" o:gfxdata="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" filled="f" stroked="f">
                 <v:textbox inset="0,0,0,0">
                   <w:txbxContent>
                     <w:p>
@@ -11713,6 +11281,7 @@
                 <w:color w:val="000000" w:themeColor="text1"/>
                 <w:sz w:val="18"/>
                 <w:szCs w:val="18"/>
+                <w:lang w:bidi="he-IL"/>
               </w:rPr>
               <mc:AlternateContent>
                 <mc:Choice Requires="wps">
@@ -11812,7 +11381,7 @@
                 </mc:Choice>
                 <mc:Fallback>
                   <w:pict>
-                    <v:rect w14:anchorId="343BC9BA" id="矩形 8" o:spid="_x0000_s1041" style="position:absolute;left:0;text-align:left;margin-left:-.7pt;margin-top:2.7pt;width:18.75pt;height:92.3pt;z-index:251663360;visibility:visible;mso-wrap-style:square;mso-width-percent:0;mso-height-percent:0;mso-wrap-distance-left:9pt;mso-wrap-distance-top:0;mso-wrap-distance-right:9pt;mso-wrap-distance-bottom:0;mso-position-horizontal:absolute;mso-position-horizontal-relative:text;mso-position-vertical:absolute;mso-position-vertical-relative:text;mso-width-percent:0;mso-height-percent:0;mso-width-relative:margin;mso-height-relative:margin;v-text-anchor:middle" o:gfxdata="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" fillcolor="#5a5a5a [2109]" stroked="f" strokeweight="1pt">
+                    <v:rect w14:anchorId="343BC9BA" id="矩形 8" o:spid="_x0000_s1041" style="position:absolute;left:0;text-align:left;margin-left:-.7pt;margin-top:2.7pt;width:18.75pt;height:92.3pt;z-index:251663360;visibility:visible;mso-wrap-style:square;mso-width-percent:0;mso-height-percent:0;mso-wrap-distance-left:9pt;mso-wrap-distance-top:0;mso-wrap-distance-right:9pt;mso-wrap-distance-bottom:0;mso-position-horizontal:absolute;mso-position-horizontal-relative:text;mso-position-vertical:absolute;mso-position-vertical-relative:text;mso-width-percent:0;mso-height-percent:0;mso-width-relative:margin;mso-height-relative:margin;v-text-anchor:middle" o:gfxdata="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" fillcolor="#5a5a5a [2109]" stroked="f" strokeweight="1pt">
                       <v:textbox style="layout-flow:vertical-ideographic" inset="1mm,1mm,1mm,1mm">
                         <w:txbxContent>
                           <w:p>
@@ -12775,6 +12344,7 @@
                 <w:color w:val="000000" w:themeColor="text1"/>
                 <w:sz w:val="18"/>
                 <w:szCs w:val="18"/>
+                <w:lang w:bidi="he-IL"/>
               </w:rPr>
               <mc:AlternateContent>
                 <mc:Choice Requires="wps">
@@ -12874,7 +12444,7 @@
                 </mc:Choice>
                 <mc:Fallback>
                   <w:pict>
-                    <v:rect w14:anchorId="363672F5" id="矩形 10" o:spid="_x0000_s1042" style="position:absolute;left:0;text-align:left;margin-left:-.7pt;margin-top:12.9pt;width:19.25pt;height:42.9pt;z-index:251659264;visibility:visible;mso-wrap-style:square;mso-width-percent:0;mso-height-percent:0;mso-wrap-distance-left:9pt;mso-wrap-distance-top:0;mso-wrap-distance-right:9pt;mso-wrap-distance-bottom:0;mso-position-horizontal:absolute;mso-position-horizontal-relative:text;mso-position-vertical:absolute;mso-position-vertical-relative:text;mso-width-percent:0;mso-height-percent:0;mso-width-relative:margin;mso-height-relative:margin;v-text-anchor:middle" o:gfxdata="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" fillcolor="#5a5a5a [2109]" stroked="f" strokeweight="1pt">
+                    <v:rect w14:anchorId="363672F5" id="矩形 10" o:spid="_x0000_s1042" style="position:absolute;left:0;text-align:left;margin-left:-.7pt;margin-top:12.9pt;width:19.25pt;height:42.9pt;z-index:251659264;visibility:visible;mso-wrap-style:square;mso-width-percent:0;mso-height-percent:0;mso-wrap-distance-left:9pt;mso-wrap-distance-top:0;mso-wrap-distance-right:9pt;mso-wrap-distance-bottom:0;mso-position-horizontal:absolute;mso-position-horizontal-relative:text;mso-position-vertical:absolute;mso-position-vertical-relative:text;mso-width-percent:0;mso-height-percent:0;mso-width-relative:margin;mso-height-relative:margin;v-text-anchor:middle" o:gfxdata="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" fillcolor="#5a5a5a [2109]" stroked="f" strokeweight="1pt">
                       <v:textbox style="layout-flow:vertical-ideographic" inset="1mm,1mm,1mm,1mm">
                         <w:txbxContent>
                           <w:p>
@@ -13601,6 +13171,7 @@
                 <w:color w:val="000000" w:themeColor="text1"/>
                 <w:sz w:val="18"/>
                 <w:szCs w:val="18"/>
+                <w:lang w:bidi="he-IL"/>
               </w:rPr>
               <mc:AlternateContent>
                 <mc:Choice Requires="wps">
@@ -13708,7 +13279,7 @@
                 </mc:Choice>
                 <mc:Fallback>
                   <w:pict>
-                    <v:rect w14:anchorId="4D37C684" id="矩形 11" o:spid="_x0000_s1043" style="position:absolute;left:0;text-align:left;margin-left:-.7pt;margin-top:1.65pt;width:19.25pt;height:111.25pt;z-index:251657216;visibility:visible;mso-wrap-style:square;mso-width-percent:0;mso-height-percent:0;mso-wrap-distance-left:9pt;mso-wrap-distance-top:0;mso-wrap-distance-right:9pt;mso-wrap-distance-bottom:0;mso-position-horizontal:absolute;mso-position-horizontal-relative:text;mso-position-vertical:absolute;mso-position-vertical-relative:text;mso-width-percent:0;mso-height-percent:0;mso-width-relative:margin;mso-height-relative:margin;v-text-anchor:middle" o:gfxdata="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" fillcolor="#5a5a5a [2109]" stroked="f" strokeweight="1pt">
+                    <v:rect w14:anchorId="4D37C684" id="矩形 11" o:spid="_x0000_s1043" style="position:absolute;left:0;text-align:left;margin-left:-.7pt;margin-top:1.65pt;width:19.25pt;height:111.25pt;z-index:251657216;visibility:visible;mso-wrap-style:square;mso-width-percent:0;mso-height-percent:0;mso-wrap-distance-left:9pt;mso-wrap-distance-top:0;mso-wrap-distance-right:9pt;mso-wrap-distance-bottom:0;mso-position-horizontal:absolute;mso-position-horizontal-relative:text;mso-position-vertical:absolute;mso-position-vertical-relative:text;mso-width-percent:0;mso-height-percent:0;mso-width-relative:margin;mso-height-relative:margin;v-text-anchor:middle" o:gfxdata="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" fillcolor="#5a5a5a [2109]" stroked="f" strokeweight="1pt">
                       <v:textbox style="layout-flow:vertical-ideographic" inset="1mm,1mm,1mm,1mm">
                         <w:txbxContent>
                           <w:p>
@@ -15402,6 +14973,7 @@
         <w:rPr>
           <w:rFonts w:ascii="Bahnschrift SemiBold Condensed" w:eastAsia="華康細黑體" w:hAnsi="Bahnschrift SemiBold Condensed"/>
           <w:noProof/>
+          <w:lang w:bidi="he-IL"/>
         </w:rPr>
         <mc:AlternateContent>
           <mc:Choice Requires="wps">
@@ -15464,7 +15036,7 @@
           </mc:Choice>
           <mc:Fallback>
             <w:pict>
-              <v:line w14:anchorId="152B5F02" id="直線接點 2" o:spid="_x0000_s1026" style="position:absolute;z-index:251654144;visibility:visible;mso-wrap-style:square;mso-height-percent:0;mso-wrap-distance-left:9pt;mso-wrap-distance-top:0;mso-wrap-distance-right:9pt;mso-wrap-distance-bottom:0;mso-position-horizontal:absolute;mso-position-horizontal-relative:page;mso-position-vertical:absolute;mso-position-vertical-relative:page;mso-height-percent:0;mso-height-relative:margin" from="687.75pt,19.85pt" to="687.75pt,709.8pt" o:gfxdata="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" strokecolor="black [3213]" strokeweight=".5pt">
+              <v:line w14:anchorId="5BCC02C7" id="直線接點 2" o:spid="_x0000_s1026" style="position:absolute;z-index:251654144;visibility:visible;mso-wrap-style:square;mso-height-percent:0;mso-wrap-distance-left:9pt;mso-wrap-distance-top:0;mso-wrap-distance-right:9pt;mso-wrap-distance-bottom:0;mso-position-horizontal:absolute;mso-position-horizontal-relative:page;mso-position-vertical:absolute;mso-position-vertical-relative:page;mso-height-percent:0;mso-height-relative:margin" from="687.75pt,19.85pt" to="687.75pt,709.8pt" o:gfxdata="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" strokecolor="black [3213]" strokeweight=".5pt">
                 <v:stroke dashstyle="3 1" joinstyle="miter"/>
                 <w10:wrap anchorx="page" anchory="page"/>
               </v:line>
@@ -16461,7 +16033,7 @@
                 <w:rFonts w:ascii="Barlow Condensed Medium" w:eastAsia="標楷體" w:hAnsi="Barlow Condensed Medium" w:cstheme="minorHAnsi" w:hint="eastAsia"/>
                 <w:w w:val="80"/>
               </w:rPr>
-              <w:t>11</w:t>
+              <w:t>--</w:t>
             </w:r>
           </w:p>
         </w:tc>
@@ -16764,7 +16336,7 @@
                 <w:rFonts w:ascii="Barlow Condensed Medium" w:eastAsia="標楷體" w:hAnsi="Barlow Condensed Medium" w:cstheme="minorHAnsi" w:hint="eastAsia"/>
                 <w:w w:val="80"/>
               </w:rPr>
-              <w:t>73</w:t>
+              <w:t>70</w:t>
             </w:r>
           </w:p>
         </w:tc>
@@ -17315,6 +16887,13 @@
                 <w:w w:val="80"/>
               </w:rPr>
             </w:pPr>
+            <w:r>
+              <w:rPr>
+                <w:rFonts w:ascii="Barlow Condensed Medium" w:eastAsia="標楷體" w:hAnsi="Barlow Condensed Medium" w:cstheme="minorHAnsi" w:hint="eastAsia"/>
+                <w:w w:val="80"/>
+              </w:rPr>
+              <w:t>7</w:t>
+            </w:r>
           </w:p>
         </w:tc>
         <w:tc>
@@ -17595,7 +17174,7 @@
                 <w:rFonts w:ascii="Barlow Condensed Medium" w:eastAsia="標楷體" w:hAnsi="Barlow Condensed Medium" w:cstheme="minorHAnsi" w:hint="eastAsia"/>
                 <w:w w:val="80"/>
               </w:rPr>
-              <w:t>12</w:t>
+              <w:t>--</w:t>
             </w:r>
           </w:p>
         </w:tc>
@@ -17873,7 +17452,7 @@
                 <w:rFonts w:ascii="Barlow Condensed Medium" w:eastAsia="標楷體" w:hAnsi="Barlow Condensed Medium" w:cstheme="minorHAnsi" w:hint="eastAsia"/>
                 <w:w w:val="80"/>
               </w:rPr>
-              <w:t>19</w:t>
+              <w:t>18</w:t>
             </w:r>
           </w:p>
         </w:tc>
@@ -18144,7 +17723,7 @@
                 <w:rFonts w:ascii="Barlow Condensed Medium" w:eastAsia="標楷體" w:hAnsi="Barlow Condensed Medium" w:cstheme="minorHAnsi" w:hint="eastAsia"/>
                 <w:w w:val="80"/>
               </w:rPr>
-              <w:t>18</w:t>
+              <w:t>17</w:t>
             </w:r>
           </w:p>
         </w:tc>
@@ -18607,7 +18186,7 @@
                 <w:rFonts w:ascii="Barlow Condensed Medium" w:eastAsia="標楷體" w:hAnsi="Barlow Condensed Medium" w:cstheme="minorHAnsi" w:hint="eastAsia"/>
                 <w:w w:val="80"/>
               </w:rPr>
-              <w:t>5</w:t>
+              <w:t>4</w:t>
             </w:r>
           </w:p>
         </w:tc>
@@ -18913,7 +18492,7 @@
                 <w:rFonts w:ascii="Barlow Condensed Medium" w:eastAsia="標楷體" w:hAnsi="Barlow Condensed Medium" w:cstheme="minorHAnsi" w:hint="eastAsia"/>
                 <w:w w:val="80"/>
               </w:rPr>
-              <w:t>6</w:t>
+              <w:t>4</w:t>
             </w:r>
           </w:p>
         </w:tc>
@@ -19191,13 +18770,6 @@
                 <w:w w:val="80"/>
               </w:rPr>
             </w:pPr>
-            <w:r>
-              <w:rPr>
-                <w:rFonts w:ascii="Barlow Condensed Medium" w:eastAsia="標楷體" w:hAnsi="Barlow Condensed Medium" w:cstheme="minorHAnsi" w:hint="eastAsia"/>
-                <w:w w:val="80"/>
-              </w:rPr>
-              <w:t>5</w:t>
-            </w:r>
           </w:p>
         </w:tc>
         <w:tc>
@@ -19752,7 +19324,7 @@
                 <w:rFonts w:ascii="Barlow Condensed Medium" w:eastAsia="標楷體" w:hAnsi="Barlow Condensed Medium" w:cstheme="minorHAnsi" w:hint="eastAsia"/>
                 <w:w w:val="80"/>
               </w:rPr>
-              <w:t>13</w:t>
+              <w:t>--</w:t>
             </w:r>
           </w:p>
         </w:tc>
@@ -20034,7 +19606,7 @@
                 <w:rFonts w:ascii="Barlow Condensed Medium" w:eastAsia="標楷體" w:hAnsi="Barlow Condensed Medium" w:cstheme="minorHAnsi" w:hint="eastAsia"/>
                 <w:w w:val="80"/>
               </w:rPr>
-              <w:t>--</w:t>
+              <w:t>4</w:t>
             </w:r>
           </w:p>
         </w:tc>
@@ -20613,7 +20185,7 @@
                 <w:rFonts w:ascii="Barlow Condensed Medium" w:eastAsia="標楷體" w:hAnsi="Barlow Condensed Medium" w:cstheme="minorHAnsi" w:hint="eastAsia"/>
                 <w:w w:val="80"/>
               </w:rPr>
-              <w:t>10</w:t>
+              <w:t>3</w:t>
             </w:r>
           </w:p>
         </w:tc>
@@ -23342,8 +22914,9 @@
                 <w:w w:val="125"/>
                 <w:sz w:val="20"/>
                 <w:szCs w:val="20"/>
-              </w:rPr>
-              <w:t>代下</w:t>
+                <w:lang w:val="en-NZ"/>
+              </w:rPr>
+              <w:t>林前</w:t>
             </w:r>
             <w:r>
               <w:rPr>
@@ -23353,8 +22926,9 @@
                 <w:w w:val="125"/>
                 <w:sz w:val="20"/>
                 <w:szCs w:val="20"/>
-              </w:rPr>
-              <w:t>34:14-33(31)</w:t>
+                <w:lang w:val="en-NZ"/>
+              </w:rPr>
+              <w:t>7:1-35(35)</w:t>
             </w:r>
           </w:p>
         </w:tc>
@@ -23538,8 +23112,9 @@
                 <w:w w:val="125"/>
                 <w:sz w:val="20"/>
                 <w:szCs w:val="20"/>
-              </w:rPr>
-              <w:t>35*(18)</w:t>
+                <w:lang w:val="en-NZ"/>
+              </w:rPr>
+              <w:t>7:36-9:12(8:9)</w:t>
             </w:r>
           </w:p>
         </w:tc>
@@ -23714,8 +23289,9 @@
                 <w:w w:val="125"/>
                 <w:sz w:val="20"/>
                 <w:szCs w:val="20"/>
-              </w:rPr>
-              <w:t>36*(15-16)</w:t>
+                <w:lang w:val="en-NZ"/>
+              </w:rPr>
+              <w:t>9:13-10:13(9:22-23)</w:t>
             </w:r>
           </w:p>
         </w:tc>
@@ -23890,9 +23466,175 @@
                 <w:w w:val="125"/>
                 <w:sz w:val="20"/>
                 <w:szCs w:val="20"/>
-              </w:rPr>
-              <w:t>林前</w:t>
-            </w:r>
+                <w:lang w:val="en-NZ"/>
+              </w:rPr>
+              <w:t>10:14-11:16(10:24)</w:t>
+            </w:r>
+          </w:p>
+        </w:tc>
+      </w:tr>
+      <w:tr>
+        <w:tc>
+          <w:tcPr>
+            <w:tcW w:w="911" w:type="dxa"/>
+            <w:tcBorders>
+              <w:top w:val="single" w:sz="4" w:space="0" w:color="auto"/>
+              <w:bottom w:val="single" w:sz="4" w:space="0" w:color="auto"/>
+              <w:right w:val="single" w:sz="4" w:space="0" w:color="auto"/>
+            </w:tcBorders>
+            <w:tcMar>
+              <w:left w:w="57" w:type="dxa"/>
+              <w:right w:w="57" w:type="dxa"/>
+            </w:tcMar>
+          </w:tcPr>
+          <w:p>
+            <w:pPr>
+              <w:snapToGrid w:val="0"/>
+              <w:rPr>
+                <w:rFonts w:ascii="Barlow Condensed Medium" w:eastAsia="華康儷中黑" w:hAnsi="Barlow Condensed Medium" w:cstheme="minorHAnsi"/>
+                <w:w w:val="125"/>
+                <w:sz w:val="20"/>
+                <w:szCs w:val="20"/>
+              </w:rPr>
+            </w:pPr>
+            <w:r>
+              <w:rPr>
+                <w:rFonts w:ascii="Barlow Condensed Medium" w:eastAsia="華康儷中黑" w:hAnsi="Barlow Condensed Medium" w:cstheme="minorHAnsi"/>
+                <w:w w:val="125"/>
+                <w:sz w:val="20"/>
+                <w:szCs w:val="20"/>
+              </w:rPr>
+              <w:t>四</w:t>
+            </w:r>
+            <w:r>
+              <w:rPr>
+                <w:rFonts w:ascii="Barlow Condensed Medium" w:eastAsia="華康儷中黑" w:hAnsi="Barlow Condensed Medium" w:cstheme="minorHAnsi"/>
+                <w:w w:val="125"/>
+                <w:sz w:val="20"/>
+                <w:szCs w:val="20"/>
+              </w:rPr>
+              <w:fldChar w:fldCharType="begin"/>
+            </w:r>
+            <w:r>
+              <w:rPr>
+                <w:rFonts w:ascii="Barlow Condensed Medium" w:eastAsia="華康儷中黑" w:hAnsi="Barlow Condensed Medium" w:cstheme="minorHAnsi"/>
+                <w:w w:val="125"/>
+                <w:sz w:val="20"/>
+                <w:szCs w:val="20"/>
+              </w:rPr>
+              <w:instrText xml:space="preserve"> =IF(pub_day+4&gt;this_mon_days, IF(pub_mon=12, 1, pub_mon+1), pub_mon) \* MERGEFORMAT </w:instrText>
+            </w:r>
+            <w:r>
+              <w:rPr>
+                <w:rFonts w:ascii="Barlow Condensed Medium" w:eastAsia="華康儷中黑" w:hAnsi="Barlow Condensed Medium" w:cstheme="minorHAnsi"/>
+                <w:w w:val="125"/>
+                <w:sz w:val="20"/>
+                <w:szCs w:val="20"/>
+              </w:rPr>
+              <w:fldChar w:fldCharType="separate"/>
+            </w:r>
+            <w:r>
+              <w:rPr>
+                <w:rFonts w:ascii="Barlow Condensed Medium" w:eastAsia="華康儷中黑" w:hAnsi="Barlow Condensed Medium" w:cstheme="minorHAnsi"/>
+                <w:noProof/>
+                <w:w w:val="125"/>
+                <w:sz w:val="20"/>
+                <w:szCs w:val="20"/>
+              </w:rPr>
+              <w:t>6</w:t>
+            </w:r>
+            <w:r>
+              <w:rPr>
+                <w:rFonts w:ascii="Barlow Condensed Medium" w:eastAsia="華康儷中黑" w:hAnsi="Barlow Condensed Medium" w:cstheme="minorHAnsi"/>
+                <w:w w:val="125"/>
+                <w:sz w:val="20"/>
+                <w:szCs w:val="20"/>
+              </w:rPr>
+              <w:fldChar w:fldCharType="end"/>
+            </w:r>
+            <w:r>
+              <w:rPr>
+                <w:rFonts w:ascii="Barlow Condensed Medium" w:eastAsia="華康儷中黑" w:hAnsi="Barlow Condensed Medium" w:cstheme="minorHAnsi"/>
+                <w:w w:val="125"/>
+                <w:sz w:val="20"/>
+                <w:szCs w:val="20"/>
+              </w:rPr>
+              <w:t>/</w:t>
+            </w:r>
+            <w:r>
+              <w:rPr>
+                <w:rFonts w:ascii="Barlow Condensed Medium" w:eastAsia="華康儷中黑" w:hAnsi="Barlow Condensed Medium" w:cstheme="minorHAnsi"/>
+                <w:w w:val="125"/>
+                <w:sz w:val="20"/>
+                <w:szCs w:val="20"/>
+              </w:rPr>
+              <w:fldChar w:fldCharType="begin"/>
+            </w:r>
+            <w:r>
+              <w:rPr>
+                <w:rFonts w:ascii="Barlow Condensed Medium" w:eastAsia="華康儷中黑" w:hAnsi="Barlow Condensed Medium" w:cstheme="minorHAnsi"/>
+                <w:w w:val="125"/>
+                <w:sz w:val="20"/>
+                <w:szCs w:val="20"/>
+              </w:rPr>
+              <w:instrText xml:space="preserve"> =IF(pub_day+4&gt;this_mon_days, -this_mon_days, 0)+pub_day+4 \* MERGEFORMAT </w:instrText>
+            </w:r>
+            <w:r>
+              <w:rPr>
+                <w:rFonts w:ascii="Barlow Condensed Medium" w:eastAsia="華康儷中黑" w:hAnsi="Barlow Condensed Medium" w:cstheme="minorHAnsi"/>
+                <w:w w:val="125"/>
+                <w:sz w:val="20"/>
+                <w:szCs w:val="20"/>
+              </w:rPr>
+              <w:fldChar w:fldCharType="separate"/>
+            </w:r>
+            <w:r>
+              <w:rPr>
+                <w:rFonts w:ascii="Barlow Condensed Medium" w:eastAsia="華康儷中黑" w:hAnsi="Barlow Condensed Medium" w:cstheme="minorHAnsi"/>
+                <w:noProof/>
+                <w:w w:val="125"/>
+                <w:sz w:val="20"/>
+                <w:szCs w:val="20"/>
+              </w:rPr>
+              <w:t>25</w:t>
+            </w:r>
+            <w:r>
+              <w:rPr>
+                <w:rFonts w:ascii="Barlow Condensed Medium" w:eastAsia="華康儷中黑" w:hAnsi="Barlow Condensed Medium" w:cstheme="minorHAnsi"/>
+                <w:w w:val="125"/>
+                <w:sz w:val="20"/>
+                <w:szCs w:val="20"/>
+              </w:rPr>
+              <w:fldChar w:fldCharType="end"/>
+            </w:r>
+          </w:p>
+        </w:tc>
+        <w:tc>
+          <w:tcPr>
+            <w:tcW w:w="1904" w:type="dxa"/>
+            <w:tcBorders>
+              <w:top w:val="single" w:sz="4" w:space="0" w:color="auto"/>
+              <w:left w:val="single" w:sz="4" w:space="0" w:color="auto"/>
+              <w:bottom w:val="single" w:sz="4" w:space="0" w:color="auto"/>
+            </w:tcBorders>
+            <w:tcMar>
+              <w:left w:w="28" w:type="dxa"/>
+              <w:right w:w="28" w:type="dxa"/>
+            </w:tcMar>
+            <w:vAlign w:val="center"/>
+          </w:tcPr>
+          <w:p>
+            <w:pPr>
+              <w:snapToGrid w:val="0"/>
+              <w:rPr>
+                <w:rFonts w:ascii="Yanone Kaffeesatz Regular" w:eastAsia="華康儷中黑" w:hAnsi="Yanone Kaffeesatz Regular"/>
+                <w:b/>
+                <w:bCs/>
+                <w:w w:val="125"/>
+                <w:sz w:val="20"/>
+                <w:szCs w:val="20"/>
+              </w:rPr>
+            </w:pPr>
             <w:r>
               <w:rPr>
                 <w:rFonts w:ascii="Yanone Kaffeesatz Regular" w:eastAsia="華康儷中黑" w:hAnsi="Yanone Kaffeesatz Regular" w:cs="DaunPenh"/>
@@ -23901,8 +23643,9 @@
                 <w:w w:val="125"/>
                 <w:sz w:val="20"/>
                 <w:szCs w:val="20"/>
-              </w:rPr>
-              <w:t>1*(17)</w:t>
+                <w:lang w:val="en-NZ"/>
+              </w:rPr>
+              <w:t>11:17-12:11(11:7)</w:t>
             </w:r>
           </w:p>
         </w:tc>
@@ -23938,7 +23681,7 @@
                 <w:sz w:val="20"/>
                 <w:szCs w:val="20"/>
               </w:rPr>
-              <w:t>四</w:t>
+              <w:t>五</w:t>
             </w:r>
             <w:r>
               <w:rPr>
@@ -23956,7 +23699,7 @@
                 <w:sz w:val="20"/>
                 <w:szCs w:val="20"/>
               </w:rPr>
-              <w:instrText xml:space="preserve"> =IF(pub_day+4&gt;this_mon_days, IF(pub_mon=12, 1, pub_mon+1), pub_mon) \* MERGEFORMAT </w:instrText>
+              <w:instrText xml:space="preserve"> =IF(pub_day+5&gt;this_mon_days, IF(pub_mon=12, 1, pub_mon+1), pub_mon) \* MERGEFORMAT </w:instrText>
             </w:r>
             <w:r>
               <w:rPr>
@@ -24011,7 +23754,7 @@
                 <w:sz w:val="20"/>
                 <w:szCs w:val="20"/>
               </w:rPr>
-              <w:instrText xml:space="preserve"> =IF(pub_day+4&gt;this_mon_days, -this_mon_days, 0)+pub_day+4 \* MERGEFORMAT </w:instrText>
+              <w:instrText xml:space="preserve"> =IF(pub_day+5&gt;this_mon_days, -this_mon_days, 0)+pub_day+5 \* MERGEFORMAT </w:instrText>
             </w:r>
             <w:r>
               <w:rPr>
@@ -24030,7 +23773,7 @@
                 <w:sz w:val="20"/>
                 <w:szCs w:val="20"/>
               </w:rPr>
-              <w:t>25</w:t>
+              <w:t>26</w:t>
             </w:r>
             <w:r>
               <w:rPr>
@@ -24077,8 +23820,9 @@
                 <w:w w:val="125"/>
                 <w:sz w:val="20"/>
                 <w:szCs w:val="20"/>
-              </w:rPr>
-              <w:t>2*-3:17(2:13)</w:t>
+                <w:lang w:val="en-NZ"/>
+              </w:rPr>
+              <w:t>12:12-13*(12:31)</w:t>
             </w:r>
           </w:p>
         </w:tc>
@@ -24089,7 +23833,7 @@
             <w:tcW w:w="911" w:type="dxa"/>
             <w:tcBorders>
               <w:top w:val="single" w:sz="4" w:space="0" w:color="auto"/>
-              <w:bottom w:val="single" w:sz="4" w:space="0" w:color="auto"/>
+              <w:bottom w:val="single" w:sz="12" w:space="0" w:color="auto"/>
               <w:right w:val="single" w:sz="4" w:space="0" w:color="auto"/>
             </w:tcBorders>
             <w:tcMar>
@@ -24114,7 +23858,7 @@
                 <w:sz w:val="20"/>
                 <w:szCs w:val="20"/>
               </w:rPr>
-              <w:t>五</w:t>
+              <w:t>六</w:t>
             </w:r>
             <w:r>
               <w:rPr>
@@ -24132,7 +23876,7 @@
                 <w:sz w:val="20"/>
                 <w:szCs w:val="20"/>
               </w:rPr>
-              <w:instrText xml:space="preserve"> =IF(pub_day+5&gt;this_mon_days, IF(pub_mon=12, 1, pub_mon+1), pub_mon) \* MERGEFORMAT </w:instrText>
+              <w:instrText xml:space="preserve"> =IF(pub_day+6&gt;this_mon_days, IF(pub_mon=12, 1, pub_mon+1), pub_mon) \* MERGEFORMAT </w:instrText>
             </w:r>
             <w:r>
               <w:rPr>
@@ -24187,7 +23931,7 @@
                 <w:sz w:val="20"/>
                 <w:szCs w:val="20"/>
               </w:rPr>
-              <w:instrText xml:space="preserve"> =IF(pub_day+5&gt;this_mon_days, -this_mon_days, 0)+pub_day+5 \* MERGEFORMAT </w:instrText>
+              <w:instrText xml:space="preserve"> =IF(pub_day+6&gt;this_mon_days, -this_mon_days, 0)+pub_day+6 \* MERGEFORMAT </w:instrText>
             </w:r>
             <w:r>
               <w:rPr>
@@ -24206,7 +23950,7 @@
                 <w:sz w:val="20"/>
                 <w:szCs w:val="20"/>
               </w:rPr>
-              <w:t>26</w:t>
+              <w:t>27</w:t>
             </w:r>
             <w:r>
               <w:rPr>
@@ -24225,7 +23969,7 @@
             <w:tcBorders>
               <w:top w:val="single" w:sz="4" w:space="0" w:color="auto"/>
               <w:left w:val="single" w:sz="4" w:space="0" w:color="auto"/>
-              <w:bottom w:val="single" w:sz="4" w:space="0" w:color="auto"/>
+              <w:bottom w:val="single" w:sz="12" w:space="0" w:color="auto"/>
             </w:tcBorders>
             <w:tcMar>
               <w:left w:w="28" w:type="dxa"/>
@@ -24253,184 +23997,9 @@
                 <w:w w:val="125"/>
                 <w:sz w:val="20"/>
                 <w:szCs w:val="20"/>
-              </w:rPr>
-              <w:t>3:18-4*(4:1-2)</w:t>
-            </w:r>
-          </w:p>
-        </w:tc>
-      </w:tr>
-      <w:tr>
-        <w:tc>
-          <w:tcPr>
-            <w:tcW w:w="911" w:type="dxa"/>
-            <w:tcBorders>
-              <w:top w:val="single" w:sz="4" w:space="0" w:color="auto"/>
-              <w:bottom w:val="single" w:sz="12" w:space="0" w:color="auto"/>
-              <w:right w:val="single" w:sz="4" w:space="0" w:color="auto"/>
-            </w:tcBorders>
-            <w:tcMar>
-              <w:left w:w="57" w:type="dxa"/>
-              <w:right w:w="57" w:type="dxa"/>
-            </w:tcMar>
-          </w:tcPr>
-          <w:p>
-            <w:pPr>
-              <w:snapToGrid w:val="0"/>
-              <w:rPr>
-                <w:rFonts w:ascii="Barlow Condensed Medium" w:eastAsia="華康儷中黑" w:hAnsi="Barlow Condensed Medium" w:cstheme="minorHAnsi"/>
-                <w:w w:val="125"/>
-                <w:sz w:val="20"/>
-                <w:szCs w:val="20"/>
-              </w:rPr>
-            </w:pPr>
-            <w:r>
-              <w:rPr>
-                <w:rFonts w:ascii="Barlow Condensed Medium" w:eastAsia="華康儷中黑" w:hAnsi="Barlow Condensed Medium" w:cstheme="minorHAnsi"/>
-                <w:w w:val="125"/>
-                <w:sz w:val="20"/>
-                <w:szCs w:val="20"/>
-              </w:rPr>
-              <w:t>六</w:t>
-            </w:r>
-            <w:r>
-              <w:rPr>
-                <w:rFonts w:ascii="Barlow Condensed Medium" w:eastAsia="華康儷中黑" w:hAnsi="Barlow Condensed Medium" w:cstheme="minorHAnsi"/>
-                <w:w w:val="125"/>
-                <w:sz w:val="20"/>
-                <w:szCs w:val="20"/>
-              </w:rPr>
-              <w:fldChar w:fldCharType="begin"/>
-            </w:r>
-            <w:r>
-              <w:rPr>
-                <w:rFonts w:ascii="Barlow Condensed Medium" w:eastAsia="華康儷中黑" w:hAnsi="Barlow Condensed Medium" w:cstheme="minorHAnsi"/>
-                <w:w w:val="125"/>
-                <w:sz w:val="20"/>
-                <w:szCs w:val="20"/>
-              </w:rPr>
-              <w:instrText xml:space="preserve"> =IF(pub_day+6&gt;this_mon_days, IF(pub_mon=12, 1, pub_mon+1), pub_mon) \* MERGEFORMAT </w:instrText>
-            </w:r>
-            <w:r>
-              <w:rPr>
-                <w:rFonts w:ascii="Barlow Condensed Medium" w:eastAsia="華康儷中黑" w:hAnsi="Barlow Condensed Medium" w:cstheme="minorHAnsi"/>
-                <w:w w:val="125"/>
-                <w:sz w:val="20"/>
-                <w:szCs w:val="20"/>
-              </w:rPr>
-              <w:fldChar w:fldCharType="separate"/>
-            </w:r>
-            <w:r>
-              <w:rPr>
-                <w:rFonts w:ascii="Barlow Condensed Medium" w:eastAsia="華康儷中黑" w:hAnsi="Barlow Condensed Medium" w:cstheme="minorHAnsi"/>
-                <w:noProof/>
-                <w:w w:val="125"/>
-                <w:sz w:val="20"/>
-                <w:szCs w:val="20"/>
-              </w:rPr>
-              <w:t>6</w:t>
-            </w:r>
-            <w:r>
-              <w:rPr>
-                <w:rFonts w:ascii="Barlow Condensed Medium" w:eastAsia="華康儷中黑" w:hAnsi="Barlow Condensed Medium" w:cstheme="minorHAnsi"/>
-                <w:w w:val="125"/>
-                <w:sz w:val="20"/>
-                <w:szCs w:val="20"/>
-              </w:rPr>
-              <w:fldChar w:fldCharType="end"/>
-            </w:r>
-            <w:r>
-              <w:rPr>
-                <w:rFonts w:ascii="Barlow Condensed Medium" w:eastAsia="華康儷中黑" w:hAnsi="Barlow Condensed Medium" w:cstheme="minorHAnsi"/>
-                <w:w w:val="125"/>
-                <w:sz w:val="20"/>
-                <w:szCs w:val="20"/>
-              </w:rPr>
-              <w:t>/</w:t>
-            </w:r>
-            <w:r>
-              <w:rPr>
-                <w:rFonts w:ascii="Barlow Condensed Medium" w:eastAsia="華康儷中黑" w:hAnsi="Barlow Condensed Medium" w:cstheme="minorHAnsi"/>
-                <w:w w:val="125"/>
-                <w:sz w:val="20"/>
-                <w:szCs w:val="20"/>
-              </w:rPr>
-              <w:fldChar w:fldCharType="begin"/>
-            </w:r>
-            <w:r>
-              <w:rPr>
-                <w:rFonts w:ascii="Barlow Condensed Medium" w:eastAsia="華康儷中黑" w:hAnsi="Barlow Condensed Medium" w:cstheme="minorHAnsi"/>
-                <w:w w:val="125"/>
-                <w:sz w:val="20"/>
-                <w:szCs w:val="20"/>
-              </w:rPr>
-              <w:instrText xml:space="preserve"> =IF(pub_day+6&gt;this_mon_days, -this_mon_days, 0)+pub_day+6 \* MERGEFORMAT </w:instrText>
-            </w:r>
-            <w:r>
-              <w:rPr>
-                <w:rFonts w:ascii="Barlow Condensed Medium" w:eastAsia="華康儷中黑" w:hAnsi="Barlow Condensed Medium" w:cstheme="minorHAnsi"/>
-                <w:w w:val="125"/>
-                <w:sz w:val="20"/>
-                <w:szCs w:val="20"/>
-              </w:rPr>
-              <w:fldChar w:fldCharType="separate"/>
-            </w:r>
-            <w:r>
-              <w:rPr>
-                <w:rFonts w:ascii="Barlow Condensed Medium" w:eastAsia="華康儷中黑" w:hAnsi="Barlow Condensed Medium" w:cstheme="minorHAnsi"/>
-                <w:noProof/>
-                <w:w w:val="125"/>
-                <w:sz w:val="20"/>
-                <w:szCs w:val="20"/>
-              </w:rPr>
-              <w:t>27</w:t>
-            </w:r>
-            <w:r>
-              <w:rPr>
-                <w:rFonts w:ascii="Barlow Condensed Medium" w:eastAsia="華康儷中黑" w:hAnsi="Barlow Condensed Medium" w:cstheme="minorHAnsi"/>
-                <w:w w:val="125"/>
-                <w:sz w:val="20"/>
-                <w:szCs w:val="20"/>
-              </w:rPr>
-              <w:fldChar w:fldCharType="end"/>
-            </w:r>
-          </w:p>
-        </w:tc>
-        <w:tc>
-          <w:tcPr>
-            <w:tcW w:w="1904" w:type="dxa"/>
-            <w:tcBorders>
-              <w:top w:val="single" w:sz="4" w:space="0" w:color="auto"/>
-              <w:left w:val="single" w:sz="4" w:space="0" w:color="auto"/>
-              <w:bottom w:val="single" w:sz="12" w:space="0" w:color="auto"/>
-            </w:tcBorders>
-            <w:tcMar>
-              <w:left w:w="28" w:type="dxa"/>
-              <w:right w:w="28" w:type="dxa"/>
-            </w:tcMar>
-            <w:vAlign w:val="center"/>
-          </w:tcPr>
-          <w:p>
-            <w:pPr>
-              <w:snapToGrid w:val="0"/>
-              <w:rPr>
-                <w:rFonts w:ascii="Yanone Kaffeesatz Regular" w:eastAsia="華康儷中黑" w:hAnsi="Yanone Kaffeesatz Regular"/>
-                <w:b/>
-                <w:bCs/>
-                <w:w w:val="125"/>
-                <w:sz w:val="20"/>
-                <w:szCs w:val="20"/>
-              </w:rPr>
-            </w:pPr>
-            <w:r>
-              <w:rPr>
-                <w:rFonts w:ascii="Yanone Kaffeesatz Regular" w:eastAsia="華康儷中黑" w:hAnsi="Yanone Kaffeesatz Regular" w:cs="DaunPenh"/>
-                <w:b/>
-                <w:bCs/>
-                <w:w w:val="125"/>
-                <w:sz w:val="20"/>
-                <w:szCs w:val="20"/>
-              </w:rPr>
-              <w:t>5*-6*(6:20)</w:t>
+                <w:lang w:val="en-NZ"/>
+              </w:rPr>
+              <w:t>14:1-36(19)</w:t>
             </w:r>
           </w:p>
         </w:tc>
@@ -24455,6 +24024,7 @@
           <w:w w:val="60"/>
           <w:sz w:val="26"/>
           <w:szCs w:val="26"/>
+          <w:lang w:bidi="he-IL"/>
         </w:rPr>
         <w:drawing>
           <wp:anchor distT="0" distB="0" distL="114300" distR="114300" simplePos="0" relativeHeight="251653120" behindDoc="1" locked="0" layoutInCell="1" allowOverlap="1" wp14:anchorId="433B7986" wp14:editId="39AC0942">
@@ -24836,7 +24406,7 @@
           <w:sz w:val="26"/>
           <w:szCs w:val="26"/>
         </w:rPr>
-        <w:t>潔淨以色列全地</w:t>
+        <w:t>婚不婚都要合宜</w:t>
       </w:r>
       <w:r>
         <w:rPr>
@@ -24856,7 +24426,7 @@
           <w:rFonts w:ascii="華康古印體" w:eastAsia="華康古印體" w:hAnsi="Barlow Condensed Medium" w:cs="Arial"/>
           <w:b/>
           <w:bCs/>
-          <w:w w:val="70"/>
+          <w:w w:val="75"/>
           <w:sz w:val="26"/>
           <w:szCs w:val="26"/>
         </w:rPr>
@@ -24888,32 +24458,7 @@
           <w:sz w:val="26"/>
           <w:szCs w:val="26"/>
         </w:rPr>
-        <w:t>又拆毀祭壇，把木偶和雕刻的像打碎成灰，砍斷以色列遍地所有的日像，就回耶路撒冷去了。</w:t>
-      </w:r>
-    </w:p>
-    <w:p>
-      <w:pPr>
-        <w:kinsoku w:val="0"/>
-        <w:snapToGrid w:val="0"/>
-        <w:spacing w:line="300" w:lineRule="exact"/>
-        <w:rPr>
-          <w:rFonts w:ascii="華康古印體" w:eastAsia="華康古印體" w:hAnsi="Barlow Condensed Medium" w:cs="Arial"/>
-          <w:b/>
-          <w:bCs/>
-          <w:w w:val="75"/>
-          <w:sz w:val="26"/>
-          <w:szCs w:val="26"/>
-        </w:rPr>
-      </w:pPr>
-      <w:r>
-        <w:rPr>
-          <w:rFonts w:ascii="Barlow Condensed Medium" w:eastAsia="華康儷中黑" w:hAnsi="Barlow Condensed Medium" w:cs="Calibri"/>
-          <w:bCs/>
-          <w:w w:val="70"/>
-          <w:sz w:val="26"/>
-          <w:szCs w:val="26"/>
-        </w:rPr>
-        <w:t>(</w:t>
+        <w:t>我說這話是為你們的益處，不是要牢籠你們，乃是要叫你們行合宜的事，得以殷勤服事主，沒有分心的事。</w:t>
       </w:r>
       <w:r>
         <w:rPr>
@@ -24923,7 +24468,7 @@
           <w:sz w:val="26"/>
           <w:szCs w:val="26"/>
         </w:rPr>
-        <w:t>代</w:t>
+        <w:t>（</w:t>
       </w:r>
       <w:r>
         <w:rPr>
@@ -24933,7 +24478,7 @@
           <w:sz w:val="26"/>
           <w:szCs w:val="26"/>
         </w:rPr>
-        <w:t>下</w:t>
+        <w:t>林前</w:t>
       </w:r>
       <w:r>
         <w:rPr>
@@ -24943,7 +24488,7 @@
           <w:sz w:val="26"/>
           <w:szCs w:val="26"/>
         </w:rPr>
-        <w:t>34</w:t>
+        <w:t>7:</w:t>
       </w:r>
       <w:r>
         <w:rPr>
@@ -24953,17 +24498,7 @@
           <w:sz w:val="26"/>
           <w:szCs w:val="26"/>
         </w:rPr>
-        <w:t>:</w:t>
-      </w:r>
-      <w:r>
-        <w:rPr>
-          <w:rFonts w:ascii="Barlow Condensed Medium" w:eastAsia="華康儷中黑" w:hAnsi="Barlow Condensed Medium" w:cs="Calibri" w:hint="eastAsia"/>
-          <w:bCs/>
-          <w:w w:val="70"/>
-          <w:sz w:val="26"/>
-          <w:szCs w:val="26"/>
-        </w:rPr>
-        <w:t>7</w:t>
+        <w:t>35</w:t>
       </w:r>
       <w:r>
         <w:rPr>
@@ -25085,7 +24620,7 @@
                 <w:sz w:val="26"/>
                 <w:szCs w:val="26"/>
               </w:rPr>
-              <w:t>約西亞作何事堪比大衛王</w:t>
+              <w:t>婚姻制度與社會文化的關係</w:t>
             </w:r>
             <w:r>
               <w:rPr>
@@ -25157,7 +24692,7 @@
                 <w:sz w:val="26"/>
                 <w:szCs w:val="26"/>
               </w:rPr>
-              <w:t>約西亞為何能管轄以法蓮的伯特利</w:t>
+              <w:t>盟約為何是婚姻更高的價值</w:t>
             </w:r>
             <w:r>
               <w:rPr>
@@ -25229,7 +24764,7 @@
                 <w:sz w:val="26"/>
                 <w:szCs w:val="26"/>
               </w:rPr>
-              <w:t>丘壇的偶像文化如何敗壞人</w:t>
+              <w:t>獨身與單身的合宜有何不同</w:t>
             </w:r>
             <w:r>
               <w:rPr>
@@ -25310,7 +24845,7 @@
                 <w:sz w:val="26"/>
                 <w:szCs w:val="26"/>
               </w:rPr>
-              <w:t>人如何能自發性地行善</w:t>
+              <w:t>若各持己見，什麼才</w:t>
             </w:r>
             <w:r>
               <w:rPr>
@@ -25319,7 +24854,7 @@
                 <w:sz w:val="26"/>
                 <w:szCs w:val="26"/>
               </w:rPr>
-              <w:t>(</w:t>
+              <w:t>是</w:t>
             </w:r>
             <w:r>
               <w:rPr>
@@ -25328,7 +24863,7 @@
                 <w:sz w:val="26"/>
                 <w:szCs w:val="26"/>
               </w:rPr>
-              <w:t>聖潔</w:t>
+              <w:t>合宜</w:t>
             </w:r>
             <w:r>
               <w:rPr>
@@ -25337,7 +24872,7 @@
                 <w:sz w:val="26"/>
                 <w:szCs w:val="26"/>
               </w:rPr>
-              <w:t>)?</w:t>
+              <w:t>?</w:t>
             </w:r>
           </w:p>
         </w:tc>
@@ -25383,6 +24918,7 @@
         <w:rPr>
           <w:rFonts w:ascii="Barlow Condensed Medium" w:hAnsi="Barlow Condensed Medium"/>
           <w:noProof/>
+          <w:lang w:bidi="he-IL"/>
         </w:rPr>
         <mc:AlternateContent>
           <mc:Choice Requires="wps">
@@ -25448,7 +24984,7 @@
           </mc:Choice>
           <mc:Fallback>
             <w:pict>
-              <v:line w14:anchorId="162108CA" id="直線接點 6" o:spid="_x0000_s1026" style="position:absolute;z-index:251665408;visibility:visible;mso-wrap-style:square;mso-width-percent:0;mso-height-percent:0;mso-wrap-distance-left:9pt;mso-wrap-distance-top:0;mso-wrap-distance-right:9pt;mso-wrap-distance-bottom:0;mso-position-horizontal:absolute;mso-position-horizontal-relative:page;mso-position-vertical:absolute;mso-position-vertical-relative:page;mso-width-percent:0;mso-height-percent:0;mso-width-relative:margin;mso-height-relative:margin" from="343.9pt,19.85pt" to="345.05pt,710.95pt" o:gfxdata="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" strokecolor="black [3213]" strokeweight=".5pt">
+              <v:line w14:anchorId="6E5A7D0C" id="直線接點 6" o:spid="_x0000_s1026" style="position:absolute;z-index:251665408;visibility:visible;mso-wrap-style:square;mso-width-percent:0;mso-height-percent:0;mso-wrap-distance-left:9pt;mso-wrap-distance-top:0;mso-wrap-distance-right:9pt;mso-wrap-distance-bottom:0;mso-position-horizontal:absolute;mso-position-horizontal-relative:page;mso-position-vertical:absolute;mso-position-vertical-relative:page;mso-width-percent:0;mso-height-percent:0;mso-width-relative:margin;mso-height-relative:margin" from="343.9pt,19.85pt" to="345.05pt,710.95pt" o:gfxdata="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" strokecolor="black [3213]" strokeweight=".5pt">
                 <v:stroke dashstyle="3 1" joinstyle="miter"/>
                 <w10:wrap anchorx="page" anchory="page"/>
               </v:line>
@@ -25460,6 +24996,7 @@
         <w:rPr>
           <w:rFonts w:ascii="Barlow Condensed Medium" w:hAnsi="Barlow Condensed Medium"/>
           <w:noProof/>
+          <w:lang w:bidi="he-IL"/>
         </w:rPr>
         <mc:AlternateContent>
           <mc:Choice Requires="wps">
@@ -25525,7 +25062,7 @@
           </mc:Choice>
           <mc:Fallback>
             <w:pict>
-              <v:line w14:anchorId="24CB8822" id="直線接點 4" o:spid="_x0000_s1026" style="position:absolute;z-index:251661312;visibility:visible;mso-wrap-style:square;mso-width-percent:0;mso-height-percent:0;mso-wrap-distance-left:9pt;mso-wrap-distance-top:0;mso-wrap-distance-right:9pt;mso-wrap-distance-bottom:0;mso-position-horizontal:absolute;mso-position-horizontal-relative:page;mso-position-vertical:absolute;mso-position-vertical-relative:page;mso-width-percent:0;mso-height-percent:0;mso-width-relative:margin;mso-height-relative:margin" from="343.9pt,19.85pt" to="345.05pt,710.95pt" o:gfxdata="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" strokecolor="black [3213]" strokeweight=".5pt">
+              <v:line w14:anchorId="203B98F8" id="直線接點 4" o:spid="_x0000_s1026" style="position:absolute;z-index:251661312;visibility:visible;mso-wrap-style:square;mso-width-percent:0;mso-height-percent:0;mso-wrap-distance-left:9pt;mso-wrap-distance-top:0;mso-wrap-distance-right:9pt;mso-wrap-distance-bottom:0;mso-position-horizontal:absolute;mso-position-horizontal-relative:page;mso-position-vertical:absolute;mso-position-vertical-relative:page;mso-width-percent:0;mso-height-percent:0;mso-width-relative:margin;mso-height-relative:margin" from="343.9pt,19.85pt" to="345.05pt,710.95pt" o:gfxdata="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" strokecolor="black [3213]" strokeweight=".5pt">
                 <v:stroke dashstyle="3 1" joinstyle="miter"/>
                 <w10:wrap anchorx="page" anchory="page"/>
               </v:line>
@@ -25717,7 +25254,7 @@
           <w:sz w:val="26"/>
           <w:szCs w:val="26"/>
         </w:rPr>
-        <w:t>潔淨以色列全地</w:t>
+        <w:t>婚不婚都要合宜</w:t>
       </w:r>
       <w:r>
         <w:rPr>
@@ -25799,7 +25336,7 @@
                 <w:sz w:val="26"/>
                 <w:szCs w:val="26"/>
               </w:rPr>
-              <w:t>代下</w:t>
+              <w:t>林前</w:t>
             </w:r>
             <w:r>
               <w:rPr>
@@ -25808,7 +25345,7 @@
                 <w:sz w:val="26"/>
                 <w:szCs w:val="26"/>
               </w:rPr>
-              <w:t>34:1-8</w:t>
+              <w:t>7:1-6, 25-35</w:t>
             </w:r>
           </w:p>
         </w:tc>
@@ -25849,7 +25386,7 @@
         <w:jc w:val="both"/>
         <w:rPr>
           <w:rFonts w:ascii="Barlow Condensed Medium" w:eastAsia="華康細黑體" w:hAnsi="Barlow Condensed Medium" w:cs="微軟正黑體"/>
-          <w:w w:val="66"/>
+          <w:w w:val="63"/>
           <w:sz w:val="26"/>
           <w:szCs w:val="26"/>
         </w:rPr>
@@ -25857,137 +25394,20 @@
       <w:r>
         <w:rPr>
           <w:rFonts w:ascii="Barlow Condensed Medium" w:eastAsia="華康儷中黑" w:hAnsi="Barlow Condensed Medium" w:hint="eastAsia"/>
-          <w:w w:val="66"/>
+          <w:w w:val="63"/>
           <w:sz w:val="26"/>
           <w:szCs w:val="26"/>
         </w:rPr>
-        <w:t>約西亞是唯二堪比先王大衛的猶大王。又父親亞們早逝，他八歲登基，在母親耶底大</w:t>
+        <w:t>性是生理的慾望，在文明社會中就變成一種誘惑。所謂淫亂，一是過度縱慾傷已，二是破壞家庭的倫理傷人。而社會產生婚姻制度就是要作為倫理的界線。</w:t>
       </w:r>
       <w:r>
         <w:rPr>
-          <w:rFonts w:ascii="Barlow Condensed Medium" w:eastAsia="華康儷中黑" w:hAnsi="Barlow Condensed Medium" w:hint="eastAsia"/>
-          <w:w w:val="66"/>
+          <w:rFonts w:ascii="Barlow Condensed Medium" w:eastAsia="華康細黑體" w:hAnsi="Barlow Condensed Medium" w:cs="微軟正黑體" w:hint="eastAsia"/>
+          <w:w w:val="63"/>
           <w:sz w:val="26"/>
           <w:szCs w:val="26"/>
         </w:rPr>
-        <w:t>(</w:t>
-      </w:r>
-      <w:r>
-        <w:rPr>
-          <w:rFonts w:ascii="Barlow Condensed Medium" w:eastAsia="華康儷中黑" w:hAnsi="Barlow Condensed Medium" w:hint="eastAsia"/>
-          <w:w w:val="66"/>
-          <w:sz w:val="26"/>
-          <w:szCs w:val="26"/>
-        </w:rPr>
-        <w:t>王下</w:t>
-      </w:r>
-      <w:r>
-        <w:rPr>
-          <w:rFonts w:ascii="Barlow Condensed Medium" w:eastAsia="華康儷中黑" w:hAnsi="Barlow Condensed Medium" w:hint="eastAsia"/>
-          <w:w w:val="66"/>
-          <w:sz w:val="26"/>
-          <w:szCs w:val="26"/>
-        </w:rPr>
-        <w:t>22:1)</w:t>
-      </w:r>
-      <w:r>
-        <w:rPr>
-          <w:rFonts w:ascii="Barlow Condensed Medium" w:eastAsia="華康儷中黑" w:hAnsi="Barlow Condensed Medium" w:hint="eastAsia"/>
-          <w:w w:val="66"/>
-          <w:sz w:val="26"/>
-          <w:szCs w:val="26"/>
-        </w:rPr>
-        <w:t>和宮庭環境的影響下，培養出敬虔品格又如　神</w:t>
-      </w:r>
-      <w:r>
-        <w:rPr>
-          <w:rFonts w:ascii="Barlow Condensed Medium" w:eastAsia="華康儷中黑" w:hAnsi="Barlow Condensed Medium" w:hint="eastAsia"/>
-          <w:w w:val="66"/>
-          <w:sz w:val="26"/>
-          <w:szCs w:val="26"/>
-        </w:rPr>
-        <w:t>預言的</w:t>
-      </w:r>
-      <w:r>
-        <w:rPr>
-          <w:rFonts w:ascii="Barlow Condensed Medium" w:eastAsia="華康儷中黑" w:hAnsi="Barlow Condensed Medium" w:hint="eastAsia"/>
-          <w:w w:val="66"/>
-          <w:sz w:val="26"/>
-          <w:szCs w:val="26"/>
-        </w:rPr>
-        <w:t>彌賽亞</w:t>
-      </w:r>
-      <w:r>
-        <w:rPr>
-          <w:rFonts w:ascii="Barlow Condensed Medium" w:eastAsia="華康儷中黑" w:hAnsi="Barlow Condensed Medium" w:hint="eastAsia"/>
-          <w:w w:val="66"/>
-          <w:sz w:val="26"/>
-          <w:szCs w:val="26"/>
-        </w:rPr>
-        <w:t>。</w:t>
-      </w:r>
-      <w:r>
-        <w:rPr>
-          <w:rFonts w:ascii="Barlow Condensed Medium" w:eastAsia="華康細黑體" w:hAnsi="Barlow Condensed Medium" w:cs="微軟正黑體" w:hint="eastAsia"/>
-          <w:w w:val="66"/>
-          <w:sz w:val="26"/>
-          <w:szCs w:val="26"/>
-        </w:rPr>
-        <w:t>按歷代志的觀點，全面拆除民間的丘壇，就是澈底禁止百姓崇拜迦南偶像，這成了能與大衛敬畏　神的程度相比的標準。困難的原因是丘壇遍佈以色列全地，同時在迦南文化中代代傳承，且是以百姓的日常生活生產、農耕，甚至情感、慾望為訴求。要除滅整個文化性的信仰，必然會受到極大的阻力，和既得利益團體的抵制。所以，若不是出於王的命令，和國家機器的強制力。幾乎是不可能。約西亞在</w:t>
-      </w:r>
-      <w:r>
-        <w:rPr>
-          <w:rFonts w:ascii="Barlow Condensed Medium" w:eastAsia="華康細黑體" w:hAnsi="Barlow Condensed Medium" w:cs="微軟正黑體" w:hint="eastAsia"/>
-          <w:w w:val="66"/>
-          <w:sz w:val="26"/>
-          <w:szCs w:val="26"/>
-        </w:rPr>
-        <w:t>20</w:t>
-      </w:r>
-      <w:r>
-        <w:rPr>
-          <w:rFonts w:ascii="Barlow Condensed Medium" w:eastAsia="華康細黑體" w:hAnsi="Barlow Condensed Medium" w:cs="微軟正黑體" w:hint="eastAsia"/>
-          <w:w w:val="66"/>
-          <w:sz w:val="26"/>
-          <w:szCs w:val="26"/>
-        </w:rPr>
-        <w:t>歲就展現出這樣的魄力，又加上數百年前的預言，記載在列王記上卷</w:t>
-      </w:r>
-      <w:r>
-        <w:rPr>
-          <w:rFonts w:ascii="Barlow Condensed Medium" w:eastAsia="華康細黑體" w:hAnsi="Barlow Condensed Medium" w:cs="微軟正黑體" w:hint="eastAsia"/>
-          <w:w w:val="66"/>
-          <w:sz w:val="26"/>
-          <w:szCs w:val="26"/>
-        </w:rPr>
-        <w:t>(13:1-2)</w:t>
-      </w:r>
-      <w:r>
-        <w:rPr>
-          <w:rFonts w:ascii="Barlow Condensed Medium" w:eastAsia="華康細黑體" w:hAnsi="Barlow Condensed Medium" w:cs="微軟正黑體" w:hint="eastAsia"/>
-          <w:w w:val="66"/>
-          <w:sz w:val="26"/>
-          <w:szCs w:val="26"/>
-        </w:rPr>
-        <w:t>，神人向北國第一任君王耶羅波安所說的。就是在伯特利的丘壇，將會被約西亞摧毀。這預言把約西亞推上了　神所差來的彌賽亞的位子，看似以色列南北要再次統一和復興的日子近了。卻又戲劇性地，約西亞年僅</w:t>
-      </w:r>
-      <w:r>
-        <w:rPr>
-          <w:rFonts w:ascii="Barlow Condensed Medium" w:eastAsia="華康細黑體" w:hAnsi="Barlow Condensed Medium" w:cs="微軟正黑體" w:hint="eastAsia"/>
-          <w:w w:val="66"/>
-          <w:sz w:val="26"/>
-          <w:szCs w:val="26"/>
-        </w:rPr>
-        <w:t>39</w:t>
-      </w:r>
-      <w:r>
-        <w:rPr>
-          <w:rFonts w:ascii="Barlow Condensed Medium" w:eastAsia="華康細黑體" w:hAnsi="Barlow Condensed Medium" w:cs="微軟正黑體" w:hint="eastAsia"/>
-          <w:w w:val="66"/>
-          <w:sz w:val="26"/>
-          <w:szCs w:val="26"/>
-        </w:rPr>
-        <w:t>，戰死在一場不必要的戰爭中。</w:t>
+        <w:t>慾望不是罪，是生命的動力，也是罪用來誘惑人的。像求知慾、食慾、性慾、求生意志、安全感等都是生命與生俱來的，卻都有過與不及、需要節制的問題。特別說到性慾，與人類共同生活和世代的繁衍密切相關。在早期原始的時代，形成家庭是生物求偶的本能，又可能用暴力掠奪而來。進入文明的群居社會，如何維持諸多家庭間的秩序和關係的和諧，就形成了婚姻制度和家庭倫理。又在父權社會可能有一套維護男人的女性財產的律法，像摩西律法，卻不需要去規定人要怎麼結婚，因為結婚是習俗。又在母系社會必然有另一套規矩，只是我們不太熟悉。回到經文，保羅挑戰了父權社會把女性視為產財的問題。在基督的愛裡，丈夫和妻子擁有對等的權利和義務。肉體上的忠誠要求，就像耶穌的教導，是更高於休妻的律法。其次是父權社會對單身者的歧視，保羅認為單身是來自　神的恩賜，必須被理解和尊重。下文我們會進一步討論。但是在討論之前，我們要先分辨保羅所強調允許和命令之間的不同。簡單地說，允許就是人有權選擇，卻必須為選擇負責，而選擇卻是高於律法，有更多的愛和善意；而命令，就像律法，人無從選擇。</w:t>
       </w:r>
     </w:p>
     <w:p>
@@ -25998,7 +25418,7 @@
         <w:jc w:val="both"/>
         <w:rPr>
           <w:rFonts w:ascii="Barlow Condensed Medium" w:eastAsia="華康細黑體" w:hAnsi="Barlow Condensed Medium" w:cs="微軟正黑體"/>
-          <w:w w:val="66"/>
+          <w:w w:val="63"/>
           <w:sz w:val="26"/>
           <w:szCs w:val="26"/>
         </w:rPr>
@@ -26006,29 +25426,20 @@
       <w:r>
         <w:rPr>
           <w:rFonts w:ascii="Barlow Condensed Medium" w:eastAsia="華康儷中黑" w:hAnsi="Barlow Condensed Medium" w:hint="eastAsia"/>
-          <w:w w:val="66"/>
+          <w:w w:val="63"/>
           <w:sz w:val="26"/>
           <w:szCs w:val="26"/>
         </w:rPr>
-        <w:t>與列王記中的時間不同，約西亞是先除丘壇和偶像，然後才修聖殿和發現律法書。這表示，約西亞不是看了律法書才悔改，而是發現律法書的預言真實發生。</w:t>
+        <w:t>婚姻不是基本人權，而選擇婚姻則是更高的價值──守一個至死的盟約，如保羅說的互相交託身體的主權。也是耶穌解釋律法，容許離婚，但若違背盟仍是罪。</w:t>
       </w:r>
       <w:r>
         <w:rPr>
           <w:rFonts w:ascii="Barlow Condensed Medium" w:eastAsia="華康細黑體" w:hAnsi="Barlow Condensed Medium" w:cs="微軟正黑體" w:hint="eastAsia"/>
-          <w:w w:val="66"/>
+          <w:w w:val="63"/>
           <w:sz w:val="26"/>
           <w:szCs w:val="26"/>
         </w:rPr>
-        <w:t>然而，按事情發生的因果關係。就是因為清潔聖殿和重修聖殿才會發現律法書，所以廢除丘壇的命令極有可能就是和清潔聖殿和恢復聖殿功能的事一同發生在重修聖殿之前。又也有可能是在發現律法書之後，才把這個潔淨以色列人信仰的事，擴大到要澈底除滅丘壇。無論如何，約西亞對　神的敬虔早在這些事之前已經表現出來。先是讀了律法書後，他第一個想知道的是，以色列現在所遭遇的苦難，是不是先祖沒有行　神的律</w:t>
-      </w:r>
-      <w:r>
-        <w:rPr>
-          <w:rFonts w:ascii="Barlow Condensed Medium" w:eastAsia="華康細黑體" w:hAnsi="Barlow Condensed Medium" w:cs="微軟正黑體" w:hint="eastAsia"/>
-          <w:w w:val="66"/>
-          <w:sz w:val="26"/>
-          <w:szCs w:val="26"/>
-        </w:rPr>
-        <w:t>法而招致　神的怒氣。言下之意是問，還有沒有挽回的空間。後來，女先知戶勒大就律法書的出現傳達　神的預言，卻是對以色列全體的刑罰已定，只保證不會發生在約西亞任內。就是，不管約西亞再作什麼，也不可能挽回　神的心意。意思是，這時候再去除滅丘壇已經是馬後炮了。在刑罰和大能奇事之前，就知道敬畏，謙卑自己，才是真正的信心。</w:t>
+        <w:t>婚姻的傳統是在人類生物性和社會性之下，藉著文化所形成的男與女配對的習俗，所涉及的卻是雙方家族的地位結構。在古代，人可能沒有自己決定結不結婚的權利，在今日的人權社會，人則有權決定是否進入這套社會習俗。而法律只是為了保障選擇進入這套婚姻制度的人的權益。因為如此，台灣人結婚也都是在行一套家族聯姻的儀式，而政府也只能登記和認證一份締結夫妻身分的契約。反觀西方基督教婚姻傳統，則是男女在　神面前立下的契約，重大的程度是至不渝。所以，耶穌解釋摩西允許人休妻的律法，乃是陷妻子於不義。因為盟約的關係，丈夫還活著，妻子再嫁就犯姦淫。而丈夫在多妻的父權社會，再娶多少也沒有姦淫的問題。而保羅則是在休妻和再嫁之間找出另一個辦法，就是先分居，保留復合的可能。這一切都是為了不背棄自己所立的盟約，守住義和聖潔。</w:t>
       </w:r>
     </w:p>
     <w:p>
@@ -26039,7 +25450,7 @@
         <w:jc w:val="both"/>
         <w:rPr>
           <w:rFonts w:ascii="Barlow Condensed Medium" w:eastAsia="華康細黑體" w:hAnsi="Barlow Condensed Medium" w:cs="微軟正黑體"/>
-          <w:w w:val="66"/>
+          <w:w w:val="63"/>
           <w:sz w:val="26"/>
           <w:szCs w:val="26"/>
         </w:rPr>
@@ -26047,56 +25458,20 @@
       <w:r>
         <w:rPr>
           <w:rFonts w:ascii="Barlow Condensed Medium" w:eastAsia="華康儷中黑" w:hAnsi="Barlow Condensed Medium" w:hint="eastAsia"/>
-          <w:w w:val="66"/>
+          <w:w w:val="63"/>
           <w:sz w:val="26"/>
           <w:szCs w:val="26"/>
         </w:rPr>
-        <w:t>約西亞潔淨信仰文化，除滅偶像的行動，包括約旦河東和以法蓮的撒瑪利亞，顯示當時猶大能支配的範圍。而撒瑪利亞已成為亞述的行省，約西亞自稱餘民。</w:t>
+        <w:t>保羅認為獨身比結婚更有福，是基於初代教會相信基督就快再臨，以及單身是為了事奉基督和教會的緣故。又寡婦和處女結婚合於律法。即結不結婚都要合宜。</w:t>
       </w:r>
       <w:r>
         <w:rPr>
           <w:rFonts w:ascii="Barlow Condensed Medium" w:eastAsia="華康細黑體" w:hAnsi="Barlow Condensed Medium" w:cs="微軟正黑體" w:hint="eastAsia"/>
-          <w:w w:val="66"/>
+          <w:w w:val="63"/>
           <w:sz w:val="26"/>
           <w:szCs w:val="26"/>
         </w:rPr>
-        <w:t>當時的國際情勢，亞述王亞述巴尼帕在約西亞登基第</w:t>
-      </w:r>
-      <w:r>
-        <w:rPr>
-          <w:rFonts w:ascii="Barlow Condensed Medium" w:eastAsia="華康細黑體" w:hAnsi="Barlow Condensed Medium" w:cs="微軟正黑體" w:hint="eastAsia"/>
-          <w:w w:val="66"/>
-          <w:sz w:val="26"/>
-          <w:szCs w:val="26"/>
-        </w:rPr>
-        <w:t>8</w:t>
-      </w:r>
-      <w:r>
-        <w:rPr>
-          <w:rFonts w:ascii="Barlow Condensed Medium" w:eastAsia="華康細黑體" w:hAnsi="Barlow Condensed Medium" w:cs="微軟正黑體" w:hint="eastAsia"/>
-          <w:w w:val="66"/>
-          <w:sz w:val="26"/>
-          <w:szCs w:val="26"/>
-        </w:rPr>
-        <w:t>年左右去世，此後亞述長期陷入無政府狀態，最後於主前</w:t>
-      </w:r>
-      <w:r>
-        <w:rPr>
-          <w:rFonts w:ascii="Barlow Condensed Medium" w:eastAsia="華康細黑體" w:hAnsi="Barlow Condensed Medium" w:cs="微軟正黑體" w:hint="eastAsia"/>
-          <w:w w:val="66"/>
-          <w:sz w:val="26"/>
-          <w:szCs w:val="26"/>
-        </w:rPr>
-        <w:t>610</w:t>
-      </w:r>
-      <w:r>
-        <w:rPr>
-          <w:rFonts w:ascii="Barlow Condensed Medium" w:eastAsia="華康細黑體" w:hAnsi="Barlow Condensed Medium" w:cs="微軟正黑體" w:hint="eastAsia"/>
-          <w:w w:val="66"/>
-          <w:sz w:val="26"/>
-          <w:szCs w:val="26"/>
-        </w:rPr>
-        <w:t>年，約西亞戰死前一年，被巴比倫瓦解和取代。在這期間，亞述根本無力掌控撒瑪利亞，反而猶大能發揮在地的影響力，讓約西亞的宗教改革行動，能遍及以色列王國的舊有疆域。然而，不論廢去以色列全境的丘壇是發生在發現律法書的前或後，顯然丘壇的罪都不能赦免。因為這罪太重、太大，使以色列的世世代代都深陷其中。即偶像文化造成道德墮落、社會壓迫和真理扭曲，與其說是　神的懲罰，不如是說社會集體的自殺，是邪惡和不義的世代的自我毀滅。而律法書重現的意義，一是宣告了對舊世代的刑罰不可避免，二是作為新生代，後來的「餘民」，遵行　神話語和建立新文化的準則，雖然世間的國度會毀滅，卻要在　神的國度中獲得拯救。</w:t>
+        <w:t>經文中保羅所謂的獨身，是一種完全沒有性伴侶的單身，就是如同修士和修女與耶穌基督結婚的概念。當然，將自己奉獻給主，是一個比婚姻更高的價值，是更配得稱讚，而非歧視。然而，耶穌的再臨卻一再延遲，讓守獨身事奉主的義意受到質疑。宗教改革的馬丁路德就率先從修士還俗與一位修女結婚。又最近，天主教因為修士性侵孩童的事件，容許了修士還俗結婚也能成為神父。然而，修士和修女守童貞仍是一種高貴和自願的事奉。其實，不說高貴守貞的獨身，單身就必須面對有無性伴侶或是不只一個的問題。面對人權的時代，法律保障成年人有性自主權，卻不是性解放。與其說基督教保守，其實是對愛有聖潔的要求。最低限度的容許就是，不論同性或異性，選擇結婚、互為伴侶或是同居，守一個忠誠的盟約就是守住聖潔。而違約就是不義的罪，雖不至殺人放火，又雙方好聚好散，甚至沒有什麼承諾，這世界容許，但是　神卻要審問。</w:t>
       </w:r>
     </w:p>
     <w:p>
@@ -26107,7 +25482,7 @@
         <w:jc w:val="both"/>
         <w:rPr>
           <w:rFonts w:ascii="Cambria" w:eastAsia="華康細黑體" w:hAnsi="Cambria" w:cs="Cambria"/>
-          <w:w w:val="66"/>
+          <w:w w:val="63"/>
           <w:sz w:val="26"/>
           <w:szCs w:val="26"/>
         </w:rPr>
@@ -26115,7 +25490,7 @@
       <w:r>
         <w:rPr>
           <w:rFonts w:ascii="Barlow Condensed Medium" w:eastAsia="華康儷中黑" w:hAnsi="Barlow Condensed Medium" w:cs="新細明體"/>
-          <w:w w:val="66"/>
+          <w:w w:val="63"/>
           <w:sz w:val="26"/>
           <w:szCs w:val="26"/>
         </w:rPr>
@@ -26124,16 +25499,16 @@
       <w:r>
         <w:rPr>
           <w:rFonts w:ascii="Barlow Condensed Medium" w:eastAsia="華康儷中黑" w:hAnsi="Barlow Condensed Medium" w:cs="新細明體" w:hint="eastAsia"/>
-          <w:w w:val="66"/>
+          <w:w w:val="63"/>
           <w:sz w:val="26"/>
           <w:szCs w:val="26"/>
         </w:rPr>
-        <w:t>操控假神之惡</w:t>
+        <w:t>聖潔就是不混淆</w:t>
       </w:r>
       <w:r>
         <w:rPr>
           <w:rFonts w:ascii="Barlow Condensed Medium" w:eastAsia="華康儷中黑" w:hAnsi="Barlow Condensed Medium" w:cs="新細明體"/>
-          <w:w w:val="66"/>
+          <w:w w:val="63"/>
           <w:sz w:val="26"/>
           <w:szCs w:val="26"/>
         </w:rPr>
@@ -26142,57 +25517,32 @@
       <w:r>
         <w:rPr>
           <w:rFonts w:ascii="Cambria" w:eastAsia="華康細黑體" w:hAnsi="Cambria" w:cs="Cambria" w:hint="eastAsia"/>
-          <w:w w:val="66"/>
+          <w:w w:val="63"/>
           <w:sz w:val="26"/>
           <w:szCs w:val="26"/>
         </w:rPr>
-        <w:t>宗教信仰如同思想和學說有馴化人心和社會的能力。而之所以稱為宗教，就是運用了人必須無條件地順服、不能被碰觸或討論的思想控制形式，比如各種禁忌、神聖的律法，或是虛假的知識和話術</w:t>
+        <w:t>這個時代的倫理問題就是混淆不清，就過度擴大人權自由的界限。就像「婚姻平權」就是混淆了異性婚姻與同性婚姻，而且是基於一個假設，就是異性戀者壓迫同性戀者，使同性戀者不能結婚。這樣的混淆正在我們的基礎教育中有計劃地散播。而被混淆的是：一、婚姻不是基本人權，是一種選擇。二、傳統的婚姻二字指的就是異性婚姻，它的社會功能不能被忽略，與同性婚姻有根本上的差異。三、分別異性婚姻與同性婚姻不是歧視，就如同分別生理上的男、女一樣，就是一種社會關係上的相互尊重，我們難以容忍混淆生理性別的人進入不同生理性別的厠所。同理，「性別平權」也是用同相的混淆方式，它假設了認同生理性別的人歧視了不認同自己生理性別的人。除了天生生理性別難分辨的人以外，主張性別也不是基本人權，他人沒有義務要認同一個混淆的個人主張。所以。為什麼不混淆就是聖潔，基本上就是為了公共的秩序。</w:t>
       </w:r>
       <w:r>
         <w:rPr>
           <w:rFonts w:ascii="Cambria" w:eastAsia="華康細黑體" w:hAnsi="Cambria" w:cs="Cambria" w:hint="eastAsia"/>
-          <w:w w:val="66"/>
+          <w:w w:val="63"/>
           <w:sz w:val="26"/>
           <w:szCs w:val="26"/>
         </w:rPr>
-        <w:t>(</w:t>
+        <w:t>先有客觀公認的相互尊重，才能因為包容而消除歧視。重點是</w:t>
       </w:r>
       <w:r>
         <w:rPr>
           <w:rFonts w:ascii="Cambria" w:eastAsia="華康細黑體" w:hAnsi="Cambria" w:cs="Cambria" w:hint="eastAsia"/>
-          <w:w w:val="66"/>
+          <w:w w:val="63"/>
           <w:sz w:val="26"/>
           <w:szCs w:val="26"/>
         </w:rPr>
-        <w:t>符水、算命</w:t>
+        <w:t>混淆和話語權無法消除歧視。</w:t>
       </w:r>
-      <w:r>
-        <w:rPr>
-          <w:rFonts w:ascii="Cambria" w:eastAsia="華康細黑體" w:hAnsi="Cambria" w:cs="Cambria" w:hint="eastAsia"/>
-          <w:w w:val="66"/>
-          <w:sz w:val="26"/>
-          <w:szCs w:val="26"/>
-        </w:rPr>
-        <w:t>)</w:t>
-      </w:r>
-      <w:r>
-        <w:rPr>
-          <w:rFonts w:ascii="Cambria" w:eastAsia="華康細黑體" w:hAnsi="Cambria" w:cs="Cambria" w:hint="eastAsia"/>
-          <w:w w:val="66"/>
-          <w:sz w:val="26"/>
-          <w:szCs w:val="26"/>
-        </w:rPr>
-        <w:t>。所謂神明的代言人，利用信者的敬虔，就能假傳神明的旨意，操</w:t>
-      </w:r>
-      <w:r>
-        <w:rPr>
-          <w:rFonts w:ascii="Cambria" w:eastAsia="華康細黑體" w:hAnsi="Cambria" w:cs="Cambria" w:hint="eastAsia"/>
-          <w:w w:val="66"/>
-          <w:sz w:val="26"/>
-          <w:szCs w:val="26"/>
-        </w:rPr>
-        <w:t>控人的行為。其實是假宗教之名，小則騙財、騙色，作的是人與神明利益交換的掮客；大則騙得權力來行社會控制。比如無神論者或共產主義者，不信神，卻將獨裁者塑造成神。在這種人造神面前，人民必須交出人權、交出言論自由、交出身體的器官、和交出對是非、真理的判斷能力。又像原本耶穌基督已經藉由血、復活、新約和聖靈打破猶太律法主義對人的思想控制，使人類在　神的真理中能得著作　神兒女能對自己的生命和行為負責的自由。而伊斯蘭教卻扭曲獨一真神、　神國和彌賽亞的盼望，形成一個先知獨裁、完全政教合一的新猶太律法主義的思想控制體系，影響了一千多年的人類文明。人權的侵害、恐怖主義，和掌權者自身的墮落令人悲憤。原來敵基督就是這些假先知，信徒卻是無辜。</w:t>
-      </w:r>
+      <w:bookmarkStart w:id="6" w:name="_GoBack"/>
+      <w:bookmarkEnd w:id="6"/>
     </w:p>
     <w:p>
       <w:pPr>
@@ -26210,43 +25560,43 @@
       <w:r>
         <w:rPr>
           <w:rFonts w:ascii="Barlow Condensed Medium" w:eastAsia="華康儷中黑" w:hAnsi="Barlow Condensed Medium" w:hint="eastAsia"/>
-          <w:w w:val="66"/>
+          <w:w w:val="63"/>
           <w:sz w:val="26"/>
           <w:szCs w:val="26"/>
         </w:rPr>
-        <w:t>潔淨只是開始事奉　神的預備工作，如同除滅偶像帶來的文化控制只是第一步，必須有新的信仰和觀念取代它。發現律法書，進而行　神的旨意才是得救之道。</w:t>
+        <w:t>婚姻的社會規範是地上的事，而守在　神面前的盟約是天上的事。重點不在　神國不娶不嫁，而是人必須先守住了這些義，合宜地拿捏倫理，才能進　神國。</w:t>
       </w:r>
       <w:r>
         <w:rPr>
           <w:rFonts w:ascii="Barlow Condensed Medium" w:eastAsia="華康細黑體" w:hAnsi="Barlow Condensed Medium" w:cs="微軟正黑體" w:hint="eastAsia"/>
-          <w:w w:val="66"/>
+          <w:w w:val="63"/>
           <w:sz w:val="26"/>
           <w:szCs w:val="26"/>
         </w:rPr>
-        <w:t>真正潔淨人的是　神的話語，因為　神的話語有使信的人將它活出來力量。因此手潔心清的義人指的，就是指在行為和內心都是潔淨的人。在新約中，保羅用聖潔提升了潔淨的意含，就是至高的良善，就是一種</w:t>
+        <w:t>允許和容忍是讓倫理有彈性拿捏的空間，卻不是作任何不義的藉口。所謂義，不是單面主張自己的權利，而是追求雙方合宜的關係。就如同保羅所說的獨身比單身更好，兩人選擇結盟和守約也是合宜，價值就在於相互的忠誠，而混淆、甚至混亂的關係除了乏善可陳之外，也是罪的試探的源頭。最後保羅語重心長地說：「我為了你們自己的益處說這個，不是要放繩套在你們身上，</w:t>
       </w:r>
       <w:r>
         <w:rPr>
-          <w:rFonts w:ascii="Barlow Condensed Medium" w:eastAsia="華康細黑體" w:hAnsi="Barlow Condensed Medium" w:cs="微軟正黑體" w:hint="eastAsia"/>
-          <w:w w:val="66"/>
+          <w:rFonts w:ascii="Barlow Condensed Medium" w:eastAsia="華康細黑體" w:hAnsi="Barlow Condensed Medium" w:cs="微軟正黑體"/>
+          <w:w w:val="63"/>
           <w:sz w:val="26"/>
           <w:szCs w:val="26"/>
         </w:rPr>
-        <w:t>發自聖靈的行為</w:t>
+        <w:t>…</w:t>
       </w:r>
       <w:r>
         <w:rPr>
           <w:rFonts w:ascii="Barlow Condensed Medium" w:eastAsia="華康細黑體" w:hAnsi="Barlow Condensed Medium" w:cs="微軟正黑體" w:hint="eastAsia"/>
-          <w:w w:val="66"/>
+          <w:w w:val="63"/>
           <w:sz w:val="26"/>
           <w:szCs w:val="26"/>
         </w:rPr>
-        <w:t>行為且以　神為標準的生活方式。最近台灣人熱心在討論毒駕要判多重，卻沒有想過他們是這惡的文化下的受害者。黑道和敵對的國家用毒品來控制我們的青少年，而我們的社會卻不能為這些社會的邊緣人，提供心靈的保護和支持來對抗和拒絕這樣的惡。而基督的救恩所賜給人的，乃是有自我聖潔能力的聖靈的律，這才是對抗惡的控制和捆綁唯一的能力。</w:t>
+        <w:t>」就是要信徒在聖潔、合宜的事上相互勉勵，不要用人的軟弱相互定罪；又堅持合宜的事不是歧視，惡意醜化和霸凌才是，又反過來醜化和霸凌堅持合宜的事的人也是歧視，目的就是混淆。</w:t>
       </w:r>
       <w:r>
         <w:rPr>
           <w:rFonts w:ascii="Barlow Condensed Medium" w:eastAsia="華康細黑體" w:hAnsi="Barlow Condensed Medium" w:cs="微軟正黑體" w:hint="eastAsia"/>
-          <w:w w:val="66"/>
+          <w:w w:val="63"/>
           <w:sz w:val="26"/>
           <w:szCs w:val="26"/>
         </w:rPr>
@@ -26273,7 +25623,7 @@
 </file>
 
 <file path=word/endnotes.xml><?xml version="1.0" encoding="utf-8"?>
-<w:endnotes xmlns:wpc="http://schemas.microsoft.com/office/word/2010/wordprocessingCanvas" xmlns:cx="http://schemas.microsoft.com/office/drawing/2014/chartex" xmlns:cx1="http://schemas.microsoft.com/office/drawing/2015/9/8/chartex" xmlns:cx2="http://schemas.microsoft.com/office/drawing/2015/10/21/chartex" xmlns:cx3="http://schemas.microsoft.com/office/drawing/2016/5/9/chartex" xmlns:cx4="http://schemas.microsoft.com/office/drawing/2016/5/10/chartex" xmlns:cx5="http://schemas.microsoft.com/office/drawing/2016/5/11/chartex" xmlns:cx6="http://schemas.microsoft.com/office/drawing/2016/5/12/chartex" xmlns:cx7="http://schemas.microsoft.com/office/drawing/2016/5/13/chartex" xmlns:cx8="http://schemas.microsoft.com/office/drawing/2016/5/14/chartex" xmlns:mc="http://schemas.openxmlformats.org/markup-compatibility/2006" xmlns:aink="http://schemas.microsoft.com/office/drawing/2016/ink" xmlns:am3d="http://schemas.microsoft.com/office/drawing/2017/model3d" xmlns:o="urn:schemas-microsoft-com:office:office" xmlns:oel="http://schemas.microsoft.com/office/2019/extlst" xmlns:r="http://schemas.openxmlformats.org/officeDocument/2006/relationships" xmlns:m="http://schemas.openxmlformats.org/officeDocument/2006/math" xmlns:v="urn:schemas-microsoft-com:vml" xmlns:wp14="http://schemas.microsoft.com/office/word/2010/wordprocessingDrawing" xmlns:wp="http://schemas.openxmlformats.org/drawingml/2006/wordprocessingDrawing" xmlns:w10="urn:schemas-microsoft-com:office:word" xmlns:w="http://schemas.openxmlformats.org/wordprocessingml/2006/main" xmlns:w14="http://schemas.microsoft.com/office/word/2010/wordml" xmlns:w15="http://schemas.microsoft.com/office/word/2012/wordml" xmlns:w16cex="http://schemas.microsoft.com/office/word/2018/wordml/cex" xmlns:w16cid="http://schemas.microsoft.com/office/word/2016/wordml/cid" xmlns:w16="http://schemas.microsoft.com/office/word/2018/wordml" xmlns:w16sdtdh="http://schemas.microsoft.com/office/word/2020/wordml/sdtdatahash" xmlns:w16se="http://schemas.microsoft.com/office/word/2015/wordml/symex" xmlns:wpg="http://schemas.microsoft.com/office/word/2010/wordprocessingGroup" xmlns:wpi="http://schemas.microsoft.com/office/word/2010/wordprocessingInk" xmlns:wne="http://schemas.microsoft.com/office/word/2006/wordml" xmlns:wps="http://schemas.microsoft.com/office/word/2010/wordprocessingShape" mc:Ignorable="w14 w15 w16se w16cid w16 w16cex w16sdtdh wp14">
+<w:endnotes xmlns:wpc="http://schemas.microsoft.com/office/word/2010/wordprocessingCanvas" xmlns:mc="http://schemas.openxmlformats.org/markup-compatibility/2006" xmlns:o="urn:schemas-microsoft-com:office:office" xmlns:r="http://schemas.openxmlformats.org/officeDocument/2006/relationships" xmlns:m="http://schemas.openxmlformats.org/officeDocument/2006/math" xmlns:v="urn:schemas-microsoft-com:vml" xmlns:wp14="http://schemas.microsoft.com/office/word/2010/wordprocessingDrawing" xmlns:wp="http://schemas.openxmlformats.org/drawingml/2006/wordprocessingDrawing" xmlns:w10="urn:schemas-microsoft-com:office:word" xmlns:w="http://schemas.openxmlformats.org/wordprocessingml/2006/main" xmlns:w14="http://schemas.microsoft.com/office/word/2010/wordml" xmlns:w15="http://schemas.microsoft.com/office/word/2012/wordml" xmlns:wpg="http://schemas.microsoft.com/office/word/2010/wordprocessingGroup" xmlns:wpi="http://schemas.microsoft.com/office/word/2010/wordprocessingInk" xmlns:wne="http://schemas.microsoft.com/office/word/2006/wordml" xmlns:wps="http://schemas.microsoft.com/office/word/2010/wordprocessingShape" mc:Ignorable="w14 w15 wp14">
   <w:endnote w:type="separator" w:id="-1">
     <w:p>
       <w:r>
@@ -26292,7 +25642,7 @@
 </file>
 
 <file path=word/footnotes.xml><?xml version="1.0" encoding="utf-8"?>
-<w:footnotes xmlns:wpc="http://schemas.microsoft.com/office/word/2010/wordprocessingCanvas" xmlns:cx="http://schemas.microsoft.com/office/drawing/2014/chartex" xmlns:cx1="http://schemas.microsoft.com/office/drawing/2015/9/8/chartex" xmlns:cx2="http://schemas.microsoft.com/office/drawing/2015/10/21/chartex" xmlns:cx3="http://schemas.microsoft.com/office/drawing/2016/5/9/chartex" xmlns:cx4="http://schemas.microsoft.com/office/drawing/2016/5/10/chartex" xmlns:cx5="http://schemas.microsoft.com/office/drawing/2016/5/11/chartex" xmlns:cx6="http://schemas.microsoft.com/office/drawing/2016/5/12/chartex" xmlns:cx7="http://schemas.microsoft.com/office/drawing/2016/5/13/chartex" xmlns:cx8="http://schemas.microsoft.com/office/drawing/2016/5/14/chartex" xmlns:mc="http://schemas.openxmlformats.org/markup-compatibility/2006" xmlns:aink="http://schemas.microsoft.com/office/drawing/2016/ink" xmlns:am3d="http://schemas.microsoft.com/office/drawing/2017/model3d" xmlns:o="urn:schemas-microsoft-com:office:office" xmlns:oel="http://schemas.microsoft.com/office/2019/extlst" xmlns:r="http://schemas.openxmlformats.org/officeDocument/2006/relationships" xmlns:m="http://schemas.openxmlformats.org/officeDocument/2006/math" xmlns:v="urn:schemas-microsoft-com:vml" xmlns:wp14="http://schemas.microsoft.com/office/word/2010/wordprocessingDrawing" xmlns:wp="http://schemas.openxmlformats.org/drawingml/2006/wordprocessingDrawing" xmlns:w10="urn:schemas-microsoft-com:office:word" xmlns:w="http://schemas.openxmlformats.org/wordprocessingml/2006/main" xmlns:w14="http://schemas.microsoft.com/office/word/2010/wordml" xmlns:w15="http://schemas.microsoft.com/office/word/2012/wordml" xmlns:w16cex="http://schemas.microsoft.com/office/word/2018/wordml/cex" xmlns:w16cid="http://schemas.microsoft.com/office/word/2016/wordml/cid" xmlns:w16="http://schemas.microsoft.com/office/word/2018/wordml" xmlns:w16sdtdh="http://schemas.microsoft.com/office/word/2020/wordml/sdtdatahash" xmlns:w16se="http://schemas.microsoft.com/office/word/2015/wordml/symex" xmlns:wpg="http://schemas.microsoft.com/office/word/2010/wordprocessingGroup" xmlns:wpi="http://schemas.microsoft.com/office/word/2010/wordprocessingInk" xmlns:wne="http://schemas.microsoft.com/office/word/2006/wordml" xmlns:wps="http://schemas.microsoft.com/office/word/2010/wordprocessingShape" mc:Ignorable="w14 w15 w16se w16cid w16 w16cex w16sdtdh wp14">
+<w:footnotes xmlns:wpc="http://schemas.microsoft.com/office/word/2010/wordprocessingCanvas" xmlns:mc="http://schemas.openxmlformats.org/markup-compatibility/2006" xmlns:o="urn:schemas-microsoft-com:office:office" xmlns:r="http://schemas.openxmlformats.org/officeDocument/2006/relationships" xmlns:m="http://schemas.openxmlformats.org/officeDocument/2006/math" xmlns:v="urn:schemas-microsoft-com:vml" xmlns:wp14="http://schemas.microsoft.com/office/word/2010/wordprocessingDrawing" xmlns:wp="http://schemas.openxmlformats.org/drawingml/2006/wordprocessingDrawing" xmlns:w10="urn:schemas-microsoft-com:office:word" xmlns:w="http://schemas.openxmlformats.org/wordprocessingml/2006/main" xmlns:w14="http://schemas.microsoft.com/office/word/2010/wordml" xmlns:w15="http://schemas.microsoft.com/office/word/2012/wordml" xmlns:wpg="http://schemas.microsoft.com/office/word/2010/wordprocessingGroup" xmlns:wpi="http://schemas.microsoft.com/office/word/2010/wordprocessingInk" xmlns:wne="http://schemas.microsoft.com/office/word/2006/wordml" xmlns:wps="http://schemas.microsoft.com/office/word/2010/wordprocessingShape" mc:Ignorable="w14 w15 wp14">
   <w:footnote w:type="separator" w:id="-1">
     <w:p>
       <w:r>
@@ -26311,7 +25661,7 @@
 </file>
 
 <file path=word/header1.xml><?xml version="1.0" encoding="utf-8"?>
-<w:hdr xmlns:wpc="http://schemas.microsoft.com/office/word/2010/wordprocessingCanvas" xmlns:cx="http://schemas.microsoft.com/office/drawing/2014/chartex" xmlns:cx1="http://schemas.microsoft.com/office/drawing/2015/9/8/chartex" xmlns:cx2="http://schemas.microsoft.com/office/drawing/2015/10/21/chartex" xmlns:cx3="http://schemas.microsoft.com/office/drawing/2016/5/9/chartex" xmlns:cx4="http://schemas.microsoft.com/office/drawing/2016/5/10/chartex" xmlns:cx5="http://schemas.microsoft.com/office/drawing/2016/5/11/chartex" xmlns:cx6="http://schemas.microsoft.com/office/drawing/2016/5/12/chartex" xmlns:cx7="http://schemas.microsoft.com/office/drawing/2016/5/13/chartex" xmlns:cx8="http://schemas.microsoft.com/office/drawing/2016/5/14/chartex" xmlns:mc="http://schemas.openxmlformats.org/markup-compatibility/2006" xmlns:aink="http://schemas.microsoft.com/office/drawing/2016/ink" xmlns:am3d="http://schemas.microsoft.com/office/drawing/2017/model3d" xmlns:o="urn:schemas-microsoft-com:office:office" xmlns:oel="http://schemas.microsoft.com/office/2019/extlst" xmlns:r="http://schemas.openxmlformats.org/officeDocument/2006/relationships" xmlns:m="http://schemas.openxmlformats.org/officeDocument/2006/math" xmlns:v="urn:schemas-microsoft-com:vml" xmlns:wp14="http://schemas.microsoft.com/office/word/2010/wordprocessingDrawing" xmlns:wp="http://schemas.openxmlformats.org/drawingml/2006/wordprocessingDrawing" xmlns:w10="urn:schemas-microsoft-com:office:word" xmlns:w="http://schemas.openxmlformats.org/wordprocessingml/2006/main" xmlns:w14="http://schemas.microsoft.com/office/word/2010/wordml" xmlns:w15="http://schemas.microsoft.com/office/word/2012/wordml" xmlns:w16cex="http://schemas.microsoft.com/office/word/2018/wordml/cex" xmlns:w16cid="http://schemas.microsoft.com/office/word/2016/wordml/cid" xmlns:w16="http://schemas.microsoft.com/office/word/2018/wordml" xmlns:w16sdtdh="http://schemas.microsoft.com/office/word/2020/wordml/sdtdatahash" xmlns:w16se="http://schemas.microsoft.com/office/word/2015/wordml/symex" xmlns:wpg="http://schemas.microsoft.com/office/word/2010/wordprocessingGroup" xmlns:wpi="http://schemas.microsoft.com/office/word/2010/wordprocessingInk" xmlns:wne="http://schemas.microsoft.com/office/word/2006/wordml" xmlns:wps="http://schemas.microsoft.com/office/word/2010/wordprocessingShape" mc:Ignorable="w14 w15 w16se w16cid w16 w16cex w16sdtdh wp14">
+<w:hdr xmlns:wpc="http://schemas.microsoft.com/office/word/2010/wordprocessingCanvas" xmlns:mc="http://schemas.openxmlformats.org/markup-compatibility/2006" xmlns:o="urn:schemas-microsoft-com:office:office" xmlns:r="http://schemas.openxmlformats.org/officeDocument/2006/relationships" xmlns:m="http://schemas.openxmlformats.org/officeDocument/2006/math" xmlns:v="urn:schemas-microsoft-com:vml" xmlns:wp14="http://schemas.microsoft.com/office/word/2010/wordprocessingDrawing" xmlns:wp="http://schemas.openxmlformats.org/drawingml/2006/wordprocessingDrawing" xmlns:w10="urn:schemas-microsoft-com:office:word" xmlns:w="http://schemas.openxmlformats.org/wordprocessingml/2006/main" xmlns:w14="http://schemas.microsoft.com/office/word/2010/wordml" xmlns:w15="http://schemas.microsoft.com/office/word/2012/wordml" xmlns:wpg="http://schemas.microsoft.com/office/word/2010/wordprocessingGroup" xmlns:wpi="http://schemas.microsoft.com/office/word/2010/wordprocessingInk" xmlns:wne="http://schemas.microsoft.com/office/word/2006/wordml" xmlns:wps="http://schemas.microsoft.com/office/word/2010/wordprocessingShape" mc:Ignorable="w14 w15 wp14">
   <w:p>
     <w:pPr>
       <w:pStyle w:val="a4"/>
@@ -26769,7 +26119,7 @@
 </file>
 
 <file path=word/header2.xml><?xml version="1.0" encoding="utf-8"?>
-<w:hdr xmlns:wpc="http://schemas.microsoft.com/office/word/2010/wordprocessingCanvas" xmlns:cx="http://schemas.microsoft.com/office/drawing/2014/chartex" xmlns:cx1="http://schemas.microsoft.com/office/drawing/2015/9/8/chartex" xmlns:cx2="http://schemas.microsoft.com/office/drawing/2015/10/21/chartex" xmlns:cx3="http://schemas.microsoft.com/office/drawing/2016/5/9/chartex" xmlns:cx4="http://schemas.microsoft.com/office/drawing/2016/5/10/chartex" xmlns:cx5="http://schemas.microsoft.com/office/drawing/2016/5/11/chartex" xmlns:cx6="http://schemas.microsoft.com/office/drawing/2016/5/12/chartex" xmlns:cx7="http://schemas.microsoft.com/office/drawing/2016/5/13/chartex" xmlns:cx8="http://schemas.microsoft.com/office/drawing/2016/5/14/chartex" xmlns:mc="http://schemas.openxmlformats.org/markup-compatibility/2006" xmlns:aink="http://schemas.microsoft.com/office/drawing/2016/ink" xmlns:am3d="http://schemas.microsoft.com/office/drawing/2017/model3d" xmlns:o="urn:schemas-microsoft-com:office:office" xmlns:oel="http://schemas.microsoft.com/office/2019/extlst" xmlns:r="http://schemas.openxmlformats.org/officeDocument/2006/relationships" xmlns:m="http://schemas.openxmlformats.org/officeDocument/2006/math" xmlns:v="urn:schemas-microsoft-com:vml" xmlns:wp14="http://schemas.microsoft.com/office/word/2010/wordprocessingDrawing" xmlns:wp="http://schemas.openxmlformats.org/drawingml/2006/wordprocessingDrawing" xmlns:w10="urn:schemas-microsoft-com:office:word" xmlns:w="http://schemas.openxmlformats.org/wordprocessingml/2006/main" xmlns:w14="http://schemas.microsoft.com/office/word/2010/wordml" xmlns:w15="http://schemas.microsoft.com/office/word/2012/wordml" xmlns:w16cex="http://schemas.microsoft.com/office/word/2018/wordml/cex" xmlns:w16cid="http://schemas.microsoft.com/office/word/2016/wordml/cid" xmlns:w16="http://schemas.microsoft.com/office/word/2018/wordml" xmlns:w16sdtdh="http://schemas.microsoft.com/office/word/2020/wordml/sdtdatahash" xmlns:w16se="http://schemas.microsoft.com/office/word/2015/wordml/symex" xmlns:wpg="http://schemas.microsoft.com/office/word/2010/wordprocessingGroup" xmlns:wpi="http://schemas.microsoft.com/office/word/2010/wordprocessingInk" xmlns:wne="http://schemas.microsoft.com/office/word/2006/wordml" xmlns:wps="http://schemas.microsoft.com/office/word/2010/wordprocessingShape" mc:Ignorable="w14 w15 w16se w16cid w16 w16cex w16sdtdh wp14">
+<w:hdr xmlns:wpc="http://schemas.microsoft.com/office/word/2010/wordprocessingCanvas" xmlns:mc="http://schemas.openxmlformats.org/markup-compatibility/2006" xmlns:o="urn:schemas-microsoft-com:office:office" xmlns:r="http://schemas.openxmlformats.org/officeDocument/2006/relationships" xmlns:m="http://schemas.openxmlformats.org/officeDocument/2006/math" xmlns:v="urn:schemas-microsoft-com:vml" xmlns:wp14="http://schemas.microsoft.com/office/word/2010/wordprocessingDrawing" xmlns:wp="http://schemas.openxmlformats.org/drawingml/2006/wordprocessingDrawing" xmlns:w10="urn:schemas-microsoft-com:office:word" xmlns:w="http://schemas.openxmlformats.org/wordprocessingml/2006/main" xmlns:w14="http://schemas.microsoft.com/office/word/2010/wordml" xmlns:w15="http://schemas.microsoft.com/office/word/2012/wordml" xmlns:wpg="http://schemas.microsoft.com/office/word/2010/wordprocessingGroup" xmlns:wpi="http://schemas.microsoft.com/office/word/2010/wordprocessingInk" xmlns:wne="http://schemas.microsoft.com/office/word/2006/wordml" xmlns:wps="http://schemas.microsoft.com/office/word/2010/wordprocessingShape" mc:Ignorable="w14 w15 wp14">
   <w:p>
     <w:pPr>
       <w:pStyle w:val="a4"/>
@@ -27227,7 +26577,7 @@
 </file>
 
 <file path=word/header3.xml><?xml version="1.0" encoding="utf-8"?>
-<w:hdr xmlns:wpc="http://schemas.microsoft.com/office/word/2010/wordprocessingCanvas" xmlns:cx="http://schemas.microsoft.com/office/drawing/2014/chartex" xmlns:cx1="http://schemas.microsoft.com/office/drawing/2015/9/8/chartex" xmlns:cx2="http://schemas.microsoft.com/office/drawing/2015/10/21/chartex" xmlns:cx3="http://schemas.microsoft.com/office/drawing/2016/5/9/chartex" xmlns:cx4="http://schemas.microsoft.com/office/drawing/2016/5/10/chartex" xmlns:cx5="http://schemas.microsoft.com/office/drawing/2016/5/11/chartex" xmlns:cx6="http://schemas.microsoft.com/office/drawing/2016/5/12/chartex" xmlns:cx7="http://schemas.microsoft.com/office/drawing/2016/5/13/chartex" xmlns:cx8="http://schemas.microsoft.com/office/drawing/2016/5/14/chartex" xmlns:mc="http://schemas.openxmlformats.org/markup-compatibility/2006" xmlns:aink="http://schemas.microsoft.com/office/drawing/2016/ink" xmlns:am3d="http://schemas.microsoft.com/office/drawing/2017/model3d" xmlns:o="urn:schemas-microsoft-com:office:office" xmlns:oel="http://schemas.microsoft.com/office/2019/extlst" xmlns:r="http://schemas.openxmlformats.org/officeDocument/2006/relationships" xmlns:m="http://schemas.openxmlformats.org/officeDocument/2006/math" xmlns:v="urn:schemas-microsoft-com:vml" xmlns:wp14="http://schemas.microsoft.com/office/word/2010/wordprocessingDrawing" xmlns:wp="http://schemas.openxmlformats.org/drawingml/2006/wordprocessingDrawing" xmlns:w10="urn:schemas-microsoft-com:office:word" xmlns:w="http://schemas.openxmlformats.org/wordprocessingml/2006/main" xmlns:w14="http://schemas.microsoft.com/office/word/2010/wordml" xmlns:w15="http://schemas.microsoft.com/office/word/2012/wordml" xmlns:w16cex="http://schemas.microsoft.com/office/word/2018/wordml/cex" xmlns:w16cid="http://schemas.microsoft.com/office/word/2016/wordml/cid" xmlns:w16="http://schemas.microsoft.com/office/word/2018/wordml" xmlns:w16sdtdh="http://schemas.microsoft.com/office/word/2020/wordml/sdtdatahash" xmlns:w16se="http://schemas.microsoft.com/office/word/2015/wordml/symex" xmlns:wpg="http://schemas.microsoft.com/office/word/2010/wordprocessingGroup" xmlns:wpi="http://schemas.microsoft.com/office/word/2010/wordprocessingInk" xmlns:wne="http://schemas.microsoft.com/office/word/2006/wordml" xmlns:wps="http://schemas.microsoft.com/office/word/2010/wordprocessingShape" mc:Ignorable="w14 w15 w16se w16cid w16 w16cex w16sdtdh wp14">
+<w:hdr xmlns:wpc="http://schemas.microsoft.com/office/word/2010/wordprocessingCanvas" xmlns:mc="http://schemas.openxmlformats.org/markup-compatibility/2006" xmlns:o="urn:schemas-microsoft-com:office:office" xmlns:r="http://schemas.openxmlformats.org/officeDocument/2006/relationships" xmlns:m="http://schemas.openxmlformats.org/officeDocument/2006/math" xmlns:v="urn:schemas-microsoft-com:vml" xmlns:wp14="http://schemas.microsoft.com/office/word/2010/wordprocessingDrawing" xmlns:wp="http://schemas.openxmlformats.org/drawingml/2006/wordprocessingDrawing" xmlns:w10="urn:schemas-microsoft-com:office:word" xmlns:w="http://schemas.openxmlformats.org/wordprocessingml/2006/main" xmlns:w14="http://schemas.microsoft.com/office/word/2010/wordml" xmlns:w15="http://schemas.microsoft.com/office/word/2012/wordml" xmlns:wpg="http://schemas.microsoft.com/office/word/2010/wordprocessingGroup" xmlns:wpi="http://schemas.microsoft.com/office/word/2010/wordprocessingInk" xmlns:wne="http://schemas.microsoft.com/office/word/2006/wordml" xmlns:wps="http://schemas.microsoft.com/office/word/2010/wordprocessingShape" mc:Ignorable="w14 w15 wp14">
   <w:p>
     <w:pPr>
       <w:pStyle w:val="a4"/>
@@ -27685,7 +27035,7 @@
 </file>
 
 <file path=word/header4.xml><?xml version="1.0" encoding="utf-8"?>
-<w:hdr xmlns:wpc="http://schemas.microsoft.com/office/word/2010/wordprocessingCanvas" xmlns:cx="http://schemas.microsoft.com/office/drawing/2014/chartex" xmlns:cx1="http://schemas.microsoft.com/office/drawing/2015/9/8/chartex" xmlns:cx2="http://schemas.microsoft.com/office/drawing/2015/10/21/chartex" xmlns:cx3="http://schemas.microsoft.com/office/drawing/2016/5/9/chartex" xmlns:cx4="http://schemas.microsoft.com/office/drawing/2016/5/10/chartex" xmlns:cx5="http://schemas.microsoft.com/office/drawing/2016/5/11/chartex" xmlns:cx6="http://schemas.microsoft.com/office/drawing/2016/5/12/chartex" xmlns:cx7="http://schemas.microsoft.com/office/drawing/2016/5/13/chartex" xmlns:cx8="http://schemas.microsoft.com/office/drawing/2016/5/14/chartex" xmlns:mc="http://schemas.openxmlformats.org/markup-compatibility/2006" xmlns:aink="http://schemas.microsoft.com/office/drawing/2016/ink" xmlns:am3d="http://schemas.microsoft.com/office/drawing/2017/model3d" xmlns:o="urn:schemas-microsoft-com:office:office" xmlns:oel="http://schemas.microsoft.com/office/2019/extlst" xmlns:r="http://schemas.openxmlformats.org/officeDocument/2006/relationships" xmlns:m="http://schemas.openxmlformats.org/officeDocument/2006/math" xmlns:v="urn:schemas-microsoft-com:vml" xmlns:wp14="http://schemas.microsoft.com/office/word/2010/wordprocessingDrawing" xmlns:wp="http://schemas.openxmlformats.org/drawingml/2006/wordprocessingDrawing" xmlns:w10="urn:schemas-microsoft-com:office:word" xmlns:w="http://schemas.openxmlformats.org/wordprocessingml/2006/main" xmlns:w14="http://schemas.microsoft.com/office/word/2010/wordml" xmlns:w15="http://schemas.microsoft.com/office/word/2012/wordml" xmlns:w16cex="http://schemas.microsoft.com/office/word/2018/wordml/cex" xmlns:w16cid="http://schemas.microsoft.com/office/word/2016/wordml/cid" xmlns:w16="http://schemas.microsoft.com/office/word/2018/wordml" xmlns:w16sdtdh="http://schemas.microsoft.com/office/word/2020/wordml/sdtdatahash" xmlns:w16se="http://schemas.microsoft.com/office/word/2015/wordml/symex" xmlns:wpg="http://schemas.microsoft.com/office/word/2010/wordprocessingGroup" xmlns:wpi="http://schemas.microsoft.com/office/word/2010/wordprocessingInk" xmlns:wne="http://schemas.microsoft.com/office/word/2006/wordml" xmlns:wps="http://schemas.microsoft.com/office/word/2010/wordprocessingShape" mc:Ignorable="w14 w15 w16se w16cid w16 w16cex w16sdtdh wp14">
+<w:hdr xmlns:wpc="http://schemas.microsoft.com/office/word/2010/wordprocessingCanvas" xmlns:mc="http://schemas.openxmlformats.org/markup-compatibility/2006" xmlns:o="urn:schemas-microsoft-com:office:office" xmlns:r="http://schemas.openxmlformats.org/officeDocument/2006/relationships" xmlns:m="http://schemas.openxmlformats.org/officeDocument/2006/math" xmlns:v="urn:schemas-microsoft-com:vml" xmlns:wp14="http://schemas.microsoft.com/office/word/2010/wordprocessingDrawing" xmlns:wp="http://schemas.openxmlformats.org/drawingml/2006/wordprocessingDrawing" xmlns:w10="urn:schemas-microsoft-com:office:word" xmlns:w="http://schemas.openxmlformats.org/wordprocessingml/2006/main" xmlns:w14="http://schemas.microsoft.com/office/word/2010/wordml" xmlns:w15="http://schemas.microsoft.com/office/word/2012/wordml" xmlns:wpg="http://schemas.microsoft.com/office/word/2010/wordprocessingGroup" xmlns:wpi="http://schemas.microsoft.com/office/word/2010/wordprocessingInk" xmlns:wne="http://schemas.microsoft.com/office/word/2006/wordml" xmlns:wps="http://schemas.microsoft.com/office/word/2010/wordprocessingShape" mc:Ignorable="w14 w15 wp14">
   <w:p>
     <w:pPr>
       <w:pStyle w:val="a4"/>
@@ -27757,7 +27107,7 @@
         <w:b/>
         <w:noProof/>
       </w:rPr>
-      <w:t>2624</w:t>
+      <w:t>2625</w:t>
     </w:r>
     <w:r>
       <w:rPr>
@@ -27894,7 +27244,7 @@
         <w:b/>
         <w:noProof/>
       </w:rPr>
-      <w:t>14</w:t>
+      <w:t>21</w:t>
     </w:r>
     <w:r>
       <w:rPr>
@@ -27966,7 +27316,7 @@
         <w:b/>
         <w:noProof/>
       </w:rPr>
-      <w:t>2624</w:t>
+      <w:t>2625</w:t>
     </w:r>
     <w:r>
       <w:rPr>
@@ -28103,7 +27453,7 @@
         <w:b/>
         <w:noProof/>
       </w:rPr>
-      <w:t>14</w:t>
+      <w:t>21</w:t>
     </w:r>
     <w:r>
       <w:rPr>
@@ -28143,7 +27493,7 @@
 </file>
 
 <file path=word/numbering.xml><?xml version="1.0" encoding="utf-8"?>
-<w:numbering xmlns:wpc="http://schemas.microsoft.com/office/word/2010/wordprocessingCanvas" xmlns:cx="http://schemas.microsoft.com/office/drawing/2014/chartex" xmlns:cx1="http://schemas.microsoft.com/office/drawing/2015/9/8/chartex" xmlns:cx2="http://schemas.microsoft.com/office/drawing/2015/10/21/chartex" xmlns:cx3="http://schemas.microsoft.com/office/drawing/2016/5/9/chartex" xmlns:cx4="http://schemas.microsoft.com/office/drawing/2016/5/10/chartex" xmlns:cx5="http://schemas.microsoft.com/office/drawing/2016/5/11/chartex" xmlns:cx6="http://schemas.microsoft.com/office/drawing/2016/5/12/chartex" xmlns:cx7="http://schemas.microsoft.com/office/drawing/2016/5/13/chartex" xmlns:cx8="http://schemas.microsoft.com/office/drawing/2016/5/14/chartex" xmlns:mc="http://schemas.openxmlformats.org/markup-compatibility/2006" xmlns:aink="http://schemas.microsoft.com/office/drawing/2016/ink" xmlns:am3d="http://schemas.microsoft.com/office/drawing/2017/model3d" xmlns:o="urn:schemas-microsoft-com:office:office" xmlns:oel="http://schemas.microsoft.com/office/2019/extlst" xmlns:r="http://schemas.openxmlformats.org/officeDocument/2006/relationships" xmlns:m="http://schemas.openxmlformats.org/officeDocument/2006/math" xmlns:v="urn:schemas-microsoft-com:vml" xmlns:wp14="http://schemas.microsoft.com/office/word/2010/wordprocessingDrawing" xmlns:wp="http://schemas.openxmlformats.org/drawingml/2006/wordprocessingDrawing" xmlns:w10="urn:schemas-microsoft-com:office:word" xmlns:w="http://schemas.openxmlformats.org/wordprocessingml/2006/main" xmlns:w14="http://schemas.microsoft.com/office/word/2010/wordml" xmlns:w15="http://schemas.microsoft.com/office/word/2012/wordml" xmlns:w16cex="http://schemas.microsoft.com/office/word/2018/wordml/cex" xmlns:w16cid="http://schemas.microsoft.com/office/word/2016/wordml/cid" xmlns:w16="http://schemas.microsoft.com/office/word/2018/wordml" xmlns:w16sdtdh="http://schemas.microsoft.com/office/word/2020/wordml/sdtdatahash" xmlns:w16se="http://schemas.microsoft.com/office/word/2015/wordml/symex" xmlns:wpg="http://schemas.microsoft.com/office/word/2010/wordprocessingGroup" xmlns:wpi="http://schemas.microsoft.com/office/word/2010/wordprocessingInk" xmlns:wne="http://schemas.microsoft.com/office/word/2006/wordml" xmlns:wps="http://schemas.microsoft.com/office/word/2010/wordprocessingShape" mc:Ignorable="w14 w15 w16se w16cid w16 w16cex w16sdtdh wp14">
+<w:numbering xmlns:wpc="http://schemas.microsoft.com/office/word/2010/wordprocessingCanvas" xmlns:mc="http://schemas.openxmlformats.org/markup-compatibility/2006" xmlns:o="urn:schemas-microsoft-com:office:office" xmlns:r="http://schemas.openxmlformats.org/officeDocument/2006/relationships" xmlns:m="http://schemas.openxmlformats.org/officeDocument/2006/math" xmlns:v="urn:schemas-microsoft-com:vml" xmlns:wp14="http://schemas.microsoft.com/office/word/2010/wordprocessingDrawing" xmlns:wp="http://schemas.openxmlformats.org/drawingml/2006/wordprocessingDrawing" xmlns:w10="urn:schemas-microsoft-com:office:word" xmlns:w="http://schemas.openxmlformats.org/wordprocessingml/2006/main" xmlns:w14="http://schemas.microsoft.com/office/word/2010/wordml" xmlns:w15="http://schemas.microsoft.com/office/word/2012/wordml" xmlns:wpg="http://schemas.microsoft.com/office/word/2010/wordprocessingGroup" xmlns:wpi="http://schemas.microsoft.com/office/word/2010/wordprocessingInk" xmlns:wne="http://schemas.microsoft.com/office/word/2006/wordml" xmlns:wps="http://schemas.microsoft.com/office/word/2010/wordprocessingShape" mc:Ignorable="w14 w15 wp14">
   <w:abstractNum w:abstractNumId="0" w15:restartNumberingAfterBreak="0">
     <w:nsid w:val="0397573A"/>
     <w:multiLevelType w:val="hybridMultilevel"/>
@@ -29835,68 +29185,68 @@
       </w:pPr>
     </w:lvl>
   </w:abstractNum>
-  <w:num w:numId="1" w16cid:durableId="862746894">
+  <w:num w:numId="1">
     <w:abstractNumId w:val="18"/>
   </w:num>
-  <w:num w:numId="2" w16cid:durableId="1374578661">
+  <w:num w:numId="2">
     <w:abstractNumId w:val="5"/>
   </w:num>
-  <w:num w:numId="3" w16cid:durableId="188685742">
+  <w:num w:numId="3">
     <w:abstractNumId w:val="9"/>
   </w:num>
-  <w:num w:numId="4" w16cid:durableId="909462497">
+  <w:num w:numId="4">
     <w:abstractNumId w:val="3"/>
   </w:num>
-  <w:num w:numId="5" w16cid:durableId="266040075">
+  <w:num w:numId="5">
     <w:abstractNumId w:val="10"/>
   </w:num>
-  <w:num w:numId="6" w16cid:durableId="579020872">
+  <w:num w:numId="6">
     <w:abstractNumId w:val="17"/>
   </w:num>
-  <w:num w:numId="7" w16cid:durableId="890964844">
+  <w:num w:numId="7">
     <w:abstractNumId w:val="16"/>
   </w:num>
-  <w:num w:numId="8" w16cid:durableId="833835094">
+  <w:num w:numId="8">
     <w:abstractNumId w:val="8"/>
   </w:num>
-  <w:num w:numId="9" w16cid:durableId="1121611901">
+  <w:num w:numId="9">
     <w:abstractNumId w:val="14"/>
   </w:num>
-  <w:num w:numId="10" w16cid:durableId="1116216856">
+  <w:num w:numId="10">
     <w:abstractNumId w:val="4"/>
   </w:num>
-  <w:num w:numId="11" w16cid:durableId="122163576">
+  <w:num w:numId="11">
     <w:abstractNumId w:val="11"/>
   </w:num>
-  <w:num w:numId="12" w16cid:durableId="1917393575">
+  <w:num w:numId="12">
     <w:abstractNumId w:val="2"/>
   </w:num>
-  <w:num w:numId="13" w16cid:durableId="1923029880">
+  <w:num w:numId="13">
     <w:abstractNumId w:val="12"/>
   </w:num>
-  <w:num w:numId="14" w16cid:durableId="2074890869">
+  <w:num w:numId="14">
     <w:abstractNumId w:val="13"/>
   </w:num>
-  <w:num w:numId="15" w16cid:durableId="1239365221">
+  <w:num w:numId="15">
     <w:abstractNumId w:val="1"/>
   </w:num>
-  <w:num w:numId="16" w16cid:durableId="87505869">
+  <w:num w:numId="16">
     <w:abstractNumId w:val="0"/>
   </w:num>
-  <w:num w:numId="17" w16cid:durableId="1164395785">
+  <w:num w:numId="17">
     <w:abstractNumId w:val="15"/>
   </w:num>
-  <w:num w:numId="18" w16cid:durableId="681128176">
+  <w:num w:numId="18">
     <w:abstractNumId w:val="7"/>
   </w:num>
-  <w:num w:numId="19" w16cid:durableId="1693991963">
+  <w:num w:numId="19">
     <w:abstractNumId w:val="6"/>
   </w:num>
 </w:numbering>
 </file>
 
 <file path=word/styles.xml><?xml version="1.0" encoding="utf-8"?>
-<w:styles xmlns:mc="http://schemas.openxmlformats.org/markup-compatibility/2006" xmlns:r="http://schemas.openxmlformats.org/officeDocument/2006/relationships" xmlns:w="http://schemas.openxmlformats.org/wordprocessingml/2006/main" xmlns:w14="http://schemas.microsoft.com/office/word/2010/wordml" xmlns:w15="http://schemas.microsoft.com/office/word/2012/wordml" xmlns:w16cex="http://schemas.microsoft.com/office/word/2018/wordml/cex" xmlns:w16cid="http://schemas.microsoft.com/office/word/2016/wordml/cid" xmlns:w16="http://schemas.microsoft.com/office/word/2018/wordml" xmlns:w16sdtdh="http://schemas.microsoft.com/office/word/2020/wordml/sdtdatahash" xmlns:w16se="http://schemas.microsoft.com/office/word/2015/wordml/symex" mc:Ignorable="w14 w15 w16se w16cid w16 w16cex w16sdtdh">
+<w:styles xmlns:mc="http://schemas.openxmlformats.org/markup-compatibility/2006" xmlns:r="http://schemas.openxmlformats.org/officeDocument/2006/relationships" xmlns:w="http://schemas.openxmlformats.org/wordprocessingml/2006/main" xmlns:w14="http://schemas.microsoft.com/office/word/2010/wordml" xmlns:w15="http://schemas.microsoft.com/office/word/2012/wordml" mc:Ignorable="w14 w15">
   <w:docDefaults>
     <w:rPrDefault>
       <w:rPr>
@@ -29909,7 +29259,7 @@
     </w:rPrDefault>
     <w:pPrDefault/>
   </w:docDefaults>
-  <w:latentStyles w:defLockedState="0" w:defUIPriority="99" w:defSemiHidden="0" w:defUnhideWhenUsed="0" w:defQFormat="0" w:count="376">
+  <w:latentStyles w:defLockedState="0" w:defUIPriority="99" w:defSemiHidden="0" w:defUnhideWhenUsed="0" w:defQFormat="0" w:count="371">
     <w:lsdException w:name="Normal" w:uiPriority="0" w:qFormat="1"/>
     <w:lsdException w:name="heading 1" w:uiPriority="9" w:qFormat="1"/>
     <w:lsdException w:name="heading 2" w:semiHidden="1" w:uiPriority="9" w:unhideWhenUsed="1" w:qFormat="1"/>
@@ -30281,11 +29631,6 @@
     <w:lsdException w:name="List Table 5 Dark Accent 6" w:uiPriority="50"/>
     <w:lsdException w:name="List Table 6 Colorful Accent 6" w:uiPriority="51"/>
     <w:lsdException w:name="List Table 7 Colorful Accent 6" w:uiPriority="52"/>
-    <w:lsdException w:name="Mention" w:semiHidden="1" w:unhideWhenUsed="1"/>
-    <w:lsdException w:name="Smart Hyperlink" w:semiHidden="1" w:unhideWhenUsed="1"/>
-    <w:lsdException w:name="Hashtag" w:semiHidden="1" w:unhideWhenUsed="1"/>
-    <w:lsdException w:name="Unresolved Mention" w:semiHidden="1" w:unhideWhenUsed="1"/>
-    <w:lsdException w:name="Smart Link" w:semiHidden="1" w:unhideWhenUsed="1"/>
   </w:latentStyles>
   <w:style w:type="paragraph" w:default="1" w:styleId="a">
     <w:name w:val="Normal"/>
@@ -30941,7 +30286,7 @@
 </file>
 
 <file path=customXml/itemProps1.xml><?xml version="1.0" encoding="utf-8"?>
-<ds:datastoreItem xmlns:ds="http://schemas.openxmlformats.org/officeDocument/2006/customXml" ds:itemID="{7743B9FB-2B1B-40FF-9F97-2BBC2760CD63}">
+<ds:datastoreItem xmlns:ds="http://schemas.openxmlformats.org/officeDocument/2006/customXml" ds:itemID="{CDBCEE94-EBE7-4CEE-BD41-B8C2412F24FA}">
   <ds:schemaRefs>
     <ds:schemaRef ds:uri="http://schemas.openxmlformats.org/officeDocument/2006/bibliography"/>
   </ds:schemaRefs>
